--- a/IT475 Project.docx
+++ b/IT475 Project.docx
@@ -1,6 +1,6 @@
 
 <file path=word/document.xml><?xml version="1.0" encoding="utf-8"?>
-<w:document xmlns:wpc="http://schemas.microsoft.com/office/word/2010/wordprocessingCanvas" xmlns:cx="http://schemas.microsoft.com/office/drawing/2014/chartex" xmlns:cx1="http://schemas.microsoft.com/office/drawing/2015/9/8/chartex" xmlns:cx2="http://schemas.microsoft.com/office/drawing/2015/10/21/chartex" xmlns:cx3="http://schemas.microsoft.com/office/drawing/2016/5/9/chartex" xmlns:cx4="http://schemas.microsoft.com/office/drawing/2016/5/10/chartex" xmlns:cx5="http://schemas.microsoft.com/office/drawing/2016/5/11/chartex" xmlns:cx6="http://schemas.microsoft.com/office/drawing/2016/5/12/chartex" xmlns:cx7="http://schemas.microsoft.com/office/drawing/2016/5/13/chartex" xmlns:cx8="http://schemas.microsoft.com/office/drawing/2016/5/14/chartex" xmlns:mc="http://schemas.openxmlformats.org/markup-compatibility/2006" xmlns:aink="http://schemas.microsoft.com/office/drawing/2016/ink" xmlns:am3d="http://schemas.microsoft.com/office/drawing/2017/model3d" xmlns:o="urn:schemas-microsoft-com:office:office" xmlns:oel="http://schemas.microsoft.com/office/2019/extlst" xmlns:r="http://schemas.openxmlformats.org/officeDocument/2006/relationships" xmlns:m="http://schemas.openxmlformats.org/officeDocument/2006/math" xmlns:v="urn:schemas-microsoft-com:vml" xmlns:wp14="http://schemas.microsoft.com/office/word/2010/wordprocessingDrawing" xmlns:wp="http://schemas.openxmlformats.org/drawingml/2006/wordprocessingDrawing" xmlns:w10="urn:schemas-microsoft-com:office:word" xmlns:w="http://schemas.openxmlformats.org/wordprocessingml/2006/main" xmlns:w14="http://schemas.microsoft.com/office/word/2010/wordml" xmlns:w15="http://schemas.microsoft.com/office/word/2012/wordml" xmlns:w16cex="http://schemas.microsoft.com/office/word/2018/wordml/cex" xmlns:w16cid="http://schemas.microsoft.com/office/word/2016/wordml/cid" xmlns:w16="http://schemas.microsoft.com/office/word/2018/wordml" xmlns:w16du="http://schemas.microsoft.com/office/word/2023/wordml/word16du" xmlns:w16sdtdh="http://schemas.microsoft.com/office/word/2020/wordml/sdtdatahash" xmlns:w16sdtfl="http://schemas.microsoft.com/office/word/2024/wordml/sdtformatlock" xmlns:w16se="http://schemas.microsoft.com/office/word/2015/wordml/symex" xmlns:wpg="http://schemas.microsoft.com/office/word/2010/wordprocessingGroup" xmlns:wpi="http://schemas.microsoft.com/office/word/2010/wordprocessingInk" xmlns:wne="http://schemas.microsoft.com/office/word/2006/wordml" xmlns:wps="http://schemas.microsoft.com/office/word/2010/wordprocessingShape" mc:Ignorable="w14 w15 w16se w16cid w16 w16cex w16sdtdh w16sdtfl w16du wp14">
+<w:document xmlns:wpc="http://schemas.microsoft.com/office/word/2010/wordprocessingCanvas" xmlns:cx="http://schemas.microsoft.com/office/drawing/2014/chartex" xmlns:mc="http://schemas.openxmlformats.org/markup-compatibility/2006" xmlns:o="urn:schemas-microsoft-com:office:office" xmlns:r="http://schemas.openxmlformats.org/officeDocument/2006/relationships" xmlns:m="http://schemas.openxmlformats.org/officeDocument/2006/math" xmlns:v="urn:schemas-microsoft-com:vml" xmlns:wp14="http://schemas.microsoft.com/office/word/2010/wordprocessingDrawing" xmlns:wp="http://schemas.openxmlformats.org/drawingml/2006/wordprocessingDrawing" xmlns:w10="urn:schemas-microsoft-com:office:word" xmlns:w="http://schemas.openxmlformats.org/wordprocessingml/2006/main" xmlns:w14="http://schemas.microsoft.com/office/word/2010/wordml" xmlns:w15="http://schemas.microsoft.com/office/word/2012/wordml" xmlns:w16se="http://schemas.microsoft.com/office/word/2015/wordml/symex" xmlns:wpg="http://schemas.microsoft.com/office/word/2010/wordprocessingGroup" xmlns:wpi="http://schemas.microsoft.com/office/word/2010/wordprocessingInk" xmlns:wne="http://schemas.microsoft.com/office/word/2006/wordml" xmlns:wps="http://schemas.microsoft.com/office/word/2010/wordprocessingShape" mc:Ignorable="w14 w15 w16se wp14">
   <w:body>
     <w:p>
       <w:r>
@@ -74,6 +74,7 @@
                               <w:dataBinding w:prefixMappings="xmlns:ns0='http://purl.org/dc/elements/1.1/' xmlns:ns1='http://schemas.openxmlformats.org/package/2006/metadata/core-properties' " w:xpath="/ns1:coreProperties[1]/ns0:title[1]" w:storeItemID="{6C3C8BC8-F283-45AE-878A-BAB7291924A1}"/>
                               <w:text/>
                             </w:sdtPr>
+                            <w:sdtEndPr/>
                             <w:sdtContent>
                               <w:p>
                                 <w:pPr>
@@ -131,6 +132,7 @@
                                 <w:dataBinding w:prefixMappings="xmlns:ns0='http://purl.org/dc/elements/1.1/' xmlns:ns1='http://schemas.openxmlformats.org/package/2006/metadata/core-properties' " w:xpath="/ns1:coreProperties[1]/ns0:subject[1]" w:storeItemID="{6C3C8BC8-F283-45AE-878A-BAB7291924A1}"/>
                                 <w:text/>
                               </w:sdtPr>
+                              <w:sdtEndPr/>
                               <w:sdtContent>
                                 <w:r>
                                   <w:rPr>
@@ -273,6 +275,7 @@
                               <w:dataBinding w:prefixMappings="xmlns:ns0='http://schemas.microsoft.com/office/2006/coverPageProps'" w:xpath="/ns0:CoverPageProperties[1]/ns0:Abstract[1]" w:storeItemID="{55AF091B-3C7A-41E3-B477-F2FDAA23CFDA}"/>
                               <w:text/>
                             </w:sdtPr>
+                            <w:sdtEndPr/>
                             <w:sdtContent>
                               <w:p>
                                 <w:pPr>
@@ -361,7 +364,7 @@
               </wp:anchor>
             </w:drawing>
           </mc:Choice>
-          <mc:Fallback>
+          <mc:Fallback xmlns:w16sdtfl="http://schemas.microsoft.com/office/word/2024/wordml/sdtformatlock" xmlns:w16sdtdh="http://schemas.microsoft.com/office/word/2020/wordml/sdtdatahash" xmlns:w16du="http://schemas.microsoft.com/office/word/2023/wordml/word16du" xmlns:w16="http://schemas.microsoft.com/office/word/2018/wordml" xmlns:w16cid="http://schemas.microsoft.com/office/word/2016/wordml/cid" xmlns:w16cex="http://schemas.microsoft.com/office/word/2018/wordml/cex" xmlns:oel="http://schemas.microsoft.com/office/2019/extlst" xmlns:am3d="http://schemas.microsoft.com/office/drawing/2017/model3d" xmlns:aink="http://schemas.microsoft.com/office/drawing/2016/ink" xmlns:cx8="http://schemas.microsoft.com/office/drawing/2016/5/14/chartex" xmlns:cx7="http://schemas.microsoft.com/office/drawing/2016/5/13/chartex" xmlns:cx6="http://schemas.microsoft.com/office/drawing/2016/5/12/chartex" xmlns:cx5="http://schemas.microsoft.com/office/drawing/2016/5/11/chartex" xmlns:cx4="http://schemas.microsoft.com/office/drawing/2016/5/10/chartex" xmlns:cx3="http://schemas.microsoft.com/office/drawing/2016/5/9/chartex" xmlns:cx2="http://schemas.microsoft.com/office/drawing/2015/10/21/chartex" xmlns:cx1="http://schemas.microsoft.com/office/drawing/2015/9/8/chartex">
             <w:pict>
               <v:shapetype w14:anchorId="31BDEDF3" id="_x0000_t202" coordsize="21600,21600" o:spt="202" path="m,l,21600r21600,l21600,xe">
                 <v:stroke joinstyle="miter"/>
@@ -818,7 +821,7 @@
               </wp:anchor>
             </w:drawing>
           </mc:Choice>
-          <mc:Fallback>
+          <mc:Fallback xmlns:w16sdtfl="http://schemas.microsoft.com/office/word/2024/wordml/sdtformatlock" xmlns:w16sdtdh="http://schemas.microsoft.com/office/word/2020/wordml/sdtdatahash" xmlns:w16du="http://schemas.microsoft.com/office/word/2023/wordml/word16du" xmlns:w16="http://schemas.microsoft.com/office/word/2018/wordml" xmlns:w16cid="http://schemas.microsoft.com/office/word/2016/wordml/cid" xmlns:w16cex="http://schemas.microsoft.com/office/word/2018/wordml/cex" xmlns:oel="http://schemas.microsoft.com/office/2019/extlst" xmlns:am3d="http://schemas.microsoft.com/office/drawing/2017/model3d" xmlns:aink="http://schemas.microsoft.com/office/drawing/2016/ink" xmlns:cx8="http://schemas.microsoft.com/office/drawing/2016/5/14/chartex" xmlns:cx7="http://schemas.microsoft.com/office/drawing/2016/5/13/chartex" xmlns:cx6="http://schemas.microsoft.com/office/drawing/2016/5/12/chartex" xmlns:cx5="http://schemas.microsoft.com/office/drawing/2016/5/11/chartex" xmlns:cx4="http://schemas.microsoft.com/office/drawing/2016/5/10/chartex" xmlns:cx3="http://schemas.microsoft.com/office/drawing/2016/5/9/chartex" xmlns:cx2="http://schemas.microsoft.com/office/drawing/2015/10/21/chartex" xmlns:cx1="http://schemas.microsoft.com/office/drawing/2015/9/8/chartex">
             <w:pict>
               <v:shape w14:anchorId="6466823C" id="Text Box 2" o:spid="_x0000_s1027" type="#_x0000_t202" style="position:absolute;margin-left:40.3pt;margin-top:4.65pt;width:545.45pt;height:87.55pt;z-index:251679744;visibility:visible;mso-wrap-style:square;mso-width-percent:0;mso-height-percent:0;mso-wrap-distance-left:9pt;mso-wrap-distance-top:7.2pt;mso-wrap-distance-right:9pt;mso-wrap-distance-bottom:7.2pt;mso-position-horizontal:absolute;mso-position-horizontal-relative:page;mso-position-vertical:absolute;mso-position-vertical-relative:text;mso-width-percent:0;mso-height-percent:0;mso-width-relative:margin;mso-height-relative:margin;v-text-anchor:top" o:gfxdata="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" filled="f" stroked="f">
                 <v:textbox>
@@ -934,6 +937,7 @@
           <w:docPartUnique/>
         </w:docPartObj>
       </w:sdtPr>
+      <w:sdtEndPr/>
       <w:sdtContent>
         <w:p>
           <w:r>
@@ -1005,6 +1009,7 @@
                                     <w:dataBinding w:prefixMappings="xmlns:ns0='http://schemas.openxmlformats.org/officeDocument/2006/extended-properties' " w:xpath="/ns0:Properties[1]/ns0:Company[1]" w:storeItemID="{6668398D-A668-4E3E-A5EB-62B293D839F1}"/>
                                     <w:text/>
                                   </w:sdtPr>
+                                  <w:sdtEndPr/>
                                   <w:sdtContent>
                                     <w:r>
                                       <w:t>Student</w:t>
@@ -1050,9 +1055,9 @@
                                   <w:tblLook w:val="04A0" w:firstRow="1" w:lastRow="0" w:firstColumn="1" w:lastColumn="0" w:noHBand="0" w:noVBand="1"/>
                                 </w:tblPr>
                                 <w:tblGrid>
-                                  <w:gridCol w:w="3964"/>
-                                  <w:gridCol w:w="3131"/>
-                                  <w:gridCol w:w="3549"/>
+                                  <w:gridCol w:w="3958"/>
+                                  <w:gridCol w:w="3127"/>
+                                  <w:gridCol w:w="3544"/>
                                 </w:tblGrid>
                                 <w:tr>
                                   <w:trPr>
@@ -1212,17 +1217,8 @@
                                           <w:sz w:val="28"/>
                                           <w:szCs w:val="28"/>
                                         </w:rPr>
-                                        <w:t xml:space="preserve">Ali </w:t>
+                                        <w:t>Ali Almuqaybil</w:t>
                                       </w:r>
-                                      <w:proofErr w:type="spellStart"/>
-                                      <w:r>
-                                        <w:rPr>
-                                          <w:sz w:val="28"/>
-                                          <w:szCs w:val="28"/>
-                                        </w:rPr>
-                                        <w:t>Almuqaybil</w:t>
-                                      </w:r>
-                                      <w:proofErr w:type="spellEnd"/>
                                     </w:p>
                                     <w:p>
                                       <w:pPr>
@@ -1341,21 +1337,12 @@
                                         </w:rPr>
                                         <w:t xml:space="preserve"> </w:t>
                                       </w:r>
-                                      <w:proofErr w:type="spellStart"/>
                                       <w:r>
                                         <w:rPr>
                                           <w:sz w:val="28"/>
                                           <w:szCs w:val="28"/>
                                         </w:rPr>
-                                        <w:t>aldohailan</w:t>
-                                      </w:r>
-                                      <w:proofErr w:type="spellEnd"/>
-                                      <w:r>
-                                        <w:rPr>
-                                          <w:sz w:val="28"/>
-                                          <w:szCs w:val="28"/>
-                                        </w:rPr>
-                                        <w:t xml:space="preserve"> </w:t>
+                                        <w:t xml:space="preserve">aldohailan </w:t>
                                       </w:r>
                                     </w:p>
                                   </w:tc>
@@ -1704,7 +1691,11 @@
               </mc:Choice>
               <mc:Fallback>
                 <w:pict>
-                  <v:shape w14:anchorId="7CBAAF0B" id="Text Box 15" o:spid="_x0000_s1028" type="#_x0000_t202" alt="contact info" style="position:absolute;margin-left:40.15pt;margin-top:235.7pt;width:540pt;height:216.8pt;z-index:251675648;visibility:visible;mso-wrap-style:square;mso-width-percent:1282;mso-height-percent:0;mso-wrap-distance-left:9pt;mso-wrap-distance-top:0;mso-wrap-distance-right:9pt;mso-wrap-distance-bottom:0;mso-position-horizontal:absolute;mso-position-horizontal-relative:page;mso-position-vertical:absolute;mso-position-vertical-relative:margin;mso-width-percent:1282;mso-height-percent:0;mso-width-relative:margin;mso-height-relative:margin;v-text-anchor:bottom" o:gfxdata="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" o:allowoverlap="f" filled="f" stroked="f" strokeweight=".5pt">
+                  <v:shapetype w14:anchorId="7CBAAF0B" id="_x0000_t202" coordsize="21600,21600" o:spt="202" path="m,l,21600r21600,l21600,xe">
+                    <v:stroke joinstyle="miter"/>
+                    <v:path gradientshapeok="t" o:connecttype="rect"/>
+                  </v:shapetype>
+                  <v:shape id="Text Box 15" o:spid="_x0000_s1028" type="#_x0000_t202" alt="contact info" style="position:absolute;margin-left:40.15pt;margin-top:235.7pt;width:540pt;height:216.8pt;z-index:251675648;visibility:visible;mso-wrap-style:square;mso-width-percent:1282;mso-height-percent:0;mso-wrap-distance-left:9pt;mso-wrap-distance-top:0;mso-wrap-distance-right:9pt;mso-wrap-distance-bottom:0;mso-position-horizontal:absolute;mso-position-horizontal-relative:page;mso-position-vertical:absolute;mso-position-vertical-relative:margin;mso-width-percent:1282;mso-height-percent:0;mso-width-relative:margin;mso-height-relative:margin;v-text-anchor:bottom" o:gfxdata="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" o:allowoverlap="f" filled="f" stroked="f" strokeweight=".5pt">
                     <v:textbox inset="0,0,0,0">
                       <w:txbxContent>
                         <w:p>
@@ -1719,6 +1710,7 @@
                               <w:dataBinding w:prefixMappings="xmlns:ns0='http://schemas.openxmlformats.org/officeDocument/2006/extended-properties' " w:xpath="/ns0:Properties[1]/ns0:Company[1]" w:storeItemID="{6668398D-A668-4E3E-A5EB-62B293D839F1}"/>
                               <w:text/>
                             </w:sdtPr>
+                            <w:sdtEndPr/>
                             <w:sdtContent>
                               <w:r>
                                 <w:t>Student</w:t>
@@ -1764,9 +1756,9 @@
                             <w:tblLook w:val="04A0" w:firstRow="1" w:lastRow="0" w:firstColumn="1" w:lastColumn="0" w:noHBand="0" w:noVBand="1"/>
                           </w:tblPr>
                           <w:tblGrid>
-                            <w:gridCol w:w="3964"/>
-                            <w:gridCol w:w="3131"/>
-                            <w:gridCol w:w="3549"/>
+                            <w:gridCol w:w="3958"/>
+                            <w:gridCol w:w="3127"/>
+                            <w:gridCol w:w="3544"/>
                           </w:tblGrid>
                           <w:tr>
                             <w:trPr>
@@ -1926,17 +1918,8 @@
                                     <w:sz w:val="28"/>
                                     <w:szCs w:val="28"/>
                                   </w:rPr>
-                                  <w:t xml:space="preserve">Ali </w:t>
+                                  <w:t>Ali Almuqaybil</w:t>
                                 </w:r>
-                                <w:proofErr w:type="spellStart"/>
-                                <w:r>
-                                  <w:rPr>
-                                    <w:sz w:val="28"/>
-                                    <w:szCs w:val="28"/>
-                                  </w:rPr>
-                                  <w:t>Almuqaybil</w:t>
-                                </w:r>
-                                <w:proofErr w:type="spellEnd"/>
                               </w:p>
                               <w:p>
                                 <w:pPr>
@@ -2055,21 +2038,12 @@
                                   </w:rPr>
                                   <w:t xml:space="preserve"> </w:t>
                                 </w:r>
-                                <w:proofErr w:type="spellStart"/>
                                 <w:r>
                                   <w:rPr>
                                     <w:sz w:val="28"/>
                                     <w:szCs w:val="28"/>
                                   </w:rPr>
-                                  <w:t>aldohailan</w:t>
-                                </w:r>
-                                <w:proofErr w:type="spellEnd"/>
-                                <w:r>
-                                  <w:rPr>
-                                    <w:sz w:val="28"/>
-                                    <w:szCs w:val="28"/>
-                                  </w:rPr>
-                                  <w:t xml:space="preserve"> </w:t>
+                                  <w:t xml:space="preserve">aldohailan </w:t>
                                 </w:r>
                               </w:p>
                             </w:tc>
@@ -2851,7 +2825,7 @@
                   </wp:anchor>
                 </w:drawing>
               </mc:Choice>
-              <mc:Fallback>
+              <mc:Fallback xmlns:w16sdtfl="http://schemas.microsoft.com/office/word/2024/wordml/sdtformatlock" xmlns:w16sdtdh="http://schemas.microsoft.com/office/word/2020/wordml/sdtdatahash" xmlns:w16du="http://schemas.microsoft.com/office/word/2023/wordml/word16du" xmlns:w16="http://schemas.microsoft.com/office/word/2018/wordml" xmlns:w16cid="http://schemas.microsoft.com/office/word/2016/wordml/cid" xmlns:w16cex="http://schemas.microsoft.com/office/word/2018/wordml/cex" xmlns:oel="http://schemas.microsoft.com/office/2019/extlst" xmlns:am3d="http://schemas.microsoft.com/office/drawing/2017/model3d" xmlns:aink="http://schemas.microsoft.com/office/drawing/2016/ink" xmlns:cx8="http://schemas.microsoft.com/office/drawing/2016/5/14/chartex" xmlns:cx7="http://schemas.microsoft.com/office/drawing/2016/5/13/chartex" xmlns:cx6="http://schemas.microsoft.com/office/drawing/2016/5/12/chartex" xmlns:cx5="http://schemas.microsoft.com/office/drawing/2016/5/11/chartex" xmlns:cx4="http://schemas.microsoft.com/office/drawing/2016/5/10/chartex" xmlns:cx3="http://schemas.microsoft.com/office/drawing/2016/5/9/chartex" xmlns:cx2="http://schemas.microsoft.com/office/drawing/2015/10/21/chartex" xmlns:cx1="http://schemas.microsoft.com/office/drawing/2015/9/8/chartex">
                 <w:pict>
                   <v:group w14:anchorId="6443EC18" id="Group 198" o:spid="_x0000_s1029" style="position:absolute;margin-left:-114.6pt;margin-top:462.6pt;width:528.3pt;height:213.1pt;z-index:251699200;mso-wrap-distance-left:14.4pt;mso-wrap-distance-top:3.6pt;mso-wrap-distance-right:14.4pt;mso-wrap-distance-bottom:3.6pt;mso-position-horizontal-relative:margin;mso-position-vertical-relative:margin;mso-width-relative:margin;mso-height-relative:margin" coordorigin="-693,4517" coordsize="36478,17606" o:gfxdata="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">
                     <v:rect id="Rectangle 199" o:spid="_x0000_s1030" style="position:absolute;left:-693;top:4517;width:35673;height:2075;visibility:visible;mso-wrap-style:square;v-text-anchor:middle" o:gfxdata="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" fillcolor="#ef4623 [3204]" stroked="f" strokeweight="2pt">
@@ -3208,11 +3182,11 @@
         </w:sectPr>
       </w:pPr>
     </w:p>
+    <w:bookmarkStart w:id="0" w:name="_Toc321140622"/>
     <w:p>
       <w:pPr>
         <w:pStyle w:val="Heading1"/>
       </w:pPr>
-      <w:bookmarkStart w:id="0" w:name="_Toc321140622"/>
       <w:r>
         <w:rPr>
           <w:noProof/>
@@ -3321,7 +3295,7 @@
               </wp:anchor>
             </w:drawing>
           </mc:Choice>
-          <mc:Fallback>
+          <mc:Fallback xmlns:w16sdtfl="http://schemas.microsoft.com/office/word/2024/wordml/sdtformatlock" xmlns:w16sdtdh="http://schemas.microsoft.com/office/word/2020/wordml/sdtdatahash" xmlns:w16du="http://schemas.microsoft.com/office/word/2023/wordml/word16du" xmlns:w16="http://schemas.microsoft.com/office/word/2018/wordml" xmlns:w16cid="http://schemas.microsoft.com/office/word/2016/wordml/cid" xmlns:w16cex="http://schemas.microsoft.com/office/word/2018/wordml/cex" xmlns:oel="http://schemas.microsoft.com/office/2019/extlst" xmlns:am3d="http://schemas.microsoft.com/office/drawing/2017/model3d" xmlns:aink="http://schemas.microsoft.com/office/drawing/2016/ink" xmlns:cx8="http://schemas.microsoft.com/office/drawing/2016/5/14/chartex" xmlns:cx7="http://schemas.microsoft.com/office/drawing/2016/5/13/chartex" xmlns:cx6="http://schemas.microsoft.com/office/drawing/2016/5/12/chartex" xmlns:cx5="http://schemas.microsoft.com/office/drawing/2016/5/11/chartex" xmlns:cx4="http://schemas.microsoft.com/office/drawing/2016/5/10/chartex" xmlns:cx3="http://schemas.microsoft.com/office/drawing/2016/5/9/chartex" xmlns:cx2="http://schemas.microsoft.com/office/drawing/2015/10/21/chartex" xmlns:cx1="http://schemas.microsoft.com/office/drawing/2015/9/8/chartex">
             <w:pict>
               <v:shapetype w14:anchorId="6E4FD12B" id="_x0000_t185" coordsize="21600,21600" o:spt="185" adj="3600" path="m@0,nfqx0@0l0@2qy@0,21600em@1,nfqx21600@0l21600@2qy@1,21600em@0,nsqx0@0l0@2qy@0,21600l@1,21600qx21600@2l21600@0qy@1,xe" filled="f">
                 <v:formulas>
@@ -3549,23 +3523,13 @@
                               </w:rPr>
                               <w:t xml:space="preserve">: </w:t>
                             </w:r>
-                            <w:proofErr w:type="spellStart"/>
                             <w:r>
                               <w:rPr>
                                 <w:rStyle w:val="QuoteChar"/>
                                 <w:sz w:val="18"/>
                                 <w:szCs w:val="14"/>
                               </w:rPr>
-                              <w:t>Analyse</w:t>
-                            </w:r>
-                            <w:proofErr w:type="spellEnd"/>
-                            <w:r>
-                              <w:rPr>
-                                <w:rStyle w:val="QuoteChar"/>
-                                <w:sz w:val="18"/>
-                                <w:szCs w:val="14"/>
-                              </w:rPr>
-                              <w:t xml:space="preserve"> various industrial applications of DSS and their limitations.</w:t>
+                              <w:t>Analyse various industrial applications of DSS and their limitations.</w:t>
                             </w:r>
                           </w:p>
                           <w:p>
@@ -3653,7 +3617,7 @@
               </wp:anchor>
             </w:drawing>
           </mc:Choice>
-          <mc:Fallback>
+          <mc:Fallback xmlns:w16sdtfl="http://schemas.microsoft.com/office/word/2024/wordml/sdtformatlock" xmlns:w16sdtdh="http://schemas.microsoft.com/office/word/2020/wordml/sdtdatahash" xmlns:w16du="http://schemas.microsoft.com/office/word/2023/wordml/word16du" xmlns:w16="http://schemas.microsoft.com/office/word/2018/wordml" xmlns:w16cid="http://schemas.microsoft.com/office/word/2016/wordml/cid" xmlns:w16cex="http://schemas.microsoft.com/office/word/2018/wordml/cex" xmlns:oel="http://schemas.microsoft.com/office/2019/extlst" xmlns:am3d="http://schemas.microsoft.com/office/drawing/2017/model3d" xmlns:aink="http://schemas.microsoft.com/office/drawing/2016/ink" xmlns:cx8="http://schemas.microsoft.com/office/drawing/2016/5/14/chartex" xmlns:cx7="http://schemas.microsoft.com/office/drawing/2016/5/13/chartex" xmlns:cx6="http://schemas.microsoft.com/office/drawing/2016/5/12/chartex" xmlns:cx5="http://schemas.microsoft.com/office/drawing/2016/5/11/chartex" xmlns:cx4="http://schemas.microsoft.com/office/drawing/2016/5/10/chartex" xmlns:cx3="http://schemas.microsoft.com/office/drawing/2016/5/9/chartex" xmlns:cx2="http://schemas.microsoft.com/office/drawing/2015/10/21/chartex" xmlns:cx1="http://schemas.microsoft.com/office/drawing/2015/9/8/chartex">
             <w:pict>
               <v:shape w14:anchorId="484BEC67" id="Text Box 5" o:spid="_x0000_s1033" type="#_x0000_t202" alt="Sidebar" style="position:absolute;margin-left:0;margin-top:0;width:98.25pt;height:181.45pt;z-index:251659264;visibility:visible;mso-wrap-style:square;mso-width-percent:250;mso-height-percent:950;mso-left-percent:59;mso-wrap-distance-left:14.4pt;mso-wrap-distance-top:0;mso-wrap-distance-right:14.4pt;mso-wrap-distance-bottom:3in;mso-position-horizontal-relative:page;mso-position-vertical:top;mso-position-vertical-relative:margin;mso-width-percent:250;mso-height-percent:950;mso-left-percent:59;mso-width-relative:margin;mso-height-relative:margin;v-text-anchor:top" o:gfxdata="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" filled="f" stroked="f" strokeweight=".5pt">
                 <v:textbox inset="3.6pt,0,3.6pt,0">
@@ -3939,65 +3903,23 @@
           <w:sz w:val="22"/>
           <w:szCs w:val="22"/>
         </w:rPr>
-        <w:t xml:space="preserve">Educators today are responsible for tracking the academic and behavioral progress of dozens, sometimes hundreds, of students at once. Two of the strongest early indicators of a student falling off track are declining academic performance and poor attendance — yet in most schools this data lives in separate spreadsheets, grade books, and attendance logs that are rarely cross-referenced in real time. As a result, at-risk students are often identified too late, after a pattern of failure has already set in, rather than </w:t>
-      </w:r>
-      <w:r>
+        <w:t>Educators today are responsible for tracking the academic and behavioral progress of dozens, sometimes hundreds, of students at once. Two of the strongest early indicators of a student falling off track are declining academic performance and poor attendance — yet in most schools this data lives in separate spreadsheets, grade books, and attendance logs that are rarely cross-referenced in real time. As a result, at-risk students are often identified too late, after a pattern of failure has already set in, rather than now when intervention could still make a difference.</w:t>
+      </w:r>
+    </w:p>
+    <w:p>
+      <w:pPr>
+        <w:spacing w:after="160"/>
         <w:rPr>
           <w:sz w:val="22"/>
           <w:szCs w:val="22"/>
         </w:rPr>
-        <w:t>now</w:t>
-      </w:r>
+      </w:pPr>
       <w:r>
         <w:rPr>
           <w:sz w:val="22"/>
           <w:szCs w:val="22"/>
         </w:rPr>
-        <w:t xml:space="preserve"> when intervention could still make a difference.</w:t>
-      </w:r>
-    </w:p>
-    <w:p>
-      <w:pPr>
-        <w:spacing w:after="160"/>
-        <w:rPr>
-          <w:sz w:val="22"/>
-          <w:szCs w:val="22"/>
-        </w:rPr>
-      </w:pPr>
-      <w:r>
-        <w:rPr>
-          <w:sz w:val="22"/>
-          <w:szCs w:val="22"/>
-        </w:rPr>
-        <w:t xml:space="preserve">To close this gap, our team designed a School-based decision support system (SPSS) that consolidates student academic and attendance data into a single analytical pipeline, applies a transparent rule-based logic engine to flag risk, and presents the results through a color-coded dashboard that educators can interpret </w:t>
-      </w:r>
-      <w:r>
-        <w:rPr>
-          <w:sz w:val="22"/>
-          <w:szCs w:val="22"/>
-        </w:rPr>
-        <w:t>briefly</w:t>
-      </w:r>
-      <w:r>
-        <w:rPr>
-          <w:sz w:val="22"/>
-          <w:szCs w:val="22"/>
-        </w:rPr>
-        <w:t>. The goal of the system is not to predict the future with an opaque, “</w:t>
-      </w:r>
-      <w:r>
-        <w:rPr>
-          <w:sz w:val="22"/>
-          <w:szCs w:val="22"/>
-        </w:rPr>
-        <w:t>black box</w:t>
-      </w:r>
-      <w:r>
-        <w:rPr>
-          <w:sz w:val="22"/>
-          <w:szCs w:val="22"/>
-        </w:rPr>
-        <w:t>” algorithm, but to give teachers and administrators an immediate, explainable view of which students need attention right now and why they were flagged.</w:t>
+        <w:t>To close this gap, our team designed a School-based decision support system (SPSS) that consolidates student academic and attendance data into a single analytical pipeline, applies a transparent rule-based logic engine to flag risk, and presents the results through a color-coded dashboard that educators can interpret briefly. The goal of the system is not to predict the future with an opaque, “black box” algorithm, but to give teachers and administrators an immediate, explainable view of which students need attention right now and why they were flagged.</w:t>
       </w:r>
     </w:p>
     <w:p>
@@ -4344,23 +4266,7 @@
           <w:sz w:val="22"/>
           <w:szCs w:val="22"/>
         </w:rPr>
-        <w:t xml:space="preserve">Academic Threshold: A student’s current assignment/test average is calculated (average of all recorded test/assignment scores). If this average drops below 60%, the Academic Trigger is set to FAIL; </w:t>
-      </w:r>
-      <w:proofErr w:type="gramStart"/>
-      <w:r>
-        <w:rPr>
-          <w:sz w:val="22"/>
-          <w:szCs w:val="22"/>
-        </w:rPr>
-        <w:t>otherwise</w:t>
-      </w:r>
-      <w:proofErr w:type="gramEnd"/>
-      <w:r>
-        <w:rPr>
-          <w:sz w:val="22"/>
-          <w:szCs w:val="22"/>
-        </w:rPr>
-        <w:t xml:space="preserve"> it is set to PASS.</w:t>
+        <w:t>Academic Threshold: A student’s current assignment/test average is calculated (average of all recorded test/assignment scores). If this average drops below 60%, the Academic Trigger is set to FAIL; otherwise it is set to PASS.</w:t>
       </w:r>
     </w:p>
     <w:p>
@@ -4378,17 +4284,8 @@
           <w:sz w:val="22"/>
           <w:szCs w:val="22"/>
         </w:rPr>
-        <w:t xml:space="preserve">We use IF condition here to calculate it </w:t>
-      </w:r>
-      <w:proofErr w:type="gramStart"/>
-      <w:r>
-        <w:rPr>
-          <w:sz w:val="22"/>
-          <w:szCs w:val="22"/>
-        </w:rPr>
-        <w:t>as :</w:t>
-      </w:r>
-      <w:proofErr w:type="gramEnd"/>
+        <w:t>We use IF condition here to calculate it as :</w:t>
+      </w:r>
     </w:p>
     <w:p>
       <w:pPr>
@@ -4402,8 +4299,10 @@
       </w:pPr>
       <w:r>
         <w:rPr>
+          <w:noProof/>
           <w:sz w:val="22"/>
           <w:szCs w:val="22"/>
+          <w:lang w:eastAsia="en-US"/>
         </w:rPr>
         <w:drawing>
           <wp:inline distT="0" distB="0" distL="0" distR="0" wp14:anchorId="5B9B5EBF" wp14:editId="161CBCF6">
@@ -4461,23 +4360,7 @@
           <w:sz w:val="22"/>
           <w:szCs w:val="22"/>
         </w:rPr>
-        <w:t xml:space="preserve">Attendance Threshold: A student’s cumulative attendance percentage (days present ÷ total instructional days) is calculated. If this value falls below 75%, the Attendance Trigger is set to FAIL; </w:t>
-      </w:r>
-      <w:proofErr w:type="gramStart"/>
-      <w:r>
-        <w:rPr>
-          <w:sz w:val="22"/>
-          <w:szCs w:val="22"/>
-        </w:rPr>
-        <w:t>otherwise</w:t>
-      </w:r>
-      <w:proofErr w:type="gramEnd"/>
-      <w:r>
-        <w:rPr>
-          <w:sz w:val="22"/>
-          <w:szCs w:val="22"/>
-        </w:rPr>
-        <w:t xml:space="preserve"> it is set to PASS.</w:t>
+        <w:t>Attendance Threshold: A student’s cumulative attendance percentage (days present ÷ total instructional days) is calculated. If this value falls below 75%, the Attendance Trigger is set to FAIL; otherwise it is set to PASS.</w:t>
       </w:r>
     </w:p>
     <w:p>
@@ -4495,17 +4378,8 @@
           <w:sz w:val="22"/>
           <w:szCs w:val="22"/>
         </w:rPr>
-        <w:t xml:space="preserve">We use IF condition here to calculate it </w:t>
-      </w:r>
-      <w:proofErr w:type="gramStart"/>
-      <w:r>
-        <w:rPr>
-          <w:sz w:val="22"/>
-          <w:szCs w:val="22"/>
-        </w:rPr>
-        <w:t>as :</w:t>
-      </w:r>
-      <w:proofErr w:type="gramEnd"/>
+        <w:t>We use IF condition here to calculate it as :</w:t>
+      </w:r>
     </w:p>
     <w:p>
       <w:pPr>
@@ -4519,8 +4393,10 @@
       </w:pPr>
       <w:r>
         <w:rPr>
+          <w:noProof/>
           <w:sz w:val="22"/>
           <w:szCs w:val="22"/>
+          <w:lang w:eastAsia="en-US"/>
         </w:rPr>
         <w:lastRenderedPageBreak/>
         <w:drawing>
@@ -4572,8 +4448,10 @@
       </w:pPr>
       <w:r>
         <w:rPr>
+          <w:noProof/>
           <w:sz w:val="22"/>
           <w:szCs w:val="22"/>
+          <w:lang w:eastAsia="en-US"/>
         </w:rPr>
         <w:drawing>
           <wp:inline distT="0" distB="0" distL="0" distR="0" wp14:anchorId="6AA0C446" wp14:editId="16657483">
@@ -4859,29 +4737,7 @@
           <w:szCs w:val="24"/>
           <w:lang w:eastAsia="en-US"/>
         </w:rPr>
-        <w:t xml:space="preserve"> </w:t>
-      </w:r>
-      <w:proofErr w:type="gramStart"/>
-      <w:r>
-        <w:rPr>
-          <w:rFonts w:ascii="Times New Roman" w:eastAsia="Times New Roman" w:hAnsi="Times New Roman" w:cs="Times New Roman"/>
-          <w:color w:val="auto"/>
-          <w:sz w:val="24"/>
-          <w:szCs w:val="24"/>
-          <w:lang w:eastAsia="en-US"/>
-        </w:rPr>
-        <w:t>Document</w:t>
-      </w:r>
-      <w:proofErr w:type="gramEnd"/>
-      <w:r>
-        <w:rPr>
-          <w:rFonts w:ascii="Times New Roman" w:eastAsia="Times New Roman" w:hAnsi="Times New Roman" w:cs="Times New Roman"/>
-          <w:color w:val="auto"/>
-          <w:sz w:val="24"/>
-          <w:szCs w:val="24"/>
-          <w:lang w:eastAsia="en-US"/>
-        </w:rPr>
-        <w:t xml:space="preserve"> how the Excel data matrix is ingested into Orange. Provide a description or workflow schematic of </w:t>
+        <w:t xml:space="preserve"> Document how the Excel data matrix is ingested into Orange. Provide a description or workflow schematic of </w:t>
       </w:r>
       <w:r>
         <w:rPr>
@@ -4950,6 +4806,15 @@
         </w:rPr>
         <w:t>Student data is structured as a single flat table, with one row per student and the following attributes:</w:t>
       </w:r>
+      <w:r>
+        <w:rPr>
+          <w:sz w:val="22"/>
+          <w:szCs w:val="22"/>
+        </w:rPr>
+        <w:t xml:space="preserve"> </w:t>
+      </w:r>
+      <w:bookmarkStart w:id="1" w:name="_GoBack"/>
+      <w:bookmarkEnd w:id="1"/>
     </w:p>
     <w:p>
       <w:pPr>
@@ -4970,23 +4835,7 @@
           <w:sz w:val="22"/>
           <w:szCs w:val="22"/>
         </w:rPr>
-        <w:t xml:space="preserve">Student ID – a unique identifier (e.g., STU1001) used as the primary key for the record. Kept as a </w:t>
-      </w:r>
-      <w:proofErr w:type="gramStart"/>
-      <w:r>
-        <w:rPr>
-          <w:sz w:val="22"/>
-          <w:szCs w:val="22"/>
-        </w:rPr>
-        <w:t>meta attribute</w:t>
-      </w:r>
-      <w:proofErr w:type="gramEnd"/>
-      <w:r>
-        <w:rPr>
-          <w:sz w:val="22"/>
-          <w:szCs w:val="22"/>
-        </w:rPr>
-        <w:t>, never used as a predictive feature, since it carries no real information about risk.</w:t>
+        <w:t>Student ID – a unique identifier (e.g., STU1001) used as the primary key for the record. Kept as a meta attribute, never used as a predictive feature, since it carries no real information about risk.</w:t>
       </w:r>
     </w:p>
     <w:p>
@@ -5008,23 +4857,7 @@
           <w:sz w:val="22"/>
           <w:szCs w:val="22"/>
         </w:rPr>
-        <w:t xml:space="preserve">Name – the student’s display name, also kept as a </w:t>
-      </w:r>
-      <w:proofErr w:type="gramStart"/>
-      <w:r>
-        <w:rPr>
-          <w:sz w:val="22"/>
-          <w:szCs w:val="22"/>
-        </w:rPr>
-        <w:t>meta attribute</w:t>
-      </w:r>
-      <w:proofErr w:type="gramEnd"/>
-      <w:r>
-        <w:rPr>
-          <w:sz w:val="22"/>
-          <w:szCs w:val="22"/>
-        </w:rPr>
-        <w:t xml:space="preserve"> for readability only.</w:t>
+        <w:t>Name – the student’s display name, also kept as a meta attribute for readability only.</w:t>
       </w:r>
     </w:p>
     <w:p>
@@ -5070,7 +4903,6 @@
         </w:rPr>
         <w:t>Average – a live formula, =</w:t>
       </w:r>
-      <w:proofErr w:type="gramStart"/>
       <w:r>
         <w:rPr>
           <w:sz w:val="22"/>
@@ -5078,20 +4910,12 @@
         </w:rPr>
         <w:t>ROUND(</w:t>
       </w:r>
-      <w:proofErr w:type="gramEnd"/>
       <w:r>
         <w:rPr>
           <w:sz w:val="22"/>
           <w:szCs w:val="22"/>
         </w:rPr>
-        <w:t>AVERAGE (</w:t>
-      </w:r>
-      <w:r>
-        <w:rPr>
-          <w:sz w:val="22"/>
-          <w:szCs w:val="22"/>
-        </w:rPr>
-        <w:t>Test1:Test3)</w:t>
+        <w:t>AVERAGE (Test1:Test3)</w:t>
       </w:r>
       <w:r>
         <w:rPr>
@@ -5266,8 +5090,10 @@
       </w:pPr>
       <w:r>
         <w:rPr>
+          <w:noProof/>
           <w:sz w:val="22"/>
           <w:szCs w:val="22"/>
+          <w:lang w:eastAsia="en-US"/>
         </w:rPr>
         <w:drawing>
           <wp:inline distT="0" distB="0" distL="0" distR="0" wp14:anchorId="07260E4A" wp14:editId="1AE65261">
@@ -5379,8 +5205,10 @@
       </w:r>
       <w:r>
         <w:rPr>
+          <w:noProof/>
           <w:sz w:val="22"/>
           <w:szCs w:val="22"/>
+          <w:lang w:eastAsia="en-US"/>
         </w:rPr>
         <w:drawing>
           <wp:inline distT="0" distB="0" distL="0" distR="0" wp14:anchorId="142F0800" wp14:editId="39AFE69D">
@@ -5451,8 +5279,10 @@
       </w:pPr>
       <w:r>
         <w:rPr>
+          <w:noProof/>
           <w:sz w:val="22"/>
           <w:szCs w:val="22"/>
+          <w:lang w:eastAsia="en-US"/>
         </w:rPr>
         <w:drawing>
           <wp:inline distT="0" distB="0" distL="0" distR="0" wp14:anchorId="6228B45D" wp14:editId="484AAB14">
@@ -5505,23 +5335,7 @@
           <w:szCs w:val="22"/>
         </w:rPr>
         <w:lastRenderedPageBreak/>
-        <w:t xml:space="preserve">One important implementation </w:t>
-      </w:r>
-      <w:proofErr w:type="gramStart"/>
-      <w:r>
-        <w:rPr>
-          <w:sz w:val="22"/>
-          <w:szCs w:val="22"/>
-        </w:rPr>
-        <w:t>note</w:t>
-      </w:r>
-      <w:proofErr w:type="gramEnd"/>
-      <w:r>
-        <w:rPr>
-          <w:sz w:val="22"/>
-          <w:szCs w:val="22"/>
-        </w:rPr>
-        <w:t xml:space="preserve"> our team documented for the report: our first version of the workflow accidentally included the Academic Status and Attendance Status helper columns as model features alongside Average and Attendance %. Because Risk Category is a direct rule of those two status columns, the tree achieved a trivial, meaningless 1.000 across every metric — it was simply reading the pre-computed answer back to us. We corrected this by moving Academic Status and Attendance Status to Meta role so the tree could only see the raw numeric inputs, which produced a real, interpretable decision tree instead of a one-node lookup. This issue and its resolution are elaborated further in the written reflection (Section 6).</w:t>
+        <w:t>One important implementation note our team documented for the report: our first version of the workflow accidentally included the Academic Status and Attendance Status helper columns as model features alongside Average and Attendance %. Because Risk Category is a direct rule of those two status columns, the tree achieved a trivial, meaningless 1.000 across every metric — it was simply reading the pre-computed answer back to us. We corrected this by moving Academic Status and Attendance Status to Meta role so the tree could only see the raw numeric inputs, which produced a real, interpretable decision tree instead of a one-node lookup. This issue and its resolution are elaborated further in the written reflection (Section 6).</w:t>
       </w:r>
     </w:p>
     <w:p>
@@ -5663,51 +5477,7 @@
           <w:szCs w:val="24"/>
           <w:lang w:eastAsia="en-US"/>
         </w:rPr>
-        <w:t xml:space="preserve">Total Students, RED count, YELLOW count, GREEN count, % Students </w:t>
-      </w:r>
-      <w:proofErr w:type="gramStart"/>
-      <w:r>
-        <w:rPr>
-          <w:rFonts w:ascii="Times New Roman" w:eastAsia="Times New Roman" w:hAnsi="Times New Roman" w:cs="Times New Roman"/>
-          <w:color w:val="auto"/>
-          <w:sz w:val="24"/>
-          <w:szCs w:val="24"/>
-          <w:lang w:eastAsia="en-US"/>
-        </w:rPr>
-        <w:t>At</w:t>
-      </w:r>
-      <w:proofErr w:type="gramEnd"/>
-      <w:r>
-        <w:rPr>
-          <w:rFonts w:ascii="Times New Roman" w:eastAsia="Times New Roman" w:hAnsi="Times New Roman" w:cs="Times New Roman"/>
-          <w:color w:val="auto"/>
-          <w:sz w:val="24"/>
-          <w:szCs w:val="24"/>
-          <w:lang w:eastAsia="en-US"/>
-        </w:rPr>
-        <w:t xml:space="preserve"> Risk — </w:t>
-      </w:r>
-      <w:proofErr w:type="gramStart"/>
-      <w:r>
-        <w:rPr>
-          <w:rFonts w:ascii="Times New Roman" w:eastAsia="Times New Roman" w:hAnsi="Times New Roman" w:cs="Times New Roman"/>
-          <w:color w:val="auto"/>
-          <w:sz w:val="24"/>
-          <w:szCs w:val="24"/>
-          <w:lang w:eastAsia="en-US"/>
-        </w:rPr>
-        <w:t>big color-coded</w:t>
-      </w:r>
-      <w:proofErr w:type="gramEnd"/>
-      <w:r>
-        <w:rPr>
-          <w:rFonts w:ascii="Times New Roman" w:eastAsia="Times New Roman" w:hAnsi="Times New Roman" w:cs="Times New Roman"/>
-          <w:color w:val="auto"/>
-          <w:sz w:val="24"/>
-          <w:szCs w:val="24"/>
-          <w:lang w:eastAsia="en-US"/>
-        </w:rPr>
-        <w:t xml:space="preserve"> number cards</w:t>
+        <w:t>Total Students, RED count, YELLOW count, GREEN count, % Students At Risk — big color-coded number cards</w:t>
       </w:r>
     </w:p>
     <w:p>
@@ -5933,6 +5703,7 @@
       <w:r>
         <w:rPr>
           <w:rFonts w:ascii="Times New Roman" w:eastAsia="Times New Roman" w:hAnsi="Times New Roman" w:cs="Times New Roman"/>
+          <w:noProof/>
           <w:color w:val="auto"/>
           <w:sz w:val="24"/>
           <w:szCs w:val="24"/>
@@ -6149,29 +5920,7 @@
           <w:szCs w:val="24"/>
           <w:lang w:eastAsia="en-US"/>
         </w:rPr>
-        <w:t xml:space="preserve"> Students who meet both academic and attendance requirements and </w:t>
-      </w:r>
-      <w:proofErr w:type="gramStart"/>
-      <w:r>
-        <w:rPr>
-          <w:rFonts w:ascii="Times New Roman" w:eastAsia="Times New Roman" w:hAnsi="Times New Roman" w:cs="Times New Roman"/>
-          <w:color w:val="auto"/>
-          <w:sz w:val="24"/>
-          <w:szCs w:val="24"/>
-          <w:lang w:eastAsia="en-US"/>
-        </w:rPr>
-        <w:t>are considered to be</w:t>
-      </w:r>
-      <w:proofErr w:type="gramEnd"/>
-      <w:r>
-        <w:rPr>
-          <w:rFonts w:ascii="Times New Roman" w:eastAsia="Times New Roman" w:hAnsi="Times New Roman" w:cs="Times New Roman"/>
-          <w:color w:val="auto"/>
-          <w:sz w:val="24"/>
-          <w:szCs w:val="24"/>
-          <w:lang w:eastAsia="en-US"/>
-        </w:rPr>
-        <w:t xml:space="preserve"> performing satisfactorily. </w:t>
+        <w:t xml:space="preserve"> Students who meet both academic and attendance requirements and are considered to be performing satisfactorily. </w:t>
       </w:r>
     </w:p>
     <w:p>
@@ -6869,7 +6618,7 @@
           <w:lang w:eastAsia="en-US"/>
         </w:rPr>
         <w:pict w14:anchorId="5FF4243F">
-          <v:rect id="_x0000_i1049" style="width:0;height:1.5pt" o:hralign="center" o:hrstd="t" o:hr="t" fillcolor="#a0a0a0" stroked="f"/>
+          <v:rect id="_x0000_i1025" style="width:0;height:1.5pt" o:hralign="center" o:hrstd="t" o:hr="t" fillcolor="#a0a0a0" stroked="f"/>
         </w:pict>
       </w:r>
     </w:p>
@@ -6944,7 +6693,7 @@
           <w:lang w:eastAsia="en-US"/>
         </w:rPr>
         <w:pict w14:anchorId="341F7E0C">
-          <v:rect id="_x0000_i1050" style="width:0;height:1.5pt" o:hralign="center" o:hrstd="t" o:hr="t" fillcolor="#a0a0a0" stroked="f"/>
+          <v:rect id="_x0000_i1026" style="width:0;height:1.5pt" o:hralign="center" o:hrstd="t" o:hr="t" fillcolor="#a0a0a0" stroked="f"/>
         </w:pict>
       </w:r>
     </w:p>
@@ -7072,29 +6821,7 @@
           <w:szCs w:val="24"/>
           <w:lang w:eastAsia="en-US"/>
         </w:rPr>
-        <w:t>Orange Data Mining Workflow (.</w:t>
-      </w:r>
-      <w:proofErr w:type="spellStart"/>
-      <w:r>
-        <w:rPr>
-          <w:rFonts w:ascii="Times New Roman" w:eastAsia="Times New Roman" w:hAnsi="Times New Roman" w:cs="Times New Roman"/>
-          <w:color w:val="auto"/>
-          <w:sz w:val="24"/>
-          <w:szCs w:val="24"/>
-          <w:lang w:eastAsia="en-US"/>
-        </w:rPr>
-        <w:t>ows</w:t>
-      </w:r>
-      <w:proofErr w:type="spellEnd"/>
-      <w:r>
-        <w:rPr>
-          <w:rFonts w:ascii="Times New Roman" w:eastAsia="Times New Roman" w:hAnsi="Times New Roman" w:cs="Times New Roman"/>
-          <w:color w:val="auto"/>
-          <w:sz w:val="24"/>
-          <w:szCs w:val="24"/>
-          <w:lang w:eastAsia="en-US"/>
-        </w:rPr>
-        <w:t xml:space="preserve">) </w:t>
+        <w:t xml:space="preserve">Orange Data Mining Workflow (.ows) </w:t>
       </w:r>
     </w:p>
     <w:p>
@@ -7445,7 +7172,7 @@
           <w:lang w:eastAsia="en-US"/>
         </w:rPr>
         <w:pict w14:anchorId="3733612F">
-          <v:rect id="_x0000_i1051" style="width:0;height:1.5pt" o:hralign="center" o:hrstd="t" o:hr="t" fillcolor="#a0a0a0" stroked="f"/>
+          <v:rect id="_x0000_i1027" style="width:0;height:1.5pt" o:hralign="center" o:hrstd="t" o:hr="t" fillcolor="#a0a0a0" stroked="f"/>
         </w:pict>
       </w:r>
     </w:p>
@@ -7520,7 +7247,7 @@
           <w:lang w:eastAsia="en-US"/>
         </w:rPr>
         <w:pict w14:anchorId="49242536">
-          <v:rect id="_x0000_i1052" style="width:0;height:1.5pt" o:hralign="center" o:hrstd="t" o:hr="t" fillcolor="#a0a0a0" stroked="f"/>
+          <v:rect id="_x0000_i1028" style="width:0;height:1.5pt" o:hralign="center" o:hrstd="t" o:hr="t" fillcolor="#a0a0a0" stroked="f"/>
         </w:pict>
       </w:r>
     </w:p>
@@ -7571,29 +7298,7 @@
           <w:szCs w:val="24"/>
           <w:lang w:eastAsia="en-US"/>
         </w:rPr>
-        <w:t xml:space="preserve">Both Google Docs and GitHub provide verifiable version histories that demonstrate continuous project development and collaboration. The recorded timestamps, </w:t>
-      </w:r>
-      <w:proofErr w:type="gramStart"/>
-      <w:r>
-        <w:rPr>
-          <w:rFonts w:ascii="Times New Roman" w:eastAsia="Times New Roman" w:hAnsi="Times New Roman" w:cs="Times New Roman"/>
-          <w:color w:val="auto"/>
-          <w:sz w:val="24"/>
-          <w:szCs w:val="24"/>
-          <w:lang w:eastAsia="en-US"/>
-        </w:rPr>
-        <w:t>edit</w:t>
-      </w:r>
-      <w:proofErr w:type="gramEnd"/>
-      <w:r>
-        <w:rPr>
-          <w:rFonts w:ascii="Times New Roman" w:eastAsia="Times New Roman" w:hAnsi="Times New Roman" w:cs="Times New Roman"/>
-          <w:color w:val="auto"/>
-          <w:sz w:val="24"/>
-          <w:szCs w:val="24"/>
-          <w:lang w:eastAsia="en-US"/>
-        </w:rPr>
-        <w:t xml:space="preserve"> histories, and repository commits confirm that the project was developed incrementally through multiple stages, including data preparation, machine learning workflow development, dashboard implementation, testing, evaluation, and documentation. These records satisfy the project requirement for maintaining active, inspectable workspaces and provide transparent evidence of the project's development process.</w:t>
+        <w:t>Both Google Docs and GitHub provide verifiable version histories that demonstrate continuous project development and collaboration. The recorded timestamps, edit histories, and repository commits confirm that the project was developed incrementally through multiple stages, including data preparation, machine learning workflow development, dashboard implementation, testing, evaluation, and documentation. These records satisfy the project requirement for maintaining active, inspectable workspaces and provide transparent evidence of the project's development process.</w:t>
       </w:r>
     </w:p>
     <w:p>
@@ -7991,39 +7696,7 @@
           <w:sz w:val="22"/>
           <w:szCs w:val="22"/>
         </w:rPr>
-        <w:t xml:space="preserve">Our team used Claude (Anthropic) to help brainstorm the Excel/Orange pipeline structure, draft a placeholder synthetic dataset for early development, and debug the </w:t>
-      </w:r>
-      <w:proofErr w:type="gramStart"/>
-      <w:r>
-        <w:rPr>
-          <w:sz w:val="22"/>
-          <w:szCs w:val="22"/>
-        </w:rPr>
-        <w:t>Orange</w:t>
-      </w:r>
-      <w:proofErr w:type="gramEnd"/>
-      <w:r>
-        <w:rPr>
-          <w:sz w:val="22"/>
-          <w:szCs w:val="22"/>
-        </w:rPr>
-        <w:t xml:space="preserve"> workflow after we noticed the suspicious perfect evaluation scores described above. Every AI-assisted output was manually reviewed by the team: we verified the placeholder dataset would be replaced with real student data, checked each </w:t>
-      </w:r>
-      <w:proofErr w:type="gramStart"/>
-      <w:r>
-        <w:rPr>
-          <w:sz w:val="22"/>
-          <w:szCs w:val="22"/>
-        </w:rPr>
-        <w:t>Orange</w:t>
-      </w:r>
-      <w:proofErr w:type="gramEnd"/>
-      <w:r>
-        <w:rPr>
-          <w:sz w:val="22"/>
-          <w:szCs w:val="22"/>
-        </w:rPr>
-        <w:t xml:space="preserve"> widget connection by opening the workflow ourselves, and rewrote the drafted report text in our own words before submission.</w:t>
+        <w:t>Our team used Claude (Anthropic) to help brainstorm the Excel/Orange pipeline structure, draft a placeholder synthetic dataset for early development, and debug the Orange workflow after we noticed the suspicious perfect evaluation scores described above. Every AI-assisted output was manually reviewed by the team: we verified the placeholder dataset would be replaced with real student data, checked each Orange widget connection by opening the workflow ourselves, and rewrote the drafted report text in our own words before submission.</w:t>
       </w:r>
     </w:p>
     <w:p>
@@ -8050,7 +7723,7 @@
 </file>
 
 <file path=word/endnotes.xml><?xml version="1.0" encoding="utf-8"?>
-<w:endnotes xmlns:wpc="http://schemas.microsoft.com/office/word/2010/wordprocessingCanvas" xmlns:cx="http://schemas.microsoft.com/office/drawing/2014/chartex" xmlns:cx1="http://schemas.microsoft.com/office/drawing/2015/9/8/chartex" xmlns:cx2="http://schemas.microsoft.com/office/drawing/2015/10/21/chartex" xmlns:cx3="http://schemas.microsoft.com/office/drawing/2016/5/9/chartex" xmlns:cx4="http://schemas.microsoft.com/office/drawing/2016/5/10/chartex" xmlns:cx5="http://schemas.microsoft.com/office/drawing/2016/5/11/chartex" xmlns:cx6="http://schemas.microsoft.com/office/drawing/2016/5/12/chartex" xmlns:cx7="http://schemas.microsoft.com/office/drawing/2016/5/13/chartex" xmlns:cx8="http://schemas.microsoft.com/office/drawing/2016/5/14/chartex" xmlns:mc="http://schemas.openxmlformats.org/markup-compatibility/2006" xmlns:aink="http://schemas.microsoft.com/office/drawing/2016/ink" xmlns:am3d="http://schemas.microsoft.com/office/drawing/2017/model3d" xmlns:o="urn:schemas-microsoft-com:office:office" xmlns:oel="http://schemas.microsoft.com/office/2019/extlst" xmlns:r="http://schemas.openxmlformats.org/officeDocument/2006/relationships" xmlns:m="http://schemas.openxmlformats.org/officeDocument/2006/math" xmlns:v="urn:schemas-microsoft-com:vml" xmlns:wp14="http://schemas.microsoft.com/office/word/2010/wordprocessingDrawing" xmlns:wp="http://schemas.openxmlformats.org/drawingml/2006/wordprocessingDrawing" xmlns:w10="urn:schemas-microsoft-com:office:word" xmlns:w="http://schemas.openxmlformats.org/wordprocessingml/2006/main" xmlns:w14="http://schemas.microsoft.com/office/word/2010/wordml" xmlns:w15="http://schemas.microsoft.com/office/word/2012/wordml" xmlns:w16cex="http://schemas.microsoft.com/office/word/2018/wordml/cex" xmlns:w16cid="http://schemas.microsoft.com/office/word/2016/wordml/cid" xmlns:w16="http://schemas.microsoft.com/office/word/2018/wordml" xmlns:w16du="http://schemas.microsoft.com/office/word/2023/wordml/word16du" xmlns:w16sdtdh="http://schemas.microsoft.com/office/word/2020/wordml/sdtdatahash" xmlns:w16sdtfl="http://schemas.microsoft.com/office/word/2024/wordml/sdtformatlock" xmlns:w16se="http://schemas.microsoft.com/office/word/2015/wordml/symex" xmlns:wpg="http://schemas.microsoft.com/office/word/2010/wordprocessingGroup" xmlns:wpi="http://schemas.microsoft.com/office/word/2010/wordprocessingInk" xmlns:wne="http://schemas.microsoft.com/office/word/2006/wordml" xmlns:wps="http://schemas.microsoft.com/office/word/2010/wordprocessingShape" mc:Ignorable="w14 w15 w16se w16cid w16 w16cex w16sdtdh w16sdtfl w16du wp14">
+<w:endnotes xmlns:wpc="http://schemas.microsoft.com/office/word/2010/wordprocessingCanvas" xmlns:cx="http://schemas.microsoft.com/office/drawing/2014/chartex" xmlns:mc="http://schemas.openxmlformats.org/markup-compatibility/2006" xmlns:o="urn:schemas-microsoft-com:office:office" xmlns:r="http://schemas.openxmlformats.org/officeDocument/2006/relationships" xmlns:m="http://schemas.openxmlformats.org/officeDocument/2006/math" xmlns:v="urn:schemas-microsoft-com:vml" xmlns:wp14="http://schemas.microsoft.com/office/word/2010/wordprocessingDrawing" xmlns:wp="http://schemas.openxmlformats.org/drawingml/2006/wordprocessingDrawing" xmlns:w10="urn:schemas-microsoft-com:office:word" xmlns:w="http://schemas.openxmlformats.org/wordprocessingml/2006/main" xmlns:w14="http://schemas.microsoft.com/office/word/2010/wordml" xmlns:w15="http://schemas.microsoft.com/office/word/2012/wordml" xmlns:w16se="http://schemas.microsoft.com/office/word/2015/wordml/symex" xmlns:wpg="http://schemas.microsoft.com/office/word/2010/wordprocessingGroup" xmlns:wpi="http://schemas.microsoft.com/office/word/2010/wordprocessingInk" xmlns:wne="http://schemas.microsoft.com/office/word/2006/wordml" xmlns:wps="http://schemas.microsoft.com/office/word/2010/wordprocessingShape" mc:Ignorable="w14 w15 w16se wp14">
   <w:endnote w:type="separator" w:id="-1">
     <w:p>
       <w:pPr>
@@ -8079,7 +7752,7 @@
 </file>
 
 <file path=word/footer1.xml><?xml version="1.0" encoding="utf-8"?>
-<w:ftr xmlns:wpc="http://schemas.microsoft.com/office/word/2010/wordprocessingCanvas" xmlns:cx="http://schemas.microsoft.com/office/drawing/2014/chartex" xmlns:cx1="http://schemas.microsoft.com/office/drawing/2015/9/8/chartex" xmlns:cx2="http://schemas.microsoft.com/office/drawing/2015/10/21/chartex" xmlns:cx3="http://schemas.microsoft.com/office/drawing/2016/5/9/chartex" xmlns:cx4="http://schemas.microsoft.com/office/drawing/2016/5/10/chartex" xmlns:cx5="http://schemas.microsoft.com/office/drawing/2016/5/11/chartex" xmlns:cx6="http://schemas.microsoft.com/office/drawing/2016/5/12/chartex" xmlns:cx7="http://schemas.microsoft.com/office/drawing/2016/5/13/chartex" xmlns:cx8="http://schemas.microsoft.com/office/drawing/2016/5/14/chartex" xmlns:mc="http://schemas.openxmlformats.org/markup-compatibility/2006" xmlns:aink="http://schemas.microsoft.com/office/drawing/2016/ink" xmlns:am3d="http://schemas.microsoft.com/office/drawing/2017/model3d" xmlns:o="urn:schemas-microsoft-com:office:office" xmlns:oel="http://schemas.microsoft.com/office/2019/extlst" xmlns:r="http://schemas.openxmlformats.org/officeDocument/2006/relationships" xmlns:m="http://schemas.openxmlformats.org/officeDocument/2006/math" xmlns:v="urn:schemas-microsoft-com:vml" xmlns:wp14="http://schemas.microsoft.com/office/word/2010/wordprocessingDrawing" xmlns:wp="http://schemas.openxmlformats.org/drawingml/2006/wordprocessingDrawing" xmlns:w10="urn:schemas-microsoft-com:office:word" xmlns:w="http://schemas.openxmlformats.org/wordprocessingml/2006/main" xmlns:w14="http://schemas.microsoft.com/office/word/2010/wordml" xmlns:w15="http://schemas.microsoft.com/office/word/2012/wordml" xmlns:w16cex="http://schemas.microsoft.com/office/word/2018/wordml/cex" xmlns:w16cid="http://schemas.microsoft.com/office/word/2016/wordml/cid" xmlns:w16="http://schemas.microsoft.com/office/word/2018/wordml" xmlns:w16du="http://schemas.microsoft.com/office/word/2023/wordml/word16du" xmlns:w16sdtdh="http://schemas.microsoft.com/office/word/2020/wordml/sdtdatahash" xmlns:w16sdtfl="http://schemas.microsoft.com/office/word/2024/wordml/sdtformatlock" xmlns:w16se="http://schemas.microsoft.com/office/word/2015/wordml/symex" xmlns:wpg="http://schemas.microsoft.com/office/word/2010/wordprocessingGroup" xmlns:wpi="http://schemas.microsoft.com/office/word/2010/wordprocessingInk" xmlns:wne="http://schemas.microsoft.com/office/word/2006/wordml" xmlns:wps="http://schemas.microsoft.com/office/word/2010/wordprocessingShape" mc:Ignorable="w14 w15 w16se w16cid w16 w16cex w16sdtdh w16sdtfl w16du wp14">
+<w:ftr xmlns:wpc="http://schemas.microsoft.com/office/word/2010/wordprocessingCanvas" xmlns:cx="http://schemas.microsoft.com/office/drawing/2014/chartex" xmlns:mc="http://schemas.openxmlformats.org/markup-compatibility/2006" xmlns:o="urn:schemas-microsoft-com:office:office" xmlns:r="http://schemas.openxmlformats.org/officeDocument/2006/relationships" xmlns:m="http://schemas.openxmlformats.org/officeDocument/2006/math" xmlns:v="urn:schemas-microsoft-com:vml" xmlns:wp14="http://schemas.microsoft.com/office/word/2010/wordprocessingDrawing" xmlns:wp="http://schemas.openxmlformats.org/drawingml/2006/wordprocessingDrawing" xmlns:w10="urn:schemas-microsoft-com:office:word" xmlns:w="http://schemas.openxmlformats.org/wordprocessingml/2006/main" xmlns:w14="http://schemas.microsoft.com/office/word/2010/wordml" xmlns:w15="http://schemas.microsoft.com/office/word/2012/wordml" xmlns:w16se="http://schemas.microsoft.com/office/word/2015/wordml/symex" xmlns:wpg="http://schemas.microsoft.com/office/word/2010/wordprocessingGroup" xmlns:wpi="http://schemas.microsoft.com/office/word/2010/wordprocessingInk" xmlns:wne="http://schemas.microsoft.com/office/word/2006/wordml" xmlns:wps="http://schemas.microsoft.com/office/word/2010/wordprocessingShape" mc:Ignorable="w14 w15 w16se wp14">
   <w:p>
     <w:pPr>
       <w:pStyle w:val="Footer"/>
@@ -8087,6 +7760,7 @@
     <w:r>
       <w:rPr>
         <w:noProof/>
+        <w:lang w:eastAsia="en-US"/>
       </w:rPr>
       <mc:AlternateContent>
         <mc:Choice Requires="wps">
@@ -8105,7 +7779,7 @@
               <wp:docPr id="944684457" name="Text Box 16" descr="Restricted - مقيد ">
                 <a:extLst xmlns:a="http://schemas.openxmlformats.org/drawingml/2006/main">
                   <a:ext uri="{5AE41FA2-C0FF-4470-9BD4-5FADCA87CBE2}">
-                    <aclsh:classification xmlns:aclsh="http://schemas.microsoft.com/office/drawing/2020/classificationShape" classificationOutcomeType="ftr"/>
+                    <aclsh:classification xmlns:aclsh="http://schemas.microsoft.com/office/drawing/2020/classificationShape" xmlns:w16sdtfl="http://schemas.microsoft.com/office/word/2024/wordml/sdtformatlock" xmlns:w16sdtdh="http://schemas.microsoft.com/office/word/2020/wordml/sdtdatahash" xmlns:w16du="http://schemas.microsoft.com/office/word/2023/wordml/word16du" xmlns:w16="http://schemas.microsoft.com/office/word/2018/wordml" xmlns:w16cid="http://schemas.microsoft.com/office/word/2016/wordml/cid" xmlns:w16cex="http://schemas.microsoft.com/office/word/2018/wordml/cex" xmlns:w="http://schemas.openxmlformats.org/wordprocessingml/2006/main" xmlns:w10="urn:schemas-microsoft-com:office:word" xmlns:v="urn:schemas-microsoft-com:vml" xmlns:oel="http://schemas.microsoft.com/office/2019/extlst" xmlns:o="urn:schemas-microsoft-com:office:office" xmlns:am3d="http://schemas.microsoft.com/office/drawing/2017/model3d" xmlns:aink="http://schemas.microsoft.com/office/drawing/2016/ink" xmlns:cx8="http://schemas.microsoft.com/office/drawing/2016/5/14/chartex" xmlns:cx7="http://schemas.microsoft.com/office/drawing/2016/5/13/chartex" xmlns:cx6="http://schemas.microsoft.com/office/drawing/2016/5/12/chartex" xmlns:cx5="http://schemas.microsoft.com/office/drawing/2016/5/11/chartex" xmlns:cx4="http://schemas.microsoft.com/office/drawing/2016/5/10/chartex" xmlns:cx3="http://schemas.microsoft.com/office/drawing/2016/5/9/chartex" xmlns:cx2="http://schemas.microsoft.com/office/drawing/2015/10/21/chartex" xmlns:cx1="http://schemas.microsoft.com/office/drawing/2015/9/8/chartex" xmlns="" classificationOutcomeType="ftr"/>
                   </a:ext>
                 </a:extLst>
               </wp:docPr>
@@ -8149,7 +7823,7 @@
                           </w:r>
                           <w:r>
                             <w:rPr>
-                              <w:rFonts w:ascii="Aptos" w:eastAsia="Aptos" w:hAnsi="Aptos" w:cs="Aptos"/>
+                              <w:rFonts w:ascii="Aptos" w:eastAsia="Aptos" w:hAnsi="Aptos" w:cs="Times New Roman"/>
                               <w:noProof/>
                               <w:color w:val="000000"/>
                               <w:rtl/>
@@ -8179,7 +7853,7 @@
             </wp:anchor>
           </w:drawing>
         </mc:Choice>
-        <mc:Fallback>
+        <mc:Fallback xmlns:w16sdtfl="http://schemas.microsoft.com/office/word/2024/wordml/sdtformatlock" xmlns:w16sdtdh="http://schemas.microsoft.com/office/word/2020/wordml/sdtdatahash" xmlns:w16du="http://schemas.microsoft.com/office/word/2023/wordml/word16du" xmlns:w16="http://schemas.microsoft.com/office/word/2018/wordml" xmlns:w16cid="http://schemas.microsoft.com/office/word/2016/wordml/cid" xmlns:w16cex="http://schemas.microsoft.com/office/word/2018/wordml/cex" xmlns:oel="http://schemas.microsoft.com/office/2019/extlst" xmlns:am3d="http://schemas.microsoft.com/office/drawing/2017/model3d" xmlns:aink="http://schemas.microsoft.com/office/drawing/2016/ink" xmlns:cx8="http://schemas.microsoft.com/office/drawing/2016/5/14/chartex" xmlns:cx7="http://schemas.microsoft.com/office/drawing/2016/5/13/chartex" xmlns:cx6="http://schemas.microsoft.com/office/drawing/2016/5/12/chartex" xmlns:cx5="http://schemas.microsoft.com/office/drawing/2016/5/11/chartex" xmlns:cx4="http://schemas.microsoft.com/office/drawing/2016/5/10/chartex" xmlns:cx3="http://schemas.microsoft.com/office/drawing/2016/5/9/chartex" xmlns:cx2="http://schemas.microsoft.com/office/drawing/2015/10/21/chartex" xmlns:cx1="http://schemas.microsoft.com/office/drawing/2015/9/8/chartex">
           <w:pict>
             <v:shapetype w14:anchorId="4A1CD953" id="_x0000_t202" coordsize="21600,21600" o:spt="202" path="m,l,21600r21600,l21600,xe">
               <v:stroke joinstyle="miter"/>
@@ -8236,7 +7910,7 @@
 </file>
 
 <file path=word/footnotes.xml><?xml version="1.0" encoding="utf-8"?>
-<w:footnotes xmlns:wpc="http://schemas.microsoft.com/office/word/2010/wordprocessingCanvas" xmlns:cx="http://schemas.microsoft.com/office/drawing/2014/chartex" xmlns:cx1="http://schemas.microsoft.com/office/drawing/2015/9/8/chartex" xmlns:cx2="http://schemas.microsoft.com/office/drawing/2015/10/21/chartex" xmlns:cx3="http://schemas.microsoft.com/office/drawing/2016/5/9/chartex" xmlns:cx4="http://schemas.microsoft.com/office/drawing/2016/5/10/chartex" xmlns:cx5="http://schemas.microsoft.com/office/drawing/2016/5/11/chartex" xmlns:cx6="http://schemas.microsoft.com/office/drawing/2016/5/12/chartex" xmlns:cx7="http://schemas.microsoft.com/office/drawing/2016/5/13/chartex" xmlns:cx8="http://schemas.microsoft.com/office/drawing/2016/5/14/chartex" xmlns:mc="http://schemas.openxmlformats.org/markup-compatibility/2006" xmlns:aink="http://schemas.microsoft.com/office/drawing/2016/ink" xmlns:am3d="http://schemas.microsoft.com/office/drawing/2017/model3d" xmlns:o="urn:schemas-microsoft-com:office:office" xmlns:oel="http://schemas.microsoft.com/office/2019/extlst" xmlns:r="http://schemas.openxmlformats.org/officeDocument/2006/relationships" xmlns:m="http://schemas.openxmlformats.org/officeDocument/2006/math" xmlns:v="urn:schemas-microsoft-com:vml" xmlns:wp14="http://schemas.microsoft.com/office/word/2010/wordprocessingDrawing" xmlns:wp="http://schemas.openxmlformats.org/drawingml/2006/wordprocessingDrawing" xmlns:w10="urn:schemas-microsoft-com:office:word" xmlns:w="http://schemas.openxmlformats.org/wordprocessingml/2006/main" xmlns:w14="http://schemas.microsoft.com/office/word/2010/wordml" xmlns:w15="http://schemas.microsoft.com/office/word/2012/wordml" xmlns:w16cex="http://schemas.microsoft.com/office/word/2018/wordml/cex" xmlns:w16cid="http://schemas.microsoft.com/office/word/2016/wordml/cid" xmlns:w16="http://schemas.microsoft.com/office/word/2018/wordml" xmlns:w16du="http://schemas.microsoft.com/office/word/2023/wordml/word16du" xmlns:w16sdtdh="http://schemas.microsoft.com/office/word/2020/wordml/sdtdatahash" xmlns:w16sdtfl="http://schemas.microsoft.com/office/word/2024/wordml/sdtformatlock" xmlns:w16se="http://schemas.microsoft.com/office/word/2015/wordml/symex" xmlns:wpg="http://schemas.microsoft.com/office/word/2010/wordprocessingGroup" xmlns:wpi="http://schemas.microsoft.com/office/word/2010/wordprocessingInk" xmlns:wne="http://schemas.microsoft.com/office/word/2006/wordml" xmlns:wps="http://schemas.microsoft.com/office/word/2010/wordprocessingShape" mc:Ignorable="w14 w15 w16se w16cid w16 w16cex w16sdtdh w16sdtfl w16du wp14">
+<w:footnotes xmlns:wpc="http://schemas.microsoft.com/office/word/2010/wordprocessingCanvas" xmlns:cx="http://schemas.microsoft.com/office/drawing/2014/chartex" xmlns:mc="http://schemas.openxmlformats.org/markup-compatibility/2006" xmlns:o="urn:schemas-microsoft-com:office:office" xmlns:r="http://schemas.openxmlformats.org/officeDocument/2006/relationships" xmlns:m="http://schemas.openxmlformats.org/officeDocument/2006/math" xmlns:v="urn:schemas-microsoft-com:vml" xmlns:wp14="http://schemas.microsoft.com/office/word/2010/wordprocessingDrawing" xmlns:wp="http://schemas.openxmlformats.org/drawingml/2006/wordprocessingDrawing" xmlns:w10="urn:schemas-microsoft-com:office:word" xmlns:w="http://schemas.openxmlformats.org/wordprocessingml/2006/main" xmlns:w14="http://schemas.microsoft.com/office/word/2010/wordml" xmlns:w15="http://schemas.microsoft.com/office/word/2012/wordml" xmlns:w16se="http://schemas.microsoft.com/office/word/2015/wordml/symex" xmlns:wpg="http://schemas.microsoft.com/office/word/2010/wordprocessingGroup" xmlns:wpi="http://schemas.microsoft.com/office/word/2010/wordprocessingInk" xmlns:wne="http://schemas.microsoft.com/office/word/2006/wordml" xmlns:wps="http://schemas.microsoft.com/office/word/2010/wordprocessingShape" mc:Ignorable="w14 w15 w16se wp14">
   <w:footnote w:type="separator" w:id="-1">
     <w:p>
       <w:pPr>
@@ -8265,7 +7939,7 @@
 </file>
 
 <file path=word/header1.xml><?xml version="1.0" encoding="utf-8"?>
-<w:hdr xmlns:wpc="http://schemas.microsoft.com/office/word/2010/wordprocessingCanvas" xmlns:cx="http://schemas.microsoft.com/office/drawing/2014/chartex" xmlns:cx1="http://schemas.microsoft.com/office/drawing/2015/9/8/chartex" xmlns:cx2="http://schemas.microsoft.com/office/drawing/2015/10/21/chartex" xmlns:cx3="http://schemas.microsoft.com/office/drawing/2016/5/9/chartex" xmlns:cx4="http://schemas.microsoft.com/office/drawing/2016/5/10/chartex" xmlns:cx5="http://schemas.microsoft.com/office/drawing/2016/5/11/chartex" xmlns:cx6="http://schemas.microsoft.com/office/drawing/2016/5/12/chartex" xmlns:cx7="http://schemas.microsoft.com/office/drawing/2016/5/13/chartex" xmlns:cx8="http://schemas.microsoft.com/office/drawing/2016/5/14/chartex" xmlns:mc="http://schemas.openxmlformats.org/markup-compatibility/2006" xmlns:aink="http://schemas.microsoft.com/office/drawing/2016/ink" xmlns:am3d="http://schemas.microsoft.com/office/drawing/2017/model3d" xmlns:o="urn:schemas-microsoft-com:office:office" xmlns:oel="http://schemas.microsoft.com/office/2019/extlst" xmlns:r="http://schemas.openxmlformats.org/officeDocument/2006/relationships" xmlns:m="http://schemas.openxmlformats.org/officeDocument/2006/math" xmlns:v="urn:schemas-microsoft-com:vml" xmlns:wp14="http://schemas.microsoft.com/office/word/2010/wordprocessingDrawing" xmlns:wp="http://schemas.openxmlformats.org/drawingml/2006/wordprocessingDrawing" xmlns:w10="urn:schemas-microsoft-com:office:word" xmlns:w="http://schemas.openxmlformats.org/wordprocessingml/2006/main" xmlns:w14="http://schemas.microsoft.com/office/word/2010/wordml" xmlns:w15="http://schemas.microsoft.com/office/word/2012/wordml" xmlns:w16cex="http://schemas.microsoft.com/office/word/2018/wordml/cex" xmlns:w16cid="http://schemas.microsoft.com/office/word/2016/wordml/cid" xmlns:w16="http://schemas.microsoft.com/office/word/2018/wordml" xmlns:w16du="http://schemas.microsoft.com/office/word/2023/wordml/word16du" xmlns:w16sdtdh="http://schemas.microsoft.com/office/word/2020/wordml/sdtdatahash" xmlns:w16sdtfl="http://schemas.microsoft.com/office/word/2024/wordml/sdtformatlock" xmlns:w16se="http://schemas.microsoft.com/office/word/2015/wordml/symex" xmlns:wpg="http://schemas.microsoft.com/office/word/2010/wordprocessingGroup" xmlns:wpi="http://schemas.microsoft.com/office/word/2010/wordprocessingInk" xmlns:wne="http://schemas.microsoft.com/office/word/2006/wordml" xmlns:wps="http://schemas.microsoft.com/office/word/2010/wordprocessingShape" mc:Ignorable="w14 w15 w16se w16cid w16 w16cex w16sdtdh w16sdtfl w16du wp14">
+<w:hdr xmlns:wpc="http://schemas.microsoft.com/office/word/2010/wordprocessingCanvas" xmlns:cx="http://schemas.microsoft.com/office/drawing/2014/chartex" xmlns:mc="http://schemas.openxmlformats.org/markup-compatibility/2006" xmlns:o="urn:schemas-microsoft-com:office:office" xmlns:r="http://schemas.openxmlformats.org/officeDocument/2006/relationships" xmlns:m="http://schemas.openxmlformats.org/officeDocument/2006/math" xmlns:v="urn:schemas-microsoft-com:vml" xmlns:wp14="http://schemas.microsoft.com/office/word/2010/wordprocessingDrawing" xmlns:wp="http://schemas.openxmlformats.org/drawingml/2006/wordprocessingDrawing" xmlns:w10="urn:schemas-microsoft-com:office:word" xmlns:w="http://schemas.openxmlformats.org/wordprocessingml/2006/main" xmlns:w14="http://schemas.microsoft.com/office/word/2010/wordml" xmlns:w15="http://schemas.microsoft.com/office/word/2012/wordml" xmlns:w16se="http://schemas.microsoft.com/office/word/2015/wordml/symex" xmlns:wpg="http://schemas.microsoft.com/office/word/2010/wordprocessingGroup" xmlns:wpi="http://schemas.microsoft.com/office/word/2010/wordprocessingInk" xmlns:wne="http://schemas.microsoft.com/office/word/2006/wordml" xmlns:wps="http://schemas.microsoft.com/office/word/2010/wordprocessingShape" mc:Ignorable="w14 w15 w16se wp14">
   <w:tbl>
     <w:tblPr>
       <w:tblW w:w="6410" w:type="pct"/>
@@ -8365,7 +8039,7 @@
 </file>
 
 <file path=word/header2.xml><?xml version="1.0" encoding="utf-8"?>
-<w:hdr xmlns:wpc="http://schemas.microsoft.com/office/word/2010/wordprocessingCanvas" xmlns:cx="http://schemas.microsoft.com/office/drawing/2014/chartex" xmlns:cx1="http://schemas.microsoft.com/office/drawing/2015/9/8/chartex" xmlns:cx2="http://schemas.microsoft.com/office/drawing/2015/10/21/chartex" xmlns:cx3="http://schemas.microsoft.com/office/drawing/2016/5/9/chartex" xmlns:cx4="http://schemas.microsoft.com/office/drawing/2016/5/10/chartex" xmlns:cx5="http://schemas.microsoft.com/office/drawing/2016/5/11/chartex" xmlns:cx6="http://schemas.microsoft.com/office/drawing/2016/5/12/chartex" xmlns:cx7="http://schemas.microsoft.com/office/drawing/2016/5/13/chartex" xmlns:cx8="http://schemas.microsoft.com/office/drawing/2016/5/14/chartex" xmlns:mc="http://schemas.openxmlformats.org/markup-compatibility/2006" xmlns:aink="http://schemas.microsoft.com/office/drawing/2016/ink" xmlns:am3d="http://schemas.microsoft.com/office/drawing/2017/model3d" xmlns:o="urn:schemas-microsoft-com:office:office" xmlns:oel="http://schemas.microsoft.com/office/2019/extlst" xmlns:r="http://schemas.openxmlformats.org/officeDocument/2006/relationships" xmlns:m="http://schemas.openxmlformats.org/officeDocument/2006/math" xmlns:v="urn:schemas-microsoft-com:vml" xmlns:wp14="http://schemas.microsoft.com/office/word/2010/wordprocessingDrawing" xmlns:wp="http://schemas.openxmlformats.org/drawingml/2006/wordprocessingDrawing" xmlns:w10="urn:schemas-microsoft-com:office:word" xmlns:w="http://schemas.openxmlformats.org/wordprocessingml/2006/main" xmlns:w14="http://schemas.microsoft.com/office/word/2010/wordml" xmlns:w15="http://schemas.microsoft.com/office/word/2012/wordml" xmlns:w16cex="http://schemas.microsoft.com/office/word/2018/wordml/cex" xmlns:w16cid="http://schemas.microsoft.com/office/word/2016/wordml/cid" xmlns:w16="http://schemas.microsoft.com/office/word/2018/wordml" xmlns:w16du="http://schemas.microsoft.com/office/word/2023/wordml/word16du" xmlns:w16sdtdh="http://schemas.microsoft.com/office/word/2020/wordml/sdtdatahash" xmlns:w16sdtfl="http://schemas.microsoft.com/office/word/2024/wordml/sdtformatlock" xmlns:w16se="http://schemas.microsoft.com/office/word/2015/wordml/symex" xmlns:wpg="http://schemas.microsoft.com/office/word/2010/wordprocessingGroup" xmlns:wpi="http://schemas.microsoft.com/office/word/2010/wordprocessingInk" xmlns:wne="http://schemas.microsoft.com/office/word/2006/wordml" xmlns:wps="http://schemas.microsoft.com/office/word/2010/wordprocessingShape" mc:Ignorable="w14 w15 w16se w16cid w16 w16cex w16sdtdh w16sdtfl w16du wp14">
+<w:hdr xmlns:wpc="http://schemas.microsoft.com/office/word/2010/wordprocessingCanvas" xmlns:cx="http://schemas.microsoft.com/office/drawing/2014/chartex" xmlns:mc="http://schemas.openxmlformats.org/markup-compatibility/2006" xmlns:o="urn:schemas-microsoft-com:office:office" xmlns:r="http://schemas.openxmlformats.org/officeDocument/2006/relationships" xmlns:m="http://schemas.openxmlformats.org/officeDocument/2006/math" xmlns:v="urn:schemas-microsoft-com:vml" xmlns:wp14="http://schemas.microsoft.com/office/word/2010/wordprocessingDrawing" xmlns:wp="http://schemas.openxmlformats.org/drawingml/2006/wordprocessingDrawing" xmlns:w10="urn:schemas-microsoft-com:office:word" xmlns:w="http://schemas.openxmlformats.org/wordprocessingml/2006/main" xmlns:w14="http://schemas.microsoft.com/office/word/2010/wordml" xmlns:w15="http://schemas.microsoft.com/office/word/2012/wordml" xmlns:w16se="http://schemas.microsoft.com/office/word/2015/wordml/symex" xmlns:wpg="http://schemas.microsoft.com/office/word/2010/wordprocessingGroup" xmlns:wpi="http://schemas.microsoft.com/office/word/2010/wordprocessingInk" xmlns:wne="http://schemas.microsoft.com/office/word/2006/wordml" xmlns:wps="http://schemas.microsoft.com/office/word/2010/wordprocessingShape" mc:Ignorable="w14 w15 w16se wp14">
   <w:p>
     <w:r>
       <w:rPr>
@@ -8542,7 +8216,7 @@
             </wp:anchor>
           </w:drawing>
         </mc:Choice>
-        <mc:Fallback>
+        <mc:Fallback xmlns:w16sdtfl="http://schemas.microsoft.com/office/word/2024/wordml/sdtformatlock" xmlns:w16sdtdh="http://schemas.microsoft.com/office/word/2020/wordml/sdtdatahash" xmlns:w16du="http://schemas.microsoft.com/office/word/2023/wordml/word16du" xmlns:w16="http://schemas.microsoft.com/office/word/2018/wordml" xmlns:w16cid="http://schemas.microsoft.com/office/word/2016/wordml/cid" xmlns:w16cex="http://schemas.microsoft.com/office/word/2018/wordml/cex" xmlns:oel="http://schemas.microsoft.com/office/2019/extlst" xmlns:am3d="http://schemas.microsoft.com/office/drawing/2017/model3d" xmlns:aink="http://schemas.microsoft.com/office/drawing/2016/ink" xmlns:cx8="http://schemas.microsoft.com/office/drawing/2016/5/14/chartex" xmlns:cx7="http://schemas.microsoft.com/office/drawing/2016/5/13/chartex" xmlns:cx6="http://schemas.microsoft.com/office/drawing/2016/5/12/chartex" xmlns:cx5="http://schemas.microsoft.com/office/drawing/2016/5/11/chartex" xmlns:cx4="http://schemas.microsoft.com/office/drawing/2016/5/10/chartex" xmlns:cx3="http://schemas.microsoft.com/office/drawing/2016/5/9/chartex" xmlns:cx2="http://schemas.microsoft.com/office/drawing/2015/10/21/chartex" xmlns:cx1="http://schemas.microsoft.com/office/drawing/2015/9/8/chartex">
           <w:pict>
             <v:line w14:anchorId="7169C831" id="Straight Connector 6" o:spid="_x0000_s1026" style="position:absolute;z-index:251660288;visibility:visible;mso-wrap-style:square;mso-width-percent:0;mso-height-percent:0;mso-wrap-distance-left:9pt;mso-wrap-distance-top:-3e-5mm;mso-wrap-distance-right:9pt;mso-wrap-distance-bottom:-3e-5mm;mso-position-horizontal:absolute;mso-position-horizontal-relative:text;mso-position-vertical:absolute;mso-position-vertical-relative:text;mso-width-percent:0;mso-height-percent:0;mso-width-relative:page;mso-height-relative:page" from="-68.95pt,-666.45pt" to="489.05pt,-666.45pt" o:gfxdata="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" strokecolor="#4f81bd" strokeweight="2pt">
               <v:shadow on="t" opacity="24903f" origin=",.5" offset="0,.55556mm"/>
@@ -8557,7 +8231,7 @@
 </file>
 
 <file path=word/header3.xml><?xml version="1.0" encoding="utf-8"?>
-<w:hdr xmlns:wpc="http://schemas.microsoft.com/office/word/2010/wordprocessingCanvas" xmlns:cx="http://schemas.microsoft.com/office/drawing/2014/chartex" xmlns:cx1="http://schemas.microsoft.com/office/drawing/2015/9/8/chartex" xmlns:cx2="http://schemas.microsoft.com/office/drawing/2015/10/21/chartex" xmlns:cx3="http://schemas.microsoft.com/office/drawing/2016/5/9/chartex" xmlns:cx4="http://schemas.microsoft.com/office/drawing/2016/5/10/chartex" xmlns:cx5="http://schemas.microsoft.com/office/drawing/2016/5/11/chartex" xmlns:cx6="http://schemas.microsoft.com/office/drawing/2016/5/12/chartex" xmlns:cx7="http://schemas.microsoft.com/office/drawing/2016/5/13/chartex" xmlns:cx8="http://schemas.microsoft.com/office/drawing/2016/5/14/chartex" xmlns:mc="http://schemas.openxmlformats.org/markup-compatibility/2006" xmlns:aink="http://schemas.microsoft.com/office/drawing/2016/ink" xmlns:am3d="http://schemas.microsoft.com/office/drawing/2017/model3d" xmlns:o="urn:schemas-microsoft-com:office:office" xmlns:oel="http://schemas.microsoft.com/office/2019/extlst" xmlns:r="http://schemas.openxmlformats.org/officeDocument/2006/relationships" xmlns:m="http://schemas.openxmlformats.org/officeDocument/2006/math" xmlns:v="urn:schemas-microsoft-com:vml" xmlns:wp14="http://schemas.microsoft.com/office/word/2010/wordprocessingDrawing" xmlns:wp="http://schemas.openxmlformats.org/drawingml/2006/wordprocessingDrawing" xmlns:w10="urn:schemas-microsoft-com:office:word" xmlns:w="http://schemas.openxmlformats.org/wordprocessingml/2006/main" xmlns:w14="http://schemas.microsoft.com/office/word/2010/wordml" xmlns:w15="http://schemas.microsoft.com/office/word/2012/wordml" xmlns:w16cex="http://schemas.microsoft.com/office/word/2018/wordml/cex" xmlns:w16cid="http://schemas.microsoft.com/office/word/2016/wordml/cid" xmlns:w16="http://schemas.microsoft.com/office/word/2018/wordml" xmlns:w16du="http://schemas.microsoft.com/office/word/2023/wordml/word16du" xmlns:w16sdtdh="http://schemas.microsoft.com/office/word/2020/wordml/sdtdatahash" xmlns:w16sdtfl="http://schemas.microsoft.com/office/word/2024/wordml/sdtformatlock" xmlns:w16se="http://schemas.microsoft.com/office/word/2015/wordml/symex" xmlns:wpg="http://schemas.microsoft.com/office/word/2010/wordprocessingGroup" xmlns:wpi="http://schemas.microsoft.com/office/word/2010/wordprocessingInk" xmlns:wne="http://schemas.microsoft.com/office/word/2006/wordml" xmlns:wps="http://schemas.microsoft.com/office/word/2010/wordprocessingShape" mc:Ignorable="w14 w15 w16se w16cid w16 w16cex w16sdtdh w16sdtfl w16du wp14">
+<w:hdr xmlns:wpc="http://schemas.microsoft.com/office/word/2010/wordprocessingCanvas" xmlns:cx="http://schemas.microsoft.com/office/drawing/2014/chartex" xmlns:mc="http://schemas.openxmlformats.org/markup-compatibility/2006" xmlns:o="urn:schemas-microsoft-com:office:office" xmlns:r="http://schemas.openxmlformats.org/officeDocument/2006/relationships" xmlns:m="http://schemas.openxmlformats.org/officeDocument/2006/math" xmlns:v="urn:schemas-microsoft-com:vml" xmlns:wp14="http://schemas.microsoft.com/office/word/2010/wordprocessingDrawing" xmlns:wp="http://schemas.openxmlformats.org/drawingml/2006/wordprocessingDrawing" xmlns:w10="urn:schemas-microsoft-com:office:word" xmlns:w="http://schemas.openxmlformats.org/wordprocessingml/2006/main" xmlns:w14="http://schemas.microsoft.com/office/word/2010/wordml" xmlns:w15="http://schemas.microsoft.com/office/word/2012/wordml" xmlns:w16se="http://schemas.microsoft.com/office/word/2015/wordml/symex" xmlns:wpg="http://schemas.microsoft.com/office/word/2010/wordprocessingGroup" xmlns:wpi="http://schemas.microsoft.com/office/word/2010/wordprocessingInk" xmlns:wne="http://schemas.microsoft.com/office/word/2006/wordml" xmlns:wps="http://schemas.microsoft.com/office/word/2010/wordprocessingShape" mc:Ignorable="w14 w15 w16se wp14">
   <w:tbl>
     <w:tblPr>
       <w:tblW w:w="6410" w:type="pct"/>
@@ -8602,7 +8276,7 @@
             <w:fldChar w:fldCharType="separate"/>
           </w:r>
           <w:r>
-            <w:t>04</w:t>
+            <w:t>03</w:t>
           </w:r>
           <w:r>
             <w:fldChar w:fldCharType="end"/>
@@ -8762,7 +8436,7 @@
 </file>
 
 <file path=word/numbering.xml><?xml version="1.0" encoding="utf-8"?>
-<w:numbering xmlns:wpc="http://schemas.microsoft.com/office/word/2010/wordprocessingCanvas" xmlns:cx="http://schemas.microsoft.com/office/drawing/2014/chartex" xmlns:cx1="http://schemas.microsoft.com/office/drawing/2015/9/8/chartex" xmlns:cx2="http://schemas.microsoft.com/office/drawing/2015/10/21/chartex" xmlns:cx3="http://schemas.microsoft.com/office/drawing/2016/5/9/chartex" xmlns:cx4="http://schemas.microsoft.com/office/drawing/2016/5/10/chartex" xmlns:cx5="http://schemas.microsoft.com/office/drawing/2016/5/11/chartex" xmlns:cx6="http://schemas.microsoft.com/office/drawing/2016/5/12/chartex" xmlns:cx7="http://schemas.microsoft.com/office/drawing/2016/5/13/chartex" xmlns:cx8="http://schemas.microsoft.com/office/drawing/2016/5/14/chartex" xmlns:mc="http://schemas.openxmlformats.org/markup-compatibility/2006" xmlns:aink="http://schemas.microsoft.com/office/drawing/2016/ink" xmlns:am3d="http://schemas.microsoft.com/office/drawing/2017/model3d" xmlns:o="urn:schemas-microsoft-com:office:office" xmlns:oel="http://schemas.microsoft.com/office/2019/extlst" xmlns:r="http://schemas.openxmlformats.org/officeDocument/2006/relationships" xmlns:m="http://schemas.openxmlformats.org/officeDocument/2006/math" xmlns:v="urn:schemas-microsoft-com:vml" xmlns:wp14="http://schemas.microsoft.com/office/word/2010/wordprocessingDrawing" xmlns:wp="http://schemas.openxmlformats.org/drawingml/2006/wordprocessingDrawing" xmlns:w10="urn:schemas-microsoft-com:office:word" xmlns:w="http://schemas.openxmlformats.org/wordprocessingml/2006/main" xmlns:w14="http://schemas.microsoft.com/office/word/2010/wordml" xmlns:w15="http://schemas.microsoft.com/office/word/2012/wordml" xmlns:w16cex="http://schemas.microsoft.com/office/word/2018/wordml/cex" xmlns:w16cid="http://schemas.microsoft.com/office/word/2016/wordml/cid" xmlns:w16="http://schemas.microsoft.com/office/word/2018/wordml" xmlns:w16du="http://schemas.microsoft.com/office/word/2023/wordml/word16du" xmlns:w16sdtdh="http://schemas.microsoft.com/office/word/2020/wordml/sdtdatahash" xmlns:w16sdtfl="http://schemas.microsoft.com/office/word/2024/wordml/sdtformatlock" xmlns:w16se="http://schemas.microsoft.com/office/word/2015/wordml/symex" xmlns:wpg="http://schemas.microsoft.com/office/word/2010/wordprocessingGroup" xmlns:wpi="http://schemas.microsoft.com/office/word/2010/wordprocessingInk" xmlns:wne="http://schemas.microsoft.com/office/word/2006/wordml" xmlns:wps="http://schemas.microsoft.com/office/word/2010/wordprocessingShape" mc:Ignorable="w14 w15 w16se w16cid w16 w16cex w16sdtdh w16sdtfl w16du wp14">
+<w:numbering xmlns:wpc="http://schemas.microsoft.com/office/word/2010/wordprocessingCanvas" xmlns:cx="http://schemas.microsoft.com/office/drawing/2014/chartex" xmlns:mc="http://schemas.openxmlformats.org/markup-compatibility/2006" xmlns:o="urn:schemas-microsoft-com:office:office" xmlns:r="http://schemas.openxmlformats.org/officeDocument/2006/relationships" xmlns:m="http://schemas.openxmlformats.org/officeDocument/2006/math" xmlns:v="urn:schemas-microsoft-com:vml" xmlns:wp14="http://schemas.microsoft.com/office/word/2010/wordprocessingDrawing" xmlns:wp="http://schemas.openxmlformats.org/drawingml/2006/wordprocessingDrawing" xmlns:w10="urn:schemas-microsoft-com:office:word" xmlns:w="http://schemas.openxmlformats.org/wordprocessingml/2006/main" xmlns:w14="http://schemas.microsoft.com/office/word/2010/wordml" xmlns:w15="http://schemas.microsoft.com/office/word/2012/wordml" xmlns:w16se="http://schemas.microsoft.com/office/word/2015/wordml/symex" xmlns:wpg="http://schemas.microsoft.com/office/word/2010/wordprocessingGroup" xmlns:wpi="http://schemas.microsoft.com/office/word/2010/wordprocessingInk" xmlns:wne="http://schemas.microsoft.com/office/word/2006/wordml" xmlns:wps="http://schemas.microsoft.com/office/word/2010/wordprocessingShape" mc:Ignorable="w14 w15 w16se wp14">
   <w:abstractNum w:abstractNumId="0" w15:restartNumberingAfterBreak="0">
     <w:nsid w:val="FFFFFF89"/>
     <w:multiLevelType w:val="singleLevel"/>
@@ -13825,149 +13499,149 @@
       </w:rPr>
     </w:lvl>
   </w:abstractNum>
-  <w:num w:numId="1" w16cid:durableId="224489415">
+  <w:num w:numId="1">
     <w:abstractNumId w:val="0"/>
   </w:num>
-  <w:num w:numId="2" w16cid:durableId="738018476">
+  <w:num w:numId="2">
     <w:abstractNumId w:val="0"/>
     <w:lvlOverride w:ilvl="0">
       <w:startOverride w:val="1"/>
     </w:lvlOverride>
   </w:num>
-  <w:num w:numId="3" w16cid:durableId="703482996">
+  <w:num w:numId="3">
     <w:abstractNumId w:val="17"/>
   </w:num>
-  <w:num w:numId="4" w16cid:durableId="793136990">
+  <w:num w:numId="4">
     <w:abstractNumId w:val="0"/>
     <w:lvlOverride w:ilvl="0">
       <w:startOverride w:val="1"/>
     </w:lvlOverride>
   </w:num>
-  <w:num w:numId="5" w16cid:durableId="1669596215">
+  <w:num w:numId="5">
     <w:abstractNumId w:val="0"/>
     <w:lvlOverride w:ilvl="0">
       <w:startOverride w:val="1"/>
     </w:lvlOverride>
   </w:num>
-  <w:num w:numId="6" w16cid:durableId="404229873">
+  <w:num w:numId="6">
     <w:abstractNumId w:val="22"/>
   </w:num>
-  <w:num w:numId="7" w16cid:durableId="835265065">
+  <w:num w:numId="7">
     <w:abstractNumId w:val="25"/>
   </w:num>
-  <w:num w:numId="8" w16cid:durableId="804349646">
+  <w:num w:numId="8">
     <w:abstractNumId w:val="24"/>
   </w:num>
-  <w:num w:numId="9" w16cid:durableId="868420296">
+  <w:num w:numId="9">
     <w:abstractNumId w:val="18"/>
   </w:num>
-  <w:num w:numId="10" w16cid:durableId="1708407955">
+  <w:num w:numId="10">
     <w:abstractNumId w:val="6"/>
   </w:num>
-  <w:num w:numId="11" w16cid:durableId="261500959">
+  <w:num w:numId="11">
     <w:abstractNumId w:val="2"/>
   </w:num>
-  <w:num w:numId="12" w16cid:durableId="557863889">
+  <w:num w:numId="12">
     <w:abstractNumId w:val="21"/>
   </w:num>
-  <w:num w:numId="13" w16cid:durableId="545214592">
+  <w:num w:numId="13">
     <w:abstractNumId w:val="23"/>
   </w:num>
-  <w:num w:numId="14" w16cid:durableId="1410616232">
+  <w:num w:numId="14">
     <w:abstractNumId w:val="37"/>
   </w:num>
-  <w:num w:numId="15" w16cid:durableId="1776903146">
+  <w:num w:numId="15">
     <w:abstractNumId w:val="7"/>
   </w:num>
-  <w:num w:numId="16" w16cid:durableId="1561599625">
+  <w:num w:numId="16">
     <w:abstractNumId w:val="8"/>
   </w:num>
-  <w:num w:numId="17" w16cid:durableId="107893633">
+  <w:num w:numId="17">
     <w:abstractNumId w:val="14"/>
   </w:num>
-  <w:num w:numId="18" w16cid:durableId="101078680">
+  <w:num w:numId="18">
     <w:abstractNumId w:val="31"/>
   </w:num>
-  <w:num w:numId="19" w16cid:durableId="284849599">
+  <w:num w:numId="19">
     <w:abstractNumId w:val="32"/>
   </w:num>
-  <w:num w:numId="20" w16cid:durableId="1924142236">
+  <w:num w:numId="20">
     <w:abstractNumId w:val="29"/>
   </w:num>
-  <w:num w:numId="21" w16cid:durableId="1465781328">
+  <w:num w:numId="21">
     <w:abstractNumId w:val="5"/>
   </w:num>
-  <w:num w:numId="22" w16cid:durableId="709453887">
+  <w:num w:numId="22">
     <w:abstractNumId w:val="1"/>
   </w:num>
-  <w:num w:numId="23" w16cid:durableId="1461922851">
+  <w:num w:numId="23">
     <w:abstractNumId w:val="35"/>
   </w:num>
-  <w:num w:numId="24" w16cid:durableId="1565412441">
+  <w:num w:numId="24">
     <w:abstractNumId w:val="13"/>
   </w:num>
-  <w:num w:numId="25" w16cid:durableId="998311264">
+  <w:num w:numId="25">
     <w:abstractNumId w:val="15"/>
   </w:num>
-  <w:num w:numId="26" w16cid:durableId="1358315989">
+  <w:num w:numId="26">
     <w:abstractNumId w:val="34"/>
   </w:num>
-  <w:num w:numId="27" w16cid:durableId="389234255">
+  <w:num w:numId="27">
     <w:abstractNumId w:val="27"/>
   </w:num>
-  <w:num w:numId="28" w16cid:durableId="1714383274">
+  <w:num w:numId="28">
     <w:abstractNumId w:val="9"/>
   </w:num>
-  <w:num w:numId="29" w16cid:durableId="953750367">
+  <w:num w:numId="29">
     <w:abstractNumId w:val="38"/>
   </w:num>
-  <w:num w:numId="30" w16cid:durableId="1968658238">
+  <w:num w:numId="30">
     <w:abstractNumId w:val="33"/>
   </w:num>
-  <w:num w:numId="31" w16cid:durableId="1282760418">
+  <w:num w:numId="31">
     <w:abstractNumId w:val="16"/>
   </w:num>
-  <w:num w:numId="32" w16cid:durableId="275913479">
+  <w:num w:numId="32">
     <w:abstractNumId w:val="28"/>
   </w:num>
-  <w:num w:numId="33" w16cid:durableId="67506612">
+  <w:num w:numId="33">
     <w:abstractNumId w:val="12"/>
   </w:num>
-  <w:num w:numId="34" w16cid:durableId="747847590">
+  <w:num w:numId="34">
     <w:abstractNumId w:val="30"/>
   </w:num>
-  <w:num w:numId="35" w16cid:durableId="1735666237">
+  <w:num w:numId="35">
     <w:abstractNumId w:val="3"/>
   </w:num>
-  <w:num w:numId="36" w16cid:durableId="759301983">
+  <w:num w:numId="36">
     <w:abstractNumId w:val="26"/>
   </w:num>
-  <w:num w:numId="37" w16cid:durableId="1349483780">
+  <w:num w:numId="37">
     <w:abstractNumId w:val="36"/>
     <w:lvlOverride w:ilvl="0">
       <w:startOverride w:val="1"/>
     </w:lvlOverride>
   </w:num>
-  <w:num w:numId="38" w16cid:durableId="532113188">
+  <w:num w:numId="38">
     <w:abstractNumId w:val="20"/>
   </w:num>
-  <w:num w:numId="39" w16cid:durableId="1732923464">
+  <w:num w:numId="39">
     <w:abstractNumId w:val="10"/>
   </w:num>
-  <w:num w:numId="40" w16cid:durableId="298535921">
+  <w:num w:numId="40">
     <w:abstractNumId w:val="4"/>
   </w:num>
-  <w:num w:numId="41" w16cid:durableId="380519058">
+  <w:num w:numId="41">
     <w:abstractNumId w:val="11"/>
   </w:num>
-  <w:num w:numId="42" w16cid:durableId="1563519887">
+  <w:num w:numId="42">
     <w:abstractNumId w:val="19"/>
   </w:num>
 </w:numbering>
 </file>
 
 <file path=word/styles.xml><?xml version="1.0" encoding="utf-8"?>
-<w:styles xmlns:mc="http://schemas.openxmlformats.org/markup-compatibility/2006" xmlns:r="http://schemas.openxmlformats.org/officeDocument/2006/relationships" xmlns:w="http://schemas.openxmlformats.org/wordprocessingml/2006/main" xmlns:w14="http://schemas.microsoft.com/office/word/2010/wordml" xmlns:w15="http://schemas.microsoft.com/office/word/2012/wordml" xmlns:w16cex="http://schemas.microsoft.com/office/word/2018/wordml/cex" xmlns:w16cid="http://schemas.microsoft.com/office/word/2016/wordml/cid" xmlns:w16="http://schemas.microsoft.com/office/word/2018/wordml" xmlns:w16du="http://schemas.microsoft.com/office/word/2023/wordml/word16du" xmlns:w16sdtdh="http://schemas.microsoft.com/office/word/2020/wordml/sdtdatahash" xmlns:w16sdtfl="http://schemas.microsoft.com/office/word/2024/wordml/sdtformatlock" xmlns:w16se="http://schemas.microsoft.com/office/word/2015/wordml/symex" mc:Ignorable="w14 w15 w16se w16cid w16 w16cex w16sdtdh w16sdtfl w16du">
+<w:styles xmlns:mc="http://schemas.openxmlformats.org/markup-compatibility/2006" xmlns:r="http://schemas.openxmlformats.org/officeDocument/2006/relationships" xmlns:w="http://schemas.openxmlformats.org/wordprocessingml/2006/main" xmlns:w14="http://schemas.microsoft.com/office/word/2010/wordml" xmlns:w15="http://schemas.microsoft.com/office/word/2012/wordml" xmlns:w16se="http://schemas.microsoft.com/office/word/2015/wordml/symex" mc:Ignorable="w14 w15 w16se">
   <w:docDefaults>
     <w:rPrDefault>
       <w:rPr>
@@ -13982,7 +13656,7 @@
       </w:pPr>
     </w:pPrDefault>
   </w:docDefaults>
-  <w:latentStyles w:defLockedState="0" w:defUIPriority="99" w:defSemiHidden="0" w:defUnhideWhenUsed="0" w:defQFormat="0" w:count="376">
+  <w:latentStyles w:defLockedState="0" w:defUIPriority="99" w:defSemiHidden="0" w:defUnhideWhenUsed="0" w:defQFormat="0" w:count="371">
     <w:lsdException w:name="Normal" w:uiPriority="0" w:qFormat="1"/>
     <w:lsdException w:name="heading 1" w:uiPriority="9" w:qFormat="1"/>
     <w:lsdException w:name="heading 2" w:semiHidden="1" w:uiPriority="9" w:unhideWhenUsed="1" w:qFormat="1"/>
@@ -14354,11 +14028,6 @@
     <w:lsdException w:name="List Table 5 Dark Accent 6" w:uiPriority="50"/>
     <w:lsdException w:name="List Table 6 Colorful Accent 6" w:uiPriority="51"/>
     <w:lsdException w:name="List Table 7 Colorful Accent 6" w:uiPriority="52"/>
-    <w:lsdException w:name="Mention" w:semiHidden="1" w:unhideWhenUsed="1"/>
-    <w:lsdException w:name="Smart Hyperlink" w:semiHidden="1" w:unhideWhenUsed="1"/>
-    <w:lsdException w:name="Hashtag" w:semiHidden="1" w:unhideWhenUsed="1"/>
-    <w:lsdException w:name="Unresolved Mention" w:semiHidden="1" w:unhideWhenUsed="1"/>
-    <w:lsdException w:name="Smart Link" w:semiHidden="1" w:unhideWhenUsed="1"/>
   </w:latentStyles>
   <w:style w:type="paragraph" w:default="1" w:styleId="Normal">
     <w:name w:val="Normal"/>
@@ -14458,6 +14127,7 @@
   <w:style w:type="character" w:default="1" w:styleId="DefaultParagraphFont">
     <w:name w:val="Default Paragraph Font"/>
     <w:uiPriority w:val="1"/>
+    <w:semiHidden/>
     <w:unhideWhenUsed/>
   </w:style>
   <w:style w:type="table" w:default="1" w:styleId="TableNormal">
@@ -15362,7 +15032,7 @@
 </file>
 
 <file path=word/glossary/document.xml><?xml version="1.0" encoding="utf-8"?>
-<w:glossaryDocument xmlns:wpc="http://schemas.microsoft.com/office/word/2010/wordprocessingCanvas" xmlns:cx="http://schemas.microsoft.com/office/drawing/2014/chartex" xmlns:cx1="http://schemas.microsoft.com/office/drawing/2015/9/8/chartex" xmlns:cx2="http://schemas.microsoft.com/office/drawing/2015/10/21/chartex" xmlns:cx3="http://schemas.microsoft.com/office/drawing/2016/5/9/chartex" xmlns:cx4="http://schemas.microsoft.com/office/drawing/2016/5/10/chartex" xmlns:cx5="http://schemas.microsoft.com/office/drawing/2016/5/11/chartex" xmlns:cx6="http://schemas.microsoft.com/office/drawing/2016/5/12/chartex" xmlns:cx7="http://schemas.microsoft.com/office/drawing/2016/5/13/chartex" xmlns:cx8="http://schemas.microsoft.com/office/drawing/2016/5/14/chartex" xmlns:mc="http://schemas.openxmlformats.org/markup-compatibility/2006" xmlns:aink="http://schemas.microsoft.com/office/drawing/2016/ink" xmlns:am3d="http://schemas.microsoft.com/office/drawing/2017/model3d" xmlns:o="urn:schemas-microsoft-com:office:office" xmlns:oel="http://schemas.microsoft.com/office/2019/extlst" xmlns:r="http://schemas.openxmlformats.org/officeDocument/2006/relationships" xmlns:m="http://schemas.openxmlformats.org/officeDocument/2006/math" xmlns:v="urn:schemas-microsoft-com:vml" xmlns:wp14="http://schemas.microsoft.com/office/word/2010/wordprocessingDrawing" xmlns:wp="http://schemas.openxmlformats.org/drawingml/2006/wordprocessingDrawing" xmlns:w10="urn:schemas-microsoft-com:office:word" xmlns:w="http://schemas.openxmlformats.org/wordprocessingml/2006/main" xmlns:w14="http://schemas.microsoft.com/office/word/2010/wordml" xmlns:w15="http://schemas.microsoft.com/office/word/2012/wordml" xmlns:w16cex="http://schemas.microsoft.com/office/word/2018/wordml/cex" xmlns:w16cid="http://schemas.microsoft.com/office/word/2016/wordml/cid" xmlns:w16="http://schemas.microsoft.com/office/word/2018/wordml" xmlns:w16du="http://schemas.microsoft.com/office/word/2023/wordml/word16du" xmlns:w16sdtdh="http://schemas.microsoft.com/office/word/2020/wordml/sdtdatahash" xmlns:w16sdtfl="http://schemas.microsoft.com/office/word/2024/wordml/sdtformatlock" xmlns:w16se="http://schemas.microsoft.com/office/word/2015/wordml/symex" xmlns:wpg="http://schemas.microsoft.com/office/word/2010/wordprocessingGroup" xmlns:wpi="http://schemas.microsoft.com/office/word/2010/wordprocessingInk" xmlns:wne="http://schemas.microsoft.com/office/word/2006/wordml" xmlns:wps="http://schemas.microsoft.com/office/word/2010/wordprocessingShape" mc:Ignorable="w14 w15 w16se w16cid w16 w16cex w16sdtdh w16sdtfl w16du wp14">
+<w:glossaryDocument xmlns:wpc="http://schemas.microsoft.com/office/word/2010/wordprocessingCanvas" xmlns:cx="http://schemas.microsoft.com/office/drawing/2014/chartex" xmlns:mc="http://schemas.openxmlformats.org/markup-compatibility/2006" xmlns:o="urn:schemas-microsoft-com:office:office" xmlns:r="http://schemas.openxmlformats.org/officeDocument/2006/relationships" xmlns:m="http://schemas.openxmlformats.org/officeDocument/2006/math" xmlns:v="urn:schemas-microsoft-com:vml" xmlns:wp14="http://schemas.microsoft.com/office/word/2010/wordprocessingDrawing" xmlns:wp="http://schemas.openxmlformats.org/drawingml/2006/wordprocessingDrawing" xmlns:w10="urn:schemas-microsoft-com:office:word" xmlns:w="http://schemas.openxmlformats.org/wordprocessingml/2006/main" xmlns:w14="http://schemas.microsoft.com/office/word/2010/wordml" xmlns:w15="http://schemas.microsoft.com/office/word/2012/wordml" xmlns:w16se="http://schemas.microsoft.com/office/word/2015/wordml/symex" xmlns:wpg="http://schemas.microsoft.com/office/word/2010/wordprocessingGroup" xmlns:wpi="http://schemas.microsoft.com/office/word/2010/wordprocessingInk" xmlns:wne="http://schemas.microsoft.com/office/word/2006/wordml" xmlns:wps="http://schemas.microsoft.com/office/word/2010/wordprocessingShape" mc:Ignorable="w14 w15 w16se wp14">
   <w:docParts>
     <w:docPart>
       <w:docPartPr>
@@ -15447,7 +15117,7 @@
 </file>
 
 <file path=word/glossary/fontTable.xml><?xml version="1.0" encoding="utf-8"?>
-<w:fonts xmlns:mc="http://schemas.openxmlformats.org/markup-compatibility/2006" xmlns:r="http://schemas.openxmlformats.org/officeDocument/2006/relationships" xmlns:w="http://schemas.openxmlformats.org/wordprocessingml/2006/main" xmlns:w14="http://schemas.microsoft.com/office/word/2010/wordml" xmlns:w15="http://schemas.microsoft.com/office/word/2012/wordml" xmlns:w16cex="http://schemas.microsoft.com/office/word/2018/wordml/cex" xmlns:w16cid="http://schemas.microsoft.com/office/word/2016/wordml/cid" xmlns:w16="http://schemas.microsoft.com/office/word/2018/wordml" xmlns:w16du="http://schemas.microsoft.com/office/word/2023/wordml/word16du" xmlns:w16sdtdh="http://schemas.microsoft.com/office/word/2020/wordml/sdtdatahash" xmlns:w16sdtfl="http://schemas.microsoft.com/office/word/2024/wordml/sdtformatlock" xmlns:w16se="http://schemas.microsoft.com/office/word/2015/wordml/symex" mc:Ignorable="w14 w15 w16se w16cid w16 w16cex w16sdtdh w16sdtfl w16du">
+<w:fonts xmlns:mc="http://schemas.openxmlformats.org/markup-compatibility/2006" xmlns:r="http://schemas.openxmlformats.org/officeDocument/2006/relationships" xmlns:w="http://schemas.openxmlformats.org/wordprocessingml/2006/main" xmlns:w14="http://schemas.microsoft.com/office/word/2010/wordml" xmlns:w15="http://schemas.microsoft.com/office/word/2012/wordml" xmlns:w16se="http://schemas.microsoft.com/office/word/2015/wordml/symex" mc:Ignorable="w14 w15 w16se">
   <w:font w:name="Cambria">
     <w:panose1 w:val="02040503050406030204"/>
     <w:charset w:val="00"/>
@@ -15512,6 +15182,7 @@
     <w:sig w:usb0="E1002EFF" w:usb1="C000605B" w:usb2="00000029" w:usb3="00000000" w:csb0="000101FF" w:csb1="00000000"/>
   </w:font>
   <w:font w:name="Aptos">
+    <w:altName w:val="Arial"/>
     <w:charset w:val="00"/>
     <w:family w:val="swiss"/>
     <w:pitch w:val="variable"/>
@@ -15522,7 +15193,14 @@
     <w:charset w:val="00"/>
     <w:family w:val="swiss"/>
     <w:pitch w:val="variable"/>
-    <w:sig w:usb0="00000003" w:usb1="02000000" w:usb2="00000000" w:usb3="00000000" w:csb0="00000001" w:csb1="00000000"/>
+    <w:sig w:usb0="00000003" w:usb1="02000000" w:usb2="08000000" w:usb3="00000000" w:csb0="00000001" w:csb1="00000000"/>
+  </w:font>
+  <w:font w:name="Calibri">
+    <w:panose1 w:val="020F0502020204030204"/>
+    <w:charset w:val="00"/>
+    <w:family w:val="swiss"/>
+    <w:pitch w:val="variable"/>
+    <w:sig w:usb0="E4002EFF" w:usb1="C200247B" w:usb2="00000009" w:usb3="00000000" w:csb0="000001FF" w:csb1="00000000"/>
   </w:font>
   <w:font w:name="Yu Mincho">
     <w:charset w:val="80"/>
@@ -15537,17 +15215,18 @@
     <w:pitch w:val="variable"/>
     <w:sig w:usb0="E00002FF" w:usb1="2AC7FDFF" w:usb2="00000016" w:usb3="00000000" w:csb0="0002009F" w:csb1="00000000"/>
   </w:font>
-  <w:font w:name="Aptos Display">
+  <w:font w:name="Calibri Light">
+    <w:panose1 w:val="020F0302020204030204"/>
     <w:charset w:val="00"/>
     <w:family w:val="swiss"/>
     <w:pitch w:val="variable"/>
-    <w:sig w:usb0="20000287" w:usb1="00000003" w:usb2="00000000" w:usb3="00000000" w:csb0="0000019F" w:csb1="00000000"/>
+    <w:sig w:usb0="E4002EFF" w:usb1="C200247B" w:usb2="00000009" w:usb3="00000000" w:csb0="000001FF" w:csb1="00000000"/>
   </w:font>
 </w:fonts>
 </file>
 
 <file path=word/glossary/numbering.xml><?xml version="1.0" encoding="utf-8"?>
-<w:numbering xmlns:wpc="http://schemas.microsoft.com/office/word/2010/wordprocessingCanvas" xmlns:cx="http://schemas.microsoft.com/office/drawing/2014/chartex" xmlns:cx1="http://schemas.microsoft.com/office/drawing/2015/9/8/chartex" xmlns:cx2="http://schemas.microsoft.com/office/drawing/2015/10/21/chartex" xmlns:cx3="http://schemas.microsoft.com/office/drawing/2016/5/9/chartex" xmlns:cx4="http://schemas.microsoft.com/office/drawing/2016/5/10/chartex" xmlns:cx5="http://schemas.microsoft.com/office/drawing/2016/5/11/chartex" xmlns:cx6="http://schemas.microsoft.com/office/drawing/2016/5/12/chartex" xmlns:cx7="http://schemas.microsoft.com/office/drawing/2016/5/13/chartex" xmlns:cx8="http://schemas.microsoft.com/office/drawing/2016/5/14/chartex" xmlns:mc="http://schemas.openxmlformats.org/markup-compatibility/2006" xmlns:aink="http://schemas.microsoft.com/office/drawing/2016/ink" xmlns:am3d="http://schemas.microsoft.com/office/drawing/2017/model3d" xmlns:o="urn:schemas-microsoft-com:office:office" xmlns:oel="http://schemas.microsoft.com/office/2019/extlst" xmlns:r="http://schemas.openxmlformats.org/officeDocument/2006/relationships" xmlns:m="http://schemas.openxmlformats.org/officeDocument/2006/math" xmlns:v="urn:schemas-microsoft-com:vml" xmlns:wp14="http://schemas.microsoft.com/office/word/2010/wordprocessingDrawing" xmlns:wp="http://schemas.openxmlformats.org/drawingml/2006/wordprocessingDrawing" xmlns:w10="urn:schemas-microsoft-com:office:word" xmlns:w="http://schemas.openxmlformats.org/wordprocessingml/2006/main" xmlns:w14="http://schemas.microsoft.com/office/word/2010/wordml" xmlns:w15="http://schemas.microsoft.com/office/word/2012/wordml" xmlns:w16cex="http://schemas.microsoft.com/office/word/2018/wordml/cex" xmlns:w16cid="http://schemas.microsoft.com/office/word/2016/wordml/cid" xmlns:w16="http://schemas.microsoft.com/office/word/2018/wordml" xmlns:w16du="http://schemas.microsoft.com/office/word/2023/wordml/word16du" xmlns:w16sdtdh="http://schemas.microsoft.com/office/word/2020/wordml/sdtdatahash" xmlns:w16sdtfl="http://schemas.microsoft.com/office/word/2024/wordml/sdtformatlock" xmlns:w16se="http://schemas.microsoft.com/office/word/2015/wordml/symex" xmlns:wpg="http://schemas.microsoft.com/office/word/2010/wordprocessingGroup" xmlns:wpi="http://schemas.microsoft.com/office/word/2010/wordprocessingInk" xmlns:wne="http://schemas.microsoft.com/office/word/2006/wordml" xmlns:wps="http://schemas.microsoft.com/office/word/2010/wordprocessingShape" mc:Ignorable="w14 w15 w16se w16cid w16 w16cex w16sdtdh w16sdtfl w16du wp14">
+<w:numbering xmlns:wpc="http://schemas.microsoft.com/office/word/2010/wordprocessingCanvas" xmlns:cx="http://schemas.microsoft.com/office/drawing/2014/chartex" xmlns:mc="http://schemas.openxmlformats.org/markup-compatibility/2006" xmlns:o="urn:schemas-microsoft-com:office:office" xmlns:r="http://schemas.openxmlformats.org/officeDocument/2006/relationships" xmlns:m="http://schemas.openxmlformats.org/officeDocument/2006/math" xmlns:v="urn:schemas-microsoft-com:vml" xmlns:wp14="http://schemas.microsoft.com/office/word/2010/wordprocessingDrawing" xmlns:wp="http://schemas.openxmlformats.org/drawingml/2006/wordprocessingDrawing" xmlns:w10="urn:schemas-microsoft-com:office:word" xmlns:w="http://schemas.openxmlformats.org/wordprocessingml/2006/main" xmlns:w14="http://schemas.microsoft.com/office/word/2010/wordml" xmlns:w15="http://schemas.microsoft.com/office/word/2012/wordml" xmlns:w16se="http://schemas.microsoft.com/office/word/2015/wordml/symex" xmlns:wpg="http://schemas.microsoft.com/office/word/2010/wordprocessingGroup" xmlns:wpi="http://schemas.microsoft.com/office/word/2010/wordprocessingInk" xmlns:wne="http://schemas.microsoft.com/office/word/2006/wordml" xmlns:wps="http://schemas.microsoft.com/office/word/2010/wordprocessingShape" mc:Ignorable="w14 w15 w16se wp14">
   <w:abstractNum w:abstractNumId="0" w15:restartNumberingAfterBreak="0">
     <w:nsid w:val="FFFFFF89"/>
     <w:multiLevelType w:val="singleLevel"/>
@@ -15563,18 +15242,18 @@
       </w:pPr>
       <w:rPr>
         <w:rFonts w:ascii="Cambria" w:hAnsi="Cambria" w:hint="default"/>
-        <w:color w:val="156082" w:themeColor="accent1"/>
+        <w:color w:val="5B9BD5" w:themeColor="accent1"/>
       </w:rPr>
     </w:lvl>
   </w:abstractNum>
-  <w:num w:numId="1" w16cid:durableId="224876750">
+  <w:num w:numId="1">
     <w:abstractNumId w:val="0"/>
   </w:num>
 </w:numbering>
 </file>
 
 <file path=word/glossary/settings.xml><?xml version="1.0" encoding="utf-8"?>
-<w:settings xmlns:mc="http://schemas.openxmlformats.org/markup-compatibility/2006" xmlns:o="urn:schemas-microsoft-com:office:office" xmlns:r="http://schemas.openxmlformats.org/officeDocument/2006/relationships" xmlns:m="http://schemas.openxmlformats.org/officeDocument/2006/math" xmlns:v="urn:schemas-microsoft-com:vml" xmlns:w10="urn:schemas-microsoft-com:office:word" xmlns:w="http://schemas.openxmlformats.org/wordprocessingml/2006/main" xmlns:w14="http://schemas.microsoft.com/office/word/2010/wordml" xmlns:w15="http://schemas.microsoft.com/office/word/2012/wordml" xmlns:w16cex="http://schemas.microsoft.com/office/word/2018/wordml/cex" xmlns:w16cid="http://schemas.microsoft.com/office/word/2016/wordml/cid" xmlns:w16="http://schemas.microsoft.com/office/word/2018/wordml" xmlns:w16du="http://schemas.microsoft.com/office/word/2023/wordml/word16du" xmlns:w16sdtdh="http://schemas.microsoft.com/office/word/2020/wordml/sdtdatahash" xmlns:w16sdtfl="http://schemas.microsoft.com/office/word/2024/wordml/sdtformatlock" xmlns:w16se="http://schemas.microsoft.com/office/word/2015/wordml/symex" xmlns:sl="http://schemas.openxmlformats.org/schemaLibrary/2006/main" mc:Ignorable="w14 w15 w16se w16cid w16 w16cex w16sdtdh w16sdtfl w16du">
+<w:settings xmlns:mc="http://schemas.openxmlformats.org/markup-compatibility/2006" xmlns:o="urn:schemas-microsoft-com:office:office" xmlns:r="http://schemas.openxmlformats.org/officeDocument/2006/relationships" xmlns:m="http://schemas.openxmlformats.org/officeDocument/2006/math" xmlns:v="urn:schemas-microsoft-com:vml" xmlns:w10="urn:schemas-microsoft-com:office:word" xmlns:w="http://schemas.openxmlformats.org/wordprocessingml/2006/main" xmlns:w14="http://schemas.microsoft.com/office/word/2010/wordml" xmlns:w15="http://schemas.microsoft.com/office/word/2012/wordml" xmlns:w16se="http://schemas.microsoft.com/office/word/2015/wordml/symex" xmlns:sl="http://schemas.openxmlformats.org/schemaLibrary/2006/main" mc:Ignorable="w14 w15 w16se">
   <w:view w:val="normal"/>
   <w:defaultTabStop w:val="720"/>
   <w:characterSpacingControl w:val="doNotCompress"/>
@@ -15585,7 +15264,6 @@
     <w:compatSetting w:name="enableOpenTypeFeatures" w:uri="http://schemas.microsoft.com/office/word" w:val="1"/>
     <w:compatSetting w:name="doNotFlipMirrorIndents" w:uri="http://schemas.microsoft.com/office/word" w:val="1"/>
     <w:compatSetting w:name="differentiateMultirowTableHeaders" w:uri="http://schemas.microsoft.com/office/word" w:val="1"/>
-    <w:compatSetting w:name="useWord2013TrackBottomHyphenation" w:uri="http://schemas.microsoft.com/office/word" w:val="1"/>
   </w:compat>
   <w:rsids>
     <w:rsidRoot w:val="00324ACF"/>
@@ -15618,6 +15296,7 @@
     <w:rsid w:val="00CC6F9F"/>
     <w:rsid w:val="00D248BA"/>
     <w:rsid w:val="00D56FB7"/>
+    <w:rsid w:val="00DA63CA"/>
     <w:rsid w:val="00E552F8"/>
     <w:rsid w:val="00F83458"/>
   </w:rsids>
@@ -15643,7 +15322,7 @@
 </file>
 
 <file path=word/glossary/styles.xml><?xml version="1.0" encoding="utf-8"?>
-<w:styles xmlns:mc="http://schemas.openxmlformats.org/markup-compatibility/2006" xmlns:r="http://schemas.openxmlformats.org/officeDocument/2006/relationships" xmlns:w="http://schemas.openxmlformats.org/wordprocessingml/2006/main" xmlns:w14="http://schemas.microsoft.com/office/word/2010/wordml" xmlns:w15="http://schemas.microsoft.com/office/word/2012/wordml" xmlns:w16cex="http://schemas.microsoft.com/office/word/2018/wordml/cex" xmlns:w16cid="http://schemas.microsoft.com/office/word/2016/wordml/cid" xmlns:w16="http://schemas.microsoft.com/office/word/2018/wordml" xmlns:w16du="http://schemas.microsoft.com/office/word/2023/wordml/word16du" xmlns:w16sdtdh="http://schemas.microsoft.com/office/word/2020/wordml/sdtdatahash" xmlns:w16sdtfl="http://schemas.microsoft.com/office/word/2024/wordml/sdtformatlock" xmlns:w16se="http://schemas.microsoft.com/office/word/2015/wordml/symex" mc:Ignorable="w14 w15 w16se w16cid w16 w16cex w16sdtdh w16sdtfl w16du">
+<w:styles xmlns:mc="http://schemas.openxmlformats.org/markup-compatibility/2006" xmlns:r="http://schemas.openxmlformats.org/officeDocument/2006/relationships" xmlns:w="http://schemas.openxmlformats.org/wordprocessingml/2006/main" xmlns:w14="http://schemas.microsoft.com/office/word/2010/wordml" xmlns:w15="http://schemas.microsoft.com/office/word/2012/wordml" xmlns:w16se="http://schemas.microsoft.com/office/word/2015/wordml/symex" mc:Ignorable="w14 w15 w16se">
   <w:docDefaults>
     <w:rPrDefault>
       <w:rPr>
@@ -15659,7 +15338,7 @@
       </w:pPr>
     </w:pPrDefault>
   </w:docDefaults>
-  <w:latentStyles w:defLockedState="0" w:defUIPriority="99" w:defSemiHidden="0" w:defUnhideWhenUsed="0" w:defQFormat="0" w:count="376">
+  <w:latentStyles w:defLockedState="0" w:defUIPriority="99" w:defSemiHidden="0" w:defUnhideWhenUsed="0" w:defQFormat="0" w:count="371">
     <w:lsdException w:name="Normal" w:uiPriority="0" w:qFormat="1"/>
     <w:lsdException w:name="heading 1" w:uiPriority="9" w:qFormat="1"/>
     <w:lsdException w:name="heading 2" w:semiHidden="1" w:uiPriority="9" w:unhideWhenUsed="1" w:qFormat="1"/>
@@ -16031,11 +15710,6 @@
     <w:lsdException w:name="List Table 5 Dark Accent 6" w:uiPriority="50"/>
     <w:lsdException w:name="List Table 6 Colorful Accent 6" w:uiPriority="51"/>
     <w:lsdException w:name="List Table 7 Colorful Accent 6" w:uiPriority="52"/>
-    <w:lsdException w:name="Mention" w:semiHidden="1" w:unhideWhenUsed="1"/>
-    <w:lsdException w:name="Smart Hyperlink" w:semiHidden="1" w:unhideWhenUsed="1"/>
-    <w:lsdException w:name="Hashtag" w:semiHidden="1" w:unhideWhenUsed="1"/>
-    <w:lsdException w:name="Unresolved Mention" w:semiHidden="1" w:unhideWhenUsed="1"/>
-    <w:lsdException w:name="Smart Link" w:semiHidden="1" w:unhideWhenUsed="1"/>
   </w:latentStyles>
   <w:style w:type="paragraph" w:default="1" w:styleId="Normal">
     <w:name w:val="Normal"/>
@@ -16110,7 +15784,7 @@
 </file>
 
 <file path=word/glossary/webSettings.xml><?xml version="1.0" encoding="utf-8"?>
-<w:webSettings xmlns:mc="http://schemas.openxmlformats.org/markup-compatibility/2006" xmlns:r="http://schemas.openxmlformats.org/officeDocument/2006/relationships" xmlns:w="http://schemas.openxmlformats.org/wordprocessingml/2006/main" xmlns:w14="http://schemas.microsoft.com/office/word/2010/wordml" xmlns:w15="http://schemas.microsoft.com/office/word/2012/wordml" xmlns:w16cex="http://schemas.microsoft.com/office/word/2018/wordml/cex" xmlns:w16cid="http://schemas.microsoft.com/office/word/2016/wordml/cid" xmlns:w16="http://schemas.microsoft.com/office/word/2018/wordml" xmlns:w16du="http://schemas.microsoft.com/office/word/2023/wordml/word16du" xmlns:w16sdtdh="http://schemas.microsoft.com/office/word/2020/wordml/sdtdatahash" xmlns:w16sdtfl="http://schemas.microsoft.com/office/word/2024/wordml/sdtformatlock" xmlns:w16se="http://schemas.microsoft.com/office/word/2015/wordml/symex" mc:Ignorable="w14 w15 w16se w16cid w16 w16cex w16sdtdh w16sdtfl w16du">
+<w:webSettings xmlns:mc="http://schemas.openxmlformats.org/markup-compatibility/2006" xmlns:r="http://schemas.openxmlformats.org/officeDocument/2006/relationships" xmlns:w="http://schemas.openxmlformats.org/wordprocessingml/2006/main" xmlns:w14="http://schemas.microsoft.com/office/word/2010/wordml" xmlns:w15="http://schemas.microsoft.com/office/word/2012/wordml" xmlns:w16se="http://schemas.microsoft.com/office/word/2015/wordml/symex" mc:Ignorable="w14 w15 w16se">
   <w:optimizeForBrowser/>
   <w:allowPNG/>
 </w:webSettings>
@@ -16473,7 +16147,7 @@
 </file>
 
 <file path=customXml/itemProps3.xml><?xml version="1.0" encoding="utf-8"?>
-<ds:datastoreItem xmlns:ds="http://schemas.openxmlformats.org/officeDocument/2006/customXml" ds:itemID="{2EBFC635-539B-47E8-AB5A-900F91B68549}">
+<ds:datastoreItem xmlns:ds="http://schemas.openxmlformats.org/officeDocument/2006/customXml" ds:itemID="{74F2D135-655F-4592-869C-DA7D09E865AB}">
   <ds:schemaRefs>
     <ds:schemaRef ds:uri="http://schemas.openxmlformats.org/officeDocument/2006/bibliography"/>
   </ds:schemaRefs>

--- a/IT475 Project.docx
+++ b/IT475 Project.docx
@@ -1,6 +1,6 @@
 
 <file path=word/document.xml><?xml version="1.0" encoding="utf-8"?>
-<w:document xmlns:wpc="http://schemas.microsoft.com/office/word/2010/wordprocessingCanvas" xmlns:cx="http://schemas.microsoft.com/office/drawing/2014/chartex" xmlns:mc="http://schemas.openxmlformats.org/markup-compatibility/2006" xmlns:o="urn:schemas-microsoft-com:office:office" xmlns:r="http://schemas.openxmlformats.org/officeDocument/2006/relationships" xmlns:m="http://schemas.openxmlformats.org/officeDocument/2006/math" xmlns:v="urn:schemas-microsoft-com:vml" xmlns:wp14="http://schemas.microsoft.com/office/word/2010/wordprocessingDrawing" xmlns:wp="http://schemas.openxmlformats.org/drawingml/2006/wordprocessingDrawing" xmlns:w10="urn:schemas-microsoft-com:office:word" xmlns:w="http://schemas.openxmlformats.org/wordprocessingml/2006/main" xmlns:w14="http://schemas.microsoft.com/office/word/2010/wordml" xmlns:w15="http://schemas.microsoft.com/office/word/2012/wordml" xmlns:w16se="http://schemas.microsoft.com/office/word/2015/wordml/symex" xmlns:wpg="http://schemas.microsoft.com/office/word/2010/wordprocessingGroup" xmlns:wpi="http://schemas.microsoft.com/office/word/2010/wordprocessingInk" xmlns:wne="http://schemas.microsoft.com/office/word/2006/wordml" xmlns:wps="http://schemas.microsoft.com/office/word/2010/wordprocessingShape" mc:Ignorable="w14 w15 w16se wp14">
+<w:document xmlns:wpc="http://schemas.microsoft.com/office/word/2010/wordprocessingCanvas" xmlns:cx="http://schemas.microsoft.com/office/drawing/2014/chartex" xmlns:cx1="http://schemas.microsoft.com/office/drawing/2015/9/8/chartex" xmlns:cx2="http://schemas.microsoft.com/office/drawing/2015/10/21/chartex" xmlns:cx3="http://schemas.microsoft.com/office/drawing/2016/5/9/chartex" xmlns:cx4="http://schemas.microsoft.com/office/drawing/2016/5/10/chartex" xmlns:cx5="http://schemas.microsoft.com/office/drawing/2016/5/11/chartex" xmlns:cx6="http://schemas.microsoft.com/office/drawing/2016/5/12/chartex" xmlns:cx7="http://schemas.microsoft.com/office/drawing/2016/5/13/chartex" xmlns:cx8="http://schemas.microsoft.com/office/drawing/2016/5/14/chartex" xmlns:mc="http://schemas.openxmlformats.org/markup-compatibility/2006" xmlns:m="http://schemas.openxmlformats.org/officeDocument/2006/math" xmlns:aink="http://schemas.microsoft.com/office/drawing/2016/ink" xmlns:am3d="http://schemas.microsoft.com/office/drawing/2017/model3d" xmlns:oel="http://schemas.microsoft.com/office/2019/extlst" xmlns:r="http://schemas.openxmlformats.org/officeDocument/2006/relationships" xmlns:wp14="http://schemas.microsoft.com/office/word/2010/wordprocessingDrawing" xmlns:wp="http://schemas.openxmlformats.org/drawingml/2006/wordprocessingDrawing" xmlns:wpg="http://schemas.microsoft.com/office/word/2010/wordprocessingGroup" xmlns:wpi="http://schemas.microsoft.com/office/word/2010/wordprocessingInk" xmlns:wps="http://schemas.microsoft.com/office/word/2010/wordprocessingShape" xmlns:o="urn:schemas-microsoft-com:office:office" xmlns:v="urn:schemas-microsoft-com:vml" xmlns:w10="urn:schemas-microsoft-com:office:word" xmlns:w="http://schemas.openxmlformats.org/wordprocessingml/2006/main" xmlns:w14="http://schemas.microsoft.com/office/word/2010/wordml" xmlns:w15="http://schemas.microsoft.com/office/word/2012/wordml" xmlns:w16cei="http://schemas.microsoft.com/office/word/2026/wordml/cei" xmlns:w16cex="http://schemas.microsoft.com/office/word/2018/wordml/cex" xmlns:w16cid="http://schemas.microsoft.com/office/word/2016/wordml/cid" xmlns:w16="http://schemas.microsoft.com/office/word/2018/wordml" xmlns:w16sdtdh="http://schemas.microsoft.com/office/word/2020/wordml/sdtdatahash" xmlns:w16sdtfl="http://schemas.microsoft.com/office/word/2024/wordml/sdtformatlock" xmlns:w16se="http://schemas.microsoft.com/office/word/2015/wordml/symex" xmlns:w16du="http://schemas.microsoft.com/office/word/2023/wordml/word16du" xmlns:wne="http://schemas.microsoft.com/office/word/2006/wordml" mc:Ignorable="w14 w15 w16se w16cid w16 w16cex w16sdtdh w16sdtfl w16du wp14">
   <w:body>
     <w:p>
       <w:r>
@@ -13,13 +13,13 @@
         <mc:AlternateContent>
           <mc:Choice Requires="wps">
             <w:drawing>
-              <wp:anchor distT="0" distB="0" distL="114300" distR="114300" simplePos="0" relativeHeight="251674624" behindDoc="1" locked="0" layoutInCell="1" allowOverlap="0" wp14:anchorId="31BDEDF3" wp14:editId="17C2C95B">
+              <wp:anchor distT="0" distB="0" distL="114300" distR="114300" simplePos="0" relativeHeight="251674624" behindDoc="1" locked="0" layoutInCell="1" allowOverlap="0" wp14:anchorId="31BDEDF3" wp14:editId="0CCE90EA">
                 <wp:simplePos x="0" y="0"/>
                 <wp:positionH relativeFrom="page">
-                  <wp:posOffset>460375</wp:posOffset>
+                  <wp:posOffset>657225</wp:posOffset>
                 </wp:positionH>
                 <wp:positionV relativeFrom="margin">
-                  <wp:posOffset>1146175</wp:posOffset>
+                  <wp:posOffset>149225</wp:posOffset>
                 </wp:positionV>
                 <wp:extent cx="6858000" cy="2091690"/>
                 <wp:effectExtent l="0" t="0" r="0" b="3810"/>
@@ -74,11 +74,10 @@
                               <w:dataBinding w:prefixMappings="xmlns:ns0='http://purl.org/dc/elements/1.1/' xmlns:ns1='http://schemas.openxmlformats.org/package/2006/metadata/core-properties' " w:xpath="/ns1:coreProperties[1]/ns0:title[1]" w:storeItemID="{6C3C8BC8-F283-45AE-878A-BAB7291924A1}"/>
                               <w:text/>
                             </w:sdtPr>
-                            <w:sdtEndPr/>
                             <w:sdtContent>
                               <w:p>
                                 <w:pPr>
-                                  <w:pStyle w:val="Title"/>
+                                  <w:pStyle w:val="a9"/>
                                   <w:jc w:val="center"/>
                                   <w:rPr>
                                     <w:sz w:val="96"/>
@@ -97,7 +96,7 @@
                           </w:sdt>
                           <w:p>
                             <w:pPr>
-                              <w:pStyle w:val="Subtitle"/>
+                              <w:pStyle w:val="a6"/>
                               <w:ind w:left="709" w:right="720"/>
                               <w:jc w:val="center"/>
                               <w:rPr>
@@ -132,7 +131,6 @@
                                 <w:dataBinding w:prefixMappings="xmlns:ns0='http://purl.org/dc/elements/1.1/' xmlns:ns1='http://schemas.openxmlformats.org/package/2006/metadata/core-properties' " w:xpath="/ns1:coreProperties[1]/ns0:subject[1]" w:storeItemID="{6C3C8BC8-F283-45AE-878A-BAB7291924A1}"/>
                                 <w:text/>
                               </w:sdtPr>
-                              <w:sdtEndPr/>
                               <w:sdtContent>
                                 <w:r>
                                   <w:rPr>
@@ -275,7 +273,6 @@
                               <w:dataBinding w:prefixMappings="xmlns:ns0='http://schemas.microsoft.com/office/2006/coverPageProps'" w:xpath="/ns0:CoverPageProperties[1]/ns0:Abstract[1]" w:storeItemID="{55AF091B-3C7A-41E3-B477-F2FDAA23CFDA}"/>
                               <w:text/>
                             </w:sdtPr>
-                            <w:sdtEndPr/>
                             <w:sdtContent>
                               <w:p>
                                 <w:pPr>
@@ -364,13 +361,13 @@
               </wp:anchor>
             </w:drawing>
           </mc:Choice>
-          <mc:Fallback xmlns:w16sdtfl="http://schemas.microsoft.com/office/word/2024/wordml/sdtformatlock" xmlns:w16sdtdh="http://schemas.microsoft.com/office/word/2020/wordml/sdtdatahash" xmlns:w16du="http://schemas.microsoft.com/office/word/2023/wordml/word16du" xmlns:w16="http://schemas.microsoft.com/office/word/2018/wordml" xmlns:w16cid="http://schemas.microsoft.com/office/word/2016/wordml/cid" xmlns:w16cex="http://schemas.microsoft.com/office/word/2018/wordml/cex" xmlns:oel="http://schemas.microsoft.com/office/2019/extlst" xmlns:am3d="http://schemas.microsoft.com/office/drawing/2017/model3d" xmlns:aink="http://schemas.microsoft.com/office/drawing/2016/ink" xmlns:cx8="http://schemas.microsoft.com/office/drawing/2016/5/14/chartex" xmlns:cx7="http://schemas.microsoft.com/office/drawing/2016/5/13/chartex" xmlns:cx6="http://schemas.microsoft.com/office/drawing/2016/5/12/chartex" xmlns:cx5="http://schemas.microsoft.com/office/drawing/2016/5/11/chartex" xmlns:cx4="http://schemas.microsoft.com/office/drawing/2016/5/10/chartex" xmlns:cx3="http://schemas.microsoft.com/office/drawing/2016/5/9/chartex" xmlns:cx2="http://schemas.microsoft.com/office/drawing/2015/10/21/chartex" xmlns:cx1="http://schemas.microsoft.com/office/drawing/2015/9/8/chartex">
+          <mc:Fallback>
             <w:pict>
               <v:shapetype w14:anchorId="31BDEDF3" id="_x0000_t202" coordsize="21600,21600" o:spt="202" path="m,l,21600r21600,l21600,xe">
                 <v:stroke joinstyle="miter"/>
                 <v:path gradientshapeok="t" o:connecttype="rect"/>
               </v:shapetype>
-              <v:shape id="Text Box 14" o:spid="_x0000_s1026" type="#_x0000_t202" alt="Report title" style="position:absolute;margin-left:36.25pt;margin-top:90.25pt;width:540pt;height:164.7pt;z-index:-251641856;visibility:visible;mso-wrap-style:square;mso-width-percent:0;mso-height-percent:0;mso-wrap-distance-left:9pt;mso-wrap-distance-top:0;mso-wrap-distance-right:9pt;mso-wrap-distance-bottom:0;mso-position-horizontal:absolute;mso-position-horizontal-relative:page;mso-position-vertical:absolute;mso-position-vertical-relative:margin;mso-width-percent:0;mso-height-percent:0;mso-width-relative:margin;mso-height-relative:margin;v-text-anchor:bottom" o:gfxdata="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" o:allowoverlap="f" filled="f" stroked="f">
+              <v:shape id="Text Box 14" o:spid="_x0000_s1026" type="#_x0000_t202" alt="Report title" style="position:absolute;margin-left:51.75pt;margin-top:11.75pt;width:540pt;height:164.7pt;z-index:-251641856;visibility:visible;mso-wrap-style:square;mso-width-percent:0;mso-height-percent:0;mso-wrap-distance-left:9pt;mso-wrap-distance-top:0;mso-wrap-distance-right:9pt;mso-wrap-distance-bottom:0;mso-position-horizontal:absolute;mso-position-horizontal-relative:page;mso-position-vertical:absolute;mso-position-vertical-relative:margin;mso-width-percent:0;mso-height-percent:0;mso-width-relative:margin;mso-height-relative:margin;v-text-anchor:bottom" o:gfxdata="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" o:allowoverlap="f" filled="f" stroked="f">
                 <v:textbox inset="0,0,0,0">
                   <w:txbxContent>
                     <w:sdt>
@@ -391,7 +388,7 @@
                       <w:sdtContent>
                         <w:p>
                           <w:pPr>
-                            <w:pStyle w:val="Title"/>
+                            <w:pStyle w:val="a9"/>
                             <w:jc w:val="center"/>
                             <w:rPr>
                               <w:sz w:val="96"/>
@@ -410,7 +407,7 @@
                     </w:sdt>
                     <w:p>
                       <w:pPr>
-                        <w:pStyle w:val="Subtitle"/>
+                        <w:pStyle w:val="a6"/>
                         <w:ind w:left="709" w:right="720"/>
                         <w:jc w:val="center"/>
                         <w:rPr>
@@ -821,9 +818,9 @@
               </wp:anchor>
             </w:drawing>
           </mc:Choice>
-          <mc:Fallback xmlns:w16sdtfl="http://schemas.microsoft.com/office/word/2024/wordml/sdtformatlock" xmlns:w16sdtdh="http://schemas.microsoft.com/office/word/2020/wordml/sdtdatahash" xmlns:w16du="http://schemas.microsoft.com/office/word/2023/wordml/word16du" xmlns:w16="http://schemas.microsoft.com/office/word/2018/wordml" xmlns:w16cid="http://schemas.microsoft.com/office/word/2016/wordml/cid" xmlns:w16cex="http://schemas.microsoft.com/office/word/2018/wordml/cex" xmlns:oel="http://schemas.microsoft.com/office/2019/extlst" xmlns:am3d="http://schemas.microsoft.com/office/drawing/2017/model3d" xmlns:aink="http://schemas.microsoft.com/office/drawing/2016/ink" xmlns:cx8="http://schemas.microsoft.com/office/drawing/2016/5/14/chartex" xmlns:cx7="http://schemas.microsoft.com/office/drawing/2016/5/13/chartex" xmlns:cx6="http://schemas.microsoft.com/office/drawing/2016/5/12/chartex" xmlns:cx5="http://schemas.microsoft.com/office/drawing/2016/5/11/chartex" xmlns:cx4="http://schemas.microsoft.com/office/drawing/2016/5/10/chartex" xmlns:cx3="http://schemas.microsoft.com/office/drawing/2016/5/9/chartex" xmlns:cx2="http://schemas.microsoft.com/office/drawing/2015/10/21/chartex" xmlns:cx1="http://schemas.microsoft.com/office/drawing/2015/9/8/chartex">
+          <mc:Fallback>
             <w:pict>
-              <v:shape w14:anchorId="6466823C" id="Text Box 2" o:spid="_x0000_s1027" type="#_x0000_t202" style="position:absolute;margin-left:40.3pt;margin-top:4.65pt;width:545.45pt;height:87.55pt;z-index:251679744;visibility:visible;mso-wrap-style:square;mso-width-percent:0;mso-height-percent:0;mso-wrap-distance-left:9pt;mso-wrap-distance-top:7.2pt;mso-wrap-distance-right:9pt;mso-wrap-distance-bottom:7.2pt;mso-position-horizontal:absolute;mso-position-horizontal-relative:page;mso-position-vertical:absolute;mso-position-vertical-relative:text;mso-width-percent:0;mso-height-percent:0;mso-width-relative:margin;mso-height-relative:margin;v-text-anchor:top" o:gfxdata="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" filled="f" stroked="f">
+              <v:shape w14:anchorId="6466823C" id="Text Box 2" o:spid="_x0000_s1027" type="#_x0000_t202" style="position:absolute;margin-left:40.3pt;margin-top:4.65pt;width:545.45pt;height:87.55pt;z-index:251679744;visibility:visible;mso-wrap-style:square;mso-width-percent:0;mso-height-percent:0;mso-wrap-distance-left:9pt;mso-wrap-distance-top:7.2pt;mso-wrap-distance-right:9pt;mso-wrap-distance-bottom:7.2pt;mso-position-horizontal:absolute;mso-position-horizontal-relative:page;mso-position-vertical:absolute;mso-position-vertical-relative:text;mso-width-percent:0;mso-height-percent:0;mso-width-relative:margin;mso-height-relative:margin;v-text-anchor:top" o:gfxdata="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" filled="f" stroked="f">
                 <v:textbox>
                   <w:txbxContent>
                     <w:p>
@@ -937,7 +934,6 @@
           <w:docPartUnique/>
         </w:docPartObj>
       </w:sdtPr>
-      <w:sdtEndPr/>
       <w:sdtContent>
         <w:p>
           <w:r>
@@ -1009,7 +1005,6 @@
                                     <w:dataBinding w:prefixMappings="xmlns:ns0='http://schemas.openxmlformats.org/officeDocument/2006/extended-properties' " w:xpath="/ns0:Properties[1]/ns0:Company[1]" w:storeItemID="{6668398D-A668-4E3E-A5EB-62B293D839F1}"/>
                                     <w:text/>
                                   </w:sdtPr>
-                                  <w:sdtEndPr/>
                                   <w:sdtContent>
                                     <w:r>
                                       <w:t>Student</w:t>
@@ -1045,19 +1040,19 @@
                                     <w:sz w:val="28"/>
                                     <w:szCs w:val="28"/>
                                   </w:rPr>
-                                  <w:t>###</w:t>
+                                  <w:t>50271</w:t>
                                 </w:r>
                               </w:p>
                               <w:tbl>
                                 <w:tblPr>
-                                  <w:tblStyle w:val="PlainTable1"/>
+                                  <w:tblStyle w:val="11"/>
                                   <w:tblW w:w="4930" w:type="pct"/>
                                   <w:tblLook w:val="04A0" w:firstRow="1" w:lastRow="0" w:firstColumn="1" w:lastColumn="0" w:noHBand="0" w:noVBand="1"/>
                                 </w:tblPr>
                                 <w:tblGrid>
-                                  <w:gridCol w:w="3958"/>
-                                  <w:gridCol w:w="3127"/>
-                                  <w:gridCol w:w="3544"/>
+                                  <w:gridCol w:w="3964"/>
+                                  <w:gridCol w:w="3131"/>
+                                  <w:gridCol w:w="3549"/>
                                 </w:tblGrid>
                                 <w:tr>
                                   <w:trPr>
@@ -1104,7 +1099,7 @@
                                     </w:tcPr>
                                     <w:p>
                                       <w:pPr>
-                                        <w:pStyle w:val="Footer"/>
+                                        <w:pStyle w:val="a5"/>
                                         <w:rPr>
                                           <w:sz w:val="28"/>
                                           <w:szCs w:val="28"/>
@@ -1122,7 +1117,7 @@
                                           <w:sz w:val="28"/>
                                           <w:szCs w:val="28"/>
                                         </w:rPr>
-                                        <w:t xml:space="preserve">Ali Alkhater </w:t>
+                                        <w:t>Mohammed Maashi</w:t>
                                       </w:r>
                                     </w:p>
                                   </w:tc>
@@ -1132,7 +1127,7 @@
                                     </w:tcPr>
                                     <w:p>
                                       <w:pPr>
-                                        <w:pStyle w:val="Footer"/>
+                                        <w:pStyle w:val="a5"/>
                                         <w:ind w:left="0"/>
                                         <w:cnfStyle w:val="000000100000" w:firstRow="0" w:lastRow="0" w:firstColumn="0" w:lastColumn="0" w:oddVBand="0" w:evenVBand="0" w:oddHBand="1" w:evenHBand="0" w:firstRowFirstColumn="0" w:firstRowLastColumn="0" w:lastRowFirstColumn="0" w:lastRowLastColumn="0"/>
                                       </w:pPr>
@@ -1144,7 +1139,7 @@
                                     </w:tcPr>
                                     <w:p>
                                       <w:pPr>
-                                        <w:pStyle w:val="Footer"/>
+                                        <w:pStyle w:val="a5"/>
                                         <w:cnfStyle w:val="000000100000" w:firstRow="0" w:lastRow="0" w:firstColumn="0" w:lastColumn="0" w:oddVBand="0" w:evenVBand="0" w:oddHBand="1" w:evenHBand="0" w:firstRowFirstColumn="0" w:firstRowLastColumn="0" w:lastRowFirstColumn="0" w:lastRowLastColumn="0"/>
                                         <w:rPr>
                                           <w:sz w:val="28"/>
@@ -1174,12 +1169,12 @@
                                           <w:sz w:val="28"/>
                                           <w:szCs w:val="28"/>
                                         </w:rPr>
-                                        <w:t>230051513</w:t>
+                                        <w:t>230037509</w:t>
                                       </w:r>
                                     </w:p>
                                     <w:p>
                                       <w:pPr>
-                                        <w:pStyle w:val="Footer"/>
+                                        <w:pStyle w:val="a5"/>
                                         <w:cnfStyle w:val="000000100000" w:firstRow="0" w:lastRow="0" w:firstColumn="0" w:lastColumn="0" w:oddVBand="0" w:evenVBand="0" w:oddHBand="1" w:evenHBand="0" w:firstRowFirstColumn="0" w:firstRowLastColumn="0" w:lastRowFirstColumn="0" w:lastRowLastColumn="0"/>
                                       </w:pPr>
                                     </w:p>
@@ -1196,7 +1191,7 @@
                                     </w:tcPr>
                                     <w:p>
                                       <w:pPr>
-                                        <w:pStyle w:val="Footer"/>
+                                        <w:pStyle w:val="a5"/>
                                         <w:rPr>
                                           <w:sz w:val="28"/>
                                           <w:szCs w:val="28"/>
@@ -1222,7 +1217,7 @@
                                     </w:p>
                                     <w:p>
                                       <w:pPr>
-                                        <w:pStyle w:val="Footer"/>
+                                        <w:pStyle w:val="a5"/>
                                         <w:ind w:left="0"/>
                                         <w:rPr>
                                           <w:b w:val="0"/>
@@ -1239,7 +1234,7 @@
                                     </w:tcPr>
                                     <w:p>
                                       <w:pPr>
-                                        <w:pStyle w:val="Footer"/>
+                                        <w:pStyle w:val="a5"/>
                                         <w:ind w:left="0"/>
                                         <w:cnfStyle w:val="000000000000" w:firstRow="0" w:lastRow="0" w:firstColumn="0" w:lastColumn="0" w:oddVBand="0" w:evenVBand="0" w:oddHBand="0" w:evenHBand="0" w:firstRowFirstColumn="0" w:firstRowLastColumn="0" w:lastRowFirstColumn="0" w:lastRowLastColumn="0"/>
                                       </w:pPr>
@@ -1251,7 +1246,7 @@
                                     </w:tcPr>
                                     <w:p>
                                       <w:pPr>
-                                        <w:pStyle w:val="Footer"/>
+                                        <w:pStyle w:val="a5"/>
                                         <w:cnfStyle w:val="000000000000" w:firstRow="0" w:lastRow="0" w:firstColumn="0" w:lastColumn="0" w:oddVBand="0" w:evenVBand="0" w:oddHBand="0" w:evenHBand="0" w:firstRowFirstColumn="0" w:firstRowLastColumn="0" w:lastRowFirstColumn="0" w:lastRowLastColumn="0"/>
                                         <w:rPr>
                                           <w:sz w:val="28"/>
@@ -1286,7 +1281,7 @@
                                     </w:p>
                                     <w:p>
                                       <w:pPr>
-                                        <w:pStyle w:val="Footer"/>
+                                        <w:pStyle w:val="a5"/>
                                         <w:cnfStyle w:val="000000000000" w:firstRow="0" w:lastRow="0" w:firstColumn="0" w:lastColumn="0" w:oddVBand="0" w:evenVBand="0" w:oddHBand="0" w:evenHBand="0" w:firstRowFirstColumn="0" w:firstRowLastColumn="0" w:lastRowFirstColumn="0" w:lastRowLastColumn="0"/>
                                         <w:rPr>
                                           <w:b/>
@@ -1310,7 +1305,7 @@
                                     </w:tcPr>
                                     <w:p>
                                       <w:pPr>
-                                        <w:pStyle w:val="Footer"/>
+                                        <w:pStyle w:val="a5"/>
                                         <w:rPr>
                                           <w:sz w:val="28"/>
                                           <w:szCs w:val="28"/>
@@ -1352,7 +1347,7 @@
                                     </w:tcPr>
                                     <w:p>
                                       <w:pPr>
-                                        <w:pStyle w:val="Footer"/>
+                                        <w:pStyle w:val="a5"/>
                                         <w:ind w:left="0"/>
                                         <w:cnfStyle w:val="000000100000" w:firstRow="0" w:lastRow="0" w:firstColumn="0" w:lastColumn="0" w:oddVBand="0" w:evenVBand="0" w:oddHBand="1" w:evenHBand="0" w:firstRowFirstColumn="0" w:firstRowLastColumn="0" w:lastRowFirstColumn="0" w:lastRowLastColumn="0"/>
                                       </w:pPr>
@@ -1364,7 +1359,7 @@
                                     </w:tcPr>
                                     <w:p>
                                       <w:pPr>
-                                        <w:pStyle w:val="Footer"/>
+                                        <w:pStyle w:val="a5"/>
                                         <w:cnfStyle w:val="000000100000" w:firstRow="0" w:lastRow="0" w:firstColumn="0" w:lastColumn="0" w:oddVBand="0" w:evenVBand="0" w:oddHBand="1" w:evenHBand="0" w:firstRowFirstColumn="0" w:firstRowLastColumn="0" w:lastRowFirstColumn="0" w:lastRowLastColumn="0"/>
                                         <w:rPr>
                                           <w:sz w:val="28"/>
@@ -1399,7 +1394,7 @@
                                     </w:p>
                                     <w:p>
                                       <w:pPr>
-                                        <w:pStyle w:val="Footer"/>
+                                        <w:pStyle w:val="a5"/>
                                         <w:cnfStyle w:val="000000100000" w:firstRow="0" w:lastRow="0" w:firstColumn="0" w:lastColumn="0" w:oddVBand="0" w:evenVBand="0" w:oddHBand="1" w:evenHBand="0" w:firstRowFirstColumn="0" w:firstRowLastColumn="0" w:lastRowFirstColumn="0" w:lastRowLastColumn="0"/>
                                         <w:rPr>
                                           <w:b/>
@@ -1422,7 +1417,7 @@
                                     </w:tcPr>
                                     <w:p>
                                       <w:pPr>
-                                        <w:pStyle w:val="Footer"/>
+                                        <w:pStyle w:val="a5"/>
                                         <w:rPr>
                                           <w:sz w:val="28"/>
                                           <w:szCs w:val="28"/>
@@ -1443,12 +1438,12 @@
                                           <w:sz w:val="28"/>
                                           <w:szCs w:val="28"/>
                                         </w:rPr>
-                                        <w:t xml:space="preserve">Mohammed Maashi </w:t>
+                                        <w:t>Ali Alkhater</w:t>
                                       </w:r>
                                     </w:p>
                                     <w:p>
                                       <w:pPr>
-                                        <w:pStyle w:val="Footer"/>
+                                        <w:pStyle w:val="a5"/>
                                         <w:ind w:left="0"/>
                                         <w:rPr>
                                           <w:b w:val="0"/>
@@ -1465,7 +1460,7 @@
                                     </w:tcPr>
                                     <w:p>
                                       <w:pPr>
-                                        <w:pStyle w:val="Footer"/>
+                                        <w:pStyle w:val="a5"/>
                                         <w:ind w:left="0"/>
                                         <w:cnfStyle w:val="000000000000" w:firstRow="0" w:lastRow="0" w:firstColumn="0" w:lastColumn="0" w:oddVBand="0" w:evenVBand="0" w:oddHBand="0" w:evenHBand="0" w:firstRowFirstColumn="0" w:firstRowLastColumn="0" w:lastRowFirstColumn="0" w:lastRowLastColumn="0"/>
                                       </w:pPr>
@@ -1477,7 +1472,7 @@
                                     </w:tcPr>
                                     <w:p>
                                       <w:pPr>
-                                        <w:pStyle w:val="Footer"/>
+                                        <w:pStyle w:val="a5"/>
                                         <w:cnfStyle w:val="000000000000" w:firstRow="0" w:lastRow="0" w:firstColumn="0" w:lastColumn="0" w:oddVBand="0" w:evenVBand="0" w:oddHBand="0" w:evenHBand="0" w:firstRowFirstColumn="0" w:firstRowLastColumn="0" w:lastRowFirstColumn="0" w:lastRowLastColumn="0"/>
                                         <w:rPr>
                                           <w:sz w:val="28"/>
@@ -1507,12 +1502,12 @@
                                           <w:sz w:val="28"/>
                                           <w:szCs w:val="28"/>
                                         </w:rPr>
-                                        <w:t>230037509</w:t>
+                                        <w:t>230051513</w:t>
                                       </w:r>
                                     </w:p>
                                     <w:p>
                                       <w:pPr>
-                                        <w:pStyle w:val="Footer"/>
+                                        <w:pStyle w:val="a5"/>
                                         <w:cnfStyle w:val="000000000000" w:firstRow="0" w:lastRow="0" w:firstColumn="0" w:lastColumn="0" w:oddVBand="0" w:evenVBand="0" w:oddHBand="0" w:evenHBand="0" w:firstRowFirstColumn="0" w:firstRowLastColumn="0" w:lastRowFirstColumn="0" w:lastRowLastColumn="0"/>
                                         <w:rPr>
                                           <w:b/>
@@ -1536,7 +1531,7 @@
                                     </w:tcPr>
                                     <w:p>
                                       <w:pPr>
-                                        <w:pStyle w:val="Footer"/>
+                                        <w:pStyle w:val="a5"/>
                                         <w:rPr>
                                           <w:b w:val="0"/>
                                           <w:bCs w:val="0"/>
@@ -1566,7 +1561,7 @@
                                     </w:tcPr>
                                     <w:p>
                                       <w:pPr>
-                                        <w:pStyle w:val="Footer"/>
+                                        <w:pStyle w:val="a5"/>
                                         <w:ind w:left="0"/>
                                         <w:cnfStyle w:val="000000100000" w:firstRow="0" w:lastRow="0" w:firstColumn="0" w:lastColumn="0" w:oddVBand="0" w:evenVBand="0" w:oddHBand="1" w:evenHBand="0" w:firstRowFirstColumn="0" w:firstRowLastColumn="0" w:lastRowFirstColumn="0" w:lastRowLastColumn="0"/>
                                       </w:pPr>
@@ -1578,7 +1573,7 @@
                                     </w:tcPr>
                                     <w:p>
                                       <w:pPr>
-                                        <w:pStyle w:val="Footer"/>
+                                        <w:pStyle w:val="a5"/>
                                         <w:cnfStyle w:val="000000100000" w:firstRow="0" w:lastRow="0" w:firstColumn="0" w:lastColumn="0" w:oddVBand="0" w:evenVBand="0" w:oddHBand="1" w:evenHBand="0" w:firstRowFirstColumn="0" w:firstRowLastColumn="0" w:lastRowFirstColumn="0" w:lastRowLastColumn="0"/>
                                         <w:rPr>
                                           <w:sz w:val="28"/>
@@ -1613,7 +1608,7 @@
                                     </w:p>
                                     <w:p>
                                       <w:pPr>
-                                        <w:pStyle w:val="Footer"/>
+                                        <w:pStyle w:val="a5"/>
                                         <w:cnfStyle w:val="000000100000" w:firstRow="0" w:lastRow="0" w:firstColumn="0" w:lastColumn="0" w:oddVBand="0" w:evenVBand="0" w:oddHBand="1" w:evenHBand="0" w:firstRowFirstColumn="0" w:firstRowLastColumn="0" w:lastRowFirstColumn="0" w:lastRowLastColumn="0"/>
                                         <w:rPr>
                                           <w:b/>
@@ -1636,7 +1631,7 @@
                                     </w:tcPr>
                                     <w:p>
                                       <w:pPr>
-                                        <w:pStyle w:val="Footer"/>
+                                        <w:pStyle w:val="a5"/>
                                       </w:pPr>
                                     </w:p>
                                   </w:tc>
@@ -1646,7 +1641,7 @@
                                     </w:tcPr>
                                     <w:p>
                                       <w:pPr>
-                                        <w:pStyle w:val="Footer"/>
+                                        <w:pStyle w:val="a5"/>
                                         <w:cnfStyle w:val="000000000000" w:firstRow="0" w:lastRow="0" w:firstColumn="0" w:lastColumn="0" w:oddVBand="0" w:evenVBand="0" w:oddHBand="0" w:evenHBand="0" w:firstRowFirstColumn="0" w:firstRowLastColumn="0" w:lastRowFirstColumn="0" w:lastRowLastColumn="0"/>
                                       </w:pPr>
                                     </w:p>
@@ -1657,7 +1652,7 @@
                                     </w:tcPr>
                                     <w:p>
                                       <w:pPr>
-                                        <w:pStyle w:val="Footer"/>
+                                        <w:pStyle w:val="a5"/>
                                         <w:cnfStyle w:val="000000000000" w:firstRow="0" w:lastRow="0" w:firstColumn="0" w:lastColumn="0" w:oddVBand="0" w:evenVBand="0" w:oddHBand="0" w:evenHBand="0" w:firstRowFirstColumn="0" w:firstRowLastColumn="0" w:lastRowFirstColumn="0" w:lastRowLastColumn="0"/>
                                       </w:pPr>
                                     </w:p>
@@ -1666,7 +1661,7 @@
                               </w:tbl>
                               <w:p>
                                 <w:pPr>
-                                  <w:pStyle w:val="NoSpacing"/>
+                                  <w:pStyle w:val="ad"/>
                                 </w:pPr>
                               </w:p>
                             </w:txbxContent>
@@ -1695,7 +1690,7 @@
                     <v:stroke joinstyle="miter"/>
                     <v:path gradientshapeok="t" o:connecttype="rect"/>
                   </v:shapetype>
-                  <v:shape id="Text Box 15" o:spid="_x0000_s1028" type="#_x0000_t202" alt="contact info" style="position:absolute;margin-left:40.15pt;margin-top:235.7pt;width:540pt;height:216.8pt;z-index:251675648;visibility:visible;mso-wrap-style:square;mso-width-percent:1282;mso-height-percent:0;mso-wrap-distance-left:9pt;mso-wrap-distance-top:0;mso-wrap-distance-right:9pt;mso-wrap-distance-bottom:0;mso-position-horizontal:absolute;mso-position-horizontal-relative:page;mso-position-vertical:absolute;mso-position-vertical-relative:margin;mso-width-percent:1282;mso-height-percent:0;mso-width-relative:margin;mso-height-relative:margin;v-text-anchor:bottom" o:gfxdata="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" o:allowoverlap="f" filled="f" stroked="f" strokeweight=".5pt">
+                  <v:shape id="Text Box 15" o:spid="_x0000_s1028" type="#_x0000_t202" alt="contact info" style="position:absolute;margin-left:40.15pt;margin-top:235.7pt;width:540pt;height:216.8pt;z-index:251675648;visibility:visible;mso-wrap-style:square;mso-width-percent:1282;mso-height-percent:0;mso-wrap-distance-left:9pt;mso-wrap-distance-top:0;mso-wrap-distance-right:9pt;mso-wrap-distance-bottom:0;mso-position-horizontal:absolute;mso-position-horizontal-relative:page;mso-position-vertical:absolute;mso-position-vertical-relative:margin;mso-width-percent:1282;mso-height-percent:0;mso-width-relative:margin;mso-height-relative:margin;v-text-anchor:bottom" o:gfxdata="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" o:allowoverlap="f" filled="f" stroked="f" strokeweight=".5pt">
                     <v:textbox inset="0,0,0,0">
                       <w:txbxContent>
                         <w:p>
@@ -1710,7 +1705,6 @@
                               <w:dataBinding w:prefixMappings="xmlns:ns0='http://schemas.openxmlformats.org/officeDocument/2006/extended-properties' " w:xpath="/ns0:Properties[1]/ns0:Company[1]" w:storeItemID="{6668398D-A668-4E3E-A5EB-62B293D839F1}"/>
                               <w:text/>
                             </w:sdtPr>
-                            <w:sdtEndPr/>
                             <w:sdtContent>
                               <w:r>
                                 <w:t>Student</w:t>
@@ -1746,19 +1740,19 @@
                               <w:sz w:val="28"/>
                               <w:szCs w:val="28"/>
                             </w:rPr>
-                            <w:t>###</w:t>
+                            <w:t>50271</w:t>
                           </w:r>
                         </w:p>
                         <w:tbl>
                           <w:tblPr>
-                            <w:tblStyle w:val="PlainTable1"/>
+                            <w:tblStyle w:val="11"/>
                             <w:tblW w:w="4930" w:type="pct"/>
                             <w:tblLook w:val="04A0" w:firstRow="1" w:lastRow="0" w:firstColumn="1" w:lastColumn="0" w:noHBand="0" w:noVBand="1"/>
                           </w:tblPr>
                           <w:tblGrid>
-                            <w:gridCol w:w="3958"/>
-                            <w:gridCol w:w="3127"/>
-                            <w:gridCol w:w="3544"/>
+                            <w:gridCol w:w="3964"/>
+                            <w:gridCol w:w="3131"/>
+                            <w:gridCol w:w="3549"/>
                           </w:tblGrid>
                           <w:tr>
                             <w:trPr>
@@ -1805,7 +1799,7 @@
                               </w:tcPr>
                               <w:p>
                                 <w:pPr>
-                                  <w:pStyle w:val="Footer"/>
+                                  <w:pStyle w:val="a5"/>
                                   <w:rPr>
                                     <w:sz w:val="28"/>
                                     <w:szCs w:val="28"/>
@@ -1823,7 +1817,7 @@
                                     <w:sz w:val="28"/>
                                     <w:szCs w:val="28"/>
                                   </w:rPr>
-                                  <w:t xml:space="preserve">Ali Alkhater </w:t>
+                                  <w:t>Mohammed Maashi</w:t>
                                 </w:r>
                               </w:p>
                             </w:tc>
@@ -1833,7 +1827,7 @@
                               </w:tcPr>
                               <w:p>
                                 <w:pPr>
-                                  <w:pStyle w:val="Footer"/>
+                                  <w:pStyle w:val="a5"/>
                                   <w:ind w:left="0"/>
                                   <w:cnfStyle w:val="000000100000" w:firstRow="0" w:lastRow="0" w:firstColumn="0" w:lastColumn="0" w:oddVBand="0" w:evenVBand="0" w:oddHBand="1" w:evenHBand="0" w:firstRowFirstColumn="0" w:firstRowLastColumn="0" w:lastRowFirstColumn="0" w:lastRowLastColumn="0"/>
                                 </w:pPr>
@@ -1845,7 +1839,7 @@
                               </w:tcPr>
                               <w:p>
                                 <w:pPr>
-                                  <w:pStyle w:val="Footer"/>
+                                  <w:pStyle w:val="a5"/>
                                   <w:cnfStyle w:val="000000100000" w:firstRow="0" w:lastRow="0" w:firstColumn="0" w:lastColumn="0" w:oddVBand="0" w:evenVBand="0" w:oddHBand="1" w:evenHBand="0" w:firstRowFirstColumn="0" w:firstRowLastColumn="0" w:lastRowFirstColumn="0" w:lastRowLastColumn="0"/>
                                   <w:rPr>
                                     <w:sz w:val="28"/>
@@ -1875,12 +1869,12 @@
                                     <w:sz w:val="28"/>
                                     <w:szCs w:val="28"/>
                                   </w:rPr>
-                                  <w:t>230051513</w:t>
+                                  <w:t>230037509</w:t>
                                 </w:r>
                               </w:p>
                               <w:p>
                                 <w:pPr>
-                                  <w:pStyle w:val="Footer"/>
+                                  <w:pStyle w:val="a5"/>
                                   <w:cnfStyle w:val="000000100000" w:firstRow="0" w:lastRow="0" w:firstColumn="0" w:lastColumn="0" w:oddVBand="0" w:evenVBand="0" w:oddHBand="1" w:evenHBand="0" w:firstRowFirstColumn="0" w:firstRowLastColumn="0" w:lastRowFirstColumn="0" w:lastRowLastColumn="0"/>
                                 </w:pPr>
                               </w:p>
@@ -1897,7 +1891,7 @@
                               </w:tcPr>
                               <w:p>
                                 <w:pPr>
-                                  <w:pStyle w:val="Footer"/>
+                                  <w:pStyle w:val="a5"/>
                                   <w:rPr>
                                     <w:sz w:val="28"/>
                                     <w:szCs w:val="28"/>
@@ -1923,7 +1917,7 @@
                               </w:p>
                               <w:p>
                                 <w:pPr>
-                                  <w:pStyle w:val="Footer"/>
+                                  <w:pStyle w:val="a5"/>
                                   <w:ind w:left="0"/>
                                   <w:rPr>
                                     <w:b w:val="0"/>
@@ -1940,7 +1934,7 @@
                               </w:tcPr>
                               <w:p>
                                 <w:pPr>
-                                  <w:pStyle w:val="Footer"/>
+                                  <w:pStyle w:val="a5"/>
                                   <w:ind w:left="0"/>
                                   <w:cnfStyle w:val="000000000000" w:firstRow="0" w:lastRow="0" w:firstColumn="0" w:lastColumn="0" w:oddVBand="0" w:evenVBand="0" w:oddHBand="0" w:evenHBand="0" w:firstRowFirstColumn="0" w:firstRowLastColumn="0" w:lastRowFirstColumn="0" w:lastRowLastColumn="0"/>
                                 </w:pPr>
@@ -1952,7 +1946,7 @@
                               </w:tcPr>
                               <w:p>
                                 <w:pPr>
-                                  <w:pStyle w:val="Footer"/>
+                                  <w:pStyle w:val="a5"/>
                                   <w:cnfStyle w:val="000000000000" w:firstRow="0" w:lastRow="0" w:firstColumn="0" w:lastColumn="0" w:oddVBand="0" w:evenVBand="0" w:oddHBand="0" w:evenHBand="0" w:firstRowFirstColumn="0" w:firstRowLastColumn="0" w:lastRowFirstColumn="0" w:lastRowLastColumn="0"/>
                                   <w:rPr>
                                     <w:sz w:val="28"/>
@@ -1987,7 +1981,7 @@
                               </w:p>
                               <w:p>
                                 <w:pPr>
-                                  <w:pStyle w:val="Footer"/>
+                                  <w:pStyle w:val="a5"/>
                                   <w:cnfStyle w:val="000000000000" w:firstRow="0" w:lastRow="0" w:firstColumn="0" w:lastColumn="0" w:oddVBand="0" w:evenVBand="0" w:oddHBand="0" w:evenHBand="0" w:firstRowFirstColumn="0" w:firstRowLastColumn="0" w:lastRowFirstColumn="0" w:lastRowLastColumn="0"/>
                                   <w:rPr>
                                     <w:b/>
@@ -2011,7 +2005,7 @@
                               </w:tcPr>
                               <w:p>
                                 <w:pPr>
-                                  <w:pStyle w:val="Footer"/>
+                                  <w:pStyle w:val="a5"/>
                                   <w:rPr>
                                     <w:sz w:val="28"/>
                                     <w:szCs w:val="28"/>
@@ -2053,7 +2047,7 @@
                               </w:tcPr>
                               <w:p>
                                 <w:pPr>
-                                  <w:pStyle w:val="Footer"/>
+                                  <w:pStyle w:val="a5"/>
                                   <w:ind w:left="0"/>
                                   <w:cnfStyle w:val="000000100000" w:firstRow="0" w:lastRow="0" w:firstColumn="0" w:lastColumn="0" w:oddVBand="0" w:evenVBand="0" w:oddHBand="1" w:evenHBand="0" w:firstRowFirstColumn="0" w:firstRowLastColumn="0" w:lastRowFirstColumn="0" w:lastRowLastColumn="0"/>
                                 </w:pPr>
@@ -2065,7 +2059,7 @@
                               </w:tcPr>
                               <w:p>
                                 <w:pPr>
-                                  <w:pStyle w:val="Footer"/>
+                                  <w:pStyle w:val="a5"/>
                                   <w:cnfStyle w:val="000000100000" w:firstRow="0" w:lastRow="0" w:firstColumn="0" w:lastColumn="0" w:oddVBand="0" w:evenVBand="0" w:oddHBand="1" w:evenHBand="0" w:firstRowFirstColumn="0" w:firstRowLastColumn="0" w:lastRowFirstColumn="0" w:lastRowLastColumn="0"/>
                                   <w:rPr>
                                     <w:sz w:val="28"/>
@@ -2100,7 +2094,7 @@
                               </w:p>
                               <w:p>
                                 <w:pPr>
-                                  <w:pStyle w:val="Footer"/>
+                                  <w:pStyle w:val="a5"/>
                                   <w:cnfStyle w:val="000000100000" w:firstRow="0" w:lastRow="0" w:firstColumn="0" w:lastColumn="0" w:oddVBand="0" w:evenVBand="0" w:oddHBand="1" w:evenHBand="0" w:firstRowFirstColumn="0" w:firstRowLastColumn="0" w:lastRowFirstColumn="0" w:lastRowLastColumn="0"/>
                                   <w:rPr>
                                     <w:b/>
@@ -2123,7 +2117,7 @@
                               </w:tcPr>
                               <w:p>
                                 <w:pPr>
-                                  <w:pStyle w:val="Footer"/>
+                                  <w:pStyle w:val="a5"/>
                                   <w:rPr>
                                     <w:sz w:val="28"/>
                                     <w:szCs w:val="28"/>
@@ -2144,12 +2138,12 @@
                                     <w:sz w:val="28"/>
                                     <w:szCs w:val="28"/>
                                   </w:rPr>
-                                  <w:t xml:space="preserve">Mohammed Maashi </w:t>
+                                  <w:t>Ali Alkhater</w:t>
                                 </w:r>
                               </w:p>
                               <w:p>
                                 <w:pPr>
-                                  <w:pStyle w:val="Footer"/>
+                                  <w:pStyle w:val="a5"/>
                                   <w:ind w:left="0"/>
                                   <w:rPr>
                                     <w:b w:val="0"/>
@@ -2166,7 +2160,7 @@
                               </w:tcPr>
                               <w:p>
                                 <w:pPr>
-                                  <w:pStyle w:val="Footer"/>
+                                  <w:pStyle w:val="a5"/>
                                   <w:ind w:left="0"/>
                                   <w:cnfStyle w:val="000000000000" w:firstRow="0" w:lastRow="0" w:firstColumn="0" w:lastColumn="0" w:oddVBand="0" w:evenVBand="0" w:oddHBand="0" w:evenHBand="0" w:firstRowFirstColumn="0" w:firstRowLastColumn="0" w:lastRowFirstColumn="0" w:lastRowLastColumn="0"/>
                                 </w:pPr>
@@ -2178,7 +2172,7 @@
                               </w:tcPr>
                               <w:p>
                                 <w:pPr>
-                                  <w:pStyle w:val="Footer"/>
+                                  <w:pStyle w:val="a5"/>
                                   <w:cnfStyle w:val="000000000000" w:firstRow="0" w:lastRow="0" w:firstColumn="0" w:lastColumn="0" w:oddVBand="0" w:evenVBand="0" w:oddHBand="0" w:evenHBand="0" w:firstRowFirstColumn="0" w:firstRowLastColumn="0" w:lastRowFirstColumn="0" w:lastRowLastColumn="0"/>
                                   <w:rPr>
                                     <w:sz w:val="28"/>
@@ -2208,12 +2202,12 @@
                                     <w:sz w:val="28"/>
                                     <w:szCs w:val="28"/>
                                   </w:rPr>
-                                  <w:t>230037509</w:t>
+                                  <w:t>230051513</w:t>
                                 </w:r>
                               </w:p>
                               <w:p>
                                 <w:pPr>
-                                  <w:pStyle w:val="Footer"/>
+                                  <w:pStyle w:val="a5"/>
                                   <w:cnfStyle w:val="000000000000" w:firstRow="0" w:lastRow="0" w:firstColumn="0" w:lastColumn="0" w:oddVBand="0" w:evenVBand="0" w:oddHBand="0" w:evenHBand="0" w:firstRowFirstColumn="0" w:firstRowLastColumn="0" w:lastRowFirstColumn="0" w:lastRowLastColumn="0"/>
                                   <w:rPr>
                                     <w:b/>
@@ -2237,7 +2231,7 @@
                               </w:tcPr>
                               <w:p>
                                 <w:pPr>
-                                  <w:pStyle w:val="Footer"/>
+                                  <w:pStyle w:val="a5"/>
                                   <w:rPr>
                                     <w:b w:val="0"/>
                                     <w:bCs w:val="0"/>
@@ -2267,7 +2261,7 @@
                               </w:tcPr>
                               <w:p>
                                 <w:pPr>
-                                  <w:pStyle w:val="Footer"/>
+                                  <w:pStyle w:val="a5"/>
                                   <w:ind w:left="0"/>
                                   <w:cnfStyle w:val="000000100000" w:firstRow="0" w:lastRow="0" w:firstColumn="0" w:lastColumn="0" w:oddVBand="0" w:evenVBand="0" w:oddHBand="1" w:evenHBand="0" w:firstRowFirstColumn="0" w:firstRowLastColumn="0" w:lastRowFirstColumn="0" w:lastRowLastColumn="0"/>
                                 </w:pPr>
@@ -2279,7 +2273,7 @@
                               </w:tcPr>
                               <w:p>
                                 <w:pPr>
-                                  <w:pStyle w:val="Footer"/>
+                                  <w:pStyle w:val="a5"/>
                                   <w:cnfStyle w:val="000000100000" w:firstRow="0" w:lastRow="0" w:firstColumn="0" w:lastColumn="0" w:oddVBand="0" w:evenVBand="0" w:oddHBand="1" w:evenHBand="0" w:firstRowFirstColumn="0" w:firstRowLastColumn="0" w:lastRowFirstColumn="0" w:lastRowLastColumn="0"/>
                                   <w:rPr>
                                     <w:sz w:val="28"/>
@@ -2314,7 +2308,7 @@
                               </w:p>
                               <w:p>
                                 <w:pPr>
-                                  <w:pStyle w:val="Footer"/>
+                                  <w:pStyle w:val="a5"/>
                                   <w:cnfStyle w:val="000000100000" w:firstRow="0" w:lastRow="0" w:firstColumn="0" w:lastColumn="0" w:oddVBand="0" w:evenVBand="0" w:oddHBand="1" w:evenHBand="0" w:firstRowFirstColumn="0" w:firstRowLastColumn="0" w:lastRowFirstColumn="0" w:lastRowLastColumn="0"/>
                                   <w:rPr>
                                     <w:b/>
@@ -2337,7 +2331,7 @@
                               </w:tcPr>
                               <w:p>
                                 <w:pPr>
-                                  <w:pStyle w:val="Footer"/>
+                                  <w:pStyle w:val="a5"/>
                                 </w:pPr>
                               </w:p>
                             </w:tc>
@@ -2347,7 +2341,7 @@
                               </w:tcPr>
                               <w:p>
                                 <w:pPr>
-                                  <w:pStyle w:val="Footer"/>
+                                  <w:pStyle w:val="a5"/>
                                   <w:cnfStyle w:val="000000000000" w:firstRow="0" w:lastRow="0" w:firstColumn="0" w:lastColumn="0" w:oddVBand="0" w:evenVBand="0" w:oddHBand="0" w:evenHBand="0" w:firstRowFirstColumn="0" w:firstRowLastColumn="0" w:lastRowFirstColumn="0" w:lastRowLastColumn="0"/>
                                 </w:pPr>
                               </w:p>
@@ -2358,7 +2352,7 @@
                               </w:tcPr>
                               <w:p>
                                 <w:pPr>
-                                  <w:pStyle w:val="Footer"/>
+                                  <w:pStyle w:val="a5"/>
                                   <w:cnfStyle w:val="000000000000" w:firstRow="0" w:lastRow="0" w:firstColumn="0" w:lastColumn="0" w:oddVBand="0" w:evenVBand="0" w:oddHBand="0" w:evenHBand="0" w:firstRowFirstColumn="0" w:firstRowLastColumn="0" w:lastRowFirstColumn="0" w:lastRowLastColumn="0"/>
                                 </w:pPr>
                               </w:p>
@@ -2367,7 +2361,7 @@
                         </w:tbl>
                         <w:p>
                           <w:pPr>
-                            <w:pStyle w:val="NoSpacing"/>
+                            <w:pStyle w:val="ad"/>
                           </w:pPr>
                         </w:p>
                       </w:txbxContent>
@@ -2514,7 +2508,7 @@
                               <w:txbxContent>
                                 <w:p>
                                   <w:pPr>
-                                    <w:pStyle w:val="ListParagraph"/>
+                                    <w:pStyle w:val="af5"/>
                                     <w:numPr>
                                       <w:ilvl w:val="0"/>
                                       <w:numId w:val="6"/>
@@ -2583,7 +2577,7 @@
                                 </w:p>
                                 <w:p>
                                   <w:pPr>
-                                    <w:pStyle w:val="ListParagraph"/>
+                                    <w:pStyle w:val="af5"/>
                                     <w:numPr>
                                       <w:ilvl w:val="0"/>
                                       <w:numId w:val="6"/>
@@ -2604,7 +2598,7 @@
                                 </w:p>
                                 <w:p>
                                   <w:pPr>
-                                    <w:pStyle w:val="ListParagraph"/>
+                                    <w:pStyle w:val="af5"/>
                                     <w:numPr>
                                       <w:ilvl w:val="0"/>
                                       <w:numId w:val="6"/>
@@ -2626,7 +2620,7 @@
                                 </w:p>
                                 <w:p>
                                   <w:pPr>
-                                    <w:pStyle w:val="ListParagraph"/>
+                                    <w:pStyle w:val="af5"/>
                                     <w:numPr>
                                       <w:ilvl w:val="0"/>
                                       <w:numId w:val="6"/>
@@ -2648,7 +2642,7 @@
                                 </w:p>
                                 <w:p>
                                   <w:pPr>
-                                    <w:pStyle w:val="ListParagraph"/>
+                                    <w:pStyle w:val="af5"/>
                                     <w:numPr>
                                       <w:ilvl w:val="0"/>
                                       <w:numId w:val="6"/>
@@ -2670,7 +2664,7 @@
                                 </w:p>
                                 <w:p>
                                   <w:pPr>
-                                    <w:pStyle w:val="ListParagraph"/>
+                                    <w:pStyle w:val="af5"/>
                                     <w:numPr>
                                       <w:ilvl w:val="0"/>
                                       <w:numId w:val="6"/>
@@ -2692,7 +2686,7 @@
                                 </w:p>
                                 <w:p>
                                   <w:pPr>
-                                    <w:pStyle w:val="ListParagraph"/>
+                                    <w:pStyle w:val="af5"/>
                                     <w:numPr>
                                       <w:ilvl w:val="0"/>
                                       <w:numId w:val="6"/>
@@ -2727,7 +2721,7 @@
                                 </w:p>
                                 <w:p>
                                   <w:pPr>
-                                    <w:pStyle w:val="ListParagraph"/>
+                                    <w:pStyle w:val="af5"/>
                                     <w:numPr>
                                       <w:ilvl w:val="0"/>
                                       <w:numId w:val="6"/>
@@ -2749,7 +2743,7 @@
                                 </w:p>
                                 <w:p>
                                   <w:pPr>
-                                    <w:pStyle w:val="ListParagraph"/>
+                                    <w:pStyle w:val="af5"/>
                                     <w:numPr>
                                       <w:ilvl w:val="0"/>
                                       <w:numId w:val="6"/>
@@ -2771,7 +2765,7 @@
                                 </w:p>
                                 <w:p>
                                   <w:pPr>
-                                    <w:pStyle w:val="ListParagraph"/>
+                                    <w:pStyle w:val="af5"/>
                                     <w:numPr>
                                       <w:ilvl w:val="0"/>
                                       <w:numId w:val="6"/>
@@ -2825,10 +2819,10 @@
                   </wp:anchor>
                 </w:drawing>
               </mc:Choice>
-              <mc:Fallback xmlns:w16sdtfl="http://schemas.microsoft.com/office/word/2024/wordml/sdtformatlock" xmlns:w16sdtdh="http://schemas.microsoft.com/office/word/2020/wordml/sdtdatahash" xmlns:w16du="http://schemas.microsoft.com/office/word/2023/wordml/word16du" xmlns:w16="http://schemas.microsoft.com/office/word/2018/wordml" xmlns:w16cid="http://schemas.microsoft.com/office/word/2016/wordml/cid" xmlns:w16cex="http://schemas.microsoft.com/office/word/2018/wordml/cex" xmlns:oel="http://schemas.microsoft.com/office/2019/extlst" xmlns:am3d="http://schemas.microsoft.com/office/drawing/2017/model3d" xmlns:aink="http://schemas.microsoft.com/office/drawing/2016/ink" xmlns:cx8="http://schemas.microsoft.com/office/drawing/2016/5/14/chartex" xmlns:cx7="http://schemas.microsoft.com/office/drawing/2016/5/13/chartex" xmlns:cx6="http://schemas.microsoft.com/office/drawing/2016/5/12/chartex" xmlns:cx5="http://schemas.microsoft.com/office/drawing/2016/5/11/chartex" xmlns:cx4="http://schemas.microsoft.com/office/drawing/2016/5/10/chartex" xmlns:cx3="http://schemas.microsoft.com/office/drawing/2016/5/9/chartex" xmlns:cx2="http://schemas.microsoft.com/office/drawing/2015/10/21/chartex" xmlns:cx1="http://schemas.microsoft.com/office/drawing/2015/9/8/chartex">
+              <mc:Fallback>
                 <w:pict>
-                  <v:group w14:anchorId="6443EC18" id="Group 198" o:spid="_x0000_s1029" style="position:absolute;margin-left:-114.6pt;margin-top:462.6pt;width:528.3pt;height:213.1pt;z-index:251699200;mso-wrap-distance-left:14.4pt;mso-wrap-distance-top:3.6pt;mso-wrap-distance-right:14.4pt;mso-wrap-distance-bottom:3.6pt;mso-position-horizontal-relative:margin;mso-position-vertical-relative:margin;mso-width-relative:margin;mso-height-relative:margin" coordorigin="-693,4517" coordsize="36478,17606" o:gfxdata="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">
-                    <v:rect id="Rectangle 199" o:spid="_x0000_s1030" style="position:absolute;left:-693;top:4517;width:35673;height:2075;visibility:visible;mso-wrap-style:square;v-text-anchor:middle" o:gfxdata="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" fillcolor="#ef4623 [3204]" stroked="f" strokeweight="2pt">
+                  <v:group w14:anchorId="6443EC18" id="Group 198" o:spid="_x0000_s1029" style="position:absolute;margin-left:-114.6pt;margin-top:462.6pt;width:528.3pt;height:213.1pt;z-index:251699200;mso-wrap-distance-left:14.4pt;mso-wrap-distance-top:3.6pt;mso-wrap-distance-right:14.4pt;mso-wrap-distance-bottom:3.6pt;mso-position-horizontal-relative:margin;mso-position-vertical-relative:margin;mso-width-relative:margin;mso-height-relative:margin" coordorigin="-693,4517" coordsize="36478,17606" o:gfxdata="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">
+                    <v:rect id="Rectangle 199" o:spid="_x0000_s1030" style="position:absolute;left:-693;top:4517;width:35673;height:2075;visibility:visible;mso-wrap-style:square;v-text-anchor:middle" o:gfxdata="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" fillcolor="#ef4623 [3204]" stroked="f" strokeweight="2pt">
                       <v:textbox>
                         <w:txbxContent>
                           <w:p>
@@ -2857,12 +2851,12 @@
                         </w:txbxContent>
                       </v:textbox>
                     </v:rect>
-                    <v:shape id="Text Box 200" o:spid="_x0000_s1031" type="#_x0000_t202" style="position:absolute;top:6592;width:35784;height:15532;visibility:visible;mso-wrap-style:square;v-text-anchor:top" o:gfxdata="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" filled="f" stroked="f" strokeweight=".5pt">
+                    <v:shape id="Text Box 200" o:spid="_x0000_s1031" type="#_x0000_t202" style="position:absolute;top:6592;width:35784;height:15532;visibility:visible;mso-wrap-style:square;v-text-anchor:top" o:gfxdata="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" filled="f" stroked="f" strokeweight=".5pt">
                       <v:textbox inset=",7.2pt,,0">
                         <w:txbxContent>
                           <w:p>
                             <w:pPr>
-                              <w:pStyle w:val="ListParagraph"/>
+                              <w:pStyle w:val="af5"/>
                               <w:numPr>
                                 <w:ilvl w:val="0"/>
                                 <w:numId w:val="6"/>
@@ -2931,7 +2925,7 @@
                           </w:p>
                           <w:p>
                             <w:pPr>
-                              <w:pStyle w:val="ListParagraph"/>
+                              <w:pStyle w:val="af5"/>
                               <w:numPr>
                                 <w:ilvl w:val="0"/>
                                 <w:numId w:val="6"/>
@@ -2952,7 +2946,7 @@
                           </w:p>
                           <w:p>
                             <w:pPr>
-                              <w:pStyle w:val="ListParagraph"/>
+                              <w:pStyle w:val="af5"/>
                               <w:numPr>
                                 <w:ilvl w:val="0"/>
                                 <w:numId w:val="6"/>
@@ -2974,7 +2968,7 @@
                           </w:p>
                           <w:p>
                             <w:pPr>
-                              <w:pStyle w:val="ListParagraph"/>
+                              <w:pStyle w:val="af5"/>
                               <w:numPr>
                                 <w:ilvl w:val="0"/>
                                 <w:numId w:val="6"/>
@@ -2996,7 +2990,7 @@
                           </w:p>
                           <w:p>
                             <w:pPr>
-                              <w:pStyle w:val="ListParagraph"/>
+                              <w:pStyle w:val="af5"/>
                               <w:numPr>
                                 <w:ilvl w:val="0"/>
                                 <w:numId w:val="6"/>
@@ -3018,7 +3012,7 @@
                           </w:p>
                           <w:p>
                             <w:pPr>
-                              <w:pStyle w:val="ListParagraph"/>
+                              <w:pStyle w:val="af5"/>
                               <w:numPr>
                                 <w:ilvl w:val="0"/>
                                 <w:numId w:val="6"/>
@@ -3040,7 +3034,7 @@
                           </w:p>
                           <w:p>
                             <w:pPr>
-                              <w:pStyle w:val="ListParagraph"/>
+                              <w:pStyle w:val="af5"/>
                               <w:numPr>
                                 <w:ilvl w:val="0"/>
                                 <w:numId w:val="6"/>
@@ -3075,7 +3069,7 @@
                           </w:p>
                           <w:p>
                             <w:pPr>
-                              <w:pStyle w:val="ListParagraph"/>
+                              <w:pStyle w:val="af5"/>
                               <w:numPr>
                                 <w:ilvl w:val="0"/>
                                 <w:numId w:val="6"/>
@@ -3097,7 +3091,7 @@
                           </w:p>
                           <w:p>
                             <w:pPr>
-                              <w:pStyle w:val="ListParagraph"/>
+                              <w:pStyle w:val="af5"/>
                               <w:numPr>
                                 <w:ilvl w:val="0"/>
                                 <w:numId w:val="6"/>
@@ -3119,7 +3113,7 @@
                           </w:p>
                           <w:p>
                             <w:pPr>
-                              <w:pStyle w:val="ListParagraph"/>
+                              <w:pStyle w:val="af5"/>
                               <w:numPr>
                                 <w:ilvl w:val="0"/>
                                 <w:numId w:val="6"/>
@@ -3185,7 +3179,7 @@
     <w:bookmarkStart w:id="0" w:name="_Toc321140622"/>
     <w:p>
       <w:pPr>
-        <w:pStyle w:val="Heading1"/>
+        <w:pStyle w:val="1"/>
       </w:pPr>
       <w:r>
         <w:rPr>
@@ -3295,7 +3289,7 @@
               </wp:anchor>
             </w:drawing>
           </mc:Choice>
-          <mc:Fallback xmlns:w16sdtfl="http://schemas.microsoft.com/office/word/2024/wordml/sdtformatlock" xmlns:w16sdtdh="http://schemas.microsoft.com/office/word/2020/wordml/sdtdatahash" xmlns:w16du="http://schemas.microsoft.com/office/word/2023/wordml/word16du" xmlns:w16="http://schemas.microsoft.com/office/word/2018/wordml" xmlns:w16cid="http://schemas.microsoft.com/office/word/2016/wordml/cid" xmlns:w16cex="http://schemas.microsoft.com/office/word/2018/wordml/cex" xmlns:oel="http://schemas.microsoft.com/office/2019/extlst" xmlns:am3d="http://schemas.microsoft.com/office/drawing/2017/model3d" xmlns:aink="http://schemas.microsoft.com/office/drawing/2016/ink" xmlns:cx8="http://schemas.microsoft.com/office/drawing/2016/5/14/chartex" xmlns:cx7="http://schemas.microsoft.com/office/drawing/2016/5/13/chartex" xmlns:cx6="http://schemas.microsoft.com/office/drawing/2016/5/12/chartex" xmlns:cx5="http://schemas.microsoft.com/office/drawing/2016/5/11/chartex" xmlns:cx4="http://schemas.microsoft.com/office/drawing/2016/5/10/chartex" xmlns:cx3="http://schemas.microsoft.com/office/drawing/2016/5/9/chartex" xmlns:cx2="http://schemas.microsoft.com/office/drawing/2015/10/21/chartex" xmlns:cx1="http://schemas.microsoft.com/office/drawing/2015/9/8/chartex">
+          <mc:Fallback>
             <w:pict>
               <v:shapetype w14:anchorId="6E4FD12B" id="_x0000_t185" coordsize="21600,21600" o:spt="185" adj="3600" path="m@0,nfqx0@0l0@2qy@0,21600em@1,nfqx21600@0l21600@2qy@1,21600em@0,nsqx0@0l0@2qy@0,21600l@1,21600qx21600@2l21600@0qy@1,xe" filled="f">
                 <v:formulas>
@@ -3315,7 +3309,7 @@
                   <v:h position="#0,topLeft" switch="" xrange="0,10800"/>
                 </v:handles>
               </v:shapetype>
-              <v:shape id="Double Bracket 1" o:spid="_x0000_s1032" type="#_x0000_t185" style="position:absolute;margin-left:330.2pt;margin-top:131.9pt;width:86.35pt;height:24.15pt;z-index:251691008;visibility:visible;mso-wrap-style:square;mso-width-percent:0;mso-height-percent:0;mso-wrap-distance-left:9pt;mso-wrap-distance-top:0;mso-wrap-distance-right:9pt;mso-wrap-distance-bottom:0;mso-position-horizontal:absolute;mso-position-horizontal-relative:text;mso-position-vertical:absolute;mso-position-vertical-relative:page;mso-width-percent:0;mso-height-percent:0;mso-width-relative:margin;mso-height-relative:margin;v-text-anchor:middle" o:gfxdata="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" strokecolor="black [3200]" strokeweight="2pt">
+              <v:shape id="Double Bracket 1" o:spid="_x0000_s1032" type="#_x0000_t185" style="position:absolute;margin-left:330.2pt;margin-top:131.9pt;width:86.35pt;height:24.15pt;z-index:251691008;visibility:visible;mso-wrap-style:square;mso-width-percent:0;mso-height-percent:0;mso-wrap-distance-left:9pt;mso-wrap-distance-top:0;mso-wrap-distance-right:9pt;mso-wrap-distance-bottom:0;mso-position-horizontal:absolute;mso-position-horizontal-relative:text;mso-position-vertical:absolute;mso-position-vertical-relative:page;mso-width-percent:0;mso-height-percent:0;mso-width-relative:margin;mso-height-relative:margin;v-text-anchor:middle" o:gfxdata="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" strokecolor="black [3200]" strokeweight="2pt">
                 <v:shadow on="t" color="black" opacity="24903f" origin=",.5" offset="0,.55556mm"/>
                 <v:textbox>
                   <w:txbxContent>
@@ -3428,16 +3422,16 @@
                         <w:txbxContent>
                           <w:p>
                             <w:pPr>
-                              <w:pStyle w:val="Quote"/>
+                              <w:pStyle w:val="af"/>
                               <w:rPr>
-                                <w:rStyle w:val="QuoteChar"/>
+                                <w:rStyle w:val="Char5"/>
                                 <w:i/>
                                 <w:iCs/>
                               </w:rPr>
                             </w:pPr>
                             <w:r>
                               <w:rPr>
-                                <w:rStyle w:val="QuoteChar"/>
+                                <w:rStyle w:val="Char5"/>
                                 <w:i/>
                                 <w:iCs/>
                               </w:rPr>
@@ -3447,20 +3441,20 @@
                           <w:p>
                             <w:pPr>
                               <w:rPr>
-                                <w:rStyle w:val="QuoteChar"/>
+                                <w:rStyle w:val="Char5"/>
                                 <w:sz w:val="18"/>
                                 <w:szCs w:val="14"/>
                               </w:rPr>
                             </w:pPr>
                             <w:r>
                               <w:rPr>
-                                <w:rStyle w:val="QuoteChar"/>
+                                <w:rStyle w:val="Char5"/>
                               </w:rPr>
                               <w:t xml:space="preserve"> </w:t>
                             </w:r>
                             <w:r>
                               <w:rPr>
-                                <w:rStyle w:val="QuoteChar"/>
+                                <w:rStyle w:val="Char5"/>
                                 <w:sz w:val="18"/>
                                 <w:szCs w:val="14"/>
                               </w:rPr>
@@ -3468,7 +3462,7 @@
                             </w:r>
                             <w:r>
                               <w:rPr>
-                                <w:rStyle w:val="QuoteChar"/>
+                                <w:rStyle w:val="Char5"/>
                                 <w:sz w:val="18"/>
                                 <w:szCs w:val="14"/>
                               </w:rPr>
@@ -3476,7 +3470,7 @@
                             </w:r>
                             <w:r>
                               <w:rPr>
-                                <w:rStyle w:val="QuoteChar"/>
+                                <w:rStyle w:val="Char5"/>
                                 <w:sz w:val="18"/>
                                 <w:szCs w:val="14"/>
                               </w:rPr>
@@ -3484,7 +3478,7 @@
                             </w:r>
                             <w:r>
                               <w:rPr>
-                                <w:rStyle w:val="QuoteChar"/>
+                                <w:rStyle w:val="Char5"/>
                                 <w:sz w:val="18"/>
                                 <w:szCs w:val="14"/>
                               </w:rPr>
@@ -3494,14 +3488,14 @@
                           <w:p>
                             <w:pPr>
                               <w:rPr>
-                                <w:rStyle w:val="QuoteChar"/>
+                                <w:rStyle w:val="Char5"/>
                                 <w:sz w:val="18"/>
                                 <w:szCs w:val="14"/>
                               </w:rPr>
                             </w:pPr>
                             <w:r>
                               <w:rPr>
-                                <w:rStyle w:val="QuoteChar"/>
+                                <w:rStyle w:val="Char5"/>
                                 <w:sz w:val="18"/>
                                 <w:szCs w:val="14"/>
                               </w:rPr>
@@ -3509,7 +3503,7 @@
                             </w:r>
                             <w:r>
                               <w:rPr>
-                                <w:rStyle w:val="QuoteChar"/>
+                                <w:rStyle w:val="Char5"/>
                                 <w:sz w:val="18"/>
                                 <w:szCs w:val="14"/>
                               </w:rPr>
@@ -3517,7 +3511,7 @@
                             </w:r>
                             <w:r>
                               <w:rPr>
-                                <w:rStyle w:val="QuoteChar"/>
+                                <w:rStyle w:val="Char5"/>
                                 <w:sz w:val="18"/>
                                 <w:szCs w:val="14"/>
                               </w:rPr>
@@ -3525,7 +3519,7 @@
                             </w:r>
                             <w:r>
                               <w:rPr>
-                                <w:rStyle w:val="QuoteChar"/>
+                                <w:rStyle w:val="Char5"/>
                                 <w:sz w:val="18"/>
                                 <w:szCs w:val="14"/>
                               </w:rPr>
@@ -3541,7 +3535,7 @@
                             </w:pPr>
                             <w:r>
                               <w:rPr>
-                                <w:rStyle w:val="QuoteChar"/>
+                                <w:rStyle w:val="Char5"/>
                                 <w:sz w:val="18"/>
                                 <w:szCs w:val="14"/>
                               </w:rPr>
@@ -3549,7 +3543,7 @@
                             </w:r>
                             <w:r>
                               <w:rPr>
-                                <w:rStyle w:val="QuoteChar"/>
+                                <w:rStyle w:val="Char5"/>
                                 <w:sz w:val="18"/>
                                 <w:szCs w:val="14"/>
                               </w:rPr>
@@ -3557,7 +3551,7 @@
                             </w:r>
                             <w:r>
                               <w:rPr>
-                                <w:rStyle w:val="QuoteChar"/>
+                                <w:rStyle w:val="Char5"/>
                                 <w:sz w:val="18"/>
                                 <w:szCs w:val="14"/>
                               </w:rPr>
@@ -3565,7 +3559,7 @@
                             </w:r>
                             <w:r>
                               <w:rPr>
-                                <w:rStyle w:val="QuoteChar"/>
+                                <w:rStyle w:val="Char5"/>
                                 <w:sz w:val="18"/>
                                 <w:szCs w:val="14"/>
                               </w:rPr>
@@ -3573,7 +3567,7 @@
                             </w:r>
                             <w:r>
                               <w:rPr>
-                                <w:rStyle w:val="QuoteChar"/>
+                                <w:rStyle w:val="Char5"/>
                                 <w:sz w:val="18"/>
                                 <w:szCs w:val="14"/>
                               </w:rPr>
@@ -3617,23 +3611,23 @@
               </wp:anchor>
             </w:drawing>
           </mc:Choice>
-          <mc:Fallback xmlns:w16sdtfl="http://schemas.microsoft.com/office/word/2024/wordml/sdtformatlock" xmlns:w16sdtdh="http://schemas.microsoft.com/office/word/2020/wordml/sdtdatahash" xmlns:w16du="http://schemas.microsoft.com/office/word/2023/wordml/word16du" xmlns:w16="http://schemas.microsoft.com/office/word/2018/wordml" xmlns:w16cid="http://schemas.microsoft.com/office/word/2016/wordml/cid" xmlns:w16cex="http://schemas.microsoft.com/office/word/2018/wordml/cex" xmlns:oel="http://schemas.microsoft.com/office/2019/extlst" xmlns:am3d="http://schemas.microsoft.com/office/drawing/2017/model3d" xmlns:aink="http://schemas.microsoft.com/office/drawing/2016/ink" xmlns:cx8="http://schemas.microsoft.com/office/drawing/2016/5/14/chartex" xmlns:cx7="http://schemas.microsoft.com/office/drawing/2016/5/13/chartex" xmlns:cx6="http://schemas.microsoft.com/office/drawing/2016/5/12/chartex" xmlns:cx5="http://schemas.microsoft.com/office/drawing/2016/5/11/chartex" xmlns:cx4="http://schemas.microsoft.com/office/drawing/2016/5/10/chartex" xmlns:cx3="http://schemas.microsoft.com/office/drawing/2016/5/9/chartex" xmlns:cx2="http://schemas.microsoft.com/office/drawing/2015/10/21/chartex" xmlns:cx1="http://schemas.microsoft.com/office/drawing/2015/9/8/chartex">
+          <mc:Fallback>
             <w:pict>
-              <v:shape w14:anchorId="484BEC67" id="Text Box 5" o:spid="_x0000_s1033" type="#_x0000_t202" alt="Sidebar" style="position:absolute;margin-left:0;margin-top:0;width:98.25pt;height:181.45pt;z-index:251659264;visibility:visible;mso-wrap-style:square;mso-width-percent:250;mso-height-percent:950;mso-left-percent:59;mso-wrap-distance-left:14.4pt;mso-wrap-distance-top:0;mso-wrap-distance-right:14.4pt;mso-wrap-distance-bottom:3in;mso-position-horizontal-relative:page;mso-position-vertical:top;mso-position-vertical-relative:margin;mso-width-percent:250;mso-height-percent:950;mso-left-percent:59;mso-width-relative:margin;mso-height-relative:margin;v-text-anchor:top" o:gfxdata="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" filled="f" stroked="f" strokeweight=".5pt">
+              <v:shape w14:anchorId="484BEC67" id="Text Box 5" o:spid="_x0000_s1033" type="#_x0000_t202" alt="Sidebar" style="position:absolute;margin-left:0;margin-top:0;width:98.25pt;height:181.45pt;z-index:251659264;visibility:visible;mso-wrap-style:square;mso-width-percent:250;mso-height-percent:950;mso-left-percent:59;mso-wrap-distance-left:14.4pt;mso-wrap-distance-top:0;mso-wrap-distance-right:14.4pt;mso-wrap-distance-bottom:3in;mso-position-horizontal-relative:page;mso-position-vertical:top;mso-position-vertical-relative:margin;mso-width-percent:250;mso-height-percent:950;mso-left-percent:59;mso-width-relative:margin;mso-height-relative:margin;v-text-anchor:top" o:gfxdata="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" filled="f" stroked="f" strokeweight=".5pt">
                 <v:textbox inset="3.6pt,0,3.6pt,0">
                   <w:txbxContent>
                     <w:p>
                       <w:pPr>
-                        <w:pStyle w:val="Quote"/>
+                        <w:pStyle w:val="af"/>
                         <w:rPr>
-                          <w:rStyle w:val="QuoteChar"/>
+                          <w:rStyle w:val="Char5"/>
                           <w:i/>
                           <w:iCs/>
                         </w:rPr>
                       </w:pPr>
                       <w:r>
                         <w:rPr>
-                          <w:rStyle w:val="QuoteChar"/>
+                          <w:rStyle w:val="Char5"/>
                           <w:i/>
                           <w:iCs/>
                         </w:rPr>
@@ -3643,20 +3637,20 @@
                     <w:p>
                       <w:pPr>
                         <w:rPr>
-                          <w:rStyle w:val="QuoteChar"/>
+                          <w:rStyle w:val="Char5"/>
                           <w:sz w:val="18"/>
                           <w:szCs w:val="14"/>
                         </w:rPr>
                       </w:pPr>
                       <w:r>
                         <w:rPr>
-                          <w:rStyle w:val="QuoteChar"/>
+                          <w:rStyle w:val="Char5"/>
                         </w:rPr>
                         <w:t xml:space="preserve"> </w:t>
                       </w:r>
                       <w:r>
                         <w:rPr>
-                          <w:rStyle w:val="QuoteChar"/>
+                          <w:rStyle w:val="Char5"/>
                           <w:sz w:val="18"/>
                           <w:szCs w:val="14"/>
                         </w:rPr>
@@ -3664,7 +3658,7 @@
                       </w:r>
                       <w:r>
                         <w:rPr>
-                          <w:rStyle w:val="QuoteChar"/>
+                          <w:rStyle w:val="Char5"/>
                           <w:sz w:val="18"/>
                           <w:szCs w:val="14"/>
                         </w:rPr>
@@ -3672,7 +3666,7 @@
                       </w:r>
                       <w:r>
                         <w:rPr>
-                          <w:rStyle w:val="QuoteChar"/>
+                          <w:rStyle w:val="Char5"/>
                           <w:sz w:val="18"/>
                           <w:szCs w:val="14"/>
                         </w:rPr>
@@ -3680,7 +3674,7 @@
                       </w:r>
                       <w:r>
                         <w:rPr>
-                          <w:rStyle w:val="QuoteChar"/>
+                          <w:rStyle w:val="Char5"/>
                           <w:sz w:val="18"/>
                           <w:szCs w:val="14"/>
                         </w:rPr>
@@ -3690,14 +3684,14 @@
                     <w:p>
                       <w:pPr>
                         <w:rPr>
-                          <w:rStyle w:val="QuoteChar"/>
+                          <w:rStyle w:val="Char5"/>
                           <w:sz w:val="18"/>
                           <w:szCs w:val="14"/>
                         </w:rPr>
                       </w:pPr>
                       <w:r>
                         <w:rPr>
-                          <w:rStyle w:val="QuoteChar"/>
+                          <w:rStyle w:val="Char5"/>
                           <w:sz w:val="18"/>
                           <w:szCs w:val="14"/>
                         </w:rPr>
@@ -3705,7 +3699,7 @@
                       </w:r>
                       <w:r>
                         <w:rPr>
-                          <w:rStyle w:val="QuoteChar"/>
+                          <w:rStyle w:val="Char5"/>
                           <w:sz w:val="18"/>
                           <w:szCs w:val="14"/>
                         </w:rPr>
@@ -3713,29 +3707,19 @@
                       </w:r>
                       <w:r>
                         <w:rPr>
-                          <w:rStyle w:val="QuoteChar"/>
+                          <w:rStyle w:val="Char5"/>
                           <w:sz w:val="18"/>
                           <w:szCs w:val="14"/>
                         </w:rPr>
                         <w:t xml:space="preserve">: </w:t>
                       </w:r>
-                      <w:proofErr w:type="spellStart"/>
                       <w:r>
                         <w:rPr>
-                          <w:rStyle w:val="QuoteChar"/>
+                          <w:rStyle w:val="Char5"/>
                           <w:sz w:val="18"/>
                           <w:szCs w:val="14"/>
                         </w:rPr>
-                        <w:t>Analyse</w:t>
-                      </w:r>
-                      <w:proofErr w:type="spellEnd"/>
-                      <w:r>
-                        <w:rPr>
-                          <w:rStyle w:val="QuoteChar"/>
-                          <w:sz w:val="18"/>
-                          <w:szCs w:val="14"/>
-                        </w:rPr>
-                        <w:t xml:space="preserve"> various industrial applications of DSS and their limitations.</w:t>
+                        <w:t>Analyse various industrial applications of DSS and their limitations.</w:t>
                       </w:r>
                     </w:p>
                     <w:p>
@@ -3747,7 +3731,7 @@
                       </w:pPr>
                       <w:r>
                         <w:rPr>
-                          <w:rStyle w:val="QuoteChar"/>
+                          <w:rStyle w:val="Char5"/>
                           <w:sz w:val="18"/>
                           <w:szCs w:val="14"/>
                         </w:rPr>
@@ -3755,7 +3739,7 @@
                       </w:r>
                       <w:r>
                         <w:rPr>
-                          <w:rStyle w:val="QuoteChar"/>
+                          <w:rStyle w:val="Char5"/>
                           <w:sz w:val="18"/>
                           <w:szCs w:val="14"/>
                         </w:rPr>
@@ -3763,7 +3747,7 @@
                       </w:r>
                       <w:r>
                         <w:rPr>
-                          <w:rStyle w:val="QuoteChar"/>
+                          <w:rStyle w:val="Char5"/>
                           <w:sz w:val="18"/>
                           <w:szCs w:val="14"/>
                         </w:rPr>
@@ -3771,7 +3755,7 @@
                       </w:r>
                       <w:r>
                         <w:rPr>
-                          <w:rStyle w:val="QuoteChar"/>
+                          <w:rStyle w:val="Char5"/>
                           <w:sz w:val="18"/>
                           <w:szCs w:val="14"/>
                         </w:rPr>
@@ -3779,7 +3763,7 @@
                       </w:r>
                       <w:r>
                         <w:rPr>
-                          <w:rStyle w:val="QuoteChar"/>
+                          <w:rStyle w:val="Char5"/>
                           <w:sz w:val="18"/>
                           <w:szCs w:val="14"/>
                         </w:rPr>
@@ -3818,7 +3802,7 @@
     </w:p>
     <w:p>
       <w:pPr>
-        <w:pStyle w:val="Heading3"/>
+        <w:pStyle w:val="30"/>
         <w:spacing w:before="0"/>
         <w:jc w:val="both"/>
         <w:rPr>
@@ -3892,18 +3876,29 @@
     </w:p>
     <w:p>
       <w:pPr>
-        <w:spacing w:after="160"/>
-        <w:rPr>
-          <w:sz w:val="22"/>
-          <w:szCs w:val="22"/>
-        </w:rPr>
-      </w:pPr>
-      <w:r>
-        <w:rPr>
-          <w:sz w:val="22"/>
-          <w:szCs w:val="22"/>
-        </w:rPr>
-        <w:t>Educators today are responsible for tracking the academic and behavioral progress of dozens, sometimes hundreds, of students at once. Two of the strongest early indicators of a student falling off track are declining academic performance and poor attendance — yet in most schools this data lives in separate spreadsheets, grade books, and attendance logs that are rarely cross-referenced in real time. As a result, at-risk students are often identified too late, after a pattern of failure has already set in, rather than now when intervention could still make a difference.</w:t>
+        <w:spacing w:after="100" w:afterAutospacing="1" w:line="240" w:lineRule="auto"/>
+        <w:jc w:val="both"/>
+        <w:rPr>
+          <w:rFonts w:ascii="Times New Roman" w:eastAsia="Times New Roman" w:hAnsi="Times New Roman" w:cs="Times New Roman"/>
+          <w:b/>
+          <w:bCs/>
+          <w:color w:val="595959" w:themeColor="text1" w:themeTint="A6"/>
+          <w:sz w:val="24"/>
+          <w:szCs w:val="24"/>
+          <w:lang w:eastAsia="en-US"/>
+        </w:rPr>
+      </w:pPr>
+      <w:r>
+        <w:rPr>
+          <w:rFonts w:ascii="Times New Roman" w:eastAsia="Times New Roman" w:hAnsi="Times New Roman" w:cs="Times New Roman"/>
+          <w:b/>
+          <w:bCs/>
+          <w:color w:val="595959" w:themeColor="text1" w:themeTint="A6"/>
+          <w:sz w:val="24"/>
+          <w:szCs w:val="24"/>
+          <w:lang w:eastAsia="en-US"/>
+        </w:rPr>
+        <w:t>The Student Performance Support System (SPSS) is a school-based decision support system...</w:t>
       </w:r>
     </w:p>
     <w:p>
@@ -3919,7 +3914,28 @@
           <w:sz w:val="22"/>
           <w:szCs w:val="22"/>
         </w:rPr>
-        <w:t>To close this gap, our team designed a School-based decision support system (SPSS) that consolidates student academic and attendance data into a single analytical pipeline, applies a transparent rule-based logic engine to flag risk, and presents the results through a color-coded dashboard that educators can interpret briefly. The goal of the system is not to predict the future with an opaque, “black box” algorithm, but to give teachers and administrators an immediate, explainable view of which students need attention right now and why they were flagged.</w:t>
+        <w:t xml:space="preserve">Educators today are responsible for tracking the academic and behavioral progress of dozens, sometimes hundreds, of students at once. Two of the strongest early indicators of a student falling off track are declining academic performance and poor attendance — yet in most schools this data lives in separate spreadsheets, grade books, and attendance logs that are rarely cross-referenced in real time. As a result, at-risk students are often identified too late, after a pattern of failure has already set in, </w:t>
+      </w:r>
+      <w:r>
+        <w:rPr>
+          <w:sz w:val="22"/>
+          <w:szCs w:val="22"/>
+        </w:rPr>
+        <w:t>instead of identifying them early enough for effective intervention</w:t>
+      </w:r>
+      <w:r>
+        <w:rPr>
+          <w:sz w:val="22"/>
+          <w:szCs w:val="22"/>
+        </w:rPr>
+        <w:t xml:space="preserve"> </w:t>
+      </w:r>
+      <w:r>
+        <w:rPr>
+          <w:sz w:val="22"/>
+          <w:szCs w:val="22"/>
+        </w:rPr>
+        <w:t>could still make a difference.</w:t>
       </w:r>
     </w:p>
     <w:p>
@@ -3935,12 +3951,42 @@
           <w:sz w:val="22"/>
           <w:szCs w:val="22"/>
         </w:rPr>
-        <w:t>The system is built around two measurable, objective triggers:</w:t>
+        <w:t xml:space="preserve">To close this gap, our team designed a School-based decision support system (SPSS) that consolidates student academic and attendance data into a single analytical pipeline, applies a transparent rule-based logic engine to flag risk, and presents the results through a color-coded dashboard that educators can </w:t>
+      </w:r>
+      <w:r>
+        <w:rPr>
+          <w:sz w:val="22"/>
+          <w:szCs w:val="22"/>
+        </w:rPr>
+        <w:t>interpret quickly</w:t>
+      </w:r>
+      <w:r>
+        <w:rPr>
+          <w:sz w:val="22"/>
+          <w:szCs w:val="22"/>
+        </w:rPr>
+        <w:t>. The goal of the system is not to predict the future with an opaque, “black box” algorithm, but to give teachers and administrators an immediate, explainable view of which students need attention right now and why they were flagged.</w:t>
       </w:r>
     </w:p>
     <w:p>
       <w:pPr>
-        <w:pStyle w:val="ListParagraph"/>
+        <w:spacing w:after="160"/>
+        <w:rPr>
+          <w:sz w:val="22"/>
+          <w:szCs w:val="22"/>
+        </w:rPr>
+      </w:pPr>
+      <w:r>
+        <w:rPr>
+          <w:sz w:val="22"/>
+          <w:szCs w:val="22"/>
+        </w:rPr>
+        <w:t>The system is built around two measurable, objective triggers:</w:t>
+      </w:r>
+    </w:p>
+    <w:p>
+      <w:pPr>
+        <w:pStyle w:val="af5"/>
         <w:numPr>
           <w:ilvl w:val="0"/>
           <w:numId w:val="37"/>
@@ -3962,7 +4008,7 @@
     </w:p>
     <w:p>
       <w:pPr>
-        <w:pStyle w:val="ListParagraph"/>
+        <w:pStyle w:val="af5"/>
         <w:numPr>
           <w:ilvl w:val="0"/>
           <w:numId w:val="37"/>
@@ -3995,15 +4041,8 @@
           <w:sz w:val="22"/>
           <w:szCs w:val="22"/>
         </w:rPr>
-        <w:t xml:space="preserve">By evaluating these two thresholds in parallel rather than in isolation, the system distinguishes between students who are struggling academically, students who are at risk due to absenteeism, and — most urgently — students who meet both criteria simultaneously and require the fastest intervention. This multi-criteria approach forms </w:t>
-      </w:r>
-      <w:r>
-        <w:rPr>
-          <w:sz w:val="22"/>
-          <w:szCs w:val="22"/>
-        </w:rPr>
         <w:lastRenderedPageBreak/>
-        <w:t>the foundation for the decision logic detailed in Section 2, the Excel/Orange implementation in Section 3, and the dashboard visualization in Section 4.</w:t>
+        <w:t>By evaluating these two thresholds in parallel rather than in isolation, the system distinguishes between students who are struggling academically, students who are at risk due to absenteeism, and — most urgently — students who meet both criteria simultaneously and require the fastest intervention. This multi-criteria approach forms the foundation for the decision logic detailed in Section 2, the Excel/Orange implementation in Section 3, and the dashboard visualization in Section 4.</w:t>
       </w:r>
     </w:p>
     <w:p>
@@ -4249,7 +4288,7 @@
     </w:p>
     <w:p>
       <w:pPr>
-        <w:pStyle w:val="ListParagraph"/>
+        <w:pStyle w:val="af5"/>
         <w:numPr>
           <w:ilvl w:val="0"/>
           <w:numId w:val="37"/>
@@ -4271,7 +4310,7 @@
     </w:p>
     <w:p>
       <w:pPr>
-        <w:pStyle w:val="ListParagraph"/>
+        <w:pStyle w:val="af5"/>
         <w:spacing w:after="100" w:line="240" w:lineRule="auto"/>
         <w:contextualSpacing w:val="0"/>
         <w:rPr>
@@ -4284,12 +4323,30 @@
           <w:sz w:val="22"/>
           <w:szCs w:val="22"/>
         </w:rPr>
-        <w:t>We use IF condition here to calculate it as :</w:t>
+        <w:t>The following IF formula is used:</w:t>
       </w:r>
     </w:p>
     <w:p>
       <w:pPr>
-        <w:pStyle w:val="ListParagraph"/>
+        <w:pStyle w:val="af5"/>
+        <w:spacing w:after="100" w:line="240" w:lineRule="auto"/>
+        <w:contextualSpacing w:val="0"/>
+        <w:rPr>
+          <w:sz w:val="22"/>
+          <w:szCs w:val="22"/>
+        </w:rPr>
+      </w:pPr>
+      <w:r>
+        <w:rPr>
+          <w:sz w:val="22"/>
+          <w:szCs w:val="22"/>
+        </w:rPr>
+        <w:t>=IF(F2&lt;60,"FAIL","PASS")</w:t>
+      </w:r>
+    </w:p>
+    <w:p>
+      <w:pPr>
+        <w:pStyle w:val="af5"/>
         <w:spacing w:after="100" w:line="240" w:lineRule="auto"/>
         <w:contextualSpacing w:val="0"/>
         <w:rPr>
@@ -4343,7 +4400,7 @@
     </w:p>
     <w:p>
       <w:pPr>
-        <w:pStyle w:val="ListParagraph"/>
+        <w:pStyle w:val="af5"/>
         <w:numPr>
           <w:ilvl w:val="0"/>
           <w:numId w:val="37"/>
@@ -4360,12 +4417,13 @@
           <w:sz w:val="22"/>
           <w:szCs w:val="22"/>
         </w:rPr>
+        <w:lastRenderedPageBreak/>
         <w:t>Attendance Threshold: A student’s cumulative attendance percentage (days present ÷ total instructional days) is calculated. If this value falls below 75%, the Attendance Trigger is set to FAIL; otherwise it is set to PASS.</w:t>
       </w:r>
     </w:p>
     <w:p>
       <w:pPr>
-        <w:pStyle w:val="ListParagraph"/>
+        <w:pStyle w:val="af5"/>
         <w:spacing w:after="100" w:line="240" w:lineRule="auto"/>
         <w:contextualSpacing w:val="0"/>
         <w:rPr>
@@ -4378,12 +4436,12 @@
           <w:sz w:val="22"/>
           <w:szCs w:val="22"/>
         </w:rPr>
-        <w:t>We use IF condition here to calculate it as :</w:t>
+        <w:t>The following IF formula is used:</w:t>
       </w:r>
     </w:p>
     <w:p>
       <w:pPr>
-        <w:pStyle w:val="ListParagraph"/>
+        <w:pStyle w:val="af5"/>
         <w:spacing w:after="100" w:line="240" w:lineRule="auto"/>
         <w:contextualSpacing w:val="0"/>
         <w:rPr>
@@ -4393,12 +4451,29 @@
       </w:pPr>
       <w:r>
         <w:rPr>
+          <w:sz w:val="22"/>
+          <w:szCs w:val="22"/>
+        </w:rPr>
+        <w:t>=IF(G2&lt;75,"FAIL","PASS")</w:t>
+      </w:r>
+    </w:p>
+    <w:p>
+      <w:pPr>
+        <w:pStyle w:val="af5"/>
+        <w:spacing w:after="100" w:line="240" w:lineRule="auto"/>
+        <w:contextualSpacing w:val="0"/>
+        <w:rPr>
+          <w:sz w:val="22"/>
+          <w:szCs w:val="22"/>
+        </w:rPr>
+      </w:pPr>
+      <w:r>
+        <w:rPr>
           <w:noProof/>
           <w:sz w:val="22"/>
           <w:szCs w:val="22"/>
           <w:lang w:eastAsia="en-US"/>
         </w:rPr>
-        <w:lastRenderedPageBreak/>
         <w:drawing>
           <wp:inline distT="0" distB="0" distL="0" distR="0" wp14:anchorId="51C15BEE" wp14:editId="3C6BCFF7">
             <wp:extent cx="4549140" cy="778711"/>
@@ -4438,7 +4513,7 @@
     </w:p>
     <w:p>
       <w:pPr>
-        <w:pStyle w:val="ListParagraph"/>
+        <w:pStyle w:val="af5"/>
         <w:spacing w:after="100" w:line="240" w:lineRule="auto"/>
         <w:contextualSpacing w:val="0"/>
         <w:rPr>
@@ -4492,7 +4567,7 @@
     </w:p>
     <w:p>
       <w:pPr>
-        <w:pStyle w:val="ListParagraph"/>
+        <w:pStyle w:val="af5"/>
         <w:spacing w:after="100" w:line="240" w:lineRule="auto"/>
         <w:contextualSpacing w:val="0"/>
         <w:rPr>
@@ -4519,7 +4594,7 @@
     </w:p>
     <w:p>
       <w:pPr>
-        <w:pStyle w:val="ListParagraph"/>
+        <w:pStyle w:val="af5"/>
         <w:numPr>
           <w:ilvl w:val="0"/>
           <w:numId w:val="37"/>
@@ -4541,7 +4616,7 @@
     </w:p>
     <w:p>
       <w:pPr>
-        <w:pStyle w:val="ListParagraph"/>
+        <w:pStyle w:val="af5"/>
         <w:numPr>
           <w:ilvl w:val="0"/>
           <w:numId w:val="37"/>
@@ -4563,7 +4638,7 @@
     </w:p>
     <w:p>
       <w:pPr>
-        <w:pStyle w:val="ListParagraph"/>
+        <w:pStyle w:val="af5"/>
         <w:numPr>
           <w:ilvl w:val="0"/>
           <w:numId w:val="37"/>
@@ -4601,505 +4676,40 @@
     </w:p>
     <w:p>
       <w:pPr>
-        <w:spacing w:after="100" w:afterAutospacing="1" w:line="240" w:lineRule="auto"/>
-        <w:jc w:val="both"/>
-        <w:outlineLvl w:val="2"/>
-        <w:rPr>
-          <w:rFonts w:ascii="Times New Roman" w:eastAsia="Times New Roman" w:hAnsi="Times New Roman" w:cs="Times New Roman"/>
-          <w:b/>
-          <w:bCs/>
-          <w:color w:val="auto"/>
-          <w:sz w:val="24"/>
-          <w:szCs w:val="24"/>
-          <w:lang w:eastAsia="en-US"/>
-        </w:rPr>
-      </w:pPr>
-      <w:r>
-        <w:rPr>
-          <w:rFonts w:ascii="Times New Roman" w:eastAsia="Times New Roman" w:hAnsi="Times New Roman" w:cs="Times New Roman"/>
-          <w:b/>
-          <w:bCs/>
-          <w:color w:val="auto"/>
-          <w:sz w:val="24"/>
-          <w:szCs w:val="24"/>
-          <w:lang w:eastAsia="en-US"/>
-        </w:rPr>
-        <w:t xml:space="preserve">3. System Implementation &amp; Tooling </w:t>
-      </w:r>
-      <w:r>
-        <w:rPr>
-          <w:rFonts w:ascii="Times New Roman" w:eastAsia="Times New Roman" w:hAnsi="Times New Roman" w:cs="Times New Roman"/>
-          <w:b/>
-          <w:bCs/>
-          <w:color w:val="auto"/>
-          <w:sz w:val="24"/>
-          <w:szCs w:val="24"/>
-          <w:lang w:eastAsia="en-US"/>
-        </w:rPr>
-        <w:t xml:space="preserve"> </w:t>
+        <w:spacing w:after="160"/>
+        <w:rPr>
+          <w:sz w:val="22"/>
+          <w:szCs w:val="22"/>
+        </w:rPr>
+      </w:pPr>
+      <w:r>
+        <w:rPr>
+          <w:sz w:val="22"/>
+          <w:szCs w:val="22"/>
+        </w:rPr>
+        <w:t>=IF(AND(H2="FAIL",I2="FAIL"),"RED - Dual Risk",IF(OR(H2="FAIL",I2="FAIL"),"YELLOW - Single Risk","GREEN - Satisfactory"))</w:t>
       </w:r>
     </w:p>
     <w:p>
       <w:pPr>
-        <w:spacing w:after="100" w:afterAutospacing="1" w:line="240" w:lineRule="auto"/>
-        <w:jc w:val="both"/>
-        <w:rPr>
-          <w:rFonts w:ascii="Times New Roman" w:eastAsia="Times New Roman" w:hAnsi="Times New Roman" w:cs="Times New Roman"/>
-          <w:color w:val="auto"/>
-          <w:sz w:val="24"/>
-          <w:szCs w:val="24"/>
-          <w:lang w:eastAsia="en-US"/>
-        </w:rPr>
-      </w:pPr>
-      <w:r>
-        <w:rPr>
-          <w:rFonts w:ascii="Times New Roman" w:eastAsia="Times New Roman" w:hAnsi="Times New Roman" w:cs="Times New Roman"/>
-          <w:color w:val="auto"/>
-          <w:sz w:val="24"/>
-          <w:szCs w:val="24"/>
-          <w:lang w:eastAsia="en-US"/>
-        </w:rPr>
-        <w:t xml:space="preserve">Demonstrate your hands-on engineering skills by documenting the full system pipeline across the mandated software tools: </w:t>
-      </w:r>
-    </w:p>
-    <w:p>
-      <w:pPr>
-        <w:numPr>
-          <w:ilvl w:val="0"/>
-          <w:numId w:val="34"/>
-        </w:numPr>
-        <w:spacing w:after="100" w:afterAutospacing="1" w:line="240" w:lineRule="auto"/>
-        <w:jc w:val="both"/>
-        <w:rPr>
-          <w:rFonts w:ascii="Times New Roman" w:eastAsia="Times New Roman" w:hAnsi="Times New Roman" w:cs="Times New Roman"/>
-          <w:color w:val="auto"/>
-          <w:sz w:val="24"/>
-          <w:szCs w:val="24"/>
-          <w:lang w:eastAsia="en-US"/>
-        </w:rPr>
-      </w:pPr>
-      <w:r>
-        <w:rPr>
-          <w:rFonts w:ascii="Times New Roman" w:eastAsia="Times New Roman" w:hAnsi="Times New Roman" w:cs="Times New Roman"/>
-          <w:b/>
-          <w:bCs/>
-          <w:color w:val="auto"/>
-          <w:sz w:val="24"/>
-          <w:szCs w:val="24"/>
-          <w:lang w:eastAsia="en-US"/>
-        </w:rPr>
-        <w:t>Data Tier (Excel):</w:t>
-      </w:r>
-      <w:r>
-        <w:rPr>
-          <w:rFonts w:ascii="Times New Roman" w:eastAsia="Times New Roman" w:hAnsi="Times New Roman" w:cs="Times New Roman"/>
-          <w:color w:val="auto"/>
-          <w:sz w:val="24"/>
-          <w:szCs w:val="24"/>
-          <w:lang w:eastAsia="en-US"/>
-        </w:rPr>
-        <w:t xml:space="preserve"> Document how student data attributes (IDs, Names, Test Scores, and Attendance percentages) are structured, cleansed, and managed. </w:t>
-      </w:r>
-    </w:p>
-    <w:p>
-      <w:pPr>
-        <w:numPr>
-          <w:ilvl w:val="0"/>
-          <w:numId w:val="34"/>
-        </w:numPr>
-        <w:spacing w:after="100" w:afterAutospacing="1" w:line="240" w:lineRule="auto"/>
-        <w:jc w:val="both"/>
-        <w:rPr>
-          <w:rFonts w:ascii="Times New Roman" w:eastAsia="Times New Roman" w:hAnsi="Times New Roman" w:cs="Times New Roman"/>
-          <w:color w:val="auto"/>
-          <w:sz w:val="24"/>
-          <w:szCs w:val="24"/>
-          <w:lang w:eastAsia="en-US"/>
-        </w:rPr>
-      </w:pPr>
-      <w:r>
-        <w:rPr>
-          <w:rFonts w:ascii="Times New Roman" w:eastAsia="Times New Roman" w:hAnsi="Times New Roman" w:cs="Times New Roman"/>
-          <w:b/>
-          <w:bCs/>
-          <w:color w:val="auto"/>
-          <w:sz w:val="24"/>
-          <w:szCs w:val="24"/>
-          <w:lang w:eastAsia="en-US"/>
-        </w:rPr>
-        <w:t>Analytics &amp; Logic Tier (Orange Data Mining):</w:t>
-      </w:r>
-      <w:r>
-        <w:rPr>
-          <w:rFonts w:ascii="Times New Roman" w:eastAsia="Times New Roman" w:hAnsi="Times New Roman" w:cs="Times New Roman"/>
-          <w:color w:val="auto"/>
-          <w:sz w:val="24"/>
-          <w:szCs w:val="24"/>
-          <w:lang w:eastAsia="en-US"/>
-        </w:rPr>
-        <w:t xml:space="preserve"> Document how the Excel data matrix is ingested into Orange. Provide a description or workflow schematic of </w:t>
-      </w:r>
-      <w:r>
-        <w:rPr>
-          <w:rFonts w:ascii="Times New Roman" w:eastAsia="Times New Roman" w:hAnsi="Times New Roman" w:cs="Times New Roman"/>
-          <w:color w:val="auto"/>
-          <w:sz w:val="24"/>
-          <w:szCs w:val="24"/>
-          <w:lang w:eastAsia="en-US"/>
+        <w:spacing w:after="160"/>
+        <w:rPr>
+          <w:sz w:val="22"/>
+          <w:szCs w:val="22"/>
+        </w:rPr>
+      </w:pPr>
+      <w:r>
+        <w:rPr>
+          <w:noProof/>
+          <w:sz w:val="22"/>
+          <w:szCs w:val="22"/>
         </w:rPr>
         <w:lastRenderedPageBreak/>
-        <w:t xml:space="preserve">the conditional filtering nodes and visual Decision Tree Classification models used to automatically split students into risk categories. </w:t>
-      </w:r>
-    </w:p>
-    <w:p>
-      <w:pPr>
-        <w:spacing w:after="120"/>
-        <w:rPr>
-          <w:b/>
-          <w:bCs/>
-          <w:color w:val="EE0000"/>
-          <w:sz w:val="22"/>
-          <w:szCs w:val="22"/>
-        </w:rPr>
-      </w:pPr>
-      <w:r>
-        <w:rPr>
-          <w:b/>
-          <w:bCs/>
-          <w:color w:val="EE0000"/>
-          <w:sz w:val="22"/>
-          <w:szCs w:val="22"/>
-        </w:rPr>
-        <w:t>Answer:</w:t>
-      </w:r>
-    </w:p>
-    <w:p>
-      <w:pPr>
-        <w:spacing w:after="120"/>
-        <w:rPr>
-          <w:sz w:val="22"/>
-          <w:szCs w:val="22"/>
-        </w:rPr>
-      </w:pPr>
-      <w:r>
-        <w:rPr>
-          <w:b/>
-          <w:bCs/>
-          <w:sz w:val="22"/>
-          <w:szCs w:val="22"/>
-        </w:rPr>
-        <w:t>Data Tier (Excel)</w:t>
-      </w:r>
-    </w:p>
-    <w:p>
-      <w:pPr>
-        <w:spacing w:after="160"/>
-        <w:rPr>
-          <w:sz w:val="22"/>
-          <w:szCs w:val="22"/>
-        </w:rPr>
-      </w:pPr>
-      <w:r>
-        <w:rPr>
-          <w:sz w:val="22"/>
-          <w:szCs w:val="22"/>
-        </w:rPr>
-        <w:t>Student data is structured as a single flat table, with one row per student and the following attributes:</w:t>
-      </w:r>
-      <w:r>
-        <w:rPr>
-          <w:sz w:val="22"/>
-          <w:szCs w:val="22"/>
-        </w:rPr>
-        <w:t xml:space="preserve"> </w:t>
-      </w:r>
-      <w:bookmarkStart w:id="1" w:name="_GoBack"/>
-      <w:bookmarkEnd w:id="1"/>
-    </w:p>
-    <w:p>
-      <w:pPr>
-        <w:pStyle w:val="ListParagraph"/>
-        <w:numPr>
-          <w:ilvl w:val="0"/>
-          <w:numId w:val="37"/>
-        </w:numPr>
-        <w:spacing w:after="100" w:line="240" w:lineRule="auto"/>
-        <w:contextualSpacing w:val="0"/>
-        <w:rPr>
-          <w:sz w:val="22"/>
-          <w:szCs w:val="22"/>
-        </w:rPr>
-      </w:pPr>
-      <w:r>
-        <w:rPr>
-          <w:sz w:val="22"/>
-          <w:szCs w:val="22"/>
-        </w:rPr>
-        <w:t>Student ID – a unique identifier (e.g., STU1001) used as the primary key for the record. Kept as a meta attribute, never used as a predictive feature, since it carries no real information about risk.</w:t>
-      </w:r>
-    </w:p>
-    <w:p>
-      <w:pPr>
-        <w:pStyle w:val="ListParagraph"/>
-        <w:numPr>
-          <w:ilvl w:val="0"/>
-          <w:numId w:val="37"/>
-        </w:numPr>
-        <w:spacing w:after="100" w:line="240" w:lineRule="auto"/>
-        <w:contextualSpacing w:val="0"/>
-        <w:rPr>
-          <w:sz w:val="22"/>
-          <w:szCs w:val="22"/>
-        </w:rPr>
-      </w:pPr>
-      <w:r>
-        <w:rPr>
-          <w:sz w:val="22"/>
-          <w:szCs w:val="22"/>
-        </w:rPr>
-        <w:t>Name – the student’s display name, also kept as a meta attribute for readability only.</w:t>
-      </w:r>
-    </w:p>
-    <w:p>
-      <w:pPr>
-        <w:pStyle w:val="ListParagraph"/>
-        <w:numPr>
-          <w:ilvl w:val="0"/>
-          <w:numId w:val="37"/>
-        </w:numPr>
-        <w:spacing w:after="100" w:line="240" w:lineRule="auto"/>
-        <w:contextualSpacing w:val="0"/>
-        <w:rPr>
-          <w:sz w:val="22"/>
-          <w:szCs w:val="22"/>
-        </w:rPr>
-      </w:pPr>
-      <w:r>
-        <w:rPr>
-          <w:sz w:val="22"/>
-          <w:szCs w:val="22"/>
-        </w:rPr>
-        <w:t>Test 1, Test 2, Test 3 – raw numeric assignment/test scores (0–100).</w:t>
-      </w:r>
-    </w:p>
-    <w:p>
-      <w:pPr>
-        <w:pStyle w:val="ListParagraph"/>
-        <w:numPr>
-          <w:ilvl w:val="0"/>
-          <w:numId w:val="37"/>
-        </w:numPr>
-        <w:spacing w:after="100" w:line="240" w:lineRule="auto"/>
-        <w:contextualSpacing w:val="0"/>
-        <w:rPr>
-          <w:sz w:val="22"/>
-          <w:szCs w:val="22"/>
-        </w:rPr>
-      </w:pPr>
-      <w:r>
-        <w:rPr>
-          <w:sz w:val="22"/>
-          <w:szCs w:val="22"/>
-        </w:rPr>
-        <w:t>Average – a live formula, =</w:t>
-      </w:r>
-      <w:r>
-        <w:rPr>
-          <w:sz w:val="22"/>
-          <w:szCs w:val="22"/>
-        </w:rPr>
-        <w:t>ROUND(</w:t>
-      </w:r>
-      <w:r>
-        <w:rPr>
-          <w:sz w:val="22"/>
-          <w:szCs w:val="22"/>
-        </w:rPr>
-        <w:t>AVERAGE (Test1:Test3)</w:t>
-      </w:r>
-      <w:r>
-        <w:rPr>
-          <w:sz w:val="22"/>
-          <w:szCs w:val="22"/>
-        </w:rPr>
-        <w:t>,1)</w:t>
-      </w:r>
-      <w:r>
-        <w:rPr>
-          <w:sz w:val="22"/>
-          <w:szCs w:val="22"/>
-        </w:rPr>
-        <w:t>, so the value recalculates automatically whenever raw scores are edited or replaced.</w:t>
-      </w:r>
-    </w:p>
-    <w:p>
-      <w:pPr>
-        <w:pStyle w:val="ListParagraph"/>
-        <w:numPr>
-          <w:ilvl w:val="0"/>
-          <w:numId w:val="37"/>
-        </w:numPr>
-        <w:spacing w:after="100" w:line="240" w:lineRule="auto"/>
-        <w:contextualSpacing w:val="0"/>
-        <w:rPr>
-          <w:sz w:val="22"/>
-          <w:szCs w:val="22"/>
-        </w:rPr>
-      </w:pPr>
-      <w:r>
-        <w:rPr>
-          <w:sz w:val="22"/>
-          <w:szCs w:val="22"/>
-        </w:rPr>
-        <w:t>Attendance % – the student’s cumulative attendance percentage for the term.</w:t>
-      </w:r>
-    </w:p>
-    <w:p>
-      <w:pPr>
-        <w:pStyle w:val="ListParagraph"/>
-        <w:numPr>
-          <w:ilvl w:val="0"/>
-          <w:numId w:val="37"/>
-        </w:numPr>
-        <w:spacing w:after="100" w:line="240" w:lineRule="auto"/>
-        <w:contextualSpacing w:val="0"/>
-        <w:rPr>
-          <w:sz w:val="22"/>
-          <w:szCs w:val="22"/>
-        </w:rPr>
-      </w:pPr>
-      <w:r>
-        <w:rPr>
-          <w:sz w:val="22"/>
-          <w:szCs w:val="22"/>
-        </w:rPr>
-        <w:t>Academic Status / Attendance Status – helper formulas, =IF(Average&lt;60,"FAIL","PASS") and =IF(Attendance&lt;75,"FAIL","PASS"), used to make the two thresholds human-readable in the spreadsheet.</w:t>
-      </w:r>
-    </w:p>
-    <w:p>
-      <w:pPr>
-        <w:pStyle w:val="ListParagraph"/>
-        <w:numPr>
-          <w:ilvl w:val="0"/>
-          <w:numId w:val="37"/>
-        </w:numPr>
-        <w:spacing w:after="100" w:line="240" w:lineRule="auto"/>
-        <w:contextualSpacing w:val="0"/>
-        <w:rPr>
-          <w:sz w:val="22"/>
-          <w:szCs w:val="22"/>
-        </w:rPr>
-      </w:pPr>
-      <w:r>
-        <w:rPr>
-          <w:sz w:val="22"/>
-          <w:szCs w:val="22"/>
-        </w:rPr>
-        <w:t>Risk Category – a final formula that combines the two status columns into GREEN / YELLOW / RED per the logic in Section 2, and drives the conditional formatting used for the dashboard in Section 4.</w:t>
-      </w:r>
-    </w:p>
-    <w:p>
-      <w:pPr>
-        <w:spacing w:after="160"/>
-        <w:rPr>
-          <w:sz w:val="22"/>
-          <w:szCs w:val="22"/>
-        </w:rPr>
-      </w:pPr>
-      <w:r>
-        <w:rPr>
-          <w:sz w:val="22"/>
-          <w:szCs w:val="22"/>
-        </w:rPr>
-        <w:t>Data cleansing is handled at the spreadsheet level: numeric fields are validated to stay within realistic bounds (0–100 for scores, 0–100% for attendance), blank or malformed rows are rejected before they reach the Average/Status formulas, and the header row is frozen so the structure stays consistent as new student rows are appended week to week.</w:t>
-      </w:r>
-    </w:p>
-    <w:p>
-      <w:pPr>
-        <w:spacing w:before="200" w:after="120"/>
-        <w:rPr>
-          <w:sz w:val="22"/>
-          <w:szCs w:val="22"/>
-        </w:rPr>
-      </w:pPr>
-      <w:r>
-        <w:rPr>
-          <w:b/>
-          <w:bCs/>
-          <w:sz w:val="22"/>
-          <w:szCs w:val="22"/>
-        </w:rPr>
-        <w:t>Analytics &amp; Logic Tier (Orange Data Mining)</w:t>
-      </w:r>
-    </w:p>
-    <w:p>
-      <w:pPr>
-        <w:spacing w:after="160"/>
-        <w:rPr>
-          <w:sz w:val="22"/>
-          <w:szCs w:val="22"/>
-        </w:rPr>
-      </w:pPr>
-      <w:r>
-        <w:rPr>
-          <w:sz w:val="22"/>
-          <w:szCs w:val="22"/>
-        </w:rPr>
-        <w:t>The cleaned Excel table is ingested into Orange using a File widget pointed at the workbook. From there, the workflow is organized into four stages:</w:t>
-      </w:r>
-    </w:p>
-    <w:p>
-      <w:pPr>
-        <w:pStyle w:val="ListParagraph"/>
-        <w:numPr>
-          <w:ilvl w:val="0"/>
-          <w:numId w:val="37"/>
-        </w:numPr>
-        <w:spacing w:after="100" w:line="240" w:lineRule="auto"/>
-        <w:contextualSpacing w:val="0"/>
-        <w:rPr>
-          <w:sz w:val="22"/>
-          <w:szCs w:val="22"/>
-        </w:rPr>
-      </w:pPr>
-      <w:r>
-        <w:rPr>
-          <w:sz w:val="22"/>
-          <w:szCs w:val="22"/>
-        </w:rPr>
-        <w:t xml:space="preserve">Ingestion – the File widget loads the sheet and assigns column roles: Student ID and Name are set to Meta (identifying only, not predictive), Test 1–3 / </w:t>
-      </w:r>
-      <w:r>
-        <w:rPr>
-          <w:sz w:val="22"/>
-          <w:szCs w:val="22"/>
-        </w:rPr>
-        <w:lastRenderedPageBreak/>
-        <w:t>Average / Attendance % are set as Features, and Risk Category is set as the Target class.</w:t>
-      </w:r>
-    </w:p>
-    <w:p>
-      <w:pPr>
-        <w:pStyle w:val="ListParagraph"/>
-        <w:spacing w:after="100" w:line="240" w:lineRule="auto"/>
-        <w:contextualSpacing w:val="0"/>
-        <w:rPr>
-          <w:sz w:val="22"/>
-          <w:szCs w:val="22"/>
-        </w:rPr>
-      </w:pPr>
-      <w:r>
-        <w:rPr>
-          <w:noProof/>
-          <w:sz w:val="22"/>
-          <w:szCs w:val="22"/>
-          <w:lang w:eastAsia="en-US"/>
-        </w:rPr>
         <w:drawing>
-          <wp:inline distT="0" distB="0" distL="0" distR="0" wp14:anchorId="07260E4A" wp14:editId="1AE65261">
-            <wp:extent cx="4503420" cy="4386879"/>
-            <wp:effectExtent l="0" t="0" r="0" b="0"/>
-            <wp:docPr id="191622753" name="Picture 1"/>
+          <wp:inline distT="0" distB="0" distL="0" distR="0" wp14:anchorId="076B796D" wp14:editId="12A2297E">
+            <wp:extent cx="5349240" cy="583565"/>
+            <wp:effectExtent l="0" t="0" r="0" b="635"/>
+            <wp:docPr id="708148996" name="صورة 10"/>
             <wp:cNvGraphicFramePr>
               <a:graphicFrameLocks xmlns:a="http://schemas.openxmlformats.org/drawingml/2006/main" noChangeAspect="1"/>
             </wp:cNvGraphicFramePr>
@@ -5107,7 +4717,7 @@
               <a:graphicData uri="http://schemas.openxmlformats.org/drawingml/2006/picture">
                 <pic:pic xmlns:pic="http://schemas.openxmlformats.org/drawingml/2006/picture">
                   <pic:nvPicPr>
-                    <pic:cNvPr id="191622753" name=""/>
+                    <pic:cNvPr id="708148996" name="صورة 708148996"/>
                     <pic:cNvPicPr/>
                   </pic:nvPicPr>
                   <pic:blipFill>
@@ -5119,7 +4729,7 @@
                   <pic:spPr>
                     <a:xfrm>
                       <a:off x="0" y="0"/>
-                      <a:ext cx="4506514" cy="4389893"/>
+                      <a:ext cx="5349240" cy="583565"/>
                     </a:xfrm>
                     <a:prstGeom prst="rect">
                       <a:avLst/>
@@ -5134,87 +4744,1014 @@
     </w:p>
     <w:p>
       <w:pPr>
-        <w:pStyle w:val="ListParagraph"/>
+        <w:spacing w:after="100" w:afterAutospacing="1" w:line="240" w:lineRule="auto"/>
+        <w:jc w:val="both"/>
+        <w:outlineLvl w:val="2"/>
+        <w:rPr>
+          <w:rFonts w:ascii="Times New Roman" w:eastAsia="Times New Roman" w:hAnsi="Times New Roman" w:cs="Times New Roman"/>
+          <w:b/>
+          <w:bCs/>
+          <w:color w:val="auto"/>
+          <w:sz w:val="24"/>
+          <w:szCs w:val="24"/>
+          <w:lang w:eastAsia="en-US"/>
+        </w:rPr>
+      </w:pPr>
+      <w:r>
+        <w:rPr>
+          <w:rFonts w:ascii="Times New Roman" w:eastAsia="Times New Roman" w:hAnsi="Times New Roman" w:cs="Times New Roman"/>
+          <w:b/>
+          <w:bCs/>
+          <w:color w:val="auto"/>
+          <w:sz w:val="24"/>
+          <w:szCs w:val="24"/>
+          <w:lang w:eastAsia="en-US"/>
+        </w:rPr>
+        <w:t xml:space="preserve">3. System Implementation &amp; Tooling </w:t>
+      </w:r>
+      <w:r>
+        <w:rPr>
+          <w:rFonts w:ascii="Times New Roman" w:eastAsia="Times New Roman" w:hAnsi="Times New Roman" w:cs="Times New Roman"/>
+          <w:b/>
+          <w:bCs/>
+          <w:color w:val="auto"/>
+          <w:sz w:val="24"/>
+          <w:szCs w:val="24"/>
+          <w:lang w:eastAsia="en-US"/>
+        </w:rPr>
+        <w:t xml:space="preserve"> </w:t>
+      </w:r>
+    </w:p>
+    <w:p>
+      <w:pPr>
+        <w:spacing w:after="100" w:afterAutospacing="1" w:line="240" w:lineRule="auto"/>
+        <w:jc w:val="both"/>
+        <w:rPr>
+          <w:rFonts w:ascii="Times New Roman" w:eastAsia="Times New Roman" w:hAnsi="Times New Roman" w:cs="Times New Roman"/>
+          <w:color w:val="auto"/>
+          <w:sz w:val="24"/>
+          <w:szCs w:val="24"/>
+          <w:lang w:eastAsia="en-US"/>
+        </w:rPr>
+      </w:pPr>
+      <w:r>
+        <w:rPr>
+          <w:rFonts w:ascii="Times New Roman" w:eastAsia="Times New Roman" w:hAnsi="Times New Roman" w:cs="Times New Roman"/>
+          <w:color w:val="auto"/>
+          <w:sz w:val="24"/>
+          <w:szCs w:val="24"/>
+          <w:lang w:eastAsia="en-US"/>
+        </w:rPr>
+        <w:t xml:space="preserve">Demonstrate your hands-on engineering skills by documenting the full system pipeline across the mandated software tools: </w:t>
+      </w:r>
+    </w:p>
+    <w:p>
+      <w:pPr>
         <w:numPr>
           <w:ilvl w:val="0"/>
-          <w:numId w:val="37"/>
+          <w:numId w:val="34"/>
         </w:numPr>
-        <w:spacing w:after="100" w:line="240" w:lineRule="auto"/>
-        <w:contextualSpacing w:val="0"/>
-        <w:rPr>
-          <w:sz w:val="22"/>
-          <w:szCs w:val="22"/>
-        </w:rPr>
-      </w:pPr>
-      <w:r>
-        <w:rPr>
-          <w:sz w:val="22"/>
-          <w:szCs w:val="22"/>
-        </w:rPr>
-        <w:t>Model training – a Tree widget builds a Decision Tree Classifier directly on the Average and Attendance % features, letting the algorithm discover split points that should closely mirror the known 60% and 75% thresholds.</w:t>
+        <w:spacing w:after="100" w:afterAutospacing="1" w:line="240" w:lineRule="auto"/>
+        <w:jc w:val="both"/>
+        <w:rPr>
+          <w:rFonts w:ascii="Times New Roman" w:eastAsia="Times New Roman" w:hAnsi="Times New Roman" w:cs="Times New Roman"/>
+          <w:color w:val="auto"/>
+          <w:sz w:val="24"/>
+          <w:szCs w:val="24"/>
+          <w:lang w:eastAsia="en-US"/>
+        </w:rPr>
+      </w:pPr>
+      <w:r>
+        <w:rPr>
+          <w:rFonts w:ascii="Times New Roman" w:eastAsia="Times New Roman" w:hAnsi="Times New Roman" w:cs="Times New Roman"/>
+          <w:b/>
+          <w:bCs/>
+          <w:color w:val="auto"/>
+          <w:sz w:val="24"/>
+          <w:szCs w:val="24"/>
+          <w:lang w:eastAsia="en-US"/>
+        </w:rPr>
+        <w:t>Data Tier (Excel):</w:t>
+      </w:r>
+      <w:r>
+        <w:rPr>
+          <w:rFonts w:ascii="Times New Roman" w:eastAsia="Times New Roman" w:hAnsi="Times New Roman" w:cs="Times New Roman"/>
+          <w:color w:val="auto"/>
+          <w:sz w:val="24"/>
+          <w:szCs w:val="24"/>
+          <w:lang w:eastAsia="en-US"/>
+        </w:rPr>
+        <w:t xml:space="preserve"> Document how student data attributes (IDs, Names, Test Scores, and Attendance percentages) are structured, cleansed, and managed. </w:t>
       </w:r>
     </w:p>
     <w:p>
       <w:pPr>
-        <w:pStyle w:val="ListParagraph"/>
-        <w:spacing w:after="100" w:line="240" w:lineRule="auto"/>
-        <w:contextualSpacing w:val="0"/>
-        <w:rPr>
-          <w:sz w:val="22"/>
-          <w:szCs w:val="22"/>
-        </w:rPr>
-      </w:pPr>
+        <w:numPr>
+          <w:ilvl w:val="0"/>
+          <w:numId w:val="34"/>
+        </w:numPr>
+        <w:spacing w:after="100" w:afterAutospacing="1" w:line="240" w:lineRule="auto"/>
+        <w:jc w:val="both"/>
+        <w:rPr>
+          <w:rFonts w:ascii="Times New Roman" w:eastAsia="Times New Roman" w:hAnsi="Times New Roman" w:cs="Times New Roman"/>
+          <w:color w:val="auto"/>
+          <w:sz w:val="24"/>
+          <w:szCs w:val="24"/>
+          <w:lang w:eastAsia="en-US"/>
+        </w:rPr>
+      </w:pPr>
+      <w:r>
+        <w:rPr>
+          <w:rFonts w:ascii="Times New Roman" w:eastAsia="Times New Roman" w:hAnsi="Times New Roman" w:cs="Times New Roman"/>
+          <w:b/>
+          <w:bCs/>
+          <w:color w:val="auto"/>
+          <w:sz w:val="24"/>
+          <w:szCs w:val="24"/>
+          <w:lang w:eastAsia="en-US"/>
+        </w:rPr>
+        <w:t>Analytics &amp; Logic Tier (Orange Data Mining):</w:t>
+      </w:r>
+      <w:r>
+        <w:rPr>
+          <w:rFonts w:ascii="Times New Roman" w:eastAsia="Times New Roman" w:hAnsi="Times New Roman" w:cs="Times New Roman"/>
+          <w:color w:val="auto"/>
+          <w:sz w:val="24"/>
+          <w:szCs w:val="24"/>
+          <w:lang w:eastAsia="en-US"/>
+        </w:rPr>
+        <w:t xml:space="preserve"> Document how the Excel data matrix is ingested into Orange. Provide a description or workflow schematic of the conditional filtering nodes and visual Decision Tree Classification models used to automatically split students into risk categories. </w:t>
+      </w:r>
     </w:p>
     <w:p>
       <w:pPr>
-        <w:pStyle w:val="ListParagraph"/>
-        <w:numPr>
-          <w:ilvl w:val="0"/>
-          <w:numId w:val="37"/>
-        </w:numPr>
-        <w:spacing w:after="100" w:line="240" w:lineRule="auto"/>
-        <w:contextualSpacing w:val="0"/>
-        <w:rPr>
-          <w:sz w:val="22"/>
-          <w:szCs w:val="22"/>
-        </w:rPr>
-      </w:pPr>
-      <w:r>
-        <w:rPr>
-          <w:sz w:val="22"/>
-          <w:szCs w:val="22"/>
-        </w:rPr>
-        <w:t>Evaluation – a Test and Score widget performs 5-fold stratified cross-validation over the full dataset, reporting AUC, Classification Accuracy (CA), F1, Precision, Recall, and MCC for the tree; a Confusion Matrix widget is attached to the same evaluation results to show exactly which students, if any, are misclassified between GREEN/YELLOW/RED.</w:t>
+        <w:spacing w:after="120"/>
+        <w:rPr>
+          <w:b/>
+          <w:bCs/>
+          <w:color w:val="EE0000"/>
+          <w:sz w:val="22"/>
+          <w:szCs w:val="22"/>
+        </w:rPr>
+      </w:pPr>
+      <w:r>
+        <w:rPr>
+          <w:b/>
+          <w:bCs/>
+          <w:color w:val="EE0000"/>
+          <w:sz w:val="22"/>
+          <w:szCs w:val="22"/>
+        </w:rPr>
+        <w:t>Answer:</w:t>
+      </w:r>
+      <w:r>
+        <w:rPr>
+          <w:color w:val="000000"/>
+        </w:rPr>
+        <w:br/>
+      </w:r>
+      <w:r>
+        <w:rPr>
+          <w:rStyle w:val="ac"/>
+          <w:rFonts w:ascii="Times New Roman" w:hAnsi="Times New Roman" w:cs="Times New Roman"/>
+          <w:color w:val="000000"/>
+          <w:sz w:val="22"/>
+          <w:szCs w:val="22"/>
+        </w:rPr>
+        <w:t>Data Tier (Excel)</w:t>
       </w:r>
     </w:p>
     <w:p>
       <w:pPr>
-        <w:spacing w:after="100" w:line="240" w:lineRule="auto"/>
-        <w:rPr>
-          <w:sz w:val="22"/>
-          <w:szCs w:val="22"/>
-        </w:rPr>
-      </w:pPr>
-      <w:r>
-        <w:rPr>
+        <w:pStyle w:val="af6"/>
+        <w:jc w:val="both"/>
+        <w:rPr>
+          <w:color w:val="000000"/>
+          <w:sz w:val="22"/>
+          <w:szCs w:val="22"/>
+        </w:rPr>
+      </w:pPr>
+      <w:r>
+        <w:rPr>
+          <w:color w:val="000000"/>
+          <w:sz w:val="22"/>
+          <w:szCs w:val="22"/>
+        </w:rPr>
+        <w:t>Student data is structured as a single flat table, with one row per student and the following attributes:</w:t>
+      </w:r>
+    </w:p>
+    <w:p>
+      <w:pPr>
+        <w:pStyle w:val="af6"/>
+        <w:jc w:val="both"/>
+        <w:rPr>
+          <w:color w:val="000000"/>
+          <w:sz w:val="22"/>
+          <w:szCs w:val="22"/>
+        </w:rPr>
+      </w:pPr>
+      <w:r>
+        <w:rPr>
+          <w:color w:val="000000"/>
+          <w:sz w:val="22"/>
+          <w:szCs w:val="22"/>
+        </w:rPr>
+        <w:t>●</w:t>
+      </w:r>
+      <w:r>
+        <w:rPr>
+          <w:rStyle w:val="apple-converted-space"/>
+          <w:color w:val="000000"/>
+          <w:sz w:val="22"/>
+          <w:szCs w:val="22"/>
+        </w:rPr>
+        <w:t> </w:t>
+      </w:r>
+      <w:r>
+        <w:rPr>
+          <w:rStyle w:val="ac"/>
+          <w:color w:val="000000"/>
+          <w:sz w:val="22"/>
+          <w:szCs w:val="22"/>
+        </w:rPr>
+        <w:t>Student ID</w:t>
+      </w:r>
+      <w:r>
+        <w:rPr>
+          <w:rStyle w:val="apple-converted-space"/>
+          <w:color w:val="000000"/>
+          <w:sz w:val="22"/>
+          <w:szCs w:val="22"/>
+        </w:rPr>
+        <w:t> </w:t>
+      </w:r>
+      <w:r>
+        <w:rPr>
+          <w:color w:val="000000"/>
+          <w:sz w:val="22"/>
+          <w:szCs w:val="22"/>
+        </w:rPr>
+        <w:t>– a unique identifier (e.g., STU1001) used to identify each student record. In Orange, it is set to</w:t>
+      </w:r>
+      <w:r>
+        <w:rPr>
+          <w:rStyle w:val="apple-converted-space"/>
+          <w:color w:val="000000"/>
+          <w:sz w:val="22"/>
+          <w:szCs w:val="22"/>
+        </w:rPr>
+        <w:t> </w:t>
+      </w:r>
+      <w:r>
+        <w:rPr>
+          <w:rStyle w:val="ac"/>
+          <w:color w:val="000000"/>
+          <w:sz w:val="22"/>
+          <w:szCs w:val="22"/>
+        </w:rPr>
+        <w:t>Skip</w:t>
+      </w:r>
+      <w:r>
+        <w:rPr>
+          <w:rStyle w:val="ac"/>
+          <w:rFonts w:hint="cs"/>
+          <w:color w:val="000000"/>
+          <w:sz w:val="22"/>
+          <w:szCs w:val="22"/>
+          <w:rtl/>
+        </w:rPr>
+        <w:t xml:space="preserve"> </w:t>
+      </w:r>
+      <w:r>
+        <w:rPr>
+          <w:color w:val="000000"/>
+          <w:sz w:val="22"/>
+          <w:szCs w:val="22"/>
+        </w:rPr>
+        <w:t>because it carries no predictive information and is not required by the Decision Tree model.</w:t>
+      </w:r>
+    </w:p>
+    <w:p>
+      <w:pPr>
+        <w:pStyle w:val="af6"/>
+        <w:jc w:val="both"/>
+        <w:rPr>
+          <w:color w:val="000000"/>
+          <w:sz w:val="22"/>
+          <w:szCs w:val="22"/>
+        </w:rPr>
+      </w:pPr>
+      <w:r>
+        <w:rPr>
+          <w:color w:val="000000"/>
+          <w:sz w:val="22"/>
+          <w:szCs w:val="22"/>
+        </w:rPr>
+        <w:t>●</w:t>
+      </w:r>
+      <w:r>
+        <w:rPr>
+          <w:rStyle w:val="apple-converted-space"/>
+          <w:color w:val="000000"/>
+          <w:sz w:val="22"/>
+          <w:szCs w:val="22"/>
+        </w:rPr>
+        <w:t> </w:t>
+      </w:r>
+      <w:r>
+        <w:rPr>
+          <w:rStyle w:val="ac"/>
+          <w:color w:val="000000"/>
+          <w:sz w:val="22"/>
+          <w:szCs w:val="22"/>
+        </w:rPr>
+        <w:t>Name</w:t>
+      </w:r>
+      <w:r>
+        <w:rPr>
+          <w:rStyle w:val="apple-converted-space"/>
+          <w:color w:val="000000"/>
+          <w:sz w:val="22"/>
+          <w:szCs w:val="22"/>
+        </w:rPr>
+        <w:t> </w:t>
+      </w:r>
+      <w:r>
+        <w:rPr>
+          <w:color w:val="000000"/>
+          <w:sz w:val="22"/>
+          <w:szCs w:val="22"/>
+        </w:rPr>
+        <w:t>– the student’s display name, retained as a</w:t>
+      </w:r>
+      <w:r>
+        <w:rPr>
+          <w:rStyle w:val="apple-converted-space"/>
+          <w:color w:val="000000"/>
+          <w:sz w:val="22"/>
+          <w:szCs w:val="22"/>
+        </w:rPr>
+        <w:t> </w:t>
+      </w:r>
+      <w:r>
+        <w:rPr>
+          <w:rStyle w:val="ac"/>
+          <w:color w:val="000000"/>
+          <w:sz w:val="22"/>
+          <w:szCs w:val="22"/>
+        </w:rPr>
+        <w:t>Meta</w:t>
+      </w:r>
+      <w:r>
+        <w:rPr>
+          <w:rStyle w:val="apple-converted-space"/>
+          <w:color w:val="000000"/>
+          <w:sz w:val="22"/>
+          <w:szCs w:val="22"/>
+        </w:rPr>
+        <w:t> </w:t>
+      </w:r>
+      <w:r>
+        <w:rPr>
+          <w:color w:val="000000"/>
+          <w:sz w:val="22"/>
+          <w:szCs w:val="22"/>
+        </w:rPr>
+        <w:t>attribute in Orange for readability only and not used as a predictive feature.</w:t>
+      </w:r>
+    </w:p>
+    <w:p>
+      <w:pPr>
+        <w:pStyle w:val="af6"/>
+        <w:jc w:val="both"/>
+        <w:rPr>
+          <w:color w:val="000000"/>
+          <w:sz w:val="22"/>
+          <w:szCs w:val="22"/>
+        </w:rPr>
+      </w:pPr>
+      <w:r>
+        <w:rPr>
+          <w:color w:val="000000"/>
+          <w:sz w:val="22"/>
+          <w:szCs w:val="22"/>
+        </w:rPr>
+        <w:t>●</w:t>
+      </w:r>
+      <w:r>
+        <w:rPr>
+          <w:rStyle w:val="apple-converted-space"/>
+          <w:color w:val="000000"/>
+          <w:sz w:val="22"/>
+          <w:szCs w:val="22"/>
+        </w:rPr>
+        <w:t> </w:t>
+      </w:r>
+      <w:r>
+        <w:rPr>
+          <w:rStyle w:val="ac"/>
+          <w:color w:val="000000"/>
+          <w:sz w:val="22"/>
+          <w:szCs w:val="22"/>
+        </w:rPr>
+        <w:t>Test 1, Test 2, Test 3</w:t>
+      </w:r>
+      <w:r>
+        <w:rPr>
+          <w:rStyle w:val="apple-converted-space"/>
+          <w:color w:val="000000"/>
+          <w:sz w:val="22"/>
+          <w:szCs w:val="22"/>
+        </w:rPr>
+        <w:t> </w:t>
+      </w:r>
+      <w:r>
+        <w:rPr>
+          <w:color w:val="000000"/>
+          <w:sz w:val="22"/>
+          <w:szCs w:val="22"/>
+        </w:rPr>
+        <w:t>– raw numeric assignment/test scores (0–100). These values are used in Excel to calculate the student’s overall average but are set to</w:t>
+      </w:r>
+      <w:r>
+        <w:rPr>
+          <w:rStyle w:val="apple-converted-space"/>
+          <w:color w:val="000000"/>
+          <w:sz w:val="22"/>
+          <w:szCs w:val="22"/>
+        </w:rPr>
+        <w:t> </w:t>
+      </w:r>
+      <w:r>
+        <w:rPr>
+          <w:rStyle w:val="ac"/>
+          <w:color w:val="000000"/>
+          <w:sz w:val="22"/>
+          <w:szCs w:val="22"/>
+        </w:rPr>
+        <w:t>Skip</w:t>
+      </w:r>
+      <w:r>
+        <w:rPr>
+          <w:rStyle w:val="apple-converted-space"/>
+          <w:color w:val="000000"/>
+          <w:sz w:val="22"/>
+          <w:szCs w:val="22"/>
+        </w:rPr>
+        <w:t> </w:t>
+      </w:r>
+      <w:r>
+        <w:rPr>
+          <w:color w:val="000000"/>
+          <w:sz w:val="22"/>
+          <w:szCs w:val="22"/>
+        </w:rPr>
+        <w:t>in the final Orange model.</w:t>
+      </w:r>
+    </w:p>
+    <w:p>
+      <w:pPr>
+        <w:pStyle w:val="af6"/>
+        <w:jc w:val="both"/>
+        <w:rPr>
+          <w:color w:val="000000"/>
+          <w:sz w:val="22"/>
+          <w:szCs w:val="22"/>
+        </w:rPr>
+      </w:pPr>
+      <w:r>
+        <w:rPr>
+          <w:color w:val="000000"/>
+          <w:sz w:val="22"/>
+          <w:szCs w:val="22"/>
+        </w:rPr>
+        <w:t>●</w:t>
+      </w:r>
+      <w:r>
+        <w:rPr>
+          <w:rStyle w:val="apple-converted-space"/>
+          <w:color w:val="000000"/>
+          <w:sz w:val="22"/>
+          <w:szCs w:val="22"/>
+        </w:rPr>
+        <w:t> </w:t>
+      </w:r>
+      <w:r>
+        <w:rPr>
+          <w:rStyle w:val="ac"/>
+          <w:color w:val="000000"/>
+          <w:sz w:val="22"/>
+          <w:szCs w:val="22"/>
+        </w:rPr>
+        <w:t>Average</w:t>
+      </w:r>
+      <w:r>
+        <w:rPr>
+          <w:rStyle w:val="apple-converted-space"/>
+          <w:color w:val="000000"/>
+          <w:sz w:val="22"/>
+          <w:szCs w:val="22"/>
+        </w:rPr>
+        <w:t> </w:t>
+      </w:r>
+      <w:r>
+        <w:rPr>
+          <w:color w:val="000000"/>
+          <w:sz w:val="22"/>
+          <w:szCs w:val="22"/>
+        </w:rPr>
+        <w:t>– a live Excel formula,</w:t>
+      </w:r>
+      <w:r>
+        <w:rPr>
+          <w:rStyle w:val="apple-converted-space"/>
+          <w:color w:val="000000"/>
+          <w:sz w:val="22"/>
+          <w:szCs w:val="22"/>
+        </w:rPr>
+        <w:t> </w:t>
+      </w:r>
+      <w:r>
+        <w:rPr>
+          <w:rStyle w:val="HTMLCode"/>
+          <w:rFonts w:ascii="Times New Roman" w:hAnsi="Times New Roman" w:cs="Times New Roman"/>
+          <w:color w:val="000000"/>
+          <w:sz w:val="22"/>
+          <w:szCs w:val="22"/>
+        </w:rPr>
+        <w:t>=ROUND(AVERAGE(C2:E2),1)</w:t>
+      </w:r>
+      <w:r>
+        <w:rPr>
+          <w:color w:val="000000"/>
+          <w:sz w:val="22"/>
+          <w:szCs w:val="22"/>
+        </w:rPr>
+        <w:t>, which recalculates automatically whenever the raw test scores are edited or replaced. In Orange, Average is used as a</w:t>
+      </w:r>
+      <w:r>
+        <w:rPr>
+          <w:rStyle w:val="apple-converted-space"/>
+          <w:color w:val="000000"/>
+          <w:sz w:val="22"/>
+          <w:szCs w:val="22"/>
+        </w:rPr>
+        <w:t> </w:t>
+      </w:r>
+      <w:r>
+        <w:rPr>
+          <w:rStyle w:val="ac"/>
+          <w:color w:val="000000"/>
+          <w:sz w:val="22"/>
+          <w:szCs w:val="22"/>
+        </w:rPr>
+        <w:t>Feature</w:t>
+      </w:r>
+      <w:r>
+        <w:rPr>
+          <w:color w:val="000000"/>
+          <w:sz w:val="22"/>
+          <w:szCs w:val="22"/>
+        </w:rPr>
+        <w:t>.</w:t>
+      </w:r>
+    </w:p>
+    <w:p>
+      <w:pPr>
+        <w:pStyle w:val="af6"/>
+        <w:jc w:val="both"/>
+        <w:rPr>
+          <w:color w:val="000000"/>
+          <w:sz w:val="22"/>
+          <w:szCs w:val="22"/>
+        </w:rPr>
+      </w:pPr>
+      <w:r>
+        <w:rPr>
+          <w:color w:val="000000"/>
+          <w:sz w:val="22"/>
+          <w:szCs w:val="22"/>
+        </w:rPr>
+        <w:t>●</w:t>
+      </w:r>
+      <w:r>
+        <w:rPr>
+          <w:rStyle w:val="apple-converted-space"/>
+          <w:color w:val="000000"/>
+          <w:sz w:val="22"/>
+          <w:szCs w:val="22"/>
+        </w:rPr>
+        <w:t> </w:t>
+      </w:r>
+      <w:r>
+        <w:rPr>
+          <w:rStyle w:val="ac"/>
+          <w:color w:val="000000"/>
+          <w:sz w:val="22"/>
+          <w:szCs w:val="22"/>
+        </w:rPr>
+        <w:t>Attendance %</w:t>
+      </w:r>
+      <w:r>
+        <w:rPr>
+          <w:rStyle w:val="apple-converted-space"/>
+          <w:color w:val="000000"/>
+          <w:sz w:val="22"/>
+          <w:szCs w:val="22"/>
+        </w:rPr>
+        <w:t> </w:t>
+      </w:r>
+      <w:r>
+        <w:rPr>
+          <w:color w:val="000000"/>
+          <w:sz w:val="22"/>
+          <w:szCs w:val="22"/>
+        </w:rPr>
+        <w:t>– the student’s cumulative attendance percentage for the term. In Orange, Attendance % is used as a</w:t>
+      </w:r>
+      <w:r>
+        <w:rPr>
+          <w:rStyle w:val="apple-converted-space"/>
+          <w:color w:val="000000"/>
+          <w:sz w:val="22"/>
+          <w:szCs w:val="22"/>
+        </w:rPr>
+        <w:t> </w:t>
+      </w:r>
+      <w:r>
+        <w:rPr>
+          <w:rStyle w:val="ac"/>
+          <w:color w:val="000000"/>
+          <w:sz w:val="22"/>
+          <w:szCs w:val="22"/>
+        </w:rPr>
+        <w:t>Feature</w:t>
+      </w:r>
+      <w:r>
+        <w:rPr>
+          <w:color w:val="000000"/>
+          <w:sz w:val="22"/>
+          <w:szCs w:val="22"/>
+        </w:rPr>
+        <w:t>.</w:t>
+      </w:r>
+    </w:p>
+    <w:p>
+      <w:pPr>
+        <w:pStyle w:val="af6"/>
+        <w:jc w:val="both"/>
+        <w:rPr>
+          <w:color w:val="000000"/>
+          <w:sz w:val="22"/>
+          <w:szCs w:val="22"/>
+        </w:rPr>
+      </w:pPr>
+      <w:r>
+        <w:rPr>
+          <w:color w:val="000000"/>
+          <w:sz w:val="22"/>
+          <w:szCs w:val="22"/>
+        </w:rPr>
+        <w:t>●</w:t>
+      </w:r>
+      <w:r>
+        <w:rPr>
+          <w:rStyle w:val="apple-converted-space"/>
+          <w:color w:val="000000"/>
+          <w:sz w:val="22"/>
+          <w:szCs w:val="22"/>
+        </w:rPr>
+        <w:t> </w:t>
+      </w:r>
+      <w:r>
+        <w:rPr>
+          <w:rStyle w:val="ac"/>
+          <w:color w:val="000000"/>
+          <w:sz w:val="22"/>
+          <w:szCs w:val="22"/>
+        </w:rPr>
+        <w:t>Academic Status / Attendance Status</w:t>
+      </w:r>
+      <w:r>
+        <w:rPr>
+          <w:rStyle w:val="apple-converted-space"/>
+          <w:color w:val="000000"/>
+          <w:sz w:val="22"/>
+          <w:szCs w:val="22"/>
+        </w:rPr>
+        <w:t> </w:t>
+      </w:r>
+      <w:r>
+        <w:rPr>
+          <w:color w:val="000000"/>
+          <w:sz w:val="22"/>
+          <w:szCs w:val="22"/>
+        </w:rPr>
+        <w:t>– helper columns calculated from the academic and attendance thresholds. Academic Status is determined using</w:t>
+      </w:r>
+      <w:r>
+        <w:rPr>
+          <w:rStyle w:val="apple-converted-space"/>
+          <w:color w:val="000000"/>
+          <w:sz w:val="22"/>
+          <w:szCs w:val="22"/>
+        </w:rPr>
+        <w:t> </w:t>
+      </w:r>
+      <w:r>
+        <w:rPr>
+          <w:rStyle w:val="HTMLCode"/>
+          <w:rFonts w:ascii="Times New Roman" w:hAnsi="Times New Roman" w:cs="Times New Roman"/>
+          <w:color w:val="000000"/>
+          <w:sz w:val="22"/>
+          <w:szCs w:val="22"/>
+        </w:rPr>
+        <w:t>=IF(F2&lt;60,"FAIL","PASS")</w:t>
+      </w:r>
+      <w:r>
+        <w:rPr>
+          <w:color w:val="000000"/>
+          <w:sz w:val="22"/>
+          <w:szCs w:val="22"/>
+        </w:rPr>
+        <w:t xml:space="preserve">, while </w:t>
+      </w:r>
+      <w:r>
+        <w:rPr>
+          <w:color w:val="000000"/>
           <w:sz w:val="22"/>
           <w:szCs w:val="22"/>
         </w:rPr>
         <w:lastRenderedPageBreak/>
-        <w:t xml:space="preserve">            </w:t>
-      </w:r>
+        <w:t>Attendance Status is determined using</w:t>
+      </w:r>
+      <w:r>
+        <w:rPr>
+          <w:rStyle w:val="apple-converted-space"/>
+          <w:color w:val="000000"/>
+          <w:sz w:val="22"/>
+          <w:szCs w:val="22"/>
+        </w:rPr>
+        <w:t> </w:t>
+      </w:r>
+      <w:r>
+        <w:rPr>
+          <w:rStyle w:val="HTMLCode"/>
+          <w:rFonts w:ascii="Times New Roman" w:hAnsi="Times New Roman" w:cs="Times New Roman"/>
+          <w:color w:val="000000"/>
+          <w:sz w:val="22"/>
+          <w:szCs w:val="22"/>
+        </w:rPr>
+        <w:t>=IF(G2&lt;75%,"FAIL","PASS")</w:t>
+      </w:r>
+      <w:r>
+        <w:rPr>
+          <w:rStyle w:val="apple-converted-space"/>
+          <w:color w:val="000000"/>
+          <w:sz w:val="22"/>
+          <w:szCs w:val="22"/>
+        </w:rPr>
+        <w:t> </w:t>
+      </w:r>
+      <w:r>
+        <w:rPr>
+          <w:color w:val="000000"/>
+          <w:sz w:val="22"/>
+          <w:szCs w:val="22"/>
+        </w:rPr>
+        <w:t>when attendance is stored as a percentage. Both columns are assigned to the</w:t>
+      </w:r>
+      <w:r>
+        <w:rPr>
+          <w:rStyle w:val="apple-converted-space"/>
+          <w:color w:val="000000"/>
+          <w:sz w:val="22"/>
+          <w:szCs w:val="22"/>
+        </w:rPr>
+        <w:t> </w:t>
+      </w:r>
+      <w:r>
+        <w:rPr>
+          <w:rStyle w:val="ac"/>
+          <w:color w:val="000000"/>
+          <w:sz w:val="22"/>
+          <w:szCs w:val="22"/>
+        </w:rPr>
+        <w:t>Meta</w:t>
+      </w:r>
+      <w:r>
+        <w:rPr>
+          <w:rStyle w:val="apple-converted-space"/>
+          <w:color w:val="000000"/>
+          <w:sz w:val="22"/>
+          <w:szCs w:val="22"/>
+        </w:rPr>
+        <w:t> </w:t>
+      </w:r>
+      <w:r>
+        <w:rPr>
+          <w:color w:val="000000"/>
+          <w:sz w:val="22"/>
+          <w:szCs w:val="22"/>
+        </w:rPr>
+        <w:t>role in Orange to prevent target leakage.</w:t>
+      </w:r>
+    </w:p>
+    <w:p>
+      <w:pPr>
+        <w:pStyle w:val="af6"/>
+        <w:jc w:val="both"/>
+        <w:rPr>
+          <w:color w:val="000000"/>
+          <w:sz w:val="22"/>
+          <w:szCs w:val="22"/>
+        </w:rPr>
+      </w:pPr>
+      <w:r>
+        <w:rPr>
+          <w:color w:val="000000"/>
+          <w:sz w:val="22"/>
+          <w:szCs w:val="22"/>
+        </w:rPr>
+        <w:t>●</w:t>
+      </w:r>
+      <w:r>
+        <w:rPr>
+          <w:rStyle w:val="apple-converted-space"/>
+          <w:color w:val="000000"/>
+          <w:sz w:val="22"/>
+          <w:szCs w:val="22"/>
+        </w:rPr>
+        <w:t> </w:t>
+      </w:r>
+      <w:r>
+        <w:rPr>
+          <w:rStyle w:val="ac"/>
+          <w:color w:val="000000"/>
+          <w:sz w:val="22"/>
+          <w:szCs w:val="22"/>
+        </w:rPr>
+        <w:t>Risk Category</w:t>
+      </w:r>
+      <w:r>
+        <w:rPr>
+          <w:rStyle w:val="apple-converted-space"/>
+          <w:color w:val="000000"/>
+          <w:sz w:val="22"/>
+          <w:szCs w:val="22"/>
+        </w:rPr>
+        <w:t> </w:t>
+      </w:r>
+      <w:r>
+        <w:rPr>
+          <w:color w:val="000000"/>
+          <w:sz w:val="22"/>
+          <w:szCs w:val="22"/>
+        </w:rPr>
+        <w:t>– a final formula that combines the two status columns into</w:t>
+      </w:r>
+      <w:r>
+        <w:rPr>
+          <w:rStyle w:val="apple-converted-space"/>
+          <w:color w:val="000000"/>
+          <w:sz w:val="22"/>
+          <w:szCs w:val="22"/>
+        </w:rPr>
+        <w:t> </w:t>
+      </w:r>
+      <w:r>
+        <w:rPr>
+          <w:rStyle w:val="ac"/>
+          <w:color w:val="000000"/>
+          <w:sz w:val="22"/>
+          <w:szCs w:val="22"/>
+        </w:rPr>
+        <w:t>GREEN / YELLOW / RED</w:t>
+      </w:r>
+      <w:r>
+        <w:rPr>
+          <w:rStyle w:val="apple-converted-space"/>
+          <w:color w:val="000000"/>
+          <w:sz w:val="22"/>
+          <w:szCs w:val="22"/>
+        </w:rPr>
+        <w:t> </w:t>
+      </w:r>
+      <w:r>
+        <w:rPr>
+          <w:color w:val="000000"/>
+          <w:sz w:val="22"/>
+          <w:szCs w:val="22"/>
+        </w:rPr>
+        <w:t>according to the decision logic described in Section 2. In Orange, Risk Category is assigned as the</w:t>
+      </w:r>
+      <w:r>
+        <w:rPr>
+          <w:rStyle w:val="apple-converted-space"/>
+          <w:color w:val="000000"/>
+          <w:sz w:val="22"/>
+          <w:szCs w:val="22"/>
+        </w:rPr>
+        <w:t> </w:t>
+      </w:r>
+      <w:r>
+        <w:rPr>
+          <w:rStyle w:val="ac"/>
+          <w:color w:val="000000"/>
+          <w:sz w:val="22"/>
+          <w:szCs w:val="22"/>
+        </w:rPr>
+        <w:t>Target</w:t>
+      </w:r>
+      <w:r>
+        <w:rPr>
+          <w:rStyle w:val="apple-converted-space"/>
+          <w:color w:val="000000"/>
+          <w:sz w:val="22"/>
+          <w:szCs w:val="22"/>
+        </w:rPr>
+        <w:t> </w:t>
+      </w:r>
+      <w:r>
+        <w:rPr>
+          <w:color w:val="000000"/>
+          <w:sz w:val="22"/>
+          <w:szCs w:val="22"/>
+        </w:rPr>
+        <w:t>class, and in Excel it also drives the conditional formatting and dashboard visualization described in Section 4.</w:t>
+      </w:r>
+    </w:p>
+    <w:p>
+      <w:pPr>
+        <w:spacing w:after="160"/>
+        <w:rPr>
+          <w:sz w:val="22"/>
+          <w:szCs w:val="22"/>
+          <w:rtl/>
+        </w:rPr>
+      </w:pPr>
+      <w:r>
+        <w:rPr>
+          <w:sz w:val="22"/>
+          <w:szCs w:val="22"/>
+        </w:rPr>
+        <w:t>Data cleansing is handled at the spreadsheet level: numeric fields are validated to stay within realistic bounds (0–100 for scores, 0–100% for attendance), blank or malformed rows are rejected before they reach the Average/Status formulas, and the header row is frozen so the structure stays consistent as new student rows are appended week to week.</w:t>
+      </w:r>
+    </w:p>
+    <w:p>
+      <w:pPr>
+        <w:spacing w:before="200" w:after="120"/>
+        <w:rPr>
+          <w:sz w:val="22"/>
+          <w:szCs w:val="22"/>
+        </w:rPr>
+      </w:pPr>
+      <w:r>
+        <w:rPr>
+          <w:b/>
+          <w:bCs/>
+          <w:sz w:val="22"/>
+          <w:szCs w:val="22"/>
+        </w:rPr>
+        <w:t>Analytics &amp; Logic Tier (Orange Data Mining)</w:t>
+      </w:r>
+    </w:p>
+    <w:p>
+      <w:pPr>
+        <w:spacing w:after="160"/>
+        <w:rPr>
+          <w:sz w:val="22"/>
+          <w:szCs w:val="22"/>
+          <w:rtl/>
+        </w:rPr>
+      </w:pPr>
+      <w:r>
+        <w:rPr>
+          <w:sz w:val="22"/>
+          <w:szCs w:val="22"/>
+        </w:rPr>
+        <w:t>The cleaned Excel table is ingested into Orange using a File widget pointed at the workbook. From there, the workflow is organized into four stages:</w:t>
+      </w:r>
+    </w:p>
+    <w:p>
+      <w:pPr>
+        <w:spacing w:after="160"/>
+        <w:rPr>
+          <w:sz w:val="22"/>
+          <w:szCs w:val="22"/>
+        </w:rPr>
+      </w:pPr>
       <w:r>
         <w:rPr>
           <w:noProof/>
           <w:sz w:val="22"/>
           <w:szCs w:val="22"/>
-          <w:lang w:eastAsia="en-US"/>
         </w:rPr>
         <w:drawing>
-          <wp:inline distT="0" distB="0" distL="0" distR="0" wp14:anchorId="142F0800" wp14:editId="39AFE69D">
-            <wp:extent cx="5250180" cy="3561198"/>
-            <wp:effectExtent l="0" t="0" r="7620" b="1270"/>
-            <wp:docPr id="1547735838" name="Picture 1"/>
+          <wp:inline distT="0" distB="0" distL="0" distR="0" wp14:anchorId="13D19A65" wp14:editId="0AE23810">
+            <wp:extent cx="5349240" cy="3343275"/>
+            <wp:effectExtent l="0" t="0" r="0" b="0"/>
+            <wp:docPr id="1796130238" name="صورة 16"/>
             <wp:cNvGraphicFramePr>
               <a:graphicFrameLocks xmlns:a="http://schemas.openxmlformats.org/drawingml/2006/main" noChangeAspect="1"/>
             </wp:cNvGraphicFramePr>
@@ -5222,7 +5759,7 @@
               <a:graphicData uri="http://schemas.openxmlformats.org/drawingml/2006/picture">
                 <pic:pic xmlns:pic="http://schemas.openxmlformats.org/drawingml/2006/picture">
                   <pic:nvPicPr>
-                    <pic:cNvPr id="1547735838" name=""/>
+                    <pic:cNvPr id="1796130238" name="صورة 1796130238"/>
                     <pic:cNvPicPr/>
                   </pic:nvPicPr>
                   <pic:blipFill>
@@ -5234,7 +5771,7 @@
                   <pic:spPr>
                     <a:xfrm>
                       <a:off x="0" y="0"/>
-                      <a:ext cx="5254575" cy="3564179"/>
+                      <a:ext cx="5349240" cy="3343275"/>
                     </a:xfrm>
                     <a:prstGeom prst="rect">
                       <a:avLst/>
@@ -5249,46 +5786,78 @@
     </w:p>
     <w:p>
       <w:pPr>
-        <w:pStyle w:val="ListParagraph"/>
-        <w:numPr>
-          <w:ilvl w:val="0"/>
-          <w:numId w:val="37"/>
-        </w:numPr>
-        <w:spacing w:after="100" w:line="240" w:lineRule="auto"/>
-        <w:contextualSpacing w:val="0"/>
-        <w:rPr>
-          <w:sz w:val="22"/>
-          <w:szCs w:val="22"/>
-        </w:rPr>
-      </w:pPr>
-      <w:r>
-        <w:rPr>
-          <w:sz w:val="22"/>
-          <w:szCs w:val="22"/>
-        </w:rPr>
-        <w:t>Visualization – a Tree Viewer widget renders the trained model as a visual decision tree, showing the exact numeric split conditions (e.g., Average &lt; 60, Attendance % &lt; 75) the tree used to separate risk categories — this is the artifact used as the “conditional filtering node” screenshot for this section.</w:t>
-      </w:r>
+        <w:pStyle w:val="af6"/>
+        <w:rPr>
+          <w:b/>
+          <w:bCs/>
+          <w:sz w:val="22"/>
+          <w:szCs w:val="22"/>
+          <w:rtl/>
+        </w:rPr>
+      </w:pPr>
     </w:p>
     <w:p>
       <w:pPr>
-        <w:spacing w:after="100" w:line="240" w:lineRule="auto"/>
-        <w:rPr>
-          <w:sz w:val="22"/>
-          <w:szCs w:val="22"/>
+        <w:pStyle w:val="af6"/>
+        <w:rPr>
+          <w:b/>
+          <w:bCs/>
+          <w:sz w:val="22"/>
+          <w:szCs w:val="22"/>
+          <w:rtl/>
+        </w:rPr>
+      </w:pPr>
+    </w:p>
+    <w:p>
+      <w:pPr>
+        <w:pStyle w:val="af6"/>
+        <w:rPr>
+          <w:b/>
+          <w:bCs/>
+          <w:color w:val="000000"/>
+          <w:sz w:val="22"/>
+          <w:szCs w:val="22"/>
+          <w:rtl/>
+        </w:rPr>
+      </w:pPr>
+      <w:r>
+        <w:rPr>
+          <w:b/>
+          <w:bCs/>
+          <w:sz w:val="22"/>
+          <w:szCs w:val="22"/>
+        </w:rPr>
+        <w:t xml:space="preserve">Ingestion </w:t>
+      </w:r>
+      <w:r>
+        <w:rPr>
+          <w:rStyle w:val="ac"/>
+          <w:b w:val="0"/>
+          <w:bCs w:val="0"/>
+          <w:color w:val="000000"/>
+          <w:sz w:val="22"/>
+          <w:szCs w:val="22"/>
+        </w:rPr>
+        <w:t xml:space="preserve"> – The File widget loads the Excel dataset and assigns the final column roles used by the Orange workflow. Average and Attendance % are set as Features because they are the two numeric inputs used by the Decision Tree. Risk Category is set as the Target class. Academic Status and Attendance Status are assigned to Meta to prevent target leakage, while Name is retained as Meta for readability. Student ID and the individual Test 1–3 columns are set to Skip because they are not used directly by the final classifier.</w:t>
+      </w:r>
+    </w:p>
+    <w:p>
+      <w:pPr>
+        <w:pStyle w:val="af6"/>
+        <w:rPr>
+          <w:color w:val="000000"/>
         </w:rPr>
       </w:pPr>
       <w:r>
         <w:rPr>
           <w:noProof/>
-          <w:sz w:val="22"/>
-          <w:szCs w:val="22"/>
-          <w:lang w:eastAsia="en-US"/>
+          <w:color w:val="000000"/>
         </w:rPr>
         <w:drawing>
-          <wp:inline distT="0" distB="0" distL="0" distR="0" wp14:anchorId="6228B45D" wp14:editId="484AAB14">
-            <wp:extent cx="5349240" cy="2548890"/>
-            <wp:effectExtent l="0" t="0" r="3810" b="3810"/>
-            <wp:docPr id="113335590" name="Picture 1"/>
+          <wp:inline distT="0" distB="0" distL="0" distR="0" wp14:anchorId="36B10C79" wp14:editId="7C65172E">
+            <wp:extent cx="5349240" cy="3343275"/>
+            <wp:effectExtent l="0" t="0" r="0" b="0"/>
+            <wp:docPr id="55472423" name="صورة 10"/>
             <wp:cNvGraphicFramePr>
               <a:graphicFrameLocks xmlns:a="http://schemas.openxmlformats.org/drawingml/2006/main" noChangeAspect="1"/>
             </wp:cNvGraphicFramePr>
@@ -5296,7 +5865,7 @@
               <a:graphicData uri="http://schemas.openxmlformats.org/drawingml/2006/picture">
                 <pic:pic xmlns:pic="http://schemas.openxmlformats.org/drawingml/2006/picture">
                   <pic:nvPicPr>
-                    <pic:cNvPr id="113335590" name=""/>
+                    <pic:cNvPr id="55472423" name="صورة 55472423"/>
                     <pic:cNvPicPr/>
                   </pic:nvPicPr>
                   <pic:blipFill>
@@ -5308,7 +5877,7 @@
                   <pic:spPr>
                     <a:xfrm>
                       <a:off x="0" y="0"/>
-                      <a:ext cx="5349240" cy="2548890"/>
+                      <a:ext cx="5349240" cy="3343275"/>
                     </a:xfrm>
                     <a:prstGeom prst="rect">
                       <a:avLst/>
@@ -5323,398 +5892,149 @@
     </w:p>
     <w:p>
       <w:pPr>
-        <w:spacing w:after="160"/>
-        <w:rPr>
-          <w:sz w:val="22"/>
-          <w:szCs w:val="22"/>
-        </w:rPr>
-      </w:pPr>
-      <w:r>
-        <w:rPr>
-          <w:sz w:val="22"/>
-          <w:szCs w:val="22"/>
-        </w:rPr>
-        <w:lastRenderedPageBreak/>
-        <w:t>One important implementation note our team documented for the report: our first version of the workflow accidentally included the Academic Status and Attendance Status helper columns as model features alongside Average and Attendance %. Because Risk Category is a direct rule of those two status columns, the tree achieved a trivial, meaningless 1.000 across every metric — it was simply reading the pre-computed answer back to us. We corrected this by moving Academic Status and Attendance Status to Meta role so the tree could only see the raw numeric inputs, which produced a real, interpretable decision tree instead of a one-node lookup. This issue and its resolution are elaborated further in the written reflection (Section 6).</w:t>
-      </w:r>
+        <w:pStyle w:val="af5"/>
+        <w:spacing w:after="100" w:line="240" w:lineRule="auto"/>
+        <w:contextualSpacing w:val="0"/>
+        <w:rPr>
+          <w:sz w:val="22"/>
+          <w:szCs w:val="22"/>
+        </w:rPr>
+      </w:pPr>
     </w:p>
     <w:p>
       <w:pPr>
-        <w:spacing w:after="100" w:afterAutospacing="1" w:line="240" w:lineRule="auto"/>
-        <w:jc w:val="both"/>
-        <w:outlineLvl w:val="2"/>
-        <w:rPr>
-          <w:rFonts w:ascii="Times New Roman" w:eastAsia="Times New Roman" w:hAnsi="Times New Roman" w:cs="Times New Roman"/>
-          <w:b/>
-          <w:bCs/>
-          <w:color w:val="auto"/>
-          <w:sz w:val="24"/>
-          <w:szCs w:val="24"/>
-          <w:lang w:eastAsia="en-US"/>
-        </w:rPr>
-      </w:pPr>
-      <w:r>
-        <w:rPr>
-          <w:rFonts w:ascii="Times New Roman" w:eastAsia="Times New Roman" w:hAnsi="Times New Roman" w:cs="Times New Roman"/>
-          <w:b/>
-          <w:bCs/>
-          <w:color w:val="auto"/>
-          <w:sz w:val="24"/>
-          <w:szCs w:val="24"/>
-          <w:lang w:eastAsia="en-US"/>
-        </w:rPr>
-        <w:t xml:space="preserve">4. Business Intelligence &amp; Dashboard Visualization </w:t>
-      </w:r>
-      <w:r>
-        <w:rPr>
-          <w:rFonts w:ascii="Times New Roman" w:eastAsia="Times New Roman" w:hAnsi="Times New Roman" w:cs="Times New Roman"/>
-          <w:b/>
-          <w:bCs/>
-          <w:color w:val="auto"/>
-          <w:sz w:val="24"/>
-          <w:szCs w:val="24"/>
-          <w:lang w:eastAsia="en-US"/>
-        </w:rPr>
-        <w:t xml:space="preserve"> </w:t>
+        <w:pStyle w:val="af5"/>
+        <w:numPr>
+          <w:ilvl w:val="0"/>
+          <w:numId w:val="37"/>
+        </w:numPr>
+        <w:spacing w:after="100" w:line="240" w:lineRule="auto"/>
+        <w:ind w:left="360"/>
+        <w:contextualSpacing w:val="0"/>
+        <w:rPr>
+          <w:rFonts w:ascii="Times New Roman" w:hAnsi="Times New Roman" w:cs="Times New Roman"/>
+          <w:sz w:val="22"/>
+          <w:szCs w:val="22"/>
+        </w:rPr>
+      </w:pPr>
+      <w:r>
+        <w:rPr>
+          <w:rFonts w:ascii="Times New Roman" w:hAnsi="Times New Roman" w:cs="Times New Roman"/>
+          <w:sz w:val="22"/>
+          <w:szCs w:val="22"/>
+        </w:rPr>
+        <w:t xml:space="preserve">Model </w:t>
+      </w:r>
+      <w:r>
+        <w:rPr>
+          <w:rFonts w:ascii="Times New Roman" w:hAnsi="Times New Roman" w:cs="Times New Roman"/>
+          <w:color w:val="000000"/>
+          <w:sz w:val="22"/>
+          <w:szCs w:val="22"/>
+        </w:rPr>
+        <w:t>training – a Tree widget builds a Decision Tree Classifier using Average and Attendance % as the predictive features. The model learns data-driven split points from the 40-student dataset, while the official 60% academic and 75% attendance thresholds remain the deterministic policy rules used by the Excel-based risk classification logic.</w:t>
       </w:r>
     </w:p>
     <w:p>
       <w:pPr>
-        <w:spacing w:after="100" w:afterAutospacing="1" w:line="240" w:lineRule="auto"/>
-        <w:jc w:val="both"/>
-        <w:rPr>
-          <w:rFonts w:ascii="Times New Roman" w:eastAsia="Times New Roman" w:hAnsi="Times New Roman" w:cs="Times New Roman"/>
-          <w:color w:val="auto"/>
-          <w:sz w:val="24"/>
-          <w:szCs w:val="24"/>
-          <w:lang w:eastAsia="en-US"/>
-        </w:rPr>
-      </w:pPr>
-      <w:r>
-        <w:rPr>
-          <w:rFonts w:ascii="Times New Roman" w:eastAsia="Times New Roman" w:hAnsi="Times New Roman" w:cs="Times New Roman"/>
-          <w:color w:val="auto"/>
-          <w:sz w:val="24"/>
-          <w:szCs w:val="24"/>
-          <w:lang w:eastAsia="en-US"/>
-        </w:rPr>
-        <w:t>Describe the final user interface or visual environment created for educators. Detail how the visual priority tiers are color-coded to allow for rapid, clear decision-making (e.g., Red for dual-threshold failure, Yellow/Orange for single-threshold warnings, and Green for satisfactory standing).</w:t>
-      </w:r>
+        <w:pStyle w:val="af5"/>
+        <w:spacing w:after="100" w:line="240" w:lineRule="auto"/>
+        <w:contextualSpacing w:val="0"/>
+        <w:rPr>
+          <w:sz w:val="22"/>
+          <w:szCs w:val="22"/>
+        </w:rPr>
+      </w:pPr>
     </w:p>
     <w:p>
       <w:pPr>
-        <w:spacing w:after="100" w:afterAutospacing="1" w:line="240" w:lineRule="auto"/>
-        <w:jc w:val="both"/>
-        <w:rPr>
-          <w:rFonts w:ascii="Times New Roman" w:eastAsia="Times New Roman" w:hAnsi="Times New Roman" w:cs="Times New Roman"/>
-          <w:b/>
-          <w:bCs/>
-          <w:color w:val="EE0000"/>
-          <w:sz w:val="24"/>
-          <w:szCs w:val="24"/>
-          <w:lang w:eastAsia="en-US"/>
-        </w:rPr>
-      </w:pPr>
-      <w:r>
-        <w:rPr>
-          <w:rFonts w:ascii="Times New Roman" w:eastAsia="Times New Roman" w:hAnsi="Times New Roman" w:cs="Times New Roman"/>
-          <w:b/>
-          <w:bCs/>
-          <w:color w:val="EE0000"/>
-          <w:sz w:val="24"/>
-          <w:szCs w:val="24"/>
-          <w:lang w:eastAsia="en-US"/>
-        </w:rPr>
-        <w:t>Answer:</w:t>
+        <w:pStyle w:val="af5"/>
+        <w:numPr>
+          <w:ilvl w:val="0"/>
+          <w:numId w:val="37"/>
+        </w:numPr>
+        <w:spacing w:after="100" w:line="240" w:lineRule="auto"/>
+        <w:contextualSpacing w:val="0"/>
+        <w:rPr>
+          <w:rFonts w:ascii="Times New Roman" w:hAnsi="Times New Roman" w:cs="Times New Roman"/>
+          <w:sz w:val="22"/>
+          <w:szCs w:val="22"/>
+        </w:rPr>
+      </w:pPr>
+      <w:r>
+        <w:rPr>
+          <w:sz w:val="22"/>
+          <w:szCs w:val="22"/>
+        </w:rPr>
+        <w:t xml:space="preserve">Evaluation – a Test and Score widget performs 5-fold stratified cross-validation over the full dataset, reporting AUC, Classification Accuracy (CA), F1, Precision, Recall, and MCC for the tree; a Confusion Matrix widget is attached to the same evaluation results to show exactly which students, if any, are </w:t>
+      </w:r>
+      <w:r>
+        <w:rPr>
+          <w:rFonts w:ascii="Times New Roman" w:hAnsi="Times New Roman" w:cs="Times New Roman"/>
+          <w:sz w:val="22"/>
+          <w:szCs w:val="22"/>
+        </w:rPr>
+        <w:t>misclassified between GREEN/YELLOW/RED.</w:t>
+      </w:r>
+      <w:r>
+        <w:rPr>
+          <w:rFonts w:ascii="Times New Roman" w:hAnsi="Times New Roman" w:cs="Times New Roman"/>
+          <w:sz w:val="22"/>
+          <w:szCs w:val="22"/>
+        </w:rPr>
+        <w:t xml:space="preserve"> </w:t>
+      </w:r>
+      <w:r>
+        <w:rPr>
+          <w:rFonts w:ascii="Times New Roman" w:hAnsi="Times New Roman" w:cs="Times New Roman"/>
+          <w:color w:val="000000"/>
+          <w:sz w:val="22"/>
+          <w:szCs w:val="22"/>
+        </w:rPr>
+        <w:t>The final 5-fold stratified cross-</w:t>
+      </w:r>
+      <w:r>
+        <w:rPr>
+          <w:rFonts w:ascii="Times New Roman" w:hAnsi="Times New Roman" w:cs="Times New Roman"/>
+          <w:color w:val="000000"/>
+          <w:sz w:val="22"/>
+          <w:szCs w:val="22"/>
+        </w:rPr>
+        <w:lastRenderedPageBreak/>
+        <w:t>validation produced an AUC of 0.935, Classification Accuracy (CA) of 0.925, F1 score of 0.924, Precision of 0.930, Recall of 0.925, and MCC of 0.882.</w:t>
       </w:r>
     </w:p>
     <w:p>
       <w:pPr>
-        <w:spacing w:after="100" w:afterAutospacing="1" w:line="240" w:lineRule="auto"/>
-        <w:jc w:val="both"/>
-        <w:rPr>
-          <w:rFonts w:ascii="Times New Roman" w:eastAsia="Times New Roman" w:hAnsi="Times New Roman" w:cs="Times New Roman"/>
-          <w:color w:val="auto"/>
-          <w:sz w:val="24"/>
-          <w:szCs w:val="24"/>
-          <w:lang w:eastAsia="en-US"/>
-        </w:rPr>
-      </w:pPr>
-      <w:r>
-        <w:rPr>
-          <w:rFonts w:ascii="Times New Roman" w:eastAsia="Times New Roman" w:hAnsi="Times New Roman" w:cs="Times New Roman"/>
-          <w:b/>
-          <w:bCs/>
-          <w:color w:val="auto"/>
-          <w:sz w:val="24"/>
-          <w:szCs w:val="24"/>
-          <w:lang w:eastAsia="en-US"/>
-        </w:rPr>
-        <w:t>KPI cards (top row):</w:t>
-      </w:r>
+        <w:pStyle w:val="af5"/>
+        <w:rPr>
+          <w:rFonts w:ascii="Times New Roman" w:hAnsi="Times New Roman" w:cs="Times New Roman"/>
+          <w:sz w:val="22"/>
+          <w:szCs w:val="22"/>
+        </w:rPr>
+      </w:pPr>
     </w:p>
     <w:p>
       <w:pPr>
-        <w:numPr>
-          <w:ilvl w:val="0"/>
-          <w:numId w:val="38"/>
-        </w:numPr>
-        <w:spacing w:after="100" w:afterAutospacing="1" w:line="240" w:lineRule="auto"/>
-        <w:jc w:val="both"/>
-        <w:rPr>
-          <w:rFonts w:ascii="Times New Roman" w:eastAsia="Times New Roman" w:hAnsi="Times New Roman" w:cs="Times New Roman"/>
-          <w:color w:val="auto"/>
-          <w:sz w:val="24"/>
-          <w:szCs w:val="24"/>
-          <w:lang w:eastAsia="en-US"/>
-        </w:rPr>
-      </w:pPr>
-      <w:r>
-        <w:rPr>
-          <w:rFonts w:ascii="Times New Roman" w:eastAsia="Times New Roman" w:hAnsi="Times New Roman" w:cs="Times New Roman"/>
-          <w:color w:val="auto"/>
-          <w:sz w:val="24"/>
-          <w:szCs w:val="24"/>
-          <w:lang w:eastAsia="en-US"/>
-        </w:rPr>
-        <w:t>Total Students, RED count, YELLOW count, GREEN count, % Students At Risk — big color-coded number cards</w:t>
-      </w:r>
-    </w:p>
-    <w:p>
-      <w:pPr>
-        <w:numPr>
-          <w:ilvl w:val="0"/>
-          <w:numId w:val="38"/>
-        </w:numPr>
-        <w:spacing w:after="100" w:afterAutospacing="1" w:line="240" w:lineRule="auto"/>
-        <w:jc w:val="both"/>
-        <w:rPr>
-          <w:rFonts w:ascii="Times New Roman" w:eastAsia="Times New Roman" w:hAnsi="Times New Roman" w:cs="Times New Roman"/>
-          <w:color w:val="auto"/>
-          <w:sz w:val="24"/>
-          <w:szCs w:val="24"/>
-          <w:lang w:eastAsia="en-US"/>
-        </w:rPr>
-      </w:pPr>
-      <w:r>
-        <w:rPr>
-          <w:rFonts w:ascii="Times New Roman" w:eastAsia="Times New Roman" w:hAnsi="Times New Roman" w:cs="Times New Roman"/>
-          <w:color w:val="auto"/>
-          <w:sz w:val="24"/>
-          <w:szCs w:val="24"/>
-          <w:lang w:eastAsia="en-US"/>
-        </w:rPr>
-        <w:t>A second strip with Avg Class Average, Avg Attendance %, and "watch" values (lowest average / lowest attendance in the roster)</w:t>
-      </w:r>
-    </w:p>
-    <w:p>
-      <w:pPr>
-        <w:spacing w:after="100" w:afterAutospacing="1" w:line="240" w:lineRule="auto"/>
-        <w:jc w:val="both"/>
-        <w:rPr>
-          <w:rFonts w:ascii="Times New Roman" w:eastAsia="Times New Roman" w:hAnsi="Times New Roman" w:cs="Times New Roman"/>
-          <w:color w:val="auto"/>
-          <w:sz w:val="24"/>
-          <w:szCs w:val="24"/>
-          <w:lang w:eastAsia="en-US"/>
-        </w:rPr>
-      </w:pPr>
-      <w:r>
-        <w:rPr>
-          <w:rFonts w:ascii="Times New Roman" w:eastAsia="Times New Roman" w:hAnsi="Times New Roman" w:cs="Times New Roman"/>
-          <w:b/>
-          <w:bCs/>
-          <w:color w:val="auto"/>
-          <w:sz w:val="24"/>
-          <w:szCs w:val="24"/>
-          <w:lang w:eastAsia="en-US"/>
-        </w:rPr>
-        <w:t>Charts:</w:t>
-      </w:r>
-    </w:p>
-    <w:p>
-      <w:pPr>
-        <w:numPr>
-          <w:ilvl w:val="0"/>
-          <w:numId w:val="39"/>
-        </w:numPr>
-        <w:spacing w:after="100" w:afterAutospacing="1" w:line="240" w:lineRule="auto"/>
-        <w:jc w:val="both"/>
-        <w:rPr>
-          <w:rFonts w:ascii="Times New Roman" w:eastAsia="Times New Roman" w:hAnsi="Times New Roman" w:cs="Times New Roman"/>
-          <w:color w:val="auto"/>
-          <w:sz w:val="24"/>
-          <w:szCs w:val="24"/>
-          <w:lang w:eastAsia="en-US"/>
-        </w:rPr>
-      </w:pPr>
-      <w:r>
-        <w:rPr>
-          <w:rFonts w:ascii="Times New Roman" w:eastAsia="Times New Roman" w:hAnsi="Times New Roman" w:cs="Times New Roman"/>
-          <w:b/>
-          <w:bCs/>
-          <w:color w:val="auto"/>
-          <w:sz w:val="24"/>
-          <w:szCs w:val="24"/>
-          <w:lang w:eastAsia="en-US"/>
-        </w:rPr>
-        <w:t>Bar chart</w:t>
-      </w:r>
-      <w:r>
-        <w:rPr>
-          <w:rFonts w:ascii="Times New Roman" w:eastAsia="Times New Roman" w:hAnsi="Times New Roman" w:cs="Times New Roman"/>
-          <w:color w:val="auto"/>
-          <w:sz w:val="24"/>
-          <w:szCs w:val="24"/>
-          <w:lang w:eastAsia="en-US"/>
-        </w:rPr>
-        <w:t xml:space="preserve"> — Students by Risk Category, bars colored red/yellow/green to match your priority tiers</w:t>
-      </w:r>
-    </w:p>
-    <w:p>
-      <w:pPr>
-        <w:numPr>
-          <w:ilvl w:val="0"/>
-          <w:numId w:val="39"/>
-        </w:numPr>
-        <w:spacing w:after="100" w:afterAutospacing="1" w:line="240" w:lineRule="auto"/>
-        <w:jc w:val="both"/>
-        <w:rPr>
-          <w:rFonts w:ascii="Times New Roman" w:eastAsia="Times New Roman" w:hAnsi="Times New Roman" w:cs="Times New Roman"/>
-          <w:color w:val="auto"/>
-          <w:sz w:val="24"/>
-          <w:szCs w:val="24"/>
-          <w:lang w:eastAsia="en-US"/>
-        </w:rPr>
-      </w:pPr>
-      <w:r>
-        <w:rPr>
-          <w:rFonts w:ascii="Times New Roman" w:eastAsia="Times New Roman" w:hAnsi="Times New Roman" w:cs="Times New Roman"/>
-          <w:b/>
-          <w:bCs/>
-          <w:color w:val="auto"/>
-          <w:sz w:val="24"/>
-          <w:szCs w:val="24"/>
-          <w:lang w:eastAsia="en-US"/>
-        </w:rPr>
-        <w:t>Pie chart</w:t>
-      </w:r>
-      <w:r>
-        <w:rPr>
-          <w:rFonts w:ascii="Times New Roman" w:eastAsia="Times New Roman" w:hAnsi="Times New Roman" w:cs="Times New Roman"/>
-          <w:color w:val="auto"/>
-          <w:sz w:val="24"/>
-          <w:szCs w:val="24"/>
-          <w:lang w:eastAsia="en-US"/>
-        </w:rPr>
-        <w:t xml:space="preserve"> — Risk Category Distribution with % labels</w:t>
-      </w:r>
-    </w:p>
-    <w:p>
-      <w:pPr>
-        <w:numPr>
-          <w:ilvl w:val="0"/>
-          <w:numId w:val="39"/>
-        </w:numPr>
-        <w:spacing w:after="100" w:afterAutospacing="1" w:line="240" w:lineRule="auto"/>
-        <w:jc w:val="both"/>
-        <w:rPr>
-          <w:rFonts w:ascii="Times New Roman" w:eastAsia="Times New Roman" w:hAnsi="Times New Roman" w:cs="Times New Roman"/>
-          <w:color w:val="auto"/>
-          <w:sz w:val="24"/>
-          <w:szCs w:val="24"/>
-          <w:lang w:eastAsia="en-US"/>
-        </w:rPr>
-      </w:pPr>
-      <w:r>
-        <w:rPr>
-          <w:rFonts w:ascii="Times New Roman" w:eastAsia="Times New Roman" w:hAnsi="Times New Roman" w:cs="Times New Roman"/>
-          <w:b/>
-          <w:bCs/>
-          <w:color w:val="auto"/>
-          <w:sz w:val="24"/>
-          <w:szCs w:val="24"/>
-          <w:lang w:eastAsia="en-US"/>
-        </w:rPr>
-        <w:t>Risk Matrix scatter plot</w:t>
-      </w:r>
-      <w:r>
-        <w:rPr>
-          <w:rFonts w:ascii="Times New Roman" w:eastAsia="Times New Roman" w:hAnsi="Times New Roman" w:cs="Times New Roman"/>
-          <w:color w:val="auto"/>
-          <w:sz w:val="24"/>
-          <w:szCs w:val="24"/>
-          <w:lang w:eastAsia="en-US"/>
-        </w:rPr>
-        <w:t xml:space="preserve"> — plots every student by Attendance % (x-axis) vs. Class Average (y-axis), colored by category, with dashed reference lines at the 60% and 75% thresholds so you can visually see exactly which quadrant each student falls into</w:t>
-      </w:r>
-    </w:p>
-    <w:p>
-      <w:pPr>
-        <w:numPr>
-          <w:ilvl w:val="0"/>
-          <w:numId w:val="39"/>
-        </w:numPr>
-        <w:spacing w:after="100" w:afterAutospacing="1" w:line="240" w:lineRule="auto"/>
-        <w:jc w:val="both"/>
-        <w:rPr>
-          <w:rFonts w:ascii="Times New Roman" w:eastAsia="Times New Roman" w:hAnsi="Times New Roman" w:cs="Times New Roman"/>
-          <w:color w:val="auto"/>
-          <w:sz w:val="24"/>
-          <w:szCs w:val="24"/>
-          <w:lang w:eastAsia="en-US"/>
-        </w:rPr>
-      </w:pPr>
-      <w:r>
-        <w:rPr>
-          <w:rFonts w:ascii="Times New Roman" w:eastAsia="Times New Roman" w:hAnsi="Times New Roman" w:cs="Times New Roman"/>
-          <w:b/>
-          <w:bCs/>
-          <w:color w:val="auto"/>
-          <w:sz w:val="24"/>
-          <w:szCs w:val="24"/>
-          <w:lang w:eastAsia="en-US"/>
-        </w:rPr>
-        <w:t>Weekly Risk Trend line chart</w:t>
-      </w:r>
-      <w:r>
-        <w:rPr>
-          <w:rFonts w:ascii="Times New Roman" w:eastAsia="Times New Roman" w:hAnsi="Times New Roman" w:cs="Times New Roman"/>
-          <w:color w:val="auto"/>
-          <w:sz w:val="24"/>
-          <w:szCs w:val="24"/>
-          <w:lang w:eastAsia="en-US"/>
-        </w:rPr>
-        <w:t xml:space="preserve"> — tracks RED/YELLOW/GREEN counts over 6 weeks</w:t>
-      </w:r>
-    </w:p>
-    <w:p>
-      <w:pPr>
-        <w:spacing w:after="100" w:afterAutospacing="1" w:line="240" w:lineRule="auto"/>
-        <w:jc w:val="both"/>
-        <w:rPr>
-          <w:rFonts w:ascii="Times New Roman" w:eastAsia="Times New Roman" w:hAnsi="Times New Roman" w:cs="Times New Roman"/>
-          <w:color w:val="auto"/>
-          <w:sz w:val="24"/>
-          <w:szCs w:val="24"/>
-          <w:lang w:eastAsia="en-US"/>
-        </w:rPr>
-      </w:pPr>
-      <w:r>
-        <w:rPr>
-          <w:rFonts w:ascii="Times New Roman" w:eastAsia="Times New Roman" w:hAnsi="Times New Roman" w:cs="Times New Roman"/>
+        <w:spacing w:after="100" w:line="240" w:lineRule="auto"/>
+        <w:rPr>
+          <w:rFonts w:ascii="Times New Roman" w:hAnsi="Times New Roman" w:cs="Times New Roman"/>
+          <w:sz w:val="22"/>
+          <w:szCs w:val="22"/>
+        </w:rPr>
+      </w:pPr>
+      <w:r>
+        <w:rPr>
+          <w:rFonts w:ascii="Times New Roman" w:hAnsi="Times New Roman" w:cs="Times New Roman"/>
           <w:noProof/>
-          <w:color w:val="auto"/>
-          <w:sz w:val="24"/>
-          <w:szCs w:val="24"/>
-          <w:lang w:eastAsia="en-US"/>
-        </w:rPr>
-        <w:lastRenderedPageBreak/>
+          <w:sz w:val="22"/>
+          <w:szCs w:val="22"/>
+        </w:rPr>
         <w:drawing>
-          <wp:inline distT="0" distB="0" distL="0" distR="0" wp14:anchorId="3CFBEAC0" wp14:editId="6560EB08">
-            <wp:extent cx="5349240" cy="2781935"/>
-            <wp:effectExtent l="0" t="0" r="3810" b="0"/>
-            <wp:docPr id="128315775" name="Picture 1"/>
+          <wp:inline distT="0" distB="0" distL="0" distR="0" wp14:anchorId="08089DD5" wp14:editId="178ADFC5">
+            <wp:extent cx="5349240" cy="3343275"/>
+            <wp:effectExtent l="0" t="0" r="0" b="0"/>
+            <wp:docPr id="81719973" name="صورة 13"/>
             <wp:cNvGraphicFramePr>
               <a:graphicFrameLocks xmlns:a="http://schemas.openxmlformats.org/drawingml/2006/main" noChangeAspect="1"/>
             </wp:cNvGraphicFramePr>
@@ -5722,7 +6042,7 @@
               <a:graphicData uri="http://schemas.openxmlformats.org/drawingml/2006/picture">
                 <pic:pic xmlns:pic="http://schemas.openxmlformats.org/drawingml/2006/picture">
                   <pic:nvPicPr>
-                    <pic:cNvPr id="128315775" name=""/>
+                    <pic:cNvPr id="81719973" name="صورة 81719973"/>
                     <pic:cNvPicPr/>
                   </pic:nvPicPr>
                   <pic:blipFill>
@@ -5734,7 +6054,7 @@
                   <pic:spPr>
                     <a:xfrm>
                       <a:off x="0" y="0"/>
-                      <a:ext cx="5349240" cy="2781935"/>
+                      <a:ext cx="5349240" cy="3343275"/>
                     </a:xfrm>
                     <a:prstGeom prst="rect">
                       <a:avLst/>
@@ -5749,6 +6069,788 @@
     </w:p>
     <w:p>
       <w:pPr>
+        <w:spacing w:after="100" w:line="240" w:lineRule="auto"/>
+        <w:rPr>
+          <w:sz w:val="22"/>
+          <w:szCs w:val="22"/>
+        </w:rPr>
+      </w:pPr>
+      <w:r>
+        <w:rPr>
+          <w:sz w:val="22"/>
+          <w:szCs w:val="22"/>
+        </w:rPr>
+        <w:t xml:space="preserve">            </w:t>
+      </w:r>
+    </w:p>
+    <w:p>
+      <w:pPr>
+        <w:pStyle w:val="af5"/>
+        <w:numPr>
+          <w:ilvl w:val="0"/>
+          <w:numId w:val="37"/>
+        </w:numPr>
+        <w:spacing w:after="100" w:line="240" w:lineRule="auto"/>
+        <w:contextualSpacing w:val="0"/>
+        <w:rPr>
+          <w:rFonts w:ascii="Times New Roman" w:hAnsi="Times New Roman" w:cs="Times New Roman"/>
+          <w:sz w:val="22"/>
+          <w:szCs w:val="22"/>
+        </w:rPr>
+      </w:pPr>
+      <w:r>
+        <w:rPr>
+          <w:rFonts w:ascii="Times New Roman" w:hAnsi="Times New Roman" w:cs="Times New Roman"/>
+          <w:sz w:val="22"/>
+          <w:szCs w:val="22"/>
+        </w:rPr>
+        <w:t>Visualization</w:t>
+      </w:r>
+      <w:r>
+        <w:rPr>
+          <w:rFonts w:ascii="Times New Roman" w:hAnsi="Times New Roman" w:cs="Times New Roman"/>
+          <w:color w:val="000000"/>
+          <w:sz w:val="22"/>
+          <w:szCs w:val="22"/>
+        </w:rPr>
+        <w:t>– the Tree Viewer widget renders the trained model as a visual decision tree and displays the numeric split conditions learned from the dataset. These learned split points are analytical model boundaries and are not intended to replace the official 60% academic and 75% attendance intervention thresholds used by the rule-based decision system.</w:t>
+      </w:r>
+    </w:p>
+    <w:p>
+      <w:pPr>
+        <w:spacing w:after="100" w:line="240" w:lineRule="auto"/>
+        <w:rPr>
+          <w:sz w:val="22"/>
+          <w:szCs w:val="22"/>
+        </w:rPr>
+      </w:pPr>
+      <w:r>
+        <w:rPr>
+          <w:noProof/>
+          <w:sz w:val="22"/>
+          <w:szCs w:val="22"/>
+        </w:rPr>
+        <w:lastRenderedPageBreak/>
+        <w:drawing>
+          <wp:inline distT="0" distB="0" distL="0" distR="0" wp14:anchorId="3120BFA2" wp14:editId="3E2C44E4">
+            <wp:extent cx="5349240" cy="3343275"/>
+            <wp:effectExtent l="0" t="0" r="0" b="0"/>
+            <wp:docPr id="286531906" name="صورة 14"/>
+            <wp:cNvGraphicFramePr>
+              <a:graphicFrameLocks xmlns:a="http://schemas.openxmlformats.org/drawingml/2006/main" noChangeAspect="1"/>
+            </wp:cNvGraphicFramePr>
+            <a:graphic xmlns:a="http://schemas.openxmlformats.org/drawingml/2006/main">
+              <a:graphicData uri="http://schemas.openxmlformats.org/drawingml/2006/picture">
+                <pic:pic xmlns:pic="http://schemas.openxmlformats.org/drawingml/2006/picture">
+                  <pic:nvPicPr>
+                    <pic:cNvPr id="286531906" name="صورة 14"/>
+                    <pic:cNvPicPr/>
+                  </pic:nvPicPr>
+                  <pic:blipFill>
+                    <a:blip r:embed="rId20"/>
+                    <a:stretch>
+                      <a:fillRect/>
+                    </a:stretch>
+                  </pic:blipFill>
+                  <pic:spPr>
+                    <a:xfrm>
+                      <a:off x="0" y="0"/>
+                      <a:ext cx="5349240" cy="3343275"/>
+                    </a:xfrm>
+                    <a:prstGeom prst="rect">
+                      <a:avLst/>
+                    </a:prstGeom>
+                  </pic:spPr>
+                </pic:pic>
+              </a:graphicData>
+            </a:graphic>
+          </wp:inline>
+        </w:drawing>
+      </w:r>
+    </w:p>
+    <w:p>
+      <w:pPr>
+        <w:spacing w:after="160"/>
+        <w:rPr>
+          <w:sz w:val="22"/>
+          <w:szCs w:val="22"/>
+        </w:rPr>
+      </w:pPr>
+      <w:r>
+        <w:rPr>
+          <w:sz w:val="22"/>
+          <w:szCs w:val="22"/>
+        </w:rPr>
+        <w:t>One important implementation note our team documented for the report: our first version of the workflow accidentally included the Academic Status and Attendance Status helper columns as model features alongside Average and Attendance %. Because Risk Category is a direct rule of those two status columns, the tree achieved a trivial, meaningless 1.000 across every metric — it was simply reading the pre-computed answer back to us. We corrected this by moving Academic Status and Attendance Status to Meta role so the tree could only see the raw numeric inputs, which produced a real, interpretable decision tree instead of a one-node lookup. This issue and its resolution are elaborated further in the written reflection (Section 6).</w:t>
+      </w:r>
+    </w:p>
+    <w:p>
+      <w:pPr>
+        <w:spacing w:after="160"/>
+        <w:rPr>
+          <w:sz w:val="22"/>
+          <w:szCs w:val="22"/>
+        </w:rPr>
+      </w:pPr>
+      <w:r>
+        <w:rPr>
+          <w:b/>
+          <w:bCs/>
+          <w:sz w:val="22"/>
+          <w:szCs w:val="22"/>
+        </w:rPr>
+        <w:t>Confusion Matrix</w:t>
+      </w:r>
+      <w:r>
+        <w:rPr>
+          <w:sz w:val="22"/>
+          <w:szCs w:val="22"/>
+        </w:rPr>
+        <w:t xml:space="preserve"> </w:t>
+      </w:r>
+    </w:p>
+    <w:p>
+      <w:pPr>
+        <w:numPr>
+          <w:ilvl w:val="0"/>
+          <w:numId w:val="43"/>
+        </w:numPr>
+        <w:spacing w:after="160"/>
+        <w:rPr>
+          <w:sz w:val="22"/>
+          <w:szCs w:val="22"/>
+        </w:rPr>
+      </w:pPr>
+      <w:r>
+        <w:rPr>
+          <w:sz w:val="22"/>
+          <w:szCs w:val="22"/>
+        </w:rPr>
+        <w:t xml:space="preserve">Compares the predicted Risk Category with the actual Risk Category. </w:t>
+      </w:r>
+    </w:p>
+    <w:p>
+      <w:pPr>
+        <w:numPr>
+          <w:ilvl w:val="0"/>
+          <w:numId w:val="43"/>
+        </w:numPr>
+        <w:spacing w:after="160"/>
+        <w:rPr>
+          <w:sz w:val="22"/>
+          <w:szCs w:val="22"/>
+        </w:rPr>
+      </w:pPr>
+      <w:r>
+        <w:rPr>
+          <w:sz w:val="22"/>
+          <w:szCs w:val="22"/>
+        </w:rPr>
+        <w:t xml:space="preserve">Summarizes correct and incorrect classifications in a matrix format. </w:t>
+      </w:r>
+    </w:p>
+    <w:p>
+      <w:pPr>
+        <w:numPr>
+          <w:ilvl w:val="0"/>
+          <w:numId w:val="43"/>
+        </w:numPr>
+        <w:spacing w:after="160"/>
+        <w:rPr>
+          <w:sz w:val="22"/>
+          <w:szCs w:val="22"/>
+        </w:rPr>
+      </w:pPr>
+      <w:r>
+        <w:rPr>
+          <w:sz w:val="22"/>
+          <w:szCs w:val="22"/>
+        </w:rPr>
+        <w:t xml:space="preserve">Shows True Positives, True Negatives, False Positives, and False Negatives. </w:t>
+      </w:r>
+    </w:p>
+    <w:p>
+      <w:pPr>
+        <w:numPr>
+          <w:ilvl w:val="0"/>
+          <w:numId w:val="43"/>
+        </w:numPr>
+        <w:spacing w:after="160"/>
+        <w:rPr>
+          <w:sz w:val="22"/>
+          <w:szCs w:val="22"/>
+        </w:rPr>
+      </w:pPr>
+      <w:r>
+        <w:rPr>
+          <w:sz w:val="22"/>
+          <w:szCs w:val="22"/>
+        </w:rPr>
+        <w:lastRenderedPageBreak/>
+        <w:t xml:space="preserve">Helps identify which classes are classified correctly and where prediction errors occur. </w:t>
+      </w:r>
+    </w:p>
+    <w:p>
+      <w:pPr>
+        <w:numPr>
+          <w:ilvl w:val="0"/>
+          <w:numId w:val="43"/>
+        </w:numPr>
+        <w:spacing w:after="160"/>
+        <w:rPr>
+          <w:sz w:val="22"/>
+          <w:szCs w:val="22"/>
+        </w:rPr>
+      </w:pPr>
+      <w:r>
+        <w:rPr>
+          <w:sz w:val="22"/>
+          <w:szCs w:val="22"/>
+        </w:rPr>
+        <w:t>Provides a clear visual summary of the model's classification performance.</w:t>
+      </w:r>
+    </w:p>
+    <w:p>
+      <w:pPr>
+        <w:spacing w:after="160"/>
+        <w:jc w:val="both"/>
+        <w:rPr>
+          <w:rFonts w:ascii="Times New Roman" w:hAnsi="Times New Roman" w:cs="Times New Roman"/>
+          <w:sz w:val="22"/>
+          <w:szCs w:val="22"/>
+        </w:rPr>
+      </w:pPr>
+      <w:r>
+        <w:rPr>
+          <w:rFonts w:ascii="Times New Roman" w:hAnsi="Times New Roman" w:cs="Times New Roman"/>
+          <w:color w:val="000000"/>
+          <w:sz w:val="22"/>
+          <w:szCs w:val="22"/>
+        </w:rPr>
+        <w:t>The final Confusion Matrix shows that 37 of 40 students were classified correctly, corresponding to an overall accuracy of 92.5%. All 10 GREEN students were classified correctly, 8 of 10 RED students were correctly classified, and 19 of 20 YELLOW students were correctly classified.</w:t>
+      </w:r>
+    </w:p>
+    <w:p>
+      <w:pPr>
+        <w:spacing w:after="160"/>
+        <w:rPr>
+          <w:sz w:val="22"/>
+          <w:szCs w:val="22"/>
+        </w:rPr>
+      </w:pPr>
+      <w:r>
+        <w:rPr>
+          <w:noProof/>
+          <w:sz w:val="22"/>
+          <w:szCs w:val="22"/>
+        </w:rPr>
+        <w:drawing>
+          <wp:inline distT="0" distB="0" distL="0" distR="0" wp14:anchorId="77AD820C" wp14:editId="53316771">
+            <wp:extent cx="5349240" cy="3343275"/>
+            <wp:effectExtent l="0" t="0" r="0" b="0"/>
+            <wp:docPr id="913682615" name="صورة 15"/>
+            <wp:cNvGraphicFramePr>
+              <a:graphicFrameLocks xmlns:a="http://schemas.openxmlformats.org/drawingml/2006/main" noChangeAspect="1"/>
+            </wp:cNvGraphicFramePr>
+            <a:graphic xmlns:a="http://schemas.openxmlformats.org/drawingml/2006/main">
+              <a:graphicData uri="http://schemas.openxmlformats.org/drawingml/2006/picture">
+                <pic:pic xmlns:pic="http://schemas.openxmlformats.org/drawingml/2006/picture">
+                  <pic:nvPicPr>
+                    <pic:cNvPr id="913682615" name="صورة 913682615"/>
+                    <pic:cNvPicPr/>
+                  </pic:nvPicPr>
+                  <pic:blipFill>
+                    <a:blip r:embed="rId21"/>
+                    <a:stretch>
+                      <a:fillRect/>
+                    </a:stretch>
+                  </pic:blipFill>
+                  <pic:spPr>
+                    <a:xfrm>
+                      <a:off x="0" y="0"/>
+                      <a:ext cx="5349240" cy="3343275"/>
+                    </a:xfrm>
+                    <a:prstGeom prst="rect">
+                      <a:avLst/>
+                    </a:prstGeom>
+                  </pic:spPr>
+                </pic:pic>
+              </a:graphicData>
+            </a:graphic>
+          </wp:inline>
+        </w:drawing>
+      </w:r>
+    </w:p>
+    <w:p>
+      <w:pPr>
+        <w:spacing w:after="100" w:afterAutospacing="1" w:line="240" w:lineRule="auto"/>
+        <w:jc w:val="both"/>
+        <w:outlineLvl w:val="2"/>
+        <w:rPr>
+          <w:rFonts w:ascii="Times New Roman" w:eastAsia="Times New Roman" w:hAnsi="Times New Roman" w:cs="Times New Roman"/>
+          <w:b/>
+          <w:bCs/>
+          <w:color w:val="auto"/>
+          <w:sz w:val="24"/>
+          <w:szCs w:val="24"/>
+          <w:lang w:eastAsia="en-US"/>
+        </w:rPr>
+      </w:pPr>
+      <w:r>
+        <w:rPr>
+          <w:rFonts w:ascii="Times New Roman" w:eastAsia="Times New Roman" w:hAnsi="Times New Roman" w:cs="Times New Roman"/>
+          <w:b/>
+          <w:bCs/>
+          <w:color w:val="auto"/>
+          <w:sz w:val="24"/>
+          <w:szCs w:val="24"/>
+          <w:lang w:eastAsia="en-US"/>
+        </w:rPr>
+        <w:t xml:space="preserve">4. Business Intelligence &amp; Dashboard Visualization </w:t>
+      </w:r>
+      <w:r>
+        <w:rPr>
+          <w:rFonts w:ascii="Times New Roman" w:eastAsia="Times New Roman" w:hAnsi="Times New Roman" w:cs="Times New Roman"/>
+          <w:b/>
+          <w:bCs/>
+          <w:color w:val="auto"/>
+          <w:sz w:val="24"/>
+          <w:szCs w:val="24"/>
+          <w:lang w:eastAsia="en-US"/>
+        </w:rPr>
+        <w:t xml:space="preserve"> </w:t>
+      </w:r>
+    </w:p>
+    <w:p>
+      <w:pPr>
+        <w:spacing w:after="100" w:afterAutospacing="1" w:line="240" w:lineRule="auto"/>
+        <w:jc w:val="both"/>
+        <w:rPr>
+          <w:rFonts w:ascii="Times New Roman" w:eastAsia="Times New Roman" w:hAnsi="Times New Roman" w:cs="Times New Roman"/>
+          <w:color w:val="auto"/>
+          <w:sz w:val="24"/>
+          <w:szCs w:val="24"/>
+          <w:lang w:eastAsia="en-US"/>
+        </w:rPr>
+      </w:pPr>
+      <w:r>
+        <w:rPr>
+          <w:rFonts w:ascii="Times New Roman" w:eastAsia="Times New Roman" w:hAnsi="Times New Roman" w:cs="Times New Roman"/>
+          <w:color w:val="auto"/>
+          <w:sz w:val="24"/>
+          <w:szCs w:val="24"/>
+          <w:lang w:eastAsia="en-US"/>
+        </w:rPr>
+        <w:t>Describe the final user interface or visual environment created for educators. Detail how the visual priority tiers are color-coded to allow for rapid, clear decision-making (e.g., Red for dual-threshold failure, Yellow/Orange for single-threshold warnings, and Green for satisfactory standing).</w:t>
+      </w:r>
+    </w:p>
+    <w:p>
+      <w:pPr>
+        <w:spacing w:after="100" w:afterAutospacing="1" w:line="240" w:lineRule="auto"/>
+        <w:jc w:val="both"/>
+        <w:rPr>
+          <w:rFonts w:ascii="Times New Roman" w:eastAsia="Times New Roman" w:hAnsi="Times New Roman" w:cs="Times New Roman"/>
+          <w:b/>
+          <w:bCs/>
+          <w:color w:val="EE0000"/>
+          <w:sz w:val="24"/>
+          <w:szCs w:val="24"/>
+          <w:lang w:eastAsia="en-US"/>
+        </w:rPr>
+      </w:pPr>
+      <w:r>
+        <w:rPr>
+          <w:rFonts w:ascii="Times New Roman" w:eastAsia="Times New Roman" w:hAnsi="Times New Roman" w:cs="Times New Roman"/>
+          <w:b/>
+          <w:bCs/>
+          <w:color w:val="EE0000"/>
+          <w:sz w:val="24"/>
+          <w:szCs w:val="24"/>
+          <w:lang w:eastAsia="en-US"/>
+        </w:rPr>
+        <w:t>Answer:</w:t>
+      </w:r>
+    </w:p>
+    <w:p>
+      <w:pPr>
+        <w:spacing w:after="100" w:afterAutospacing="1" w:line="240" w:lineRule="auto"/>
+        <w:jc w:val="both"/>
+        <w:rPr>
+          <w:rFonts w:ascii="Times New Roman" w:eastAsia="Times New Roman" w:hAnsi="Times New Roman" w:cs="Times New Roman"/>
+          <w:color w:val="auto"/>
+          <w:sz w:val="24"/>
+          <w:szCs w:val="24"/>
+          <w:lang w:eastAsia="en-US"/>
+        </w:rPr>
+      </w:pPr>
+      <w:r>
+        <w:rPr>
+          <w:rFonts w:ascii="Times New Roman" w:eastAsia="Times New Roman" w:hAnsi="Times New Roman" w:cs="Times New Roman"/>
+          <w:b/>
+          <w:bCs/>
+          <w:color w:val="auto"/>
+          <w:sz w:val="24"/>
+          <w:szCs w:val="24"/>
+          <w:lang w:eastAsia="en-US"/>
+        </w:rPr>
+        <w:t>KPI cards (top row):</w:t>
+      </w:r>
+    </w:p>
+    <w:p>
+      <w:pPr>
+        <w:numPr>
+          <w:ilvl w:val="0"/>
+          <w:numId w:val="38"/>
+        </w:numPr>
+        <w:spacing w:after="100" w:afterAutospacing="1" w:line="240" w:lineRule="auto"/>
+        <w:jc w:val="both"/>
+        <w:rPr>
+          <w:rFonts w:ascii="Times New Roman" w:eastAsia="Times New Roman" w:hAnsi="Times New Roman" w:cs="Times New Roman"/>
+          <w:color w:val="auto"/>
+          <w:sz w:val="24"/>
+          <w:szCs w:val="24"/>
+          <w:lang w:eastAsia="en-US"/>
+        </w:rPr>
+      </w:pPr>
+      <w:r>
+        <w:rPr>
+          <w:rFonts w:ascii="Times New Roman" w:eastAsia="Times New Roman" w:hAnsi="Times New Roman" w:cs="Times New Roman"/>
+          <w:color w:val="auto"/>
+          <w:sz w:val="24"/>
+          <w:szCs w:val="24"/>
+          <w:lang w:eastAsia="en-US"/>
+        </w:rPr>
+        <w:lastRenderedPageBreak/>
+        <w:t>Total Students, RED count, YELLOW count, GREEN count, % Students At Risk — big color-coded number cards</w:t>
+      </w:r>
+    </w:p>
+    <w:p>
+      <w:pPr>
+        <w:numPr>
+          <w:ilvl w:val="0"/>
+          <w:numId w:val="38"/>
+        </w:numPr>
+        <w:spacing w:after="100" w:afterAutospacing="1" w:line="240" w:lineRule="auto"/>
+        <w:jc w:val="both"/>
+        <w:rPr>
+          <w:rFonts w:ascii="Times New Roman" w:eastAsia="Times New Roman" w:hAnsi="Times New Roman" w:cs="Times New Roman"/>
+          <w:color w:val="auto"/>
+          <w:sz w:val="24"/>
+          <w:szCs w:val="24"/>
+          <w:lang w:eastAsia="en-US"/>
+        </w:rPr>
+      </w:pPr>
+      <w:r>
+        <w:rPr>
+          <w:rFonts w:ascii="Times New Roman" w:eastAsia="Times New Roman" w:hAnsi="Times New Roman" w:cs="Times New Roman"/>
+          <w:color w:val="auto"/>
+          <w:sz w:val="24"/>
+          <w:szCs w:val="24"/>
+          <w:lang w:eastAsia="en-US"/>
+        </w:rPr>
+        <w:t>A second strip with Avg Class Average, Avg Attendance %, and "watch" values (lowest average / lowest attendance in the roster)</w:t>
+      </w:r>
+    </w:p>
+    <w:p>
+      <w:pPr>
+        <w:spacing w:after="100" w:afterAutospacing="1" w:line="240" w:lineRule="auto"/>
+        <w:jc w:val="both"/>
+        <w:rPr>
+          <w:rFonts w:ascii="Times New Roman" w:eastAsia="Times New Roman" w:hAnsi="Times New Roman" w:cs="Times New Roman"/>
+          <w:color w:val="auto"/>
+          <w:sz w:val="24"/>
+          <w:szCs w:val="24"/>
+          <w:lang w:eastAsia="en-US"/>
+        </w:rPr>
+      </w:pPr>
+      <w:r>
+        <w:rPr>
+          <w:rFonts w:ascii="Times New Roman" w:eastAsia="Times New Roman" w:hAnsi="Times New Roman" w:cs="Times New Roman"/>
+          <w:b/>
+          <w:bCs/>
+          <w:color w:val="auto"/>
+          <w:sz w:val="24"/>
+          <w:szCs w:val="24"/>
+          <w:lang w:eastAsia="en-US"/>
+        </w:rPr>
+        <w:t>Charts:</w:t>
+      </w:r>
+    </w:p>
+    <w:p>
+      <w:pPr>
+        <w:numPr>
+          <w:ilvl w:val="0"/>
+          <w:numId w:val="39"/>
+        </w:numPr>
+        <w:spacing w:after="100" w:afterAutospacing="1" w:line="240" w:lineRule="auto"/>
+        <w:jc w:val="both"/>
+        <w:rPr>
+          <w:rFonts w:ascii="Times New Roman" w:eastAsia="Times New Roman" w:hAnsi="Times New Roman" w:cs="Times New Roman"/>
+          <w:color w:val="auto"/>
+          <w:sz w:val="24"/>
+          <w:szCs w:val="24"/>
+          <w:lang w:eastAsia="en-US"/>
+        </w:rPr>
+      </w:pPr>
+      <w:r>
+        <w:rPr>
+          <w:rFonts w:ascii="Times New Roman" w:eastAsia="Times New Roman" w:hAnsi="Times New Roman" w:cs="Times New Roman"/>
+          <w:b/>
+          <w:bCs/>
+          <w:color w:val="auto"/>
+          <w:sz w:val="24"/>
+          <w:szCs w:val="24"/>
+          <w:lang w:eastAsia="en-US"/>
+        </w:rPr>
+        <w:t>Bar chart</w:t>
+      </w:r>
+      <w:r>
+        <w:rPr>
+          <w:rFonts w:ascii="Times New Roman" w:eastAsia="Times New Roman" w:hAnsi="Times New Roman" w:cs="Times New Roman"/>
+          <w:color w:val="auto"/>
+          <w:sz w:val="24"/>
+          <w:szCs w:val="24"/>
+          <w:lang w:eastAsia="en-US"/>
+        </w:rPr>
+        <w:t xml:space="preserve"> — Students by Risk Category, bars colored red/yellow/green to match your priority tiers</w:t>
+      </w:r>
+    </w:p>
+    <w:p>
+      <w:pPr>
+        <w:numPr>
+          <w:ilvl w:val="0"/>
+          <w:numId w:val="39"/>
+        </w:numPr>
+        <w:spacing w:after="100" w:afterAutospacing="1" w:line="240" w:lineRule="auto"/>
+        <w:jc w:val="both"/>
+        <w:rPr>
+          <w:rFonts w:ascii="Times New Roman" w:eastAsia="Times New Roman" w:hAnsi="Times New Roman" w:cs="Times New Roman"/>
+          <w:color w:val="auto"/>
+          <w:sz w:val="24"/>
+          <w:szCs w:val="24"/>
+          <w:lang w:eastAsia="en-US"/>
+        </w:rPr>
+      </w:pPr>
+      <w:r>
+        <w:rPr>
+          <w:rFonts w:ascii="Times New Roman" w:eastAsia="Times New Roman" w:hAnsi="Times New Roman" w:cs="Times New Roman"/>
+          <w:b/>
+          <w:bCs/>
+          <w:color w:val="auto"/>
+          <w:sz w:val="24"/>
+          <w:szCs w:val="24"/>
+          <w:lang w:eastAsia="en-US"/>
+        </w:rPr>
+        <w:t>Pie chart</w:t>
+      </w:r>
+      <w:r>
+        <w:rPr>
+          <w:rFonts w:ascii="Times New Roman" w:eastAsia="Times New Roman" w:hAnsi="Times New Roman" w:cs="Times New Roman"/>
+          <w:color w:val="auto"/>
+          <w:sz w:val="24"/>
+          <w:szCs w:val="24"/>
+          <w:lang w:eastAsia="en-US"/>
+        </w:rPr>
+        <w:t xml:space="preserve"> — Risk Category Distribution with % labels</w:t>
+      </w:r>
+    </w:p>
+    <w:p>
+      <w:pPr>
+        <w:numPr>
+          <w:ilvl w:val="0"/>
+          <w:numId w:val="39"/>
+        </w:numPr>
+        <w:spacing w:after="100" w:afterAutospacing="1" w:line="240" w:lineRule="auto"/>
+        <w:jc w:val="both"/>
+        <w:rPr>
+          <w:rFonts w:ascii="Times New Roman" w:eastAsia="Times New Roman" w:hAnsi="Times New Roman" w:cs="Times New Roman"/>
+          <w:color w:val="auto"/>
+          <w:sz w:val="24"/>
+          <w:szCs w:val="24"/>
+          <w:lang w:eastAsia="en-US"/>
+        </w:rPr>
+      </w:pPr>
+      <w:r>
+        <w:rPr>
+          <w:rFonts w:ascii="Times New Roman" w:eastAsia="Times New Roman" w:hAnsi="Times New Roman" w:cs="Times New Roman"/>
+          <w:b/>
+          <w:bCs/>
+          <w:color w:val="auto"/>
+          <w:sz w:val="24"/>
+          <w:szCs w:val="24"/>
+          <w:lang w:eastAsia="en-US"/>
+        </w:rPr>
+        <w:t>Risk Matrix scatter plot</w:t>
+      </w:r>
+      <w:r>
+        <w:rPr>
+          <w:rFonts w:ascii="Times New Roman" w:eastAsia="Times New Roman" w:hAnsi="Times New Roman" w:cs="Times New Roman"/>
+          <w:color w:val="auto"/>
+          <w:sz w:val="24"/>
+          <w:szCs w:val="24"/>
+          <w:lang w:eastAsia="en-US"/>
+        </w:rPr>
+        <w:t xml:space="preserve"> — plots every student by Attendance % (x-axis) vs. Class Average (y-axis), colored by category, with dashed reference lines at the 60% and 75% thresholds so you can visually see exactly which quadrant each student falls into</w:t>
+      </w:r>
+    </w:p>
+    <w:p>
+      <w:pPr>
+        <w:numPr>
+          <w:ilvl w:val="0"/>
+          <w:numId w:val="39"/>
+        </w:numPr>
+        <w:spacing w:after="100" w:afterAutospacing="1" w:line="240" w:lineRule="auto"/>
+        <w:jc w:val="both"/>
+        <w:rPr>
+          <w:rFonts w:ascii="Times New Roman" w:eastAsia="Times New Roman" w:hAnsi="Times New Roman" w:cs="Times New Roman"/>
+          <w:color w:val="auto"/>
+          <w:sz w:val="24"/>
+          <w:szCs w:val="24"/>
+          <w:lang w:eastAsia="en-US"/>
+        </w:rPr>
+      </w:pPr>
+      <w:r>
+        <w:rPr>
+          <w:rFonts w:ascii="Times New Roman" w:eastAsia="Times New Roman" w:hAnsi="Times New Roman" w:cs="Times New Roman"/>
+          <w:b/>
+          <w:bCs/>
+          <w:color w:val="auto"/>
+          <w:sz w:val="24"/>
+          <w:szCs w:val="24"/>
+          <w:lang w:eastAsia="en-US"/>
+        </w:rPr>
+        <w:t>Weekly Risk Trend line chart</w:t>
+      </w:r>
+      <w:r>
+        <w:rPr>
+          <w:rFonts w:ascii="Times New Roman" w:eastAsia="Times New Roman" w:hAnsi="Times New Roman" w:cs="Times New Roman"/>
+          <w:color w:val="auto"/>
+          <w:sz w:val="24"/>
+          <w:szCs w:val="24"/>
+          <w:lang w:eastAsia="en-US"/>
+        </w:rPr>
+        <w:t xml:space="preserve"> — tracks RED/YELLOW/GREEN counts over 6 weeks</w:t>
+      </w:r>
+    </w:p>
+    <w:p>
+      <w:pPr>
+        <w:spacing w:after="100" w:afterAutospacing="1" w:line="240" w:lineRule="auto"/>
+        <w:jc w:val="both"/>
+        <w:rPr>
+          <w:rFonts w:ascii="Times New Roman" w:eastAsia="Times New Roman" w:hAnsi="Times New Roman" w:cs="Times New Roman"/>
+          <w:color w:val="auto"/>
+          <w:sz w:val="24"/>
+          <w:szCs w:val="24"/>
+          <w:lang w:eastAsia="en-US"/>
+        </w:rPr>
+      </w:pPr>
+      <w:r>
+        <w:rPr>
+          <w:rFonts w:ascii="Times New Roman" w:eastAsia="Times New Roman" w:hAnsi="Times New Roman" w:cs="Times New Roman"/>
+          <w:noProof/>
+          <w:color w:val="auto"/>
+          <w:sz w:val="24"/>
+          <w:szCs w:val="24"/>
+          <w:lang w:eastAsia="en-US"/>
+        </w:rPr>
+        <w:drawing>
+          <wp:inline distT="0" distB="0" distL="0" distR="0" wp14:anchorId="5560019D" wp14:editId="7D5AE539">
+            <wp:extent cx="5349240" cy="2809875"/>
+            <wp:effectExtent l="0" t="0" r="3810" b="9525"/>
+            <wp:docPr id="1101505926" name="Picture 1"/>
+            <wp:cNvGraphicFramePr>
+              <a:graphicFrameLocks xmlns:a="http://schemas.openxmlformats.org/drawingml/2006/main" noChangeAspect="1"/>
+            </wp:cNvGraphicFramePr>
+            <a:graphic xmlns:a="http://schemas.openxmlformats.org/drawingml/2006/main">
+              <a:graphicData uri="http://schemas.openxmlformats.org/drawingml/2006/picture">
+                <pic:pic xmlns:pic="http://schemas.openxmlformats.org/drawingml/2006/picture">
+                  <pic:nvPicPr>
+                    <pic:cNvPr id="1101505926" name=""/>
+                    <pic:cNvPicPr/>
+                  </pic:nvPicPr>
+                  <pic:blipFill>
+                    <a:blip r:embed="rId22"/>
+                    <a:stretch>
+                      <a:fillRect/>
+                    </a:stretch>
+                  </pic:blipFill>
+                  <pic:spPr>
+                    <a:xfrm>
+                      <a:off x="0" y="0"/>
+                      <a:ext cx="5349240" cy="2809875"/>
+                    </a:xfrm>
+                    <a:prstGeom prst="rect">
+                      <a:avLst/>
+                    </a:prstGeom>
+                  </pic:spPr>
+                </pic:pic>
+              </a:graphicData>
+            </a:graphic>
+          </wp:inline>
+        </w:drawing>
+      </w:r>
+    </w:p>
+    <w:p>
+      <w:pPr>
+        <w:spacing w:after="100" w:afterAutospacing="1" w:line="240" w:lineRule="auto"/>
+        <w:jc w:val="both"/>
+        <w:rPr>
+          <w:rFonts w:ascii="Times New Roman" w:eastAsia="Times New Roman" w:hAnsi="Times New Roman" w:cs="Times New Roman"/>
+          <w:color w:val="auto"/>
+          <w:sz w:val="24"/>
+          <w:szCs w:val="24"/>
+          <w:lang w:eastAsia="en-US"/>
+        </w:rPr>
+      </w:pPr>
+      <w:r>
+        <w:rPr>
+          <w:rFonts w:ascii="Times New Roman" w:eastAsia="Times New Roman" w:hAnsi="Times New Roman" w:cs="Times New Roman"/>
+          <w:noProof/>
+          <w:color w:val="auto"/>
+          <w:sz w:val="24"/>
+          <w:szCs w:val="24"/>
+          <w:lang w:eastAsia="en-US"/>
+        </w:rPr>
+        <w:lastRenderedPageBreak/>
+        <w:drawing>
+          <wp:inline distT="0" distB="0" distL="0" distR="0" wp14:anchorId="5D61544E" wp14:editId="3E68B550">
+            <wp:extent cx="5349240" cy="1476375"/>
+            <wp:effectExtent l="0" t="0" r="3810" b="9525"/>
+            <wp:docPr id="1673444808" name="Picture 1"/>
+            <wp:cNvGraphicFramePr>
+              <a:graphicFrameLocks xmlns:a="http://schemas.openxmlformats.org/drawingml/2006/main" noChangeAspect="1"/>
+            </wp:cNvGraphicFramePr>
+            <a:graphic xmlns:a="http://schemas.openxmlformats.org/drawingml/2006/main">
+              <a:graphicData uri="http://schemas.openxmlformats.org/drawingml/2006/picture">
+                <pic:pic xmlns:pic="http://schemas.openxmlformats.org/drawingml/2006/picture">
+                  <pic:nvPicPr>
+                    <pic:cNvPr id="1673444808" name=""/>
+                    <pic:cNvPicPr/>
+                  </pic:nvPicPr>
+                  <pic:blipFill>
+                    <a:blip r:embed="rId23"/>
+                    <a:stretch>
+                      <a:fillRect/>
+                    </a:stretch>
+                  </pic:blipFill>
+                  <pic:spPr>
+                    <a:xfrm>
+                      <a:off x="0" y="0"/>
+                      <a:ext cx="5349240" cy="1476375"/>
+                    </a:xfrm>
+                    <a:prstGeom prst="rect">
+                      <a:avLst/>
+                    </a:prstGeom>
+                  </pic:spPr>
+                </pic:pic>
+              </a:graphicData>
+            </a:graphic>
+          </wp:inline>
+        </w:drawing>
+      </w:r>
+    </w:p>
+    <w:p>
+      <w:pPr>
         <w:spacing w:after="100" w:afterAutospacing="1" w:line="240" w:lineRule="auto"/>
         <w:jc w:val="both"/>
         <w:rPr>
@@ -6060,18 +7162,7 @@
           <w:szCs w:val="24"/>
           <w:lang w:eastAsia="en-US"/>
         </w:rPr>
-        <w:t xml:space="preserve"> Plots each student's academic average against attendance percentage. Threshold lines indicate the minimum academic average </w:t>
-      </w:r>
-      <w:r>
-        <w:rPr>
-          <w:rFonts w:ascii="Times New Roman" w:eastAsia="Times New Roman" w:hAnsi="Times New Roman" w:cs="Times New Roman"/>
-          <w:color w:val="auto"/>
-          <w:sz w:val="24"/>
-          <w:szCs w:val="24"/>
-          <w:lang w:eastAsia="en-US"/>
-        </w:rPr>
-        <w:lastRenderedPageBreak/>
-        <w:t xml:space="preserve">(60%) and attendance requirement (75%), allowing educators to quickly identify students who fall below one or both thresholds. </w:t>
+        <w:t xml:space="preserve"> Plots each student's academic average against attendance percentage. Threshold lines indicate the minimum academic average (60%) and attendance requirement (75%), allowing educators to quickly identify students who fall below one or both thresholds. </w:t>
       </w:r>
     </w:p>
     <w:p>
@@ -6133,8 +7224,110 @@
           <w:szCs w:val="24"/>
           <w:lang w:eastAsia="en-US"/>
         </w:rPr>
-        <w:t>Overall, the Business Intelligence dashboard transforms raw student data into meaningful visual insights. The combination of KPI cards, charts, and color-coded risk indicators enables educators to identify at-risk students quickly, prioritize academic interventions, monitor class performance efficiently, and support evidence-based decision-making.</w:t>
-      </w:r>
+        <w:t xml:space="preserve">Overall, the Business Intelligence dashboard transforms raw student data into meaningful visual insights. The combination of KPI cards, charts, and color-coded risk indicators enables educators to identify at-risk students quickly, prioritize academic </w:t>
+      </w:r>
+      <w:r>
+        <w:rPr>
+          <w:rFonts w:ascii="Times New Roman" w:eastAsia="Times New Roman" w:hAnsi="Times New Roman" w:cs="Times New Roman"/>
+          <w:color w:val="auto"/>
+          <w:sz w:val="24"/>
+          <w:szCs w:val="24"/>
+          <w:lang w:eastAsia="en-US"/>
+        </w:rPr>
+        <w:lastRenderedPageBreak/>
+        <w:t>interventions, monitor class performance efficiently, and support evidence-based decision-making.</w:t>
+      </w:r>
+    </w:p>
+    <w:p>
+      <w:pPr>
+        <w:spacing w:after="100" w:afterAutospacing="1" w:line="240" w:lineRule="auto"/>
+        <w:jc w:val="both"/>
+        <w:rPr>
+          <w:rFonts w:ascii="Times New Roman" w:eastAsia="Times New Roman" w:hAnsi="Times New Roman" w:cs="Times New Roman"/>
+          <w:color w:val="auto"/>
+          <w:sz w:val="24"/>
+          <w:szCs w:val="24"/>
+          <w:lang w:eastAsia="en-US"/>
+        </w:rPr>
+      </w:pPr>
+    </w:p>
+    <w:p>
+      <w:pPr>
+        <w:spacing w:after="100" w:afterAutospacing="1" w:line="240" w:lineRule="auto"/>
+        <w:jc w:val="both"/>
+        <w:rPr>
+          <w:rFonts w:ascii="Times New Roman" w:eastAsia="Times New Roman" w:hAnsi="Times New Roman" w:cs="Times New Roman"/>
+          <w:color w:val="auto"/>
+          <w:sz w:val="24"/>
+          <w:szCs w:val="24"/>
+          <w:lang w:eastAsia="en-US"/>
+        </w:rPr>
+      </w:pPr>
+    </w:p>
+    <w:p>
+      <w:pPr>
+        <w:spacing w:after="100" w:afterAutospacing="1" w:line="240" w:lineRule="auto"/>
+        <w:jc w:val="both"/>
+        <w:rPr>
+          <w:rFonts w:ascii="Times New Roman" w:eastAsia="Times New Roman" w:hAnsi="Times New Roman" w:cs="Times New Roman"/>
+          <w:color w:val="auto"/>
+          <w:sz w:val="24"/>
+          <w:szCs w:val="24"/>
+          <w:lang w:eastAsia="en-US"/>
+        </w:rPr>
+      </w:pPr>
+    </w:p>
+    <w:p>
+      <w:pPr>
+        <w:spacing w:after="100" w:afterAutospacing="1" w:line="240" w:lineRule="auto"/>
+        <w:jc w:val="both"/>
+        <w:rPr>
+          <w:rFonts w:ascii="Times New Roman" w:eastAsia="Times New Roman" w:hAnsi="Times New Roman" w:cs="Times New Roman"/>
+          <w:color w:val="auto"/>
+          <w:sz w:val="24"/>
+          <w:szCs w:val="24"/>
+          <w:lang w:eastAsia="en-US"/>
+        </w:rPr>
+      </w:pPr>
+    </w:p>
+    <w:p>
+      <w:pPr>
+        <w:spacing w:after="100" w:afterAutospacing="1" w:line="240" w:lineRule="auto"/>
+        <w:jc w:val="both"/>
+        <w:rPr>
+          <w:rFonts w:ascii="Times New Roman" w:eastAsia="Times New Roman" w:hAnsi="Times New Roman" w:cs="Times New Roman"/>
+          <w:color w:val="auto"/>
+          <w:sz w:val="24"/>
+          <w:szCs w:val="24"/>
+          <w:lang w:eastAsia="en-US"/>
+        </w:rPr>
+      </w:pPr>
+    </w:p>
+    <w:p>
+      <w:pPr>
+        <w:spacing w:after="100" w:afterAutospacing="1" w:line="240" w:lineRule="auto"/>
+        <w:jc w:val="both"/>
+        <w:rPr>
+          <w:rFonts w:ascii="Times New Roman" w:eastAsia="Times New Roman" w:hAnsi="Times New Roman" w:cs="Times New Roman"/>
+          <w:color w:val="auto"/>
+          <w:sz w:val="24"/>
+          <w:szCs w:val="24"/>
+          <w:lang w:eastAsia="en-US"/>
+        </w:rPr>
+      </w:pPr>
+    </w:p>
+    <w:p>
+      <w:pPr>
+        <w:spacing w:after="100" w:afterAutospacing="1" w:line="240" w:lineRule="auto"/>
+        <w:jc w:val="both"/>
+        <w:rPr>
+          <w:rFonts w:ascii="Times New Roman" w:eastAsia="Times New Roman" w:hAnsi="Times New Roman" w:cs="Times New Roman"/>
+          <w:color w:val="auto"/>
+          <w:sz w:val="24"/>
+          <w:szCs w:val="24"/>
+          <w:lang w:eastAsia="en-US"/>
+        </w:rPr>
+      </w:pPr>
     </w:p>
     <w:p>
       <w:pPr>
@@ -6412,11 +7605,39 @@
           <w:szCs w:val="24"/>
           <w:lang w:eastAsia="en-US"/>
         </w:rPr>
+        <w:lastRenderedPageBreak/>
         <w:t>Live Report Document Link:</w:t>
       </w:r>
     </w:p>
     <w:p>
       <w:pPr>
+        <w:pStyle w:val="af5"/>
+        <w:spacing w:after="160"/>
+        <w:rPr>
+          <w:sz w:val="22"/>
+          <w:szCs w:val="22"/>
+        </w:rPr>
+      </w:pPr>
+      <w:r>
+        <w:rPr>
+          <w:sz w:val="22"/>
+          <w:szCs w:val="22"/>
+        </w:rPr>
+        <w:t xml:space="preserve">Link: </w:t>
+      </w:r>
+      <w:hyperlink r:id="rId24" w:history="1">
+        <w:r>
+          <w:rPr>
+            <w:rStyle w:val="Hyperlink"/>
+            <w:sz w:val="22"/>
+            <w:szCs w:val="22"/>
+          </w:rPr>
+          <w:t>https://docs.google.com/spreadsheets/d/1GHgdaSbmQ-sn72P5Ln-NPIfObmEB0khF/edit?usp=sharing&amp;ouid=111686763431215396736&amp;rtpof=true&amp;sd=true</w:t>
+        </w:r>
+      </w:hyperlink>
+    </w:p>
+    <w:p>
+      <w:pPr>
         <w:spacing w:after="100" w:afterAutospacing="1" w:line="240" w:lineRule="auto"/>
         <w:jc w:val="both"/>
         <w:rPr>
@@ -6429,271 +7650,51 @@
       </w:pPr>
       <w:r>
         <w:rPr>
-          <w:rFonts w:ascii="Times New Roman" w:eastAsia="Times New Roman" w:hAnsi="Times New Roman" w:cs="Times New Roman"/>
-          <w:color w:val="auto"/>
-          <w:sz w:val="24"/>
-          <w:szCs w:val="24"/>
-          <w:lang w:eastAsia="en-US"/>
-        </w:rPr>
-        <w:br/>
-      </w:r>
-      <w:r>
-        <w:rPr>
-          <w:rFonts w:ascii="Times New Roman" w:eastAsia="Times New Roman" w:hAnsi="Times New Roman" w:cs="Times New Roman"/>
-          <w:b/>
-          <w:bCs/>
-          <w:color w:val="auto"/>
-          <w:sz w:val="24"/>
-          <w:szCs w:val="24"/>
-          <w:lang w:eastAsia="en-US"/>
-        </w:rPr>
-        <w:t>[Paste Your Google Docs Link Here]</w:t>
-      </w:r>
-    </w:p>
-    <w:p>
-      <w:pPr>
-        <w:spacing w:after="100" w:afterAutospacing="1" w:line="240" w:lineRule="auto"/>
-        <w:jc w:val="both"/>
-        <w:rPr>
-          <w:rFonts w:ascii="Times New Roman" w:eastAsia="Times New Roman" w:hAnsi="Times New Roman" w:cs="Times New Roman"/>
-          <w:color w:val="auto"/>
-          <w:sz w:val="24"/>
-          <w:szCs w:val="24"/>
-          <w:lang w:eastAsia="en-US"/>
-        </w:rPr>
-      </w:pPr>
-      <w:r>
-        <w:rPr>
-          <w:rFonts w:ascii="Times New Roman" w:eastAsia="Times New Roman" w:hAnsi="Times New Roman" w:cs="Times New Roman"/>
-          <w:color w:val="auto"/>
-          <w:sz w:val="24"/>
-          <w:szCs w:val="24"/>
-          <w:lang w:eastAsia="en-US"/>
-        </w:rPr>
-        <w:lastRenderedPageBreak/>
-        <w:t>Example:</w:t>
-      </w:r>
-    </w:p>
-    <w:p>
-      <w:pPr>
-        <w:spacing w:after="100" w:afterAutospacing="1" w:line="240" w:lineRule="auto"/>
-        <w:jc w:val="both"/>
-        <w:rPr>
-          <w:rFonts w:ascii="Times New Roman" w:eastAsia="Times New Roman" w:hAnsi="Times New Roman" w:cs="Times New Roman"/>
-          <w:color w:val="auto"/>
-          <w:sz w:val="24"/>
-          <w:szCs w:val="24"/>
-          <w:lang w:eastAsia="en-US"/>
-        </w:rPr>
-      </w:pPr>
-      <w:r>
-        <w:rPr>
-          <w:rFonts w:ascii="Times New Roman" w:eastAsia="Times New Roman" w:hAnsi="Times New Roman" w:cs="Times New Roman"/>
-          <w:color w:val="auto"/>
-          <w:sz w:val="24"/>
-          <w:szCs w:val="24"/>
-          <w:lang w:eastAsia="en-US"/>
-        </w:rPr>
-        <w:t>https://docs.google.com/document/d/xxxxxxxxxxxxxxxxxxxxxxxxxxxxxxxx</w:t>
-      </w:r>
-    </w:p>
-    <w:p>
-      <w:pPr>
-        <w:spacing w:after="100" w:afterAutospacing="1" w:line="240" w:lineRule="auto"/>
-        <w:jc w:val="both"/>
-        <w:rPr>
-          <w:rFonts w:ascii="Times New Roman" w:eastAsia="Times New Roman" w:hAnsi="Times New Roman" w:cs="Times New Roman"/>
-          <w:b/>
-          <w:bCs/>
-          <w:color w:val="auto"/>
-          <w:sz w:val="24"/>
-          <w:szCs w:val="24"/>
-          <w:lang w:eastAsia="en-US"/>
-        </w:rPr>
-      </w:pPr>
-      <w:r>
-        <w:rPr>
-          <w:rFonts w:ascii="Times New Roman" w:eastAsia="Times New Roman" w:hAnsi="Times New Roman" w:cs="Times New Roman"/>
-          <w:b/>
-          <w:bCs/>
-          <w:color w:val="auto"/>
-          <w:sz w:val="24"/>
-          <w:szCs w:val="24"/>
-          <w:lang w:eastAsia="en-US"/>
-        </w:rPr>
-        <w:t>Version History Evidence</w:t>
-      </w:r>
-    </w:p>
-    <w:p>
-      <w:pPr>
-        <w:spacing w:after="100" w:afterAutospacing="1" w:line="240" w:lineRule="auto"/>
-        <w:jc w:val="both"/>
-        <w:rPr>
-          <w:rFonts w:ascii="Times New Roman" w:eastAsia="Times New Roman" w:hAnsi="Times New Roman" w:cs="Times New Roman"/>
-          <w:color w:val="auto"/>
-          <w:sz w:val="24"/>
-          <w:szCs w:val="24"/>
-          <w:lang w:eastAsia="en-US"/>
-        </w:rPr>
-      </w:pPr>
-      <w:r>
-        <w:rPr>
-          <w:rFonts w:ascii="Times New Roman" w:eastAsia="Times New Roman" w:hAnsi="Times New Roman" w:cs="Times New Roman"/>
-          <w:color w:val="auto"/>
-          <w:sz w:val="24"/>
-          <w:szCs w:val="24"/>
-          <w:lang w:eastAsia="en-US"/>
-        </w:rPr>
-        <w:t>The screenshots below show the document's version history, demonstrating continuous editing, revisions, and collaboration throughout the project.</w:t>
-      </w:r>
-    </w:p>
-    <w:p>
-      <w:pPr>
-        <w:spacing w:after="100" w:afterAutospacing="1" w:line="240" w:lineRule="auto"/>
-        <w:jc w:val="both"/>
-        <w:rPr>
-          <w:rFonts w:ascii="Times New Roman" w:eastAsia="Times New Roman" w:hAnsi="Times New Roman" w:cs="Times New Roman"/>
-          <w:color w:val="auto"/>
-          <w:sz w:val="24"/>
-          <w:szCs w:val="24"/>
-          <w:lang w:eastAsia="en-US"/>
-        </w:rPr>
-      </w:pPr>
-      <w:r>
-        <w:rPr>
-          <w:rFonts w:ascii="Times New Roman" w:eastAsia="Times New Roman" w:hAnsi="Times New Roman" w:cs="Times New Roman"/>
-          <w:b/>
-          <w:bCs/>
-          <w:color w:val="auto"/>
-          <w:sz w:val="24"/>
-          <w:szCs w:val="24"/>
-          <w:lang w:eastAsia="en-US"/>
-        </w:rPr>
-        <w:t>Screenshot 1 – Google Docs Version History</w:t>
-      </w:r>
-    </w:p>
-    <w:p>
-      <w:pPr>
-        <w:spacing w:after="100" w:afterAutospacing="1" w:line="240" w:lineRule="auto"/>
-        <w:jc w:val="both"/>
-        <w:rPr>
-          <w:rFonts w:ascii="Times New Roman" w:eastAsia="Times New Roman" w:hAnsi="Times New Roman" w:cs="Times New Roman"/>
-          <w:color w:val="auto"/>
-          <w:sz w:val="24"/>
-          <w:szCs w:val="24"/>
-          <w:lang w:eastAsia="en-US"/>
-        </w:rPr>
-      </w:pPr>
-      <w:r>
-        <w:rPr>
-          <w:rFonts w:ascii="Times New Roman" w:eastAsia="Times New Roman" w:hAnsi="Times New Roman" w:cs="Times New Roman"/>
-          <w:i/>
-          <w:iCs/>
-          <w:color w:val="auto"/>
-          <w:sz w:val="24"/>
-          <w:szCs w:val="24"/>
-          <w:lang w:eastAsia="en-US"/>
-        </w:rPr>
-        <w:t>(Insert Screenshot of Version History Here)</w:t>
-      </w:r>
-    </w:p>
-    <w:p>
-      <w:pPr>
-        <w:spacing w:after="100" w:afterAutospacing="1" w:line="240" w:lineRule="auto"/>
-        <w:jc w:val="both"/>
-        <w:rPr>
-          <w:rFonts w:ascii="Times New Roman" w:eastAsia="Times New Roman" w:hAnsi="Times New Roman" w:cs="Times New Roman"/>
-          <w:color w:val="auto"/>
-          <w:sz w:val="24"/>
-          <w:szCs w:val="24"/>
-          <w:lang w:eastAsia="en-US"/>
-        </w:rPr>
-      </w:pPr>
-      <w:r>
-        <w:rPr>
-          <w:rFonts w:ascii="Times New Roman" w:eastAsia="Times New Roman" w:hAnsi="Times New Roman" w:cs="Times New Roman"/>
-          <w:color w:val="auto"/>
-          <w:sz w:val="24"/>
-          <w:szCs w:val="24"/>
-          <w:lang w:eastAsia="en-US"/>
-        </w:rPr>
-        <w:pict w14:anchorId="5FF4243F">
-          <v:rect id="_x0000_i1025" style="width:0;height:1.5pt" o:hralign="center" o:hrstd="t" o:hr="t" fillcolor="#a0a0a0" stroked="f"/>
-        </w:pict>
-      </w:r>
-    </w:p>
-    <w:p>
-      <w:pPr>
-        <w:spacing w:after="100" w:afterAutospacing="1" w:line="240" w:lineRule="auto"/>
-        <w:jc w:val="both"/>
-        <w:rPr>
-          <w:rFonts w:ascii="Times New Roman" w:eastAsia="Times New Roman" w:hAnsi="Times New Roman" w:cs="Times New Roman"/>
-          <w:color w:val="auto"/>
-          <w:sz w:val="24"/>
-          <w:szCs w:val="24"/>
-          <w:lang w:eastAsia="en-US"/>
-        </w:rPr>
-      </w:pPr>
-      <w:r>
-        <w:rPr>
-          <w:rFonts w:ascii="Times New Roman" w:eastAsia="Times New Roman" w:hAnsi="Times New Roman" w:cs="Times New Roman"/>
-          <w:b/>
-          <w:bCs/>
-          <w:color w:val="auto"/>
-          <w:sz w:val="24"/>
-          <w:szCs w:val="24"/>
-          <w:lang w:eastAsia="en-US"/>
-        </w:rPr>
-        <w:t>Screenshot 2 – Additional Version History / Editing Timeline</w:t>
-      </w:r>
-    </w:p>
-    <w:p>
-      <w:pPr>
-        <w:spacing w:after="100" w:afterAutospacing="1" w:line="240" w:lineRule="auto"/>
-        <w:jc w:val="both"/>
-        <w:rPr>
-          <w:rFonts w:ascii="Times New Roman" w:eastAsia="Times New Roman" w:hAnsi="Times New Roman" w:cs="Times New Roman"/>
-          <w:color w:val="auto"/>
-          <w:sz w:val="24"/>
-          <w:szCs w:val="24"/>
-          <w:lang w:eastAsia="en-US"/>
-        </w:rPr>
-      </w:pPr>
-      <w:r>
-        <w:rPr>
-          <w:rFonts w:ascii="Times New Roman" w:eastAsia="Times New Roman" w:hAnsi="Times New Roman" w:cs="Times New Roman"/>
-          <w:i/>
-          <w:iCs/>
-          <w:color w:val="auto"/>
-          <w:sz w:val="24"/>
-          <w:szCs w:val="24"/>
-          <w:lang w:eastAsia="en-US"/>
-        </w:rPr>
-        <w:t>(Insert Screenshot Here if required)</w:t>
-      </w:r>
-    </w:p>
-    <w:p>
-      <w:pPr>
-        <w:spacing w:after="100" w:afterAutospacing="1" w:line="240" w:lineRule="auto"/>
-        <w:jc w:val="both"/>
-        <w:rPr>
-          <w:rFonts w:ascii="Times New Roman" w:eastAsia="Times New Roman" w:hAnsi="Times New Roman" w:cs="Times New Roman"/>
-          <w:color w:val="auto"/>
-          <w:sz w:val="24"/>
-          <w:szCs w:val="24"/>
-          <w:lang w:eastAsia="en-US"/>
-        </w:rPr>
-      </w:pPr>
-      <w:r>
-        <w:rPr>
-          <w:rFonts w:ascii="Times New Roman" w:eastAsia="Times New Roman" w:hAnsi="Times New Roman" w:cs="Times New Roman"/>
-          <w:color w:val="auto"/>
-          <w:sz w:val="24"/>
-          <w:szCs w:val="24"/>
-          <w:lang w:eastAsia="en-US"/>
-        </w:rPr>
-        <w:pict w14:anchorId="341F7E0C">
-          <v:rect id="_x0000_i1026" style="width:0;height:1.5pt" o:hralign="center" o:hrstd="t" o:hr="t" fillcolor="#a0a0a0" stroked="f"/>
+          <w:noProof/>
+        </w:rPr>
+        <w:drawing>
+          <wp:inline distT="0" distB="0" distL="0" distR="0" wp14:anchorId="7607AEA1" wp14:editId="68C77090">
+            <wp:extent cx="5349240" cy="3343275"/>
+            <wp:effectExtent l="0" t="0" r="0" b="0"/>
+            <wp:docPr id="320644870" name="صورة 10"/>
+            <wp:cNvGraphicFramePr>
+              <a:graphicFrameLocks xmlns:a="http://schemas.openxmlformats.org/drawingml/2006/main" noChangeAspect="1"/>
+            </wp:cNvGraphicFramePr>
+            <a:graphic xmlns:a="http://schemas.openxmlformats.org/drawingml/2006/main">
+              <a:graphicData uri="http://schemas.openxmlformats.org/drawingml/2006/picture">
+                <pic:pic xmlns:pic="http://schemas.openxmlformats.org/drawingml/2006/picture">
+                  <pic:nvPicPr>
+                    <pic:cNvPr id="320644870" name="صورة 320644870"/>
+                    <pic:cNvPicPr/>
+                  </pic:nvPicPr>
+                  <pic:blipFill>
+                    <a:blip r:embed="rId25"/>
+                    <a:stretch>
+                      <a:fillRect/>
+                    </a:stretch>
+                  </pic:blipFill>
+                  <pic:spPr>
+                    <a:xfrm>
+                      <a:off x="0" y="0"/>
+                      <a:ext cx="5349240" cy="3343275"/>
+                    </a:xfrm>
+                    <a:prstGeom prst="rect">
+                      <a:avLst/>
+                    </a:prstGeom>
+                  </pic:spPr>
+                </pic:pic>
+              </a:graphicData>
+            </a:graphic>
+          </wp:inline>
+        </w:drawing>
+      </w:r>
+      <w:r>
+        <w:pict w14:anchorId="7CC6BDF8">
+          <v:rect id="Horizontal Line 2" o:spid="_x0000_s2051" alt="" style="width:421.2pt;height:1.1pt;visibility:visible;mso-wrap-style:square;mso-width-percent:0;mso-height-percent:0;mso-left-percent:-10001;mso-top-percent:-10001;mso-position-horizontal:absolute;mso-position-horizontal-relative:char;mso-position-vertical:absolute;mso-position-vertical-relative:line;mso-width-percent:0;mso-height-percent:0;mso-left-percent:-10001;mso-top-percent:-10001;v-text-anchor:top" filled="f">
+            <o:lock v:ext="edit" rotation="t" aspectratio="t" verticies="t" text="t" shapetype="t"/>
+            <w10:wrap anchorx="page"/>
+            <w10:anchorlock/>
+          </v:rect>
         </w:pict>
       </w:r>
     </w:p>
@@ -6902,6 +7903,7 @@
           <w:szCs w:val="24"/>
           <w:lang w:eastAsia="en-US"/>
         </w:rPr>
+        <w:lastRenderedPageBreak/>
         <w:t xml:space="preserve">Supporting Images and Screenshots </w:t>
       </w:r>
     </w:p>
@@ -6963,13 +7965,31 @@
         <w:jc w:val="both"/>
         <w:rPr>
           <w:rFonts w:ascii="Times New Roman" w:eastAsia="Times New Roman" w:hAnsi="Times New Roman" w:cs="Times New Roman"/>
+          <w:b/>
+          <w:bCs/>
           <w:color w:val="auto"/>
           <w:sz w:val="24"/>
           <w:szCs w:val="24"/>
           <w:lang w:eastAsia="en-US"/>
         </w:rPr>
       </w:pPr>
-      <w:r>
+      <w:hyperlink r:id="rId26" w:history="1">
+        <w:r>
+          <w:rPr>
+            <w:rStyle w:val="Hyperlink"/>
+            <w:rFonts w:ascii="Times New Roman" w:eastAsia="Times New Roman" w:hAnsi="Times New Roman" w:cs="Times New Roman"/>
+            <w:sz w:val="24"/>
+            <w:szCs w:val="24"/>
+            <w:lang w:eastAsia="en-US"/>
+          </w:rPr>
+          <w:t>https://github.com/Mohammed-H-Maashi/it475</w:t>
+        </w:r>
+      </w:hyperlink>
+    </w:p>
+    <w:p>
+      <w:pPr>
+        <w:spacing w:after="100" w:afterAutospacing="1" w:line="240" w:lineRule="auto"/>
+        <w:jc w:val="both"/>
         <w:rPr>
           <w:rFonts w:ascii="Times New Roman" w:eastAsia="Times New Roman" w:hAnsi="Times New Roman" w:cs="Times New Roman"/>
           <w:b/>
@@ -6979,19 +7999,7 @@
           <w:szCs w:val="24"/>
           <w:lang w:eastAsia="en-US"/>
         </w:rPr>
-        <w:lastRenderedPageBreak/>
-        <w:t>GitHub Repository:</w:t>
-      </w:r>
-      <w:r>
-        <w:rPr>
-          <w:rFonts w:ascii="Times New Roman" w:eastAsia="Times New Roman" w:hAnsi="Times New Roman" w:cs="Times New Roman"/>
-          <w:color w:val="auto"/>
-          <w:sz w:val="24"/>
-          <w:szCs w:val="24"/>
-          <w:lang w:eastAsia="en-US"/>
-        </w:rPr>
-        <w:br/>
-      </w:r>
+      </w:pPr>
       <w:r>
         <w:rPr>
           <w:rFonts w:ascii="Times New Roman" w:eastAsia="Times New Roman" w:hAnsi="Times New Roman" w:cs="Times New Roman"/>
@@ -7002,7 +8010,7 @@
           <w:szCs w:val="24"/>
           <w:lang w:eastAsia="en-US"/>
         </w:rPr>
-        <w:t>[Paste Your GitHub Repository Link Here]</w:t>
+        <w:t>Repository Commit History</w:t>
       </w:r>
     </w:p>
     <w:p>
@@ -7025,7 +8033,7 @@
           <w:szCs w:val="24"/>
           <w:lang w:eastAsia="en-US"/>
         </w:rPr>
-        <w:t>Example:</w:t>
+        <w:t>The GitHub commit history demonstrates the sequential development of the project through multiple updates rather than a single bulk upload. Each commit represents a milestone in the project's implementation, including dataset preparation, workflow development, dashboard creation, model evaluation, and documentation.</w:t>
       </w:r>
     </w:p>
     <w:p>
@@ -7042,13 +8050,52 @@
       </w:pPr>
       <w:r>
         <w:rPr>
-          <w:rFonts w:ascii="Times New Roman" w:eastAsia="Times New Roman" w:hAnsi="Times New Roman" w:cs="Times New Roman"/>
-          <w:color w:val="auto"/>
-          <w:sz w:val="24"/>
-          <w:szCs w:val="24"/>
-          <w:lang w:eastAsia="en-US"/>
-        </w:rPr>
-        <w:t>https://github.com/YourUsername/Student-Risk-Prediction</w:t>
+          <w:noProof/>
+        </w:rPr>
+        <w:drawing>
+          <wp:inline distT="0" distB="0" distL="0" distR="0" wp14:anchorId="7A79ED85" wp14:editId="3025597E">
+            <wp:extent cx="5349240" cy="3343275"/>
+            <wp:effectExtent l="0" t="0" r="0" b="0"/>
+            <wp:docPr id="1260444501" name="صورة 10"/>
+            <wp:cNvGraphicFramePr>
+              <a:graphicFrameLocks xmlns:a="http://schemas.openxmlformats.org/drawingml/2006/main" noChangeAspect="1"/>
+            </wp:cNvGraphicFramePr>
+            <a:graphic xmlns:a="http://schemas.openxmlformats.org/drawingml/2006/main">
+              <a:graphicData uri="http://schemas.openxmlformats.org/drawingml/2006/picture">
+                <pic:pic xmlns:pic="http://schemas.openxmlformats.org/drawingml/2006/picture">
+                  <pic:nvPicPr>
+                    <pic:cNvPr id="1260444501" name="صورة 1260444501"/>
+                    <pic:cNvPicPr/>
+                  </pic:nvPicPr>
+                  <pic:blipFill>
+                    <a:blip r:embed="rId27"/>
+                    <a:stretch>
+                      <a:fillRect/>
+                    </a:stretch>
+                  </pic:blipFill>
+                  <pic:spPr>
+                    <a:xfrm>
+                      <a:off x="0" y="0"/>
+                      <a:ext cx="5349240" cy="3343275"/>
+                    </a:xfrm>
+                    <a:prstGeom prst="rect">
+                      <a:avLst/>
+                    </a:prstGeom>
+                  </pic:spPr>
+                </pic:pic>
+              </a:graphicData>
+            </a:graphic>
+          </wp:inline>
+        </w:drawing>
+      </w:r>
+      <w:r>
+        <w:pict w14:anchorId="1495F9AE">
+          <v:rect id="Horizontal Line 4" o:spid="_x0000_s2050" alt="" style="width:421.2pt;height:1.1pt;visibility:visible;mso-wrap-style:square;mso-width-percent:0;mso-height-percent:0;mso-left-percent:-10001;mso-top-percent:-10001;mso-position-horizontal:absolute;mso-position-horizontal-relative:char;mso-position-vertical:absolute;mso-position-vertical-relative:line;mso-width-percent:0;mso-height-percent:0;mso-left-percent:-10001;mso-top-percent:-10001;v-text-anchor:top" filled="f">
+            <o:lock v:ext="edit" rotation="t" aspectratio="t" verticies="t" text="t" shapetype="t"/>
+            <w10:wrap anchorx="page"/>
+            <w10:anchorlock/>
+          </v:rect>
+        </w:pict>
       </w:r>
     </w:p>
     <w:p>
@@ -7075,7 +8122,7 @@
           <w:szCs w:val="24"/>
           <w:lang w:eastAsia="en-US"/>
         </w:rPr>
-        <w:t>Repository Commit History</w:t>
+        <w:t>Evidence of Continuous Development</w:t>
       </w:r>
     </w:p>
     <w:p>
@@ -7098,7 +8145,18 @@
           <w:szCs w:val="24"/>
           <w:lang w:eastAsia="en-US"/>
         </w:rPr>
-        <w:t>The GitHub commit history demonstrates the sequential development of the project through multiple updates rather than a single bulk upload. Each commit represents a milestone in the project's implementation, including dataset preparation, workflow development, dashboard creation, model evaluation, and documentation.</w:t>
+        <w:t xml:space="preserve">Both Google Docs and GitHub provide verifiable version histories that demonstrate continuous project development and collaboration. The recorded timestamps, edit histories, and repository commits confirm that the project was developed incrementally </w:t>
+      </w:r>
+      <w:r>
+        <w:rPr>
+          <w:rFonts w:ascii="Times New Roman" w:eastAsia="Times New Roman" w:hAnsi="Times New Roman" w:cs="Times New Roman"/>
+          <w:color w:val="auto"/>
+          <w:sz w:val="24"/>
+          <w:szCs w:val="24"/>
+          <w:lang w:eastAsia="en-US"/>
+        </w:rPr>
+        <w:lastRenderedPageBreak/>
+        <w:t>through multiple stages, including data preparation, machine learning workflow development, dashboard implementation, testing, evaluation, and documentation. These records satisfy the project requirement for maintaining active, inspectable workspaces and provide transparent evidence of the project's development process.</w:t>
       </w:r>
     </w:p>
     <w:p>
@@ -7113,7 +8171,12 @@
           <w:lang w:eastAsia="en-US"/>
         </w:rPr>
       </w:pPr>
-      <w:r>
+    </w:p>
+    <w:p>
+      <w:pPr>
+        <w:spacing w:after="100" w:afterAutospacing="1" w:line="240" w:lineRule="auto"/>
+        <w:jc w:val="both"/>
+        <w:outlineLvl w:val="2"/>
         <w:rPr>
           <w:rFonts w:ascii="Times New Roman" w:eastAsia="Times New Roman" w:hAnsi="Times New Roman" w:cs="Times New Roman"/>
           <w:b/>
@@ -7123,70 +8186,6 @@
           <w:szCs w:val="24"/>
           <w:lang w:eastAsia="en-US"/>
         </w:rPr>
-        <w:t>Screenshot 3 – GitHub Commit History</w:t>
-      </w:r>
-    </w:p>
-    <w:p>
-      <w:pPr>
-        <w:spacing w:after="100" w:afterAutospacing="1" w:line="240" w:lineRule="auto"/>
-        <w:jc w:val="both"/>
-        <w:rPr>
-          <w:rFonts w:ascii="Times New Roman" w:eastAsia="Times New Roman" w:hAnsi="Times New Roman" w:cs="Times New Roman"/>
-          <w:color w:val="auto"/>
-          <w:sz w:val="24"/>
-          <w:szCs w:val="24"/>
-          <w:lang w:eastAsia="en-US"/>
-        </w:rPr>
-      </w:pPr>
-      <w:r>
-        <w:rPr>
-          <w:rFonts w:ascii="Times New Roman" w:eastAsia="Times New Roman" w:hAnsi="Times New Roman" w:cs="Times New Roman"/>
-          <w:i/>
-          <w:iCs/>
-          <w:color w:val="auto"/>
-          <w:sz w:val="24"/>
-          <w:szCs w:val="24"/>
-          <w:lang w:eastAsia="en-US"/>
-        </w:rPr>
-        <w:t>(Insert Screenshot of GitHub Commit History Here)</w:t>
-      </w:r>
-    </w:p>
-    <w:p>
-      <w:pPr>
-        <w:spacing w:after="100" w:afterAutospacing="1" w:line="240" w:lineRule="auto"/>
-        <w:jc w:val="both"/>
-        <w:rPr>
-          <w:rFonts w:ascii="Times New Roman" w:eastAsia="Times New Roman" w:hAnsi="Times New Roman" w:cs="Times New Roman"/>
-          <w:color w:val="auto"/>
-          <w:sz w:val="24"/>
-          <w:szCs w:val="24"/>
-          <w:lang w:eastAsia="en-US"/>
-        </w:rPr>
-      </w:pPr>
-      <w:r>
-        <w:rPr>
-          <w:rFonts w:ascii="Times New Roman" w:eastAsia="Times New Roman" w:hAnsi="Times New Roman" w:cs="Times New Roman"/>
-          <w:color w:val="auto"/>
-          <w:sz w:val="24"/>
-          <w:szCs w:val="24"/>
-          <w:lang w:eastAsia="en-US"/>
-        </w:rPr>
-        <w:pict w14:anchorId="3733612F">
-          <v:rect id="_x0000_i1027" style="width:0;height:1.5pt" o:hralign="center" o:hrstd="t" o:hr="t" fillcolor="#a0a0a0" stroked="f"/>
-        </w:pict>
-      </w:r>
-    </w:p>
-    <w:p>
-      <w:pPr>
-        <w:spacing w:after="100" w:afterAutospacing="1" w:line="240" w:lineRule="auto"/>
-        <w:jc w:val="both"/>
-        <w:rPr>
-          <w:rFonts w:ascii="Times New Roman" w:eastAsia="Times New Roman" w:hAnsi="Times New Roman" w:cs="Times New Roman"/>
-          <w:color w:val="auto"/>
-          <w:sz w:val="24"/>
-          <w:szCs w:val="24"/>
-          <w:lang w:eastAsia="en-US"/>
-        </w:rPr>
       </w:pPr>
       <w:r>
         <w:rPr>
@@ -7198,63 +8197,9 @@
           <w:szCs w:val="24"/>
           <w:lang w:eastAsia="en-US"/>
         </w:rPr>
-        <w:t>Screenshot 4 – GitHub Repository Overview (Optional)</w:t>
-      </w:r>
-    </w:p>
-    <w:p>
-      <w:pPr>
-        <w:spacing w:after="100" w:afterAutospacing="1" w:line="240" w:lineRule="auto"/>
-        <w:jc w:val="both"/>
-        <w:rPr>
-          <w:rFonts w:ascii="Times New Roman" w:eastAsia="Times New Roman" w:hAnsi="Times New Roman" w:cs="Times New Roman"/>
-          <w:color w:val="auto"/>
-          <w:sz w:val="24"/>
-          <w:szCs w:val="24"/>
-          <w:lang w:eastAsia="en-US"/>
-        </w:rPr>
-      </w:pPr>
-      <w:r>
-        <w:rPr>
-          <w:rFonts w:ascii="Times New Roman" w:eastAsia="Times New Roman" w:hAnsi="Times New Roman" w:cs="Times New Roman"/>
-          <w:i/>
-          <w:iCs/>
-          <w:color w:val="auto"/>
-          <w:sz w:val="24"/>
-          <w:szCs w:val="24"/>
-          <w:lang w:eastAsia="en-US"/>
-        </w:rPr>
-        <w:t>(Insert Screenshot of Repository Files Here)</w:t>
-      </w:r>
-    </w:p>
-    <w:p>
-      <w:pPr>
-        <w:spacing w:after="100" w:afterAutospacing="1" w:line="240" w:lineRule="auto"/>
-        <w:jc w:val="both"/>
-        <w:rPr>
-          <w:rFonts w:ascii="Times New Roman" w:eastAsia="Times New Roman" w:hAnsi="Times New Roman" w:cs="Times New Roman"/>
-          <w:color w:val="auto"/>
-          <w:sz w:val="24"/>
-          <w:szCs w:val="24"/>
-          <w:lang w:eastAsia="en-US"/>
-        </w:rPr>
-      </w:pPr>
-      <w:r>
-        <w:rPr>
-          <w:rFonts w:ascii="Times New Roman" w:eastAsia="Times New Roman" w:hAnsi="Times New Roman" w:cs="Times New Roman"/>
-          <w:color w:val="auto"/>
-          <w:sz w:val="24"/>
-          <w:szCs w:val="24"/>
-          <w:lang w:eastAsia="en-US"/>
-        </w:rPr>
-        <w:pict w14:anchorId="49242536">
-          <v:rect id="_x0000_i1028" style="width:0;height:1.5pt" o:hralign="center" o:hrstd="t" o:hr="t" fillcolor="#a0a0a0" stroked="f"/>
-        </w:pict>
-      </w:r>
-    </w:p>
-    <w:p>
-      <w:pPr>
-        <w:spacing w:after="100" w:afterAutospacing="1" w:line="240" w:lineRule="auto"/>
-        <w:jc w:val="both"/>
+        <w:t xml:space="preserve">6. Written Reflection (300–500 Words) </w:t>
+      </w:r>
+      <w:r>
         <w:rPr>
           <w:rFonts w:ascii="Times New Roman" w:eastAsia="Times New Roman" w:hAnsi="Times New Roman" w:cs="Times New Roman"/>
           <w:b/>
@@ -7264,18 +8209,7 @@
           <w:szCs w:val="24"/>
           <w:lang w:eastAsia="en-US"/>
         </w:rPr>
-      </w:pPr>
-      <w:r>
-        <w:rPr>
-          <w:rFonts w:ascii="Times New Roman" w:eastAsia="Times New Roman" w:hAnsi="Times New Roman" w:cs="Times New Roman"/>
-          <w:b/>
-          <w:bCs/>
-          <w:color w:val="auto"/>
-          <w:sz w:val="24"/>
-          <w:szCs w:val="24"/>
-          <w:lang w:eastAsia="en-US"/>
-        </w:rPr>
-        <w:t>Evidence of Continuous Development</w:t>
+        <w:t xml:space="preserve"> </w:t>
       </w:r>
     </w:p>
     <w:p>
@@ -7298,83 +8232,6 @@
           <w:szCs w:val="24"/>
           <w:lang w:eastAsia="en-US"/>
         </w:rPr>
-        <w:t>Both Google Docs and GitHub provide verifiable version histories that demonstrate continuous project development and collaboration. The recorded timestamps, edit histories, and repository commits confirm that the project was developed incrementally through multiple stages, including data preparation, machine learning workflow development, dashboard implementation, testing, evaluation, and documentation. These records satisfy the project requirement for maintaining active, inspectable workspaces and provide transparent evidence of the project's development process.</w:t>
-      </w:r>
-    </w:p>
-    <w:p>
-      <w:pPr>
-        <w:spacing w:after="100" w:afterAutospacing="1" w:line="240" w:lineRule="auto"/>
-        <w:jc w:val="both"/>
-        <w:rPr>
-          <w:rFonts w:ascii="Times New Roman" w:eastAsia="Times New Roman" w:hAnsi="Times New Roman" w:cs="Times New Roman"/>
-          <w:color w:val="auto"/>
-          <w:sz w:val="24"/>
-          <w:szCs w:val="24"/>
-          <w:lang w:eastAsia="en-US"/>
-        </w:rPr>
-      </w:pPr>
-    </w:p>
-    <w:p>
-      <w:pPr>
-        <w:spacing w:after="100" w:afterAutospacing="1" w:line="240" w:lineRule="auto"/>
-        <w:jc w:val="both"/>
-        <w:outlineLvl w:val="2"/>
-        <w:rPr>
-          <w:rFonts w:ascii="Times New Roman" w:eastAsia="Times New Roman" w:hAnsi="Times New Roman" w:cs="Times New Roman"/>
-          <w:b/>
-          <w:bCs/>
-          <w:color w:val="auto"/>
-          <w:sz w:val="24"/>
-          <w:szCs w:val="24"/>
-          <w:lang w:eastAsia="en-US"/>
-        </w:rPr>
-      </w:pPr>
-      <w:r>
-        <w:rPr>
-          <w:rFonts w:ascii="Times New Roman" w:eastAsia="Times New Roman" w:hAnsi="Times New Roman" w:cs="Times New Roman"/>
-          <w:b/>
-          <w:bCs/>
-          <w:color w:val="auto"/>
-          <w:sz w:val="24"/>
-          <w:szCs w:val="24"/>
-          <w:lang w:eastAsia="en-US"/>
-        </w:rPr>
-        <w:t xml:space="preserve">6. Written Reflection (300–500 Words) </w:t>
-      </w:r>
-      <w:r>
-        <w:rPr>
-          <w:rFonts w:ascii="Times New Roman" w:eastAsia="Times New Roman" w:hAnsi="Times New Roman" w:cs="Times New Roman"/>
-          <w:b/>
-          <w:bCs/>
-          <w:color w:val="auto"/>
-          <w:sz w:val="24"/>
-          <w:szCs w:val="24"/>
-          <w:lang w:eastAsia="en-US"/>
-        </w:rPr>
-        <w:t xml:space="preserve"> </w:t>
-      </w:r>
-    </w:p>
-    <w:p>
-      <w:pPr>
-        <w:spacing w:after="100" w:afterAutospacing="1" w:line="240" w:lineRule="auto"/>
-        <w:jc w:val="both"/>
-        <w:rPr>
-          <w:rFonts w:ascii="Times New Roman" w:eastAsia="Times New Roman" w:hAnsi="Times New Roman" w:cs="Times New Roman"/>
-          <w:color w:val="auto"/>
-          <w:sz w:val="24"/>
-          <w:szCs w:val="24"/>
-          <w:lang w:eastAsia="en-US"/>
-        </w:rPr>
-      </w:pPr>
-      <w:r>
-        <w:rPr>
-          <w:rFonts w:ascii="Times New Roman" w:eastAsia="Times New Roman" w:hAnsi="Times New Roman" w:cs="Times New Roman"/>
-          <w:color w:val="auto"/>
-          <w:sz w:val="24"/>
-          <w:szCs w:val="24"/>
-          <w:lang w:eastAsia="en-US"/>
-        </w:rPr>
-        <w:lastRenderedPageBreak/>
         <w:t xml:space="preserve">This final section must be authored in the students' own words and must accurately address the following points: </w:t>
       </w:r>
     </w:p>
@@ -7562,156 +8419,156 @@
     </w:p>
     <w:p>
       <w:pPr>
-        <w:pStyle w:val="ListParagraph"/>
+        <w:pStyle w:val="pdq2pgselectionanchorcontainer"/>
+        <w:jc w:val="both"/>
+        <w:rPr>
+          <w:color w:val="000000"/>
+        </w:rPr>
+      </w:pPr>
+      <w:r>
+        <w:rPr>
+          <w:rStyle w:val="ac"/>
+          <w:color w:val="000000"/>
+        </w:rPr>
+        <w:t>The most instructive technical challenge our team encountered</w:t>
+      </w:r>
+      <w:r>
+        <w:rPr>
+          <w:rStyle w:val="apple-converted-space"/>
+          <w:color w:val="000000"/>
+        </w:rPr>
+        <w:t> </w:t>
+      </w:r>
+      <w:r>
+        <w:rPr>
+          <w:color w:val="000000"/>
+        </w:rPr>
+        <w:t xml:space="preserve">was a data leakage error inside our Orange Data Mining workflow. After building the Decision Tree model, the Test and Score widget initially reported perfect scores of 1.000 across AUC, Accuracy, F1, Precision, and Recall. Rather than treating this result as successful, we investigated the File widget’s column-role configuration and discovered that the Academic Status and Attendance Status columns, which already contained the FAIL/PASS labels calculated in Excel, had been included as model features alongside Average and Attendance %. Because Risk Category is directly derived from these status columns, the model was effectively reading the pre-computed answer instead of learning meaningful patterns from the underlying data. We resolved the issue by assigning </w:t>
+      </w:r>
+      <w:r>
+        <w:rPr>
+          <w:color w:val="000000"/>
+        </w:rPr>
+        <w:lastRenderedPageBreak/>
+        <w:t>Academic Status and Attendance Status to the Meta role so that the Decision Tree could use only the raw numeric Average and Attendance % features. This forced the model to learn its own data-driven split points rather than relying on pre-computed status labels.</w:t>
+      </w:r>
+    </w:p>
+    <w:p>
+      <w:pPr>
+        <w:pStyle w:val="af6"/>
+        <w:jc w:val="both"/>
+        <w:rPr>
+          <w:color w:val="000000"/>
+        </w:rPr>
+      </w:pPr>
+      <w:r>
+        <w:rPr>
+          <w:rStyle w:val="ac"/>
+          <w:color w:val="000000"/>
+        </w:rPr>
+        <w:t>We deliberately chose a transparent, rule-based decision workflow</w:t>
+      </w:r>
+      <w:r>
+        <w:rPr>
+          <w:rStyle w:val="apple-converted-space"/>
+          <w:color w:val="000000"/>
+        </w:rPr>
+        <w:t> </w:t>
+      </w:r>
+      <w:r>
+        <w:rPr>
+          <w:color w:val="000000"/>
+        </w:rPr>
+        <w:t>over a predictive black-box model such as a neural network or ensemble classifier because the main requirement of this system is trust and explainability rather than maximum predictive complexity. A teacher or administrator should be able to understand immediately why a student has been flagged: an academic average below 60%, attendance below 75%, or both. These fixed thresholds remain the official decision rules used by the Excel-based risk classification system, while the Orange Decision Tree is used as an analytical and visual model that learns its own split points from the dataset. The trade-off is that this approach may not capture subtle nonlinear or interacting risk patterns that a more complex model could detect. However, for a system that may influence real student interventions, we considered interpretability, transparency, and auditability more important than additional predictive complexity.</w:t>
+      </w:r>
+    </w:p>
+    <w:p>
+      <w:pPr>
+        <w:pStyle w:val="af6"/>
+        <w:jc w:val="both"/>
+        <w:rPr>
+          <w:color w:val="000000"/>
+        </w:rPr>
+      </w:pPr>
+      <w:r>
+        <w:rPr>
+          <w:rStyle w:val="ac"/>
+          <w:color w:val="000000"/>
+        </w:rPr>
+        <w:t>This system also carries important ethical considerations.</w:t>
+      </w:r>
+      <w:r>
+        <w:rPr>
+          <w:rStyle w:val="apple-converted-space"/>
+          <w:color w:val="000000"/>
+        </w:rPr>
+        <w:t> </w:t>
+      </w:r>
+      <w:r>
+        <w:rPr>
+          <w:color w:val="000000"/>
+        </w:rPr>
+        <w:t>Reducing a student to two numerical indicators creates a risk of labeling bias because a RED classification may continue to influence how a student is perceived even after their performance improves. The quantitative data also cannot explain the reasons behind low academic performance or poor attendance, such as health problems, family emergencies, or other personal circumstances. In addition, attendance and academic records are sensitive student information, so access to the dashboard should be limited to authorized staff with a legitimate educational purpose. Because the system relies mainly on quantitative indicators, it cannot capture the qualitative context that teachers or counselors may observe. For this reason, the dashboard should be treated as a decision-support tool that starts a human review and conversation, rather than as an automatic final judgment.</w:t>
+      </w:r>
+    </w:p>
+    <w:p>
+      <w:pPr>
         <w:spacing w:after="160"/>
-        <w:rPr>
-          <w:sz w:val="22"/>
-          <w:szCs w:val="22"/>
+        <w:jc w:val="both"/>
+        <w:rPr>
+          <w:sz w:val="22"/>
+          <w:szCs w:val="22"/>
+          <w:rtl/>
         </w:rPr>
       </w:pPr>
       <w:r>
         <w:rPr>
           <w:b/>
           <w:bCs/>
-          <w:sz w:val="22"/>
-          <w:szCs w:val="22"/>
-        </w:rPr>
-        <w:t>The most instructive technical challenge</w:t>
-      </w:r>
-      <w:r>
-        <w:rPr>
-          <w:sz w:val="22"/>
-          <w:szCs w:val="22"/>
-        </w:rPr>
-        <w:t xml:space="preserve">: </w:t>
-      </w:r>
-      <w:r>
-        <w:rPr>
-          <w:sz w:val="22"/>
-          <w:szCs w:val="22"/>
-        </w:rPr>
-        <w:t>our team encountered was a data leakage error inside our Orange Data Mining workflow. After building our Decision Tree model, our Test and Score widget reported a perfect 1.000 across AUC, Accuracy, F1, Precision, and Recall — a result that was immediately suspicious rather than reassuring. Investigating the File widget’s column-role configuration, we discovered that our Academic Status and Attendance Status columns (the FAIL/PASS labels we had already calculated in Excel) were included as model features alongside the raw Average and Attendance % values. Since our Risk Category label is a direct rule applied to those two status columns, the tree wasn’t learning a pattern at all — it was simply reading the answer back from one of its own inputs. We resolved this by reassigning Academic Status and Attendance Status to the Meta role so the model could only see the raw numeric Average and Attendance % features, forcing the tree to rediscover the 60% and 75% split points on its own rather than shortcut through a pre-computed label.</w:t>
+          <w:sz w:val="24"/>
+          <w:szCs w:val="24"/>
+        </w:rPr>
+        <w:t>AI Tool Disclosure:</w:t>
+      </w:r>
+      <w:r>
+        <w:rPr>
+          <w:sz w:val="24"/>
+          <w:szCs w:val="24"/>
+        </w:rPr>
+        <w:t xml:space="preserve"> </w:t>
+      </w:r>
+      <w:r>
+        <w:rPr>
+          <w:sz w:val="22"/>
+          <w:szCs w:val="22"/>
+        </w:rPr>
+        <w:t xml:space="preserve">Our team used Claude (Anthropic) to help brainstorm the Excel/Orange pipeline structure, draft a placeholder synthetic dataset for early development, and debug the Orange workflow after we noticed the suspicious perfect evaluation scores described above. Every AI-assisted output was manually reviewed by the team: </w:t>
+      </w:r>
+      <w:r>
+        <w:rPr>
+          <w:sz w:val="22"/>
+          <w:szCs w:val="22"/>
+        </w:rPr>
+        <w:t>We manually reviewed and refined the synthetic dataset to ensure that the values were realistic, internally consistent, and contained no personally identifiable student information.</w:t>
+      </w:r>
+      <w:r>
+        <w:rPr>
+          <w:sz w:val="22"/>
+          <w:szCs w:val="22"/>
+        </w:rPr>
+        <w:t>, checked each Orange widget connection by opening the workflow ourselves, and rewrote the drafted report text in our own words before submission.</w:t>
       </w:r>
     </w:p>
     <w:p>
       <w:pPr>
-        <w:pStyle w:val="ListParagraph"/>
-        <w:spacing w:after="160"/>
-        <w:rPr>
-          <w:sz w:val="22"/>
-          <w:szCs w:val="22"/>
-        </w:rPr>
-      </w:pPr>
-      <w:r>
-        <w:rPr>
-          <w:b/>
-          <w:bCs/>
-          <w:sz w:val="22"/>
-          <w:szCs w:val="22"/>
-        </w:rPr>
-        <w:lastRenderedPageBreak/>
-        <w:t>We deliberately chose a transparent</w:t>
-      </w:r>
-      <w:r>
-        <w:rPr>
-          <w:sz w:val="22"/>
-          <w:szCs w:val="22"/>
-        </w:rPr>
-        <w:t>, rule-based decision workflow over a predictive black-box model such as a neural network or ensemble classifier because the core requirement of this system is trust and explainability, not raw predictive power. A teacher or administrator needs to be able to look at a flagged student and immediately understand exactly why they were flagged — an average below 60%, attendance below 75%, or both — without needing to interpret opaque feature weights. The trade-off is that our approach cannot capture subtler, nonlinear, or interacting risk patterns that a more complex model might detect; it also depends entirely on the two thresholds being the right ones, which is a policy question, not a modeling question. For a system that influences real interventions with real students, we judged interpretability and auditability to be more valuable than marginal gains in predictive nuance.</w:t>
-      </w:r>
-    </w:p>
-    <w:p>
-      <w:pPr>
-        <w:pStyle w:val="ListParagraph"/>
-        <w:spacing w:after="160"/>
-        <w:rPr>
-          <w:sz w:val="22"/>
-          <w:szCs w:val="22"/>
-        </w:rPr>
-      </w:pPr>
-    </w:p>
-    <w:p>
-      <w:pPr>
-        <w:pStyle w:val="ListParagraph"/>
-        <w:spacing w:after="160"/>
-        <w:rPr>
-          <w:sz w:val="22"/>
-          <w:szCs w:val="22"/>
-        </w:rPr>
-      </w:pPr>
-      <w:r>
-        <w:rPr>
-          <w:b/>
-          <w:bCs/>
-          <w:sz w:val="22"/>
-          <w:szCs w:val="22"/>
-        </w:rPr>
-        <w:t>This system also carries real ethical weight</w:t>
-      </w:r>
-      <w:r>
-        <w:rPr>
-          <w:sz w:val="22"/>
-          <w:szCs w:val="22"/>
-        </w:rPr>
-        <w:t>. Reducing a student to two numeric flags risks labeling bias: a RED tag can follow a student informally long after the underlying numbers improve, and it says nothing about the reasons behind a low average or poor attendance (a health issue, unstable housing, a family emergency). Attendance and grade data are also sensitive personal records, and access to the dashboard must be restricted to staff with a legitimate educational need. Because the model uses only quantitative inputs, it cannot see qualitative context that a counselor or teacher would immediately notice, which is why our design treats the dashboard as a starting point for a human conversation, never as an automatic verdict.</w:t>
-      </w:r>
-    </w:p>
-    <w:p>
-      <w:pPr>
-        <w:pStyle w:val="ListParagraph"/>
-        <w:spacing w:after="160"/>
-        <w:rPr>
-          <w:sz w:val="22"/>
-          <w:szCs w:val="22"/>
-        </w:rPr>
-      </w:pPr>
-    </w:p>
-    <w:p>
-      <w:pPr>
-        <w:pStyle w:val="ListParagraph"/>
-        <w:spacing w:after="160"/>
-        <w:rPr>
-          <w:sz w:val="22"/>
-          <w:szCs w:val="22"/>
-        </w:rPr>
-      </w:pPr>
-      <w:r>
-        <w:rPr>
-          <w:b/>
-          <w:bCs/>
-          <w:sz w:val="24"/>
-          <w:szCs w:val="24"/>
-        </w:rPr>
-        <w:t>AI Tool Disclosure:</w:t>
-      </w:r>
-      <w:r>
-        <w:rPr>
-          <w:sz w:val="24"/>
-          <w:szCs w:val="24"/>
-        </w:rPr>
-        <w:t xml:space="preserve"> </w:t>
-      </w:r>
-      <w:r>
-        <w:rPr>
-          <w:sz w:val="22"/>
-          <w:szCs w:val="22"/>
-        </w:rPr>
-        <w:t>Our team used Claude (Anthropic) to help brainstorm the Excel/Orange pipeline structure, draft a placeholder synthetic dataset for early development, and debug the Orange workflow after we noticed the suspicious perfect evaluation scores described above. Every AI-assisted output was manually reviewed by the team: we verified the placeholder dataset would be replaced with real student data, checked each Orange widget connection by opening the workflow ourselves, and rewrote the drafted report text in our own words before submission.</w:t>
-      </w:r>
-    </w:p>
-    <w:p>
-      <w:pPr>
-        <w:jc w:val="both"/>
-        <w:rPr>
-          <w:rFonts w:ascii="Times New Roman" w:eastAsiaTheme="majorEastAsia" w:hAnsi="Times New Roman" w:cs="Times New Roman"/>
-          <w:color w:val="000000" w:themeColor="text1"/>
-          <w:sz w:val="24"/>
-          <w:szCs w:val="24"/>
+        <w:bidi/>
+        <w:rPr>
+          <w:rtl/>
         </w:rPr>
       </w:pPr>
     </w:p>
     <w:sectPr>
-      <w:headerReference w:type="default" r:id="rId20"/>
+      <w:headerReference w:type="default" r:id="rId28"/>
       <w:pgSz w:w="12240" w:h="15840" w:code="1"/>
       <w:pgMar w:top="1080" w:right="720" w:bottom="2160" w:left="3096" w:header="1080" w:footer="720" w:gutter="0"/>
       <w:pgNumType w:start="1"/>
@@ -7723,7 +8580,7 @@
 </file>
 
 <file path=word/endnotes.xml><?xml version="1.0" encoding="utf-8"?>
-<w:endnotes xmlns:wpc="http://schemas.microsoft.com/office/word/2010/wordprocessingCanvas" xmlns:cx="http://schemas.microsoft.com/office/drawing/2014/chartex" xmlns:mc="http://schemas.openxmlformats.org/markup-compatibility/2006" xmlns:o="urn:schemas-microsoft-com:office:office" xmlns:r="http://schemas.openxmlformats.org/officeDocument/2006/relationships" xmlns:m="http://schemas.openxmlformats.org/officeDocument/2006/math" xmlns:v="urn:schemas-microsoft-com:vml" xmlns:wp14="http://schemas.microsoft.com/office/word/2010/wordprocessingDrawing" xmlns:wp="http://schemas.openxmlformats.org/drawingml/2006/wordprocessingDrawing" xmlns:w10="urn:schemas-microsoft-com:office:word" xmlns:w="http://schemas.openxmlformats.org/wordprocessingml/2006/main" xmlns:w14="http://schemas.microsoft.com/office/word/2010/wordml" xmlns:w15="http://schemas.microsoft.com/office/word/2012/wordml" xmlns:w16se="http://schemas.microsoft.com/office/word/2015/wordml/symex" xmlns:wpg="http://schemas.microsoft.com/office/word/2010/wordprocessingGroup" xmlns:wpi="http://schemas.microsoft.com/office/word/2010/wordprocessingInk" xmlns:wne="http://schemas.microsoft.com/office/word/2006/wordml" xmlns:wps="http://schemas.microsoft.com/office/word/2010/wordprocessingShape" mc:Ignorable="w14 w15 w16se wp14">
+<w:endnotes xmlns:wpc="http://schemas.microsoft.com/office/word/2010/wordprocessingCanvas" xmlns:cx="http://schemas.microsoft.com/office/drawing/2014/chartex" xmlns:cx1="http://schemas.microsoft.com/office/drawing/2015/9/8/chartex" xmlns:cx2="http://schemas.microsoft.com/office/drawing/2015/10/21/chartex" xmlns:cx3="http://schemas.microsoft.com/office/drawing/2016/5/9/chartex" xmlns:cx4="http://schemas.microsoft.com/office/drawing/2016/5/10/chartex" xmlns:cx5="http://schemas.microsoft.com/office/drawing/2016/5/11/chartex" xmlns:cx6="http://schemas.microsoft.com/office/drawing/2016/5/12/chartex" xmlns:cx7="http://schemas.microsoft.com/office/drawing/2016/5/13/chartex" xmlns:cx8="http://schemas.microsoft.com/office/drawing/2016/5/14/chartex" xmlns:mc="http://schemas.openxmlformats.org/markup-compatibility/2006" xmlns:m="http://schemas.openxmlformats.org/officeDocument/2006/math" xmlns:aink="http://schemas.microsoft.com/office/drawing/2016/ink" xmlns:am3d="http://schemas.microsoft.com/office/drawing/2017/model3d" xmlns:oel="http://schemas.microsoft.com/office/2019/extlst" xmlns:r="http://schemas.openxmlformats.org/officeDocument/2006/relationships" xmlns:wp14="http://schemas.microsoft.com/office/word/2010/wordprocessingDrawing" xmlns:wp="http://schemas.openxmlformats.org/drawingml/2006/wordprocessingDrawing" xmlns:wpg="http://schemas.microsoft.com/office/word/2010/wordprocessingGroup" xmlns:wpi="http://schemas.microsoft.com/office/word/2010/wordprocessingInk" xmlns:wps="http://schemas.microsoft.com/office/word/2010/wordprocessingShape" xmlns:o="urn:schemas-microsoft-com:office:office" xmlns:v="urn:schemas-microsoft-com:vml" xmlns:w10="urn:schemas-microsoft-com:office:word" xmlns:w="http://schemas.openxmlformats.org/wordprocessingml/2006/main" xmlns:w14="http://schemas.microsoft.com/office/word/2010/wordml" xmlns:w15="http://schemas.microsoft.com/office/word/2012/wordml" xmlns:w16cei="http://schemas.microsoft.com/office/word/2026/wordml/cei" xmlns:w16cex="http://schemas.microsoft.com/office/word/2018/wordml/cex" xmlns:w16cid="http://schemas.microsoft.com/office/word/2016/wordml/cid" xmlns:w16="http://schemas.microsoft.com/office/word/2018/wordml" xmlns:w16sdtdh="http://schemas.microsoft.com/office/word/2020/wordml/sdtdatahash" xmlns:w16sdtfl="http://schemas.microsoft.com/office/word/2024/wordml/sdtformatlock" xmlns:w16se="http://schemas.microsoft.com/office/word/2015/wordml/symex" xmlns:w16du="http://schemas.microsoft.com/office/word/2023/wordml/word16du" xmlns:wne="http://schemas.microsoft.com/office/word/2006/wordml" mc:Ignorable="w14 w15 w16se w16cid w16 w16cex w16sdtdh w16sdtfl w16du wp14">
   <w:endnote w:type="separator" w:id="-1">
     <w:p>
       <w:pPr>
@@ -7752,10 +8609,10 @@
 </file>
 
 <file path=word/footer1.xml><?xml version="1.0" encoding="utf-8"?>
-<w:ftr xmlns:wpc="http://schemas.microsoft.com/office/word/2010/wordprocessingCanvas" xmlns:cx="http://schemas.microsoft.com/office/drawing/2014/chartex" xmlns:mc="http://schemas.openxmlformats.org/markup-compatibility/2006" xmlns:o="urn:schemas-microsoft-com:office:office" xmlns:r="http://schemas.openxmlformats.org/officeDocument/2006/relationships" xmlns:m="http://schemas.openxmlformats.org/officeDocument/2006/math" xmlns:v="urn:schemas-microsoft-com:vml" xmlns:wp14="http://schemas.microsoft.com/office/word/2010/wordprocessingDrawing" xmlns:wp="http://schemas.openxmlformats.org/drawingml/2006/wordprocessingDrawing" xmlns:w10="urn:schemas-microsoft-com:office:word" xmlns:w="http://schemas.openxmlformats.org/wordprocessingml/2006/main" xmlns:w14="http://schemas.microsoft.com/office/word/2010/wordml" xmlns:w15="http://schemas.microsoft.com/office/word/2012/wordml" xmlns:w16se="http://schemas.microsoft.com/office/word/2015/wordml/symex" xmlns:wpg="http://schemas.microsoft.com/office/word/2010/wordprocessingGroup" xmlns:wpi="http://schemas.microsoft.com/office/word/2010/wordprocessingInk" xmlns:wne="http://schemas.microsoft.com/office/word/2006/wordml" xmlns:wps="http://schemas.microsoft.com/office/word/2010/wordprocessingShape" mc:Ignorable="w14 w15 w16se wp14">
+<w:ftr xmlns:wpc="http://schemas.microsoft.com/office/word/2010/wordprocessingCanvas" xmlns:cx="http://schemas.microsoft.com/office/drawing/2014/chartex" xmlns:cx1="http://schemas.microsoft.com/office/drawing/2015/9/8/chartex" xmlns:cx2="http://schemas.microsoft.com/office/drawing/2015/10/21/chartex" xmlns:cx3="http://schemas.microsoft.com/office/drawing/2016/5/9/chartex" xmlns:cx4="http://schemas.microsoft.com/office/drawing/2016/5/10/chartex" xmlns:cx5="http://schemas.microsoft.com/office/drawing/2016/5/11/chartex" xmlns:cx6="http://schemas.microsoft.com/office/drawing/2016/5/12/chartex" xmlns:cx7="http://schemas.microsoft.com/office/drawing/2016/5/13/chartex" xmlns:cx8="http://schemas.microsoft.com/office/drawing/2016/5/14/chartex" xmlns:mc="http://schemas.openxmlformats.org/markup-compatibility/2006" xmlns:m="http://schemas.openxmlformats.org/officeDocument/2006/math" xmlns:aink="http://schemas.microsoft.com/office/drawing/2016/ink" xmlns:am3d="http://schemas.microsoft.com/office/drawing/2017/model3d" xmlns:oel="http://schemas.microsoft.com/office/2019/extlst" xmlns:r="http://schemas.openxmlformats.org/officeDocument/2006/relationships" xmlns:wp14="http://schemas.microsoft.com/office/word/2010/wordprocessingDrawing" xmlns:wp="http://schemas.openxmlformats.org/drawingml/2006/wordprocessingDrawing" xmlns:wpg="http://schemas.microsoft.com/office/word/2010/wordprocessingGroup" xmlns:wpi="http://schemas.microsoft.com/office/word/2010/wordprocessingInk" xmlns:wps="http://schemas.microsoft.com/office/word/2010/wordprocessingShape" xmlns:o="urn:schemas-microsoft-com:office:office" xmlns:v="urn:schemas-microsoft-com:vml" xmlns:w10="urn:schemas-microsoft-com:office:word" xmlns:w="http://schemas.openxmlformats.org/wordprocessingml/2006/main" xmlns:w14="http://schemas.microsoft.com/office/word/2010/wordml" xmlns:w15="http://schemas.microsoft.com/office/word/2012/wordml" xmlns:w16cei="http://schemas.microsoft.com/office/word/2026/wordml/cei" xmlns:w16cex="http://schemas.microsoft.com/office/word/2018/wordml/cex" xmlns:w16cid="http://schemas.microsoft.com/office/word/2016/wordml/cid" xmlns:w16="http://schemas.microsoft.com/office/word/2018/wordml" xmlns:w16sdtdh="http://schemas.microsoft.com/office/word/2020/wordml/sdtdatahash" xmlns:w16sdtfl="http://schemas.microsoft.com/office/word/2024/wordml/sdtformatlock" xmlns:w16se="http://schemas.microsoft.com/office/word/2015/wordml/symex" xmlns:w16du="http://schemas.microsoft.com/office/word/2023/wordml/word16du" xmlns:wne="http://schemas.microsoft.com/office/word/2006/wordml" mc:Ignorable="w14 w15 w16se w16cid w16 w16cex w16sdtdh w16sdtfl w16du wp14">
   <w:p>
     <w:pPr>
-      <w:pStyle w:val="Footer"/>
+      <w:pStyle w:val="a5"/>
     </w:pPr>
     <w:r>
       <w:rPr>
@@ -7779,7 +8636,7 @@
               <wp:docPr id="944684457" name="Text Box 16" descr="Restricted - مقيد ">
                 <a:extLst xmlns:a="http://schemas.openxmlformats.org/drawingml/2006/main">
                   <a:ext uri="{5AE41FA2-C0FF-4470-9BD4-5FADCA87CBE2}">
-                    <aclsh:classification xmlns:aclsh="http://schemas.microsoft.com/office/drawing/2020/classificationShape" xmlns:w16sdtfl="http://schemas.microsoft.com/office/word/2024/wordml/sdtformatlock" xmlns:w16sdtdh="http://schemas.microsoft.com/office/word/2020/wordml/sdtdatahash" xmlns:w16du="http://schemas.microsoft.com/office/word/2023/wordml/word16du" xmlns:w16="http://schemas.microsoft.com/office/word/2018/wordml" xmlns:w16cid="http://schemas.microsoft.com/office/word/2016/wordml/cid" xmlns:w16cex="http://schemas.microsoft.com/office/word/2018/wordml/cex" xmlns:w="http://schemas.openxmlformats.org/wordprocessingml/2006/main" xmlns:w10="urn:schemas-microsoft-com:office:word" xmlns:v="urn:schemas-microsoft-com:vml" xmlns:oel="http://schemas.microsoft.com/office/2019/extlst" xmlns:o="urn:schemas-microsoft-com:office:office" xmlns:am3d="http://schemas.microsoft.com/office/drawing/2017/model3d" xmlns:aink="http://schemas.microsoft.com/office/drawing/2016/ink" xmlns:cx8="http://schemas.microsoft.com/office/drawing/2016/5/14/chartex" xmlns:cx7="http://schemas.microsoft.com/office/drawing/2016/5/13/chartex" xmlns:cx6="http://schemas.microsoft.com/office/drawing/2016/5/12/chartex" xmlns:cx5="http://schemas.microsoft.com/office/drawing/2016/5/11/chartex" xmlns:cx4="http://schemas.microsoft.com/office/drawing/2016/5/10/chartex" xmlns:cx3="http://schemas.microsoft.com/office/drawing/2016/5/9/chartex" xmlns:cx2="http://schemas.microsoft.com/office/drawing/2015/10/21/chartex" xmlns:cx1="http://schemas.microsoft.com/office/drawing/2015/9/8/chartex" xmlns="" classificationOutcomeType="ftr"/>
+                    <aclsh:classification xmlns:aclsh="http://schemas.microsoft.com/office/drawing/2020/classificationShape" classificationOutcomeType="ftr"/>
                   </a:ext>
                 </a:extLst>
               </wp:docPr>
@@ -7853,13 +8710,13 @@
             </wp:anchor>
           </w:drawing>
         </mc:Choice>
-        <mc:Fallback xmlns:w16sdtfl="http://schemas.microsoft.com/office/word/2024/wordml/sdtformatlock" xmlns:w16sdtdh="http://schemas.microsoft.com/office/word/2020/wordml/sdtdatahash" xmlns:w16du="http://schemas.microsoft.com/office/word/2023/wordml/word16du" xmlns:w16="http://schemas.microsoft.com/office/word/2018/wordml" xmlns:w16cid="http://schemas.microsoft.com/office/word/2016/wordml/cid" xmlns:w16cex="http://schemas.microsoft.com/office/word/2018/wordml/cex" xmlns:oel="http://schemas.microsoft.com/office/2019/extlst" xmlns:am3d="http://schemas.microsoft.com/office/drawing/2017/model3d" xmlns:aink="http://schemas.microsoft.com/office/drawing/2016/ink" xmlns:cx8="http://schemas.microsoft.com/office/drawing/2016/5/14/chartex" xmlns:cx7="http://schemas.microsoft.com/office/drawing/2016/5/13/chartex" xmlns:cx6="http://schemas.microsoft.com/office/drawing/2016/5/12/chartex" xmlns:cx5="http://schemas.microsoft.com/office/drawing/2016/5/11/chartex" xmlns:cx4="http://schemas.microsoft.com/office/drawing/2016/5/10/chartex" xmlns:cx3="http://schemas.microsoft.com/office/drawing/2016/5/9/chartex" xmlns:cx2="http://schemas.microsoft.com/office/drawing/2015/10/21/chartex" xmlns:cx1="http://schemas.microsoft.com/office/drawing/2015/9/8/chartex">
+        <mc:Fallback>
           <w:pict>
             <v:shapetype w14:anchorId="4A1CD953" id="_x0000_t202" coordsize="21600,21600" o:spt="202" path="m,l,21600r21600,l21600,xe">
               <v:stroke joinstyle="miter"/>
               <v:path gradientshapeok="t" o:connecttype="rect"/>
             </v:shapetype>
-            <v:shape id="Text Box 16" o:spid="_x0000_s1034" type="#_x0000_t202" alt="Restricted - مقيد " style="position:absolute;left:0;text-align:left;margin-left:0;margin-top:0;width:84.4pt;height:32.1pt;z-index:251664384;visibility:visible;mso-wrap-style:none;mso-wrap-distance-left:0;mso-wrap-distance-top:0;mso-wrap-distance-right:0;mso-wrap-distance-bottom:0;mso-position-horizontal:left;mso-position-horizontal-relative:page;mso-position-vertical:bottom;mso-position-vertical-relative:page;v-text-anchor:bottom" o:gfxdata="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" filled="f" stroked="f">
+            <v:shape id="Text Box 16" o:spid="_x0000_s1034" type="#_x0000_t202" alt="Restricted - مقيد " style="position:absolute;left:0;text-align:left;margin-left:0;margin-top:0;width:84.4pt;height:32.1pt;z-index:251664384;visibility:visible;mso-wrap-style:none;mso-wrap-distance-left:0;mso-wrap-distance-top:0;mso-wrap-distance-right:0;mso-wrap-distance-bottom:0;mso-position-horizontal:left;mso-position-horizontal-relative:page;mso-position-vertical:bottom;mso-position-vertical-relative:page;v-text-anchor:bottom" o:gfxdata="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" filled="f" stroked="f">
               <v:textbox style="mso-fit-shape-to-text:t" inset="20pt,0,0,15pt">
                 <w:txbxContent>
                   <w:p>
@@ -7881,7 +8738,7 @@
                     </w:r>
                     <w:r>
                       <w:rPr>
-                        <w:rFonts w:ascii="Aptos" w:eastAsia="Aptos" w:hAnsi="Aptos" w:cs="Aptos"/>
+                        <w:rFonts w:ascii="Aptos" w:eastAsia="Aptos" w:hAnsi="Aptos" w:cs="Times New Roman"/>
                         <w:noProof/>
                         <w:color w:val="000000"/>
                         <w:rtl/>
@@ -7910,7 +8767,7 @@
 </file>
 
 <file path=word/footnotes.xml><?xml version="1.0" encoding="utf-8"?>
-<w:footnotes xmlns:wpc="http://schemas.microsoft.com/office/word/2010/wordprocessingCanvas" xmlns:cx="http://schemas.microsoft.com/office/drawing/2014/chartex" xmlns:mc="http://schemas.openxmlformats.org/markup-compatibility/2006" xmlns:o="urn:schemas-microsoft-com:office:office" xmlns:r="http://schemas.openxmlformats.org/officeDocument/2006/relationships" xmlns:m="http://schemas.openxmlformats.org/officeDocument/2006/math" xmlns:v="urn:schemas-microsoft-com:vml" xmlns:wp14="http://schemas.microsoft.com/office/word/2010/wordprocessingDrawing" xmlns:wp="http://schemas.openxmlformats.org/drawingml/2006/wordprocessingDrawing" xmlns:w10="urn:schemas-microsoft-com:office:word" xmlns:w="http://schemas.openxmlformats.org/wordprocessingml/2006/main" xmlns:w14="http://schemas.microsoft.com/office/word/2010/wordml" xmlns:w15="http://schemas.microsoft.com/office/word/2012/wordml" xmlns:w16se="http://schemas.microsoft.com/office/word/2015/wordml/symex" xmlns:wpg="http://schemas.microsoft.com/office/word/2010/wordprocessingGroup" xmlns:wpi="http://schemas.microsoft.com/office/word/2010/wordprocessingInk" xmlns:wne="http://schemas.microsoft.com/office/word/2006/wordml" xmlns:wps="http://schemas.microsoft.com/office/word/2010/wordprocessingShape" mc:Ignorable="w14 w15 w16se wp14">
+<w:footnotes xmlns:wpc="http://schemas.microsoft.com/office/word/2010/wordprocessingCanvas" xmlns:cx="http://schemas.microsoft.com/office/drawing/2014/chartex" xmlns:cx1="http://schemas.microsoft.com/office/drawing/2015/9/8/chartex" xmlns:cx2="http://schemas.microsoft.com/office/drawing/2015/10/21/chartex" xmlns:cx3="http://schemas.microsoft.com/office/drawing/2016/5/9/chartex" xmlns:cx4="http://schemas.microsoft.com/office/drawing/2016/5/10/chartex" xmlns:cx5="http://schemas.microsoft.com/office/drawing/2016/5/11/chartex" xmlns:cx6="http://schemas.microsoft.com/office/drawing/2016/5/12/chartex" xmlns:cx7="http://schemas.microsoft.com/office/drawing/2016/5/13/chartex" xmlns:cx8="http://schemas.microsoft.com/office/drawing/2016/5/14/chartex" xmlns:mc="http://schemas.openxmlformats.org/markup-compatibility/2006" xmlns:m="http://schemas.openxmlformats.org/officeDocument/2006/math" xmlns:aink="http://schemas.microsoft.com/office/drawing/2016/ink" xmlns:am3d="http://schemas.microsoft.com/office/drawing/2017/model3d" xmlns:oel="http://schemas.microsoft.com/office/2019/extlst" xmlns:r="http://schemas.openxmlformats.org/officeDocument/2006/relationships" xmlns:wp14="http://schemas.microsoft.com/office/word/2010/wordprocessingDrawing" xmlns:wp="http://schemas.openxmlformats.org/drawingml/2006/wordprocessingDrawing" xmlns:wpg="http://schemas.microsoft.com/office/word/2010/wordprocessingGroup" xmlns:wpi="http://schemas.microsoft.com/office/word/2010/wordprocessingInk" xmlns:wps="http://schemas.microsoft.com/office/word/2010/wordprocessingShape" xmlns:o="urn:schemas-microsoft-com:office:office" xmlns:v="urn:schemas-microsoft-com:vml" xmlns:w10="urn:schemas-microsoft-com:office:word" xmlns:w="http://schemas.openxmlformats.org/wordprocessingml/2006/main" xmlns:w14="http://schemas.microsoft.com/office/word/2010/wordml" xmlns:w15="http://schemas.microsoft.com/office/word/2012/wordml" xmlns:w16cei="http://schemas.microsoft.com/office/word/2026/wordml/cei" xmlns:w16cex="http://schemas.microsoft.com/office/word/2018/wordml/cex" xmlns:w16cid="http://schemas.microsoft.com/office/word/2016/wordml/cid" xmlns:w16="http://schemas.microsoft.com/office/word/2018/wordml" xmlns:w16sdtdh="http://schemas.microsoft.com/office/word/2020/wordml/sdtdatahash" xmlns:w16sdtfl="http://schemas.microsoft.com/office/word/2024/wordml/sdtformatlock" xmlns:w16se="http://schemas.microsoft.com/office/word/2015/wordml/symex" xmlns:w16du="http://schemas.microsoft.com/office/word/2023/wordml/word16du" xmlns:wne="http://schemas.microsoft.com/office/word/2006/wordml" mc:Ignorable="w14 w15 w16se w16cid w16 w16cex w16sdtdh w16sdtfl w16du wp14">
   <w:footnote w:type="separator" w:id="-1">
     <w:p>
       <w:pPr>
@@ -7939,7 +8796,7 @@
 </file>
 
 <file path=word/header1.xml><?xml version="1.0" encoding="utf-8"?>
-<w:hdr xmlns:wpc="http://schemas.microsoft.com/office/word/2010/wordprocessingCanvas" xmlns:cx="http://schemas.microsoft.com/office/drawing/2014/chartex" xmlns:mc="http://schemas.openxmlformats.org/markup-compatibility/2006" xmlns:o="urn:schemas-microsoft-com:office:office" xmlns:r="http://schemas.openxmlformats.org/officeDocument/2006/relationships" xmlns:m="http://schemas.openxmlformats.org/officeDocument/2006/math" xmlns:v="urn:schemas-microsoft-com:vml" xmlns:wp14="http://schemas.microsoft.com/office/word/2010/wordprocessingDrawing" xmlns:wp="http://schemas.openxmlformats.org/drawingml/2006/wordprocessingDrawing" xmlns:w10="urn:schemas-microsoft-com:office:word" xmlns:w="http://schemas.openxmlformats.org/wordprocessingml/2006/main" xmlns:w14="http://schemas.microsoft.com/office/word/2010/wordml" xmlns:w15="http://schemas.microsoft.com/office/word/2012/wordml" xmlns:w16se="http://schemas.microsoft.com/office/word/2015/wordml/symex" xmlns:wpg="http://schemas.microsoft.com/office/word/2010/wordprocessingGroup" xmlns:wpi="http://schemas.microsoft.com/office/word/2010/wordprocessingInk" xmlns:wne="http://schemas.microsoft.com/office/word/2006/wordml" xmlns:wps="http://schemas.microsoft.com/office/word/2010/wordprocessingShape" mc:Ignorable="w14 w15 w16se wp14">
+<w:hdr xmlns:wpc="http://schemas.microsoft.com/office/word/2010/wordprocessingCanvas" xmlns:cx="http://schemas.microsoft.com/office/drawing/2014/chartex" xmlns:cx1="http://schemas.microsoft.com/office/drawing/2015/9/8/chartex" xmlns:cx2="http://schemas.microsoft.com/office/drawing/2015/10/21/chartex" xmlns:cx3="http://schemas.microsoft.com/office/drawing/2016/5/9/chartex" xmlns:cx4="http://schemas.microsoft.com/office/drawing/2016/5/10/chartex" xmlns:cx5="http://schemas.microsoft.com/office/drawing/2016/5/11/chartex" xmlns:cx6="http://schemas.microsoft.com/office/drawing/2016/5/12/chartex" xmlns:cx7="http://schemas.microsoft.com/office/drawing/2016/5/13/chartex" xmlns:cx8="http://schemas.microsoft.com/office/drawing/2016/5/14/chartex" xmlns:mc="http://schemas.openxmlformats.org/markup-compatibility/2006" xmlns:m="http://schemas.openxmlformats.org/officeDocument/2006/math" xmlns:aink="http://schemas.microsoft.com/office/drawing/2016/ink" xmlns:am3d="http://schemas.microsoft.com/office/drawing/2017/model3d" xmlns:oel="http://schemas.microsoft.com/office/2019/extlst" xmlns:r="http://schemas.openxmlformats.org/officeDocument/2006/relationships" xmlns:wp14="http://schemas.microsoft.com/office/word/2010/wordprocessingDrawing" xmlns:wp="http://schemas.openxmlformats.org/drawingml/2006/wordprocessingDrawing" xmlns:wpg="http://schemas.microsoft.com/office/word/2010/wordprocessingGroup" xmlns:wpi="http://schemas.microsoft.com/office/word/2010/wordprocessingInk" xmlns:wps="http://schemas.microsoft.com/office/word/2010/wordprocessingShape" xmlns:o="urn:schemas-microsoft-com:office:office" xmlns:v="urn:schemas-microsoft-com:vml" xmlns:w10="urn:schemas-microsoft-com:office:word" xmlns:w="http://schemas.openxmlformats.org/wordprocessingml/2006/main" xmlns:w14="http://schemas.microsoft.com/office/word/2010/wordml" xmlns:w15="http://schemas.microsoft.com/office/word/2012/wordml" xmlns:w16cei="http://schemas.microsoft.com/office/word/2026/wordml/cei" xmlns:w16cex="http://schemas.microsoft.com/office/word/2018/wordml/cex" xmlns:w16cid="http://schemas.microsoft.com/office/word/2016/wordml/cid" xmlns:w16="http://schemas.microsoft.com/office/word/2018/wordml" xmlns:w16sdtdh="http://schemas.microsoft.com/office/word/2020/wordml/sdtdatahash" xmlns:w16sdtfl="http://schemas.microsoft.com/office/word/2024/wordml/sdtformatlock" xmlns:w16se="http://schemas.microsoft.com/office/word/2015/wordml/symex" xmlns:w16du="http://schemas.microsoft.com/office/word/2023/wordml/word16du" xmlns:wne="http://schemas.microsoft.com/office/word/2006/wordml" mc:Ignorable="w14 w15 w16se w16cid w16 w16cex w16sdtdh w16sdtfl w16du wp14">
   <w:tbl>
     <w:tblPr>
       <w:tblW w:w="6410" w:type="pct"/>
@@ -8003,7 +8860,7 @@
         </w:tcPr>
         <w:p>
           <w:pPr>
-            <w:pStyle w:val="Header"/>
+            <w:pStyle w:val="a7"/>
           </w:pPr>
         </w:p>
       </w:tc>
@@ -8013,7 +8870,7 @@
         </w:tcPr>
         <w:p>
           <w:pPr>
-            <w:pStyle w:val="Header"/>
+            <w:pStyle w:val="a7"/>
           </w:pPr>
         </w:p>
       </w:tc>
@@ -8024,7 +8881,7 @@
         </w:tcPr>
         <w:p>
           <w:pPr>
-            <w:pStyle w:val="Header"/>
+            <w:pStyle w:val="a7"/>
           </w:pPr>
         </w:p>
       </w:tc>
@@ -8032,14 +8889,14 @@
   </w:tbl>
   <w:p>
     <w:pPr>
-      <w:pStyle w:val="Header"/>
+      <w:pStyle w:val="a7"/>
     </w:pPr>
   </w:p>
 </w:hdr>
 </file>
 
 <file path=word/header2.xml><?xml version="1.0" encoding="utf-8"?>
-<w:hdr xmlns:wpc="http://schemas.microsoft.com/office/word/2010/wordprocessingCanvas" xmlns:cx="http://schemas.microsoft.com/office/drawing/2014/chartex" xmlns:mc="http://schemas.openxmlformats.org/markup-compatibility/2006" xmlns:o="urn:schemas-microsoft-com:office:office" xmlns:r="http://schemas.openxmlformats.org/officeDocument/2006/relationships" xmlns:m="http://schemas.openxmlformats.org/officeDocument/2006/math" xmlns:v="urn:schemas-microsoft-com:vml" xmlns:wp14="http://schemas.microsoft.com/office/word/2010/wordprocessingDrawing" xmlns:wp="http://schemas.openxmlformats.org/drawingml/2006/wordprocessingDrawing" xmlns:w10="urn:schemas-microsoft-com:office:word" xmlns:w="http://schemas.openxmlformats.org/wordprocessingml/2006/main" xmlns:w14="http://schemas.microsoft.com/office/word/2010/wordml" xmlns:w15="http://schemas.microsoft.com/office/word/2012/wordml" xmlns:w16se="http://schemas.microsoft.com/office/word/2015/wordml/symex" xmlns:wpg="http://schemas.microsoft.com/office/word/2010/wordprocessingGroup" xmlns:wpi="http://schemas.microsoft.com/office/word/2010/wordprocessingInk" xmlns:wne="http://schemas.microsoft.com/office/word/2006/wordml" xmlns:wps="http://schemas.microsoft.com/office/word/2010/wordprocessingShape" mc:Ignorable="w14 w15 w16se wp14">
+<w:hdr xmlns:wpc="http://schemas.microsoft.com/office/word/2010/wordprocessingCanvas" xmlns:cx="http://schemas.microsoft.com/office/drawing/2014/chartex" xmlns:cx1="http://schemas.microsoft.com/office/drawing/2015/9/8/chartex" xmlns:cx2="http://schemas.microsoft.com/office/drawing/2015/10/21/chartex" xmlns:cx3="http://schemas.microsoft.com/office/drawing/2016/5/9/chartex" xmlns:cx4="http://schemas.microsoft.com/office/drawing/2016/5/10/chartex" xmlns:cx5="http://schemas.microsoft.com/office/drawing/2016/5/11/chartex" xmlns:cx6="http://schemas.microsoft.com/office/drawing/2016/5/12/chartex" xmlns:cx7="http://schemas.microsoft.com/office/drawing/2016/5/13/chartex" xmlns:cx8="http://schemas.microsoft.com/office/drawing/2016/5/14/chartex" xmlns:mc="http://schemas.openxmlformats.org/markup-compatibility/2006" xmlns:m="http://schemas.openxmlformats.org/officeDocument/2006/math" xmlns:aink="http://schemas.microsoft.com/office/drawing/2016/ink" xmlns:am3d="http://schemas.microsoft.com/office/drawing/2017/model3d" xmlns:oel="http://schemas.microsoft.com/office/2019/extlst" xmlns:r="http://schemas.openxmlformats.org/officeDocument/2006/relationships" xmlns:wp14="http://schemas.microsoft.com/office/word/2010/wordprocessingDrawing" xmlns:wp="http://schemas.openxmlformats.org/drawingml/2006/wordprocessingDrawing" xmlns:wpg="http://schemas.microsoft.com/office/word/2010/wordprocessingGroup" xmlns:wpi="http://schemas.microsoft.com/office/word/2010/wordprocessingInk" xmlns:wps="http://schemas.microsoft.com/office/word/2010/wordprocessingShape" xmlns:o="urn:schemas-microsoft-com:office:office" xmlns:v="urn:schemas-microsoft-com:vml" xmlns:w10="urn:schemas-microsoft-com:office:word" xmlns:w="http://schemas.openxmlformats.org/wordprocessingml/2006/main" xmlns:w14="http://schemas.microsoft.com/office/word/2010/wordml" xmlns:w15="http://schemas.microsoft.com/office/word/2012/wordml" xmlns:w16cei="http://schemas.microsoft.com/office/word/2026/wordml/cei" xmlns:w16cex="http://schemas.microsoft.com/office/word/2018/wordml/cex" xmlns:w16cid="http://schemas.microsoft.com/office/word/2016/wordml/cid" xmlns:w16="http://schemas.microsoft.com/office/word/2018/wordml" xmlns:w16sdtdh="http://schemas.microsoft.com/office/word/2020/wordml/sdtdatahash" xmlns:w16sdtfl="http://schemas.microsoft.com/office/word/2024/wordml/sdtformatlock" xmlns:w16se="http://schemas.microsoft.com/office/word/2015/wordml/symex" xmlns:w16du="http://schemas.microsoft.com/office/word/2023/wordml/word16du" xmlns:wne="http://schemas.microsoft.com/office/word/2006/wordml" mc:Ignorable="w14 w15 w16se w16cid w16 w16cex w16sdtdh w16sdtfl w16du wp14">
   <w:p>
     <w:r>
       <w:rPr>
@@ -8216,7 +9073,7 @@
             </wp:anchor>
           </w:drawing>
         </mc:Choice>
-        <mc:Fallback xmlns:w16sdtfl="http://schemas.microsoft.com/office/word/2024/wordml/sdtformatlock" xmlns:w16sdtdh="http://schemas.microsoft.com/office/word/2020/wordml/sdtdatahash" xmlns:w16du="http://schemas.microsoft.com/office/word/2023/wordml/word16du" xmlns:w16="http://schemas.microsoft.com/office/word/2018/wordml" xmlns:w16cid="http://schemas.microsoft.com/office/word/2016/wordml/cid" xmlns:w16cex="http://schemas.microsoft.com/office/word/2018/wordml/cex" xmlns:oel="http://schemas.microsoft.com/office/2019/extlst" xmlns:am3d="http://schemas.microsoft.com/office/drawing/2017/model3d" xmlns:aink="http://schemas.microsoft.com/office/drawing/2016/ink" xmlns:cx8="http://schemas.microsoft.com/office/drawing/2016/5/14/chartex" xmlns:cx7="http://schemas.microsoft.com/office/drawing/2016/5/13/chartex" xmlns:cx6="http://schemas.microsoft.com/office/drawing/2016/5/12/chartex" xmlns:cx5="http://schemas.microsoft.com/office/drawing/2016/5/11/chartex" xmlns:cx4="http://schemas.microsoft.com/office/drawing/2016/5/10/chartex" xmlns:cx3="http://schemas.microsoft.com/office/drawing/2016/5/9/chartex" xmlns:cx2="http://schemas.microsoft.com/office/drawing/2015/10/21/chartex" xmlns:cx1="http://schemas.microsoft.com/office/drawing/2015/9/8/chartex">
+        <mc:Fallback>
           <w:pict>
             <v:line w14:anchorId="7169C831" id="Straight Connector 6" o:spid="_x0000_s1026" style="position:absolute;z-index:251660288;visibility:visible;mso-wrap-style:square;mso-width-percent:0;mso-height-percent:0;mso-wrap-distance-left:9pt;mso-wrap-distance-top:-3e-5mm;mso-wrap-distance-right:9pt;mso-wrap-distance-bottom:-3e-5mm;mso-position-horizontal:absolute;mso-position-horizontal-relative:text;mso-position-vertical:absolute;mso-position-vertical-relative:text;mso-width-percent:0;mso-height-percent:0;mso-width-relative:page;mso-height-relative:page" from="-68.95pt,-666.45pt" to="489.05pt,-666.45pt" o:gfxdata="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" strokecolor="#4f81bd" strokeweight="2pt">
               <v:shadow on="t" opacity="24903f" origin=",.5" offset="0,.55556mm"/>
@@ -8231,7 +9088,7 @@
 </file>
 
 <file path=word/header3.xml><?xml version="1.0" encoding="utf-8"?>
-<w:hdr xmlns:wpc="http://schemas.microsoft.com/office/word/2010/wordprocessingCanvas" xmlns:cx="http://schemas.microsoft.com/office/drawing/2014/chartex" xmlns:mc="http://schemas.openxmlformats.org/markup-compatibility/2006" xmlns:o="urn:schemas-microsoft-com:office:office" xmlns:r="http://schemas.openxmlformats.org/officeDocument/2006/relationships" xmlns:m="http://schemas.openxmlformats.org/officeDocument/2006/math" xmlns:v="urn:schemas-microsoft-com:vml" xmlns:wp14="http://schemas.microsoft.com/office/word/2010/wordprocessingDrawing" xmlns:wp="http://schemas.openxmlformats.org/drawingml/2006/wordprocessingDrawing" xmlns:w10="urn:schemas-microsoft-com:office:word" xmlns:w="http://schemas.openxmlformats.org/wordprocessingml/2006/main" xmlns:w14="http://schemas.microsoft.com/office/word/2010/wordml" xmlns:w15="http://schemas.microsoft.com/office/word/2012/wordml" xmlns:w16se="http://schemas.microsoft.com/office/word/2015/wordml/symex" xmlns:wpg="http://schemas.microsoft.com/office/word/2010/wordprocessingGroup" xmlns:wpi="http://schemas.microsoft.com/office/word/2010/wordprocessingInk" xmlns:wne="http://schemas.microsoft.com/office/word/2006/wordml" xmlns:wps="http://schemas.microsoft.com/office/word/2010/wordprocessingShape" mc:Ignorable="w14 w15 w16se wp14">
+<w:hdr xmlns:wpc="http://schemas.microsoft.com/office/word/2010/wordprocessingCanvas" xmlns:cx="http://schemas.microsoft.com/office/drawing/2014/chartex" xmlns:cx1="http://schemas.microsoft.com/office/drawing/2015/9/8/chartex" xmlns:cx2="http://schemas.microsoft.com/office/drawing/2015/10/21/chartex" xmlns:cx3="http://schemas.microsoft.com/office/drawing/2016/5/9/chartex" xmlns:cx4="http://schemas.microsoft.com/office/drawing/2016/5/10/chartex" xmlns:cx5="http://schemas.microsoft.com/office/drawing/2016/5/11/chartex" xmlns:cx6="http://schemas.microsoft.com/office/drawing/2016/5/12/chartex" xmlns:cx7="http://schemas.microsoft.com/office/drawing/2016/5/13/chartex" xmlns:cx8="http://schemas.microsoft.com/office/drawing/2016/5/14/chartex" xmlns:mc="http://schemas.openxmlformats.org/markup-compatibility/2006" xmlns:m="http://schemas.openxmlformats.org/officeDocument/2006/math" xmlns:aink="http://schemas.microsoft.com/office/drawing/2016/ink" xmlns:am3d="http://schemas.microsoft.com/office/drawing/2017/model3d" xmlns:oel="http://schemas.microsoft.com/office/2019/extlst" xmlns:r="http://schemas.openxmlformats.org/officeDocument/2006/relationships" xmlns:wp14="http://schemas.microsoft.com/office/word/2010/wordprocessingDrawing" xmlns:wp="http://schemas.openxmlformats.org/drawingml/2006/wordprocessingDrawing" xmlns:wpg="http://schemas.microsoft.com/office/word/2010/wordprocessingGroup" xmlns:wpi="http://schemas.microsoft.com/office/word/2010/wordprocessingInk" xmlns:wps="http://schemas.microsoft.com/office/word/2010/wordprocessingShape" xmlns:o="urn:schemas-microsoft-com:office:office" xmlns:v="urn:schemas-microsoft-com:vml" xmlns:w10="urn:schemas-microsoft-com:office:word" xmlns:w="http://schemas.openxmlformats.org/wordprocessingml/2006/main" xmlns:w14="http://schemas.microsoft.com/office/word/2010/wordml" xmlns:w15="http://schemas.microsoft.com/office/word/2012/wordml" xmlns:w16cei="http://schemas.microsoft.com/office/word/2026/wordml/cei" xmlns:w16cex="http://schemas.microsoft.com/office/word/2018/wordml/cex" xmlns:w16cid="http://schemas.microsoft.com/office/word/2016/wordml/cid" xmlns:w16="http://schemas.microsoft.com/office/word/2018/wordml" xmlns:w16sdtdh="http://schemas.microsoft.com/office/word/2020/wordml/sdtdatahash" xmlns:w16sdtfl="http://schemas.microsoft.com/office/word/2024/wordml/sdtformatlock" xmlns:w16se="http://schemas.microsoft.com/office/word/2015/wordml/symex" xmlns:w16du="http://schemas.microsoft.com/office/word/2023/wordml/word16du" xmlns:wne="http://schemas.microsoft.com/office/word/2006/wordml" mc:Ignorable="w14 w15 w16se w16cid w16 w16cex w16sdtdh w16sdtfl w16du wp14">
   <w:tbl>
     <w:tblPr>
       <w:tblW w:w="6410" w:type="pct"/>
@@ -8276,7 +9133,7 @@
             <w:fldChar w:fldCharType="separate"/>
           </w:r>
           <w:r>
-            <w:t>03</w:t>
+            <w:t>26</w:t>
           </w:r>
           <w:r>
             <w:fldChar w:fldCharType="end"/>
@@ -8325,9 +9182,32 @@
           </w:r>
           <w:r>
             <w:rPr>
+              <w:rFonts w:hint="cs"/>
+              <w:b w:val="0"/>
+              <w:bCs w:val="0"/>
+              <w:noProof/>
+              <w:rtl/>
+            </w:rPr>
+            <w:instrText xml:space="preserve">خطأ! استخدم علامة التبويب "الصفحة الرئيسية" لتطبيق </w:instrText>
+          </w:r>
+          <w:r>
+            <w:rPr>
+              <w:rFonts w:hint="cs"/>
+              <w:b w:val="0"/>
+              <w:bCs w:val="0"/>
               <w:noProof/>
             </w:rPr>
-            <w:instrText>Question One</w:instrText>
+            <w:instrText>Heading 1</w:instrText>
+          </w:r>
+          <w:r>
+            <w:rPr>
+              <w:rFonts w:hint="cs"/>
+              <w:b w:val="0"/>
+              <w:bCs w:val="0"/>
+              <w:noProof/>
+              <w:rtl/>
+            </w:rPr>
+            <w:instrText xml:space="preserve"> على النص الذي ترغب في أن يظهر هنا.</w:instrText>
           </w:r>
           <w:r>
             <w:rPr>
@@ -8358,9 +9238,32 @@
           </w:r>
           <w:r>
             <w:rPr>
+              <w:rFonts w:hint="cs"/>
+              <w:b w:val="0"/>
+              <w:bCs w:val="0"/>
+              <w:noProof/>
+              <w:rtl/>
+            </w:rPr>
+            <w:instrText xml:space="preserve">خطأ! استخدم علامة التبويب "الصفحة الرئيسية" لتطبيق </w:instrText>
+          </w:r>
+          <w:r>
+            <w:rPr>
+              <w:rFonts w:hint="cs"/>
+              <w:b w:val="0"/>
+              <w:bCs w:val="0"/>
               <w:noProof/>
             </w:rPr>
-            <w:instrText>Question One</w:instrText>
+            <w:instrText>Heading 1</w:instrText>
+          </w:r>
+          <w:r>
+            <w:rPr>
+              <w:rFonts w:hint="cs"/>
+              <w:b w:val="0"/>
+              <w:bCs w:val="0"/>
+              <w:noProof/>
+              <w:rtl/>
+            </w:rPr>
+            <w:instrText xml:space="preserve"> على النص الذي ترغب في أن يظهر هنا.</w:instrText>
           </w:r>
           <w:r>
             <w:rPr>
@@ -8376,9 +9279,38 @@
           </w:r>
           <w:r>
             <w:rPr>
+              <w:rFonts w:hint="cs"/>
+              <w:b w:val="0"/>
+              <w:bCs w:val="0"/>
+              <w:noProof/>
+              <w:rtl/>
+            </w:rPr>
+            <w:t xml:space="preserve">خطأ! استخدم علامة التبويب "الصفحة الرئيسية" لتطبيق </w:t>
+          </w:r>
+          <w:r>
+            <w:rPr>
+              <w:rFonts w:hint="cs"/>
+              <w:b w:val="0"/>
+              <w:bCs w:val="0"/>
               <w:noProof/>
             </w:rPr>
-            <w:t xml:space="preserve">Question One </w:t>
+            <w:t>Heading 1</w:t>
+          </w:r>
+          <w:r>
+            <w:rPr>
+              <w:rFonts w:hint="cs"/>
+              <w:b w:val="0"/>
+              <w:bCs w:val="0"/>
+              <w:noProof/>
+              <w:rtl/>
+            </w:rPr>
+            <w:t xml:space="preserve"> على النص الذي ترغب في أن يظهر هنا.</w:t>
+          </w:r>
+          <w:r>
+            <w:rPr>
+              <w:noProof/>
+            </w:rPr>
+            <w:t xml:space="preserve"> </w:t>
           </w:r>
           <w:r>
             <w:fldChar w:fldCharType="end"/>
@@ -8436,7 +9368,7 @@
 </file>
 
 <file path=word/numbering.xml><?xml version="1.0" encoding="utf-8"?>
-<w:numbering xmlns:wpc="http://schemas.microsoft.com/office/word/2010/wordprocessingCanvas" xmlns:cx="http://schemas.microsoft.com/office/drawing/2014/chartex" xmlns:mc="http://schemas.openxmlformats.org/markup-compatibility/2006" xmlns:o="urn:schemas-microsoft-com:office:office" xmlns:r="http://schemas.openxmlformats.org/officeDocument/2006/relationships" xmlns:m="http://schemas.openxmlformats.org/officeDocument/2006/math" xmlns:v="urn:schemas-microsoft-com:vml" xmlns:wp14="http://schemas.microsoft.com/office/word/2010/wordprocessingDrawing" xmlns:wp="http://schemas.openxmlformats.org/drawingml/2006/wordprocessingDrawing" xmlns:w10="urn:schemas-microsoft-com:office:word" xmlns:w="http://schemas.openxmlformats.org/wordprocessingml/2006/main" xmlns:w14="http://schemas.microsoft.com/office/word/2010/wordml" xmlns:w15="http://schemas.microsoft.com/office/word/2012/wordml" xmlns:w16se="http://schemas.microsoft.com/office/word/2015/wordml/symex" xmlns:wpg="http://schemas.microsoft.com/office/word/2010/wordprocessingGroup" xmlns:wpi="http://schemas.microsoft.com/office/word/2010/wordprocessingInk" xmlns:wne="http://schemas.microsoft.com/office/word/2006/wordml" xmlns:wps="http://schemas.microsoft.com/office/word/2010/wordprocessingShape" mc:Ignorable="w14 w15 w16se wp14">
+<w:numbering xmlns:wpc="http://schemas.microsoft.com/office/word/2010/wordprocessingCanvas" xmlns:cx="http://schemas.microsoft.com/office/drawing/2014/chartex" xmlns:cx1="http://schemas.microsoft.com/office/drawing/2015/9/8/chartex" xmlns:cx2="http://schemas.microsoft.com/office/drawing/2015/10/21/chartex" xmlns:cx3="http://schemas.microsoft.com/office/drawing/2016/5/9/chartex" xmlns:cx4="http://schemas.microsoft.com/office/drawing/2016/5/10/chartex" xmlns:cx5="http://schemas.microsoft.com/office/drawing/2016/5/11/chartex" xmlns:cx6="http://schemas.microsoft.com/office/drawing/2016/5/12/chartex" xmlns:cx7="http://schemas.microsoft.com/office/drawing/2016/5/13/chartex" xmlns:cx8="http://schemas.microsoft.com/office/drawing/2016/5/14/chartex" xmlns:mc="http://schemas.openxmlformats.org/markup-compatibility/2006" xmlns:m="http://schemas.openxmlformats.org/officeDocument/2006/math" xmlns:aink="http://schemas.microsoft.com/office/drawing/2016/ink" xmlns:am3d="http://schemas.microsoft.com/office/drawing/2017/model3d" xmlns:oel="http://schemas.microsoft.com/office/2019/extlst" xmlns:r="http://schemas.openxmlformats.org/officeDocument/2006/relationships" xmlns:wp14="http://schemas.microsoft.com/office/word/2010/wordprocessingDrawing" xmlns:wp="http://schemas.openxmlformats.org/drawingml/2006/wordprocessingDrawing" xmlns:wpg="http://schemas.microsoft.com/office/word/2010/wordprocessingGroup" xmlns:wpi="http://schemas.microsoft.com/office/word/2010/wordprocessingInk" xmlns:wps="http://schemas.microsoft.com/office/word/2010/wordprocessingShape" xmlns:o="urn:schemas-microsoft-com:office:office" xmlns:v="urn:schemas-microsoft-com:vml" xmlns:w10="urn:schemas-microsoft-com:office:word" xmlns:w="http://schemas.openxmlformats.org/wordprocessingml/2006/main" xmlns:w14="http://schemas.microsoft.com/office/word/2010/wordml" xmlns:w15="http://schemas.microsoft.com/office/word/2012/wordml" xmlns:w16cei="http://schemas.microsoft.com/office/word/2026/wordml/cei" xmlns:w16cex="http://schemas.microsoft.com/office/word/2018/wordml/cex" xmlns:w16cid="http://schemas.microsoft.com/office/word/2016/wordml/cid" xmlns:w16="http://schemas.microsoft.com/office/word/2018/wordml" xmlns:w16sdtdh="http://schemas.microsoft.com/office/word/2020/wordml/sdtdatahash" xmlns:w16sdtfl="http://schemas.microsoft.com/office/word/2024/wordml/sdtformatlock" xmlns:w16se="http://schemas.microsoft.com/office/word/2015/wordml/symex" xmlns:w16du="http://schemas.microsoft.com/office/word/2023/wordml/word16du" xmlns:wne="http://schemas.microsoft.com/office/word/2006/wordml" mc:Ignorable="w14 w15 w16se w16cid w16 w16cex w16sdtdh w16sdtfl w16du wp14">
   <w:abstractNum w:abstractNumId="0" w15:restartNumberingAfterBreak="0">
     <w:nsid w:val="FFFFFF89"/>
     <w:multiLevelType w:val="singleLevel"/>
@@ -8444,7 +9376,7 @@
     <w:lvl w:ilvl="0">
       <w:start w:val="1"/>
       <w:numFmt w:val="bullet"/>
-      <w:pStyle w:val="ListBullet"/>
+      <w:pStyle w:val="a"/>
       <w:lvlText w:val="•"/>
       <w:lvlJc w:val="left"/>
       <w:pPr>
@@ -10640,7 +11572,7 @@
     <w:lvl w:ilvl="0">
       <w:start w:val="1"/>
       <w:numFmt w:val="decimal"/>
-      <w:pStyle w:val="ListNumber"/>
+      <w:pStyle w:val="a0"/>
       <w:lvlText w:val="%1."/>
       <w:lvlJc w:val="left"/>
       <w:pPr>
@@ -10654,7 +11586,7 @@
     <w:lvl w:ilvl="1">
       <w:start w:val="1"/>
       <w:numFmt w:val="decimal"/>
-      <w:pStyle w:val="ListNumber2"/>
+      <w:pStyle w:val="2"/>
       <w:suff w:val="space"/>
       <w:lvlText w:val="%1.%2"/>
       <w:lvlJc w:val="left"/>
@@ -10669,7 +11601,7 @@
     <w:lvl w:ilvl="2">
       <w:start w:val="1"/>
       <w:numFmt w:val="lowerLetter"/>
-      <w:pStyle w:val="ListNumber3"/>
+      <w:pStyle w:val="3"/>
       <w:lvlText w:val="%3."/>
       <w:lvlJc w:val="left"/>
       <w:pPr>
@@ -10683,7 +11615,7 @@
     <w:lvl w:ilvl="3">
       <w:start w:val="1"/>
       <w:numFmt w:val="lowerRoman"/>
-      <w:pStyle w:val="ListNumber4"/>
+      <w:pStyle w:val="4"/>
       <w:lvlText w:val="%4."/>
       <w:lvlJc w:val="left"/>
       <w:pPr>
@@ -10697,7 +11629,7 @@
     <w:lvl w:ilvl="4">
       <w:start w:val="1"/>
       <w:numFmt w:val="lowerLetter"/>
-      <w:pStyle w:val="ListNumber5"/>
+      <w:pStyle w:val="5"/>
       <w:lvlText w:val="(%5)"/>
       <w:lvlJc w:val="left"/>
       <w:pPr>
@@ -10757,6 +11689,155 @@
     </w:lvl>
   </w:abstractNum>
   <w:abstractNum w:abstractNumId="18" w15:restartNumberingAfterBreak="0">
+    <w:nsid w:val="390129CA"/>
+    <w:multiLevelType w:val="multilevel"/>
+    <w:tmpl w:val="B2503814"/>
+    <w:lvl w:ilvl="0">
+      <w:start w:val="1"/>
+      <w:numFmt w:val="bullet"/>
+      <w:lvlText w:val=""/>
+      <w:lvlJc w:val="left"/>
+      <w:pPr>
+        <w:tabs>
+          <w:tab w:val="num" w:pos="720"/>
+        </w:tabs>
+        <w:ind w:left="720" w:hanging="360"/>
+      </w:pPr>
+      <w:rPr>
+        <w:rFonts w:ascii="Symbol" w:hAnsi="Symbol" w:hint="default"/>
+        <w:sz w:val="20"/>
+      </w:rPr>
+    </w:lvl>
+    <w:lvl w:ilvl="1">
+      <w:start w:val="1"/>
+      <w:numFmt w:val="bullet"/>
+      <w:lvlText w:val="o"/>
+      <w:lvlJc w:val="left"/>
+      <w:pPr>
+        <w:tabs>
+          <w:tab w:val="num" w:pos="1440"/>
+        </w:tabs>
+        <w:ind w:left="1440" w:hanging="360"/>
+      </w:pPr>
+      <w:rPr>
+        <w:rFonts w:ascii="Courier New" w:hAnsi="Courier New" w:cs="Times New Roman" w:hint="default"/>
+        <w:sz w:val="20"/>
+      </w:rPr>
+    </w:lvl>
+    <w:lvl w:ilvl="2">
+      <w:start w:val="1"/>
+      <w:numFmt w:val="bullet"/>
+      <w:lvlText w:val=""/>
+      <w:lvlJc w:val="left"/>
+      <w:pPr>
+        <w:tabs>
+          <w:tab w:val="num" w:pos="2160"/>
+        </w:tabs>
+        <w:ind w:left="2160" w:hanging="360"/>
+      </w:pPr>
+      <w:rPr>
+        <w:rFonts w:ascii="Wingdings" w:hAnsi="Wingdings" w:hint="default"/>
+        <w:sz w:val="20"/>
+      </w:rPr>
+    </w:lvl>
+    <w:lvl w:ilvl="3">
+      <w:start w:val="1"/>
+      <w:numFmt w:val="bullet"/>
+      <w:lvlText w:val=""/>
+      <w:lvlJc w:val="left"/>
+      <w:pPr>
+        <w:tabs>
+          <w:tab w:val="num" w:pos="2880"/>
+        </w:tabs>
+        <w:ind w:left="2880" w:hanging="360"/>
+      </w:pPr>
+      <w:rPr>
+        <w:rFonts w:ascii="Wingdings" w:hAnsi="Wingdings" w:hint="default"/>
+        <w:sz w:val="20"/>
+      </w:rPr>
+    </w:lvl>
+    <w:lvl w:ilvl="4">
+      <w:start w:val="1"/>
+      <w:numFmt w:val="bullet"/>
+      <w:lvlText w:val=""/>
+      <w:lvlJc w:val="left"/>
+      <w:pPr>
+        <w:tabs>
+          <w:tab w:val="num" w:pos="3600"/>
+        </w:tabs>
+        <w:ind w:left="3600" w:hanging="360"/>
+      </w:pPr>
+      <w:rPr>
+        <w:rFonts w:ascii="Wingdings" w:hAnsi="Wingdings" w:hint="default"/>
+        <w:sz w:val="20"/>
+      </w:rPr>
+    </w:lvl>
+    <w:lvl w:ilvl="5">
+      <w:start w:val="1"/>
+      <w:numFmt w:val="bullet"/>
+      <w:lvlText w:val=""/>
+      <w:lvlJc w:val="left"/>
+      <w:pPr>
+        <w:tabs>
+          <w:tab w:val="num" w:pos="4320"/>
+        </w:tabs>
+        <w:ind w:left="4320" w:hanging="360"/>
+      </w:pPr>
+      <w:rPr>
+        <w:rFonts w:ascii="Wingdings" w:hAnsi="Wingdings" w:hint="default"/>
+        <w:sz w:val="20"/>
+      </w:rPr>
+    </w:lvl>
+    <w:lvl w:ilvl="6">
+      <w:start w:val="1"/>
+      <w:numFmt w:val="bullet"/>
+      <w:lvlText w:val=""/>
+      <w:lvlJc w:val="left"/>
+      <w:pPr>
+        <w:tabs>
+          <w:tab w:val="num" w:pos="5040"/>
+        </w:tabs>
+        <w:ind w:left="5040" w:hanging="360"/>
+      </w:pPr>
+      <w:rPr>
+        <w:rFonts w:ascii="Wingdings" w:hAnsi="Wingdings" w:hint="default"/>
+        <w:sz w:val="20"/>
+      </w:rPr>
+    </w:lvl>
+    <w:lvl w:ilvl="7">
+      <w:start w:val="1"/>
+      <w:numFmt w:val="bullet"/>
+      <w:lvlText w:val=""/>
+      <w:lvlJc w:val="left"/>
+      <w:pPr>
+        <w:tabs>
+          <w:tab w:val="num" w:pos="5760"/>
+        </w:tabs>
+        <w:ind w:left="5760" w:hanging="360"/>
+      </w:pPr>
+      <w:rPr>
+        <w:rFonts w:ascii="Wingdings" w:hAnsi="Wingdings" w:hint="default"/>
+        <w:sz w:val="20"/>
+      </w:rPr>
+    </w:lvl>
+    <w:lvl w:ilvl="8">
+      <w:start w:val="1"/>
+      <w:numFmt w:val="bullet"/>
+      <w:lvlText w:val=""/>
+      <w:lvlJc w:val="left"/>
+      <w:pPr>
+        <w:tabs>
+          <w:tab w:val="num" w:pos="6480"/>
+        </w:tabs>
+        <w:ind w:left="6480" w:hanging="360"/>
+      </w:pPr>
+      <w:rPr>
+        <w:rFonts w:ascii="Wingdings" w:hAnsi="Wingdings" w:hint="default"/>
+        <w:sz w:val="20"/>
+      </w:rPr>
+    </w:lvl>
+  </w:abstractNum>
+  <w:abstractNum w:abstractNumId="19" w15:restartNumberingAfterBreak="0">
     <w:nsid w:val="3DB16DDE"/>
     <w:multiLevelType w:val="hybridMultilevel"/>
     <w:tmpl w:val="6AA4AC6A"/>
@@ -10869,7 +11950,7 @@
       </w:rPr>
     </w:lvl>
   </w:abstractNum>
-  <w:abstractNum w:abstractNumId="19" w15:restartNumberingAfterBreak="0">
+  <w:abstractNum w:abstractNumId="20" w15:restartNumberingAfterBreak="0">
     <w:nsid w:val="3E797B1E"/>
     <w:multiLevelType w:val="multilevel"/>
     <w:tmpl w:val="23AABE14"/>
@@ -11018,7 +12099,7 @@
       </w:rPr>
     </w:lvl>
   </w:abstractNum>
-  <w:abstractNum w:abstractNumId="20" w15:restartNumberingAfterBreak="0">
+  <w:abstractNum w:abstractNumId="21" w15:restartNumberingAfterBreak="0">
     <w:nsid w:val="429D32DD"/>
     <w:multiLevelType w:val="multilevel"/>
     <w:tmpl w:val="13226E26"/>
@@ -11167,7 +12248,7 @@
       </w:rPr>
     </w:lvl>
   </w:abstractNum>
-  <w:abstractNum w:abstractNumId="21" w15:restartNumberingAfterBreak="0">
+  <w:abstractNum w:abstractNumId="22" w15:restartNumberingAfterBreak="0">
     <w:nsid w:val="432C2F9E"/>
     <w:multiLevelType w:val="multilevel"/>
     <w:tmpl w:val="D8C49764"/>
@@ -11316,7 +12397,7 @@
       </w:rPr>
     </w:lvl>
   </w:abstractNum>
-  <w:abstractNum w:abstractNumId="22" w15:restartNumberingAfterBreak="0">
+  <w:abstractNum w:abstractNumId="23" w15:restartNumberingAfterBreak="0">
     <w:nsid w:val="44EE13B5"/>
     <w:multiLevelType w:val="hybridMultilevel"/>
     <w:tmpl w:val="2AE033A4"/>
@@ -11431,7 +12512,7 @@
       </w:rPr>
     </w:lvl>
   </w:abstractNum>
-  <w:abstractNum w:abstractNumId="23" w15:restartNumberingAfterBreak="0">
+  <w:abstractNum w:abstractNumId="24" w15:restartNumberingAfterBreak="0">
     <w:nsid w:val="4537206F"/>
     <w:multiLevelType w:val="multilevel"/>
     <w:tmpl w:val="F3D61664"/>
@@ -11580,7 +12661,7 @@
       </w:rPr>
     </w:lvl>
   </w:abstractNum>
-  <w:abstractNum w:abstractNumId="24" w15:restartNumberingAfterBreak="0">
+  <w:abstractNum w:abstractNumId="25" w15:restartNumberingAfterBreak="0">
     <w:nsid w:val="46A60E17"/>
     <w:multiLevelType w:val="hybridMultilevel"/>
     <w:tmpl w:val="94EE0BCA"/>
@@ -11693,7 +12774,7 @@
       </w:rPr>
     </w:lvl>
   </w:abstractNum>
-  <w:abstractNum w:abstractNumId="25" w15:restartNumberingAfterBreak="0">
+  <w:abstractNum w:abstractNumId="26" w15:restartNumberingAfterBreak="0">
     <w:nsid w:val="46BF4EBB"/>
     <w:multiLevelType w:val="hybridMultilevel"/>
     <w:tmpl w:val="4364B342"/>
@@ -11805,7 +12886,7 @@
       </w:rPr>
     </w:lvl>
   </w:abstractNum>
-  <w:abstractNum w:abstractNumId="26" w15:restartNumberingAfterBreak="0">
+  <w:abstractNum w:abstractNumId="27" w15:restartNumberingAfterBreak="0">
     <w:nsid w:val="4DAA30BE"/>
     <w:multiLevelType w:val="multilevel"/>
     <w:tmpl w:val="55D6788E"/>
@@ -11918,7 +12999,7 @@
       </w:pPr>
     </w:lvl>
   </w:abstractNum>
-  <w:abstractNum w:abstractNumId="27" w15:restartNumberingAfterBreak="0">
+  <w:abstractNum w:abstractNumId="28" w15:restartNumberingAfterBreak="0">
     <w:nsid w:val="4E486B5F"/>
     <w:multiLevelType w:val="multilevel"/>
     <w:tmpl w:val="C584E39A"/>
@@ -12067,7 +13148,7 @@
       </w:rPr>
     </w:lvl>
   </w:abstractNum>
-  <w:abstractNum w:abstractNumId="28" w15:restartNumberingAfterBreak="0">
+  <w:abstractNum w:abstractNumId="29" w15:restartNumberingAfterBreak="0">
     <w:nsid w:val="4F8272B2"/>
     <w:multiLevelType w:val="multilevel"/>
     <w:tmpl w:val="A8BA79C6"/>
@@ -12216,7 +13297,7 @@
       </w:rPr>
     </w:lvl>
   </w:abstractNum>
-  <w:abstractNum w:abstractNumId="29" w15:restartNumberingAfterBreak="0">
+  <w:abstractNum w:abstractNumId="30" w15:restartNumberingAfterBreak="0">
     <w:nsid w:val="57B33FC1"/>
     <w:multiLevelType w:val="hybridMultilevel"/>
     <w:tmpl w:val="208E5880"/>
@@ -12329,7 +13410,7 @@
       </w:rPr>
     </w:lvl>
   </w:abstractNum>
-  <w:abstractNum w:abstractNumId="30" w15:restartNumberingAfterBreak="0">
+  <w:abstractNum w:abstractNumId="31" w15:restartNumberingAfterBreak="0">
     <w:nsid w:val="5A150E77"/>
     <w:multiLevelType w:val="multilevel"/>
     <w:tmpl w:val="2BF6E478"/>
@@ -12478,7 +13559,7 @@
       </w:rPr>
     </w:lvl>
   </w:abstractNum>
-  <w:abstractNum w:abstractNumId="31" w15:restartNumberingAfterBreak="0">
+  <w:abstractNum w:abstractNumId="32" w15:restartNumberingAfterBreak="0">
     <w:nsid w:val="5BCC73F6"/>
     <w:multiLevelType w:val="hybridMultilevel"/>
     <w:tmpl w:val="D7CC27C2"/>
@@ -12591,7 +13672,7 @@
       </w:rPr>
     </w:lvl>
   </w:abstractNum>
-  <w:abstractNum w:abstractNumId="32" w15:restartNumberingAfterBreak="0">
+  <w:abstractNum w:abstractNumId="33" w15:restartNumberingAfterBreak="0">
     <w:nsid w:val="63657130"/>
     <w:multiLevelType w:val="hybridMultilevel"/>
     <w:tmpl w:val="2142306E"/>
@@ -12704,7 +13785,7 @@
       </w:rPr>
     </w:lvl>
   </w:abstractNum>
-  <w:abstractNum w:abstractNumId="33" w15:restartNumberingAfterBreak="0">
+  <w:abstractNum w:abstractNumId="34" w15:restartNumberingAfterBreak="0">
     <w:nsid w:val="644E49A8"/>
     <w:multiLevelType w:val="multilevel"/>
     <w:tmpl w:val="EB1E810A"/>
@@ -12853,7 +13934,7 @@
       </w:rPr>
     </w:lvl>
   </w:abstractNum>
-  <w:abstractNum w:abstractNumId="34" w15:restartNumberingAfterBreak="0">
+  <w:abstractNum w:abstractNumId="35" w15:restartNumberingAfterBreak="0">
     <w:nsid w:val="75297A33"/>
     <w:multiLevelType w:val="multilevel"/>
     <w:tmpl w:val="8C3C5008"/>
@@ -13002,7 +14083,7 @@
       </w:rPr>
     </w:lvl>
   </w:abstractNum>
-  <w:abstractNum w:abstractNumId="35" w15:restartNumberingAfterBreak="0">
+  <w:abstractNum w:abstractNumId="36" w15:restartNumberingAfterBreak="0">
     <w:nsid w:val="756F6C92"/>
     <w:multiLevelType w:val="hybridMultilevel"/>
     <w:tmpl w:val="E46EDC8C"/>
@@ -13115,7 +14196,7 @@
       </w:rPr>
     </w:lvl>
   </w:abstractNum>
-  <w:abstractNum w:abstractNumId="36" w15:restartNumberingAfterBreak="0">
+  <w:abstractNum w:abstractNumId="37" w15:restartNumberingAfterBreak="0">
     <w:nsid w:val="779B3867"/>
     <w:multiLevelType w:val="hybridMultilevel"/>
     <w:tmpl w:val="171E203E"/>
@@ -13201,7 +14282,7 @@
       </w:pPr>
     </w:lvl>
   </w:abstractNum>
-  <w:abstractNum w:abstractNumId="37" w15:restartNumberingAfterBreak="0">
+  <w:abstractNum w:abstractNumId="38" w15:restartNumberingAfterBreak="0">
     <w:nsid w:val="7C371E0A"/>
     <w:multiLevelType w:val="multilevel"/>
     <w:tmpl w:val="19948D64"/>
@@ -13350,7 +14431,7 @@
       </w:rPr>
     </w:lvl>
   </w:abstractNum>
-  <w:abstractNum w:abstractNumId="38" w15:restartNumberingAfterBreak="0">
+  <w:abstractNum w:abstractNumId="39" w15:restartNumberingAfterBreak="0">
     <w:nsid w:val="7CF46B7A"/>
     <w:multiLevelType w:val="multilevel"/>
     <w:tmpl w:val="D354D94A"/>
@@ -13499,149 +14580,152 @@
       </w:rPr>
     </w:lvl>
   </w:abstractNum>
-  <w:num w:numId="1">
+  <w:num w:numId="1" w16cid:durableId="642276281">
     <w:abstractNumId w:val="0"/>
   </w:num>
-  <w:num w:numId="2">
+  <w:num w:numId="2" w16cid:durableId="236981551">
     <w:abstractNumId w:val="0"/>
     <w:lvlOverride w:ilvl="0">
       <w:startOverride w:val="1"/>
     </w:lvlOverride>
   </w:num>
-  <w:num w:numId="3">
+  <w:num w:numId="3" w16cid:durableId="744379094">
     <w:abstractNumId w:val="17"/>
   </w:num>
-  <w:num w:numId="4">
+  <w:num w:numId="4" w16cid:durableId="1476336778">
     <w:abstractNumId w:val="0"/>
     <w:lvlOverride w:ilvl="0">
       <w:startOverride w:val="1"/>
     </w:lvlOverride>
   </w:num>
-  <w:num w:numId="5">
+  <w:num w:numId="5" w16cid:durableId="1852332060">
     <w:abstractNumId w:val="0"/>
     <w:lvlOverride w:ilvl="0">
       <w:startOverride w:val="1"/>
     </w:lvlOverride>
   </w:num>
-  <w:num w:numId="6">
+  <w:num w:numId="6" w16cid:durableId="1475565209">
+    <w:abstractNumId w:val="23"/>
+  </w:num>
+  <w:num w:numId="7" w16cid:durableId="467164894">
+    <w:abstractNumId w:val="26"/>
+  </w:num>
+  <w:num w:numId="8" w16cid:durableId="1347708682">
+    <w:abstractNumId w:val="25"/>
+  </w:num>
+  <w:num w:numId="9" w16cid:durableId="2122218877">
+    <w:abstractNumId w:val="19"/>
+  </w:num>
+  <w:num w:numId="10" w16cid:durableId="1618290135">
+    <w:abstractNumId w:val="6"/>
+  </w:num>
+  <w:num w:numId="11" w16cid:durableId="620841574">
+    <w:abstractNumId w:val="2"/>
+  </w:num>
+  <w:num w:numId="12" w16cid:durableId="1151287974">
     <w:abstractNumId w:val="22"/>
   </w:num>
-  <w:num w:numId="7">
-    <w:abstractNumId w:val="25"/>
-  </w:num>
-  <w:num w:numId="8">
+  <w:num w:numId="13" w16cid:durableId="1165321783">
     <w:abstractNumId w:val="24"/>
   </w:num>
-  <w:num w:numId="9">
-    <w:abstractNumId w:val="18"/>
+  <w:num w:numId="14" w16cid:durableId="1839491221">
+    <w:abstractNumId w:val="38"/>
   </w:num>
-  <w:num w:numId="10">
-    <w:abstractNumId w:val="6"/>
-  </w:num>
-  <w:num w:numId="11">
-    <w:abstractNumId w:val="2"/>
-  </w:num>
-  <w:num w:numId="12">
-    <w:abstractNumId w:val="21"/>
-  </w:num>
-  <w:num w:numId="13">
-    <w:abstractNumId w:val="23"/>
-  </w:num>
-  <w:num w:numId="14">
-    <w:abstractNumId w:val="37"/>
-  </w:num>
-  <w:num w:numId="15">
+  <w:num w:numId="15" w16cid:durableId="1278296007">
     <w:abstractNumId w:val="7"/>
   </w:num>
-  <w:num w:numId="16">
+  <w:num w:numId="16" w16cid:durableId="109134530">
     <w:abstractNumId w:val="8"/>
   </w:num>
-  <w:num w:numId="17">
+  <w:num w:numId="17" w16cid:durableId="1526095441">
     <w:abstractNumId w:val="14"/>
   </w:num>
-  <w:num w:numId="18">
+  <w:num w:numId="18" w16cid:durableId="374738036">
+    <w:abstractNumId w:val="32"/>
+  </w:num>
+  <w:num w:numId="19" w16cid:durableId="1105618374">
+    <w:abstractNumId w:val="33"/>
+  </w:num>
+  <w:num w:numId="20" w16cid:durableId="1789741822">
+    <w:abstractNumId w:val="30"/>
+  </w:num>
+  <w:num w:numId="21" w16cid:durableId="1573345175">
+    <w:abstractNumId w:val="5"/>
+  </w:num>
+  <w:num w:numId="22" w16cid:durableId="651644804">
+    <w:abstractNumId w:val="1"/>
+  </w:num>
+  <w:num w:numId="23" w16cid:durableId="446311613">
+    <w:abstractNumId w:val="36"/>
+  </w:num>
+  <w:num w:numId="24" w16cid:durableId="1573655454">
+    <w:abstractNumId w:val="13"/>
+  </w:num>
+  <w:num w:numId="25" w16cid:durableId="1525512824">
+    <w:abstractNumId w:val="15"/>
+  </w:num>
+  <w:num w:numId="26" w16cid:durableId="949702459">
+    <w:abstractNumId w:val="35"/>
+  </w:num>
+  <w:num w:numId="27" w16cid:durableId="1765298896">
+    <w:abstractNumId w:val="28"/>
+  </w:num>
+  <w:num w:numId="28" w16cid:durableId="2102867035">
+    <w:abstractNumId w:val="9"/>
+  </w:num>
+  <w:num w:numId="29" w16cid:durableId="1720398004">
+    <w:abstractNumId w:val="39"/>
+  </w:num>
+  <w:num w:numId="30" w16cid:durableId="1806728390">
+    <w:abstractNumId w:val="34"/>
+  </w:num>
+  <w:num w:numId="31" w16cid:durableId="1893344660">
+    <w:abstractNumId w:val="16"/>
+  </w:num>
+  <w:num w:numId="32" w16cid:durableId="448821529">
+    <w:abstractNumId w:val="29"/>
+  </w:num>
+  <w:num w:numId="33" w16cid:durableId="1992059478">
+    <w:abstractNumId w:val="12"/>
+  </w:num>
+  <w:num w:numId="34" w16cid:durableId="1965456273">
     <w:abstractNumId w:val="31"/>
   </w:num>
-  <w:num w:numId="19">
-    <w:abstractNumId w:val="32"/>
+  <w:num w:numId="35" w16cid:durableId="551380635">
+    <w:abstractNumId w:val="3"/>
   </w:num>
-  <w:num w:numId="20">
-    <w:abstractNumId w:val="29"/>
-  </w:num>
-  <w:num w:numId="21">
-    <w:abstractNumId w:val="5"/>
-  </w:num>
-  <w:num w:numId="22">
-    <w:abstractNumId w:val="1"/>
-  </w:num>
-  <w:num w:numId="23">
-    <w:abstractNumId w:val="35"/>
-  </w:num>
-  <w:num w:numId="24">
-    <w:abstractNumId w:val="13"/>
-  </w:num>
-  <w:num w:numId="25">
-    <w:abstractNumId w:val="15"/>
-  </w:num>
-  <w:num w:numId="26">
-    <w:abstractNumId w:val="34"/>
-  </w:num>
-  <w:num w:numId="27">
+  <w:num w:numId="36" w16cid:durableId="402214368">
     <w:abstractNumId w:val="27"/>
   </w:num>
-  <w:num w:numId="28">
-    <w:abstractNumId w:val="9"/>
-  </w:num>
-  <w:num w:numId="29">
-    <w:abstractNumId w:val="38"/>
-  </w:num>
-  <w:num w:numId="30">
-    <w:abstractNumId w:val="33"/>
-  </w:num>
-  <w:num w:numId="31">
-    <w:abstractNumId w:val="16"/>
-  </w:num>
-  <w:num w:numId="32">
-    <w:abstractNumId w:val="28"/>
-  </w:num>
-  <w:num w:numId="33">
-    <w:abstractNumId w:val="12"/>
-  </w:num>
-  <w:num w:numId="34">
-    <w:abstractNumId w:val="30"/>
-  </w:num>
-  <w:num w:numId="35">
-    <w:abstractNumId w:val="3"/>
-  </w:num>
-  <w:num w:numId="36">
-    <w:abstractNumId w:val="26"/>
-  </w:num>
-  <w:num w:numId="37">
-    <w:abstractNumId w:val="36"/>
+  <w:num w:numId="37" w16cid:durableId="525368739">
+    <w:abstractNumId w:val="37"/>
     <w:lvlOverride w:ilvl="0">
       <w:startOverride w:val="1"/>
     </w:lvlOverride>
   </w:num>
-  <w:num w:numId="38">
+  <w:num w:numId="38" w16cid:durableId="424692308">
+    <w:abstractNumId w:val="21"/>
+  </w:num>
+  <w:num w:numId="39" w16cid:durableId="1370378249">
+    <w:abstractNumId w:val="10"/>
+  </w:num>
+  <w:num w:numId="40" w16cid:durableId="326059811">
+    <w:abstractNumId w:val="4"/>
+  </w:num>
+  <w:num w:numId="41" w16cid:durableId="1229416665">
+    <w:abstractNumId w:val="11"/>
+  </w:num>
+  <w:num w:numId="42" w16cid:durableId="783965061">
     <w:abstractNumId w:val="20"/>
   </w:num>
-  <w:num w:numId="39">
-    <w:abstractNumId w:val="10"/>
-  </w:num>
-  <w:num w:numId="40">
-    <w:abstractNumId w:val="4"/>
-  </w:num>
-  <w:num w:numId="41">
-    <w:abstractNumId w:val="11"/>
-  </w:num>
-  <w:num w:numId="42">
-    <w:abstractNumId w:val="19"/>
+  <w:num w:numId="43" w16cid:durableId="954022033">
+    <w:abstractNumId w:val="18"/>
   </w:num>
 </w:numbering>
 </file>
 
 <file path=word/styles.xml><?xml version="1.0" encoding="utf-8"?>
-<w:styles xmlns:mc="http://schemas.openxmlformats.org/markup-compatibility/2006" xmlns:r="http://schemas.openxmlformats.org/officeDocument/2006/relationships" xmlns:w="http://schemas.openxmlformats.org/wordprocessingml/2006/main" xmlns:w14="http://schemas.microsoft.com/office/word/2010/wordml" xmlns:w15="http://schemas.microsoft.com/office/word/2012/wordml" xmlns:w16se="http://schemas.microsoft.com/office/word/2015/wordml/symex" mc:Ignorable="w14 w15 w16se">
+<w:styles xmlns:mc="http://schemas.openxmlformats.org/markup-compatibility/2006" xmlns:r="http://schemas.openxmlformats.org/officeDocument/2006/relationships" xmlns:w="http://schemas.openxmlformats.org/wordprocessingml/2006/main" xmlns:w14="http://schemas.microsoft.com/office/word/2010/wordml" xmlns:w15="http://schemas.microsoft.com/office/word/2012/wordml" xmlns:w16cex="http://schemas.microsoft.com/office/word/2018/wordml/cex" xmlns:w16cid="http://schemas.microsoft.com/office/word/2016/wordml/cid" xmlns:w16="http://schemas.microsoft.com/office/word/2018/wordml" xmlns:w16sdtdh="http://schemas.microsoft.com/office/word/2020/wordml/sdtdatahash" xmlns:w16sdtfl="http://schemas.microsoft.com/office/word/2024/wordml/sdtformatlock" xmlns:w16se="http://schemas.microsoft.com/office/word/2015/wordml/symex" xmlns:w16du="http://schemas.microsoft.com/office/word/2023/wordml/word16du" mc:Ignorable="w14 w15 w16se w16cid w16 w16cex w16sdtdh w16sdtfl w16du">
   <w:docDefaults>
     <w:rPrDefault>
       <w:rPr>
@@ -13656,7 +14740,7 @@
       </w:pPr>
     </w:pPrDefault>
   </w:docDefaults>
-  <w:latentStyles w:defLockedState="0" w:defUIPriority="99" w:defSemiHidden="0" w:defUnhideWhenUsed="0" w:defQFormat="0" w:count="371">
+  <w:latentStyles w:defLockedState="0" w:defUIPriority="99" w:defSemiHidden="0" w:defUnhideWhenUsed="0" w:defQFormat="0" w:count="376">
     <w:lsdException w:name="Normal" w:uiPriority="0" w:qFormat="1"/>
     <w:lsdException w:name="heading 1" w:uiPriority="9" w:qFormat="1"/>
     <w:lsdException w:name="heading 2" w:semiHidden="1" w:uiPriority="9" w:unhideWhenUsed="1" w:qFormat="1"/>
@@ -13744,7 +14828,7 @@
     <w:lsdException w:name="Block Text" w:semiHidden="1" w:unhideWhenUsed="1"/>
     <w:lsdException w:name="Hyperlink" w:semiHidden="1" w:unhideWhenUsed="1"/>
     <w:lsdException w:name="FollowedHyperlink" w:semiHidden="1" w:unhideWhenUsed="1"/>
-    <w:lsdException w:name="Strong" w:uiPriority="10" w:qFormat="1"/>
+    <w:lsdException w:name="Strong" w:uiPriority="22" w:qFormat="1"/>
     <w:lsdException w:name="Emphasis" w:semiHidden="1" w:uiPriority="20" w:qFormat="1"/>
     <w:lsdException w:name="Document Map" w:semiHidden="1" w:unhideWhenUsed="1"/>
     <w:lsdException w:name="Plain Text" w:semiHidden="1" w:unhideWhenUsed="1"/>
@@ -14028,16 +15112,21 @@
     <w:lsdException w:name="List Table 5 Dark Accent 6" w:uiPriority="50"/>
     <w:lsdException w:name="List Table 6 Colorful Accent 6" w:uiPriority="51"/>
     <w:lsdException w:name="List Table 7 Colorful Accent 6" w:uiPriority="52"/>
+    <w:lsdException w:name="Mention" w:semiHidden="1" w:unhideWhenUsed="1"/>
+    <w:lsdException w:name="Smart Hyperlink" w:semiHidden="1" w:unhideWhenUsed="1"/>
+    <w:lsdException w:name="Hashtag" w:semiHidden="1" w:unhideWhenUsed="1"/>
+    <w:lsdException w:name="Unresolved Mention" w:semiHidden="1" w:unhideWhenUsed="1"/>
+    <w:lsdException w:name="Smart Link" w:semiHidden="1" w:unhideWhenUsed="1"/>
   </w:latentStyles>
-  <w:style w:type="paragraph" w:default="1" w:styleId="Normal">
+  <w:style w:type="paragraph" w:default="1" w:styleId="a1">
     <w:name w:val="Normal"/>
     <w:qFormat/>
   </w:style>
-  <w:style w:type="paragraph" w:styleId="Heading1">
+  <w:style w:type="paragraph" w:styleId="1">
     <w:name w:val="heading 1"/>
-    <w:basedOn w:val="Normal"/>
-    <w:next w:val="Normal"/>
-    <w:link w:val="Heading1Char"/>
+    <w:basedOn w:val="a1"/>
+    <w:next w:val="a1"/>
+    <w:link w:val="1Char"/>
     <w:uiPriority w:val="1"/>
     <w:qFormat/>
     <w:pPr>
@@ -14056,11 +15145,11 @@
       <w:sz w:val="40"/>
     </w:rPr>
   </w:style>
-  <w:style w:type="paragraph" w:styleId="Heading2">
+  <w:style w:type="paragraph" w:styleId="20">
     <w:name w:val="heading 2"/>
-    <w:basedOn w:val="Normal"/>
-    <w:next w:val="Normal"/>
-    <w:link w:val="Heading2Char"/>
+    <w:basedOn w:val="a1"/>
+    <w:next w:val="a1"/>
+    <w:link w:val="2Char"/>
     <w:uiPriority w:val="1"/>
     <w:unhideWhenUsed/>
     <w:qFormat/>
@@ -14078,11 +15167,11 @@
       <w:sz w:val="28"/>
     </w:rPr>
   </w:style>
-  <w:style w:type="paragraph" w:styleId="Heading3">
+  <w:style w:type="paragraph" w:styleId="30">
     <w:name w:val="heading 3"/>
-    <w:basedOn w:val="Normal"/>
-    <w:next w:val="Normal"/>
-    <w:link w:val="Heading3Char"/>
+    <w:basedOn w:val="a1"/>
+    <w:next w:val="a1"/>
+    <w:link w:val="3Char"/>
     <w:uiPriority w:val="1"/>
     <w:semiHidden/>
     <w:unhideWhenUsed/>
@@ -14101,11 +15190,11 @@
       <w:szCs w:val="24"/>
     </w:rPr>
   </w:style>
-  <w:style w:type="paragraph" w:styleId="Heading4">
+  <w:style w:type="paragraph" w:styleId="40">
     <w:name w:val="heading 4"/>
-    <w:basedOn w:val="Normal"/>
-    <w:next w:val="Normal"/>
-    <w:link w:val="Heading4Char"/>
+    <w:basedOn w:val="a1"/>
+    <w:next w:val="a1"/>
+    <w:link w:val="4Char"/>
     <w:uiPriority w:val="9"/>
     <w:semiHidden/>
     <w:unhideWhenUsed/>
@@ -14124,13 +15213,13 @@
       <w:color w:val="BF2B0E" w:themeColor="accent1" w:themeShade="BF"/>
     </w:rPr>
   </w:style>
-  <w:style w:type="character" w:default="1" w:styleId="DefaultParagraphFont">
+  <w:style w:type="character" w:default="1" w:styleId="a2">
     <w:name w:val="Default Paragraph Font"/>
     <w:uiPriority w:val="1"/>
     <w:semiHidden/>
     <w:unhideWhenUsed/>
   </w:style>
-  <w:style w:type="table" w:default="1" w:styleId="TableNormal">
+  <w:style w:type="table" w:default="1" w:styleId="a3">
     <w:name w:val="Normal Table"/>
     <w:uiPriority w:val="99"/>
     <w:semiHidden/>
@@ -14145,16 +15234,16 @@
       </w:tblCellMar>
     </w:tblPr>
   </w:style>
-  <w:style w:type="numbering" w:default="1" w:styleId="NoList">
+  <w:style w:type="numbering" w:default="1" w:styleId="a4">
     <w:name w:val="No List"/>
     <w:uiPriority w:val="99"/>
     <w:semiHidden/>
     <w:unhideWhenUsed/>
   </w:style>
-  <w:style w:type="paragraph" w:styleId="Footer">
+  <w:style w:type="paragraph" w:styleId="a5">
     <w:name w:val="footer"/>
-    <w:basedOn w:val="Normal"/>
-    <w:link w:val="FooterChar"/>
+    <w:basedOn w:val="a1"/>
+    <w:link w:val="Char"/>
     <w:uiPriority w:val="99"/>
     <w:unhideWhenUsed/>
     <w:qFormat/>
@@ -14166,20 +15255,20 @@
       <w:color w:val="EF4623" w:themeColor="accent1"/>
     </w:rPr>
   </w:style>
-  <w:style w:type="character" w:customStyle="1" w:styleId="FooterChar">
-    <w:name w:val="Footer Char"/>
-    <w:basedOn w:val="DefaultParagraphFont"/>
-    <w:link w:val="Footer"/>
+  <w:style w:type="character" w:customStyle="1" w:styleId="Char">
+    <w:name w:val="تذييل الصفحة Char"/>
+    <w:basedOn w:val="a2"/>
+    <w:link w:val="a5"/>
     <w:uiPriority w:val="99"/>
     <w:rPr>
       <w:color w:val="EF4623" w:themeColor="accent1"/>
     </w:rPr>
   </w:style>
-  <w:style w:type="paragraph" w:styleId="Subtitle">
+  <w:style w:type="paragraph" w:styleId="a6">
     <w:name w:val="Subtitle"/>
-    <w:basedOn w:val="Normal"/>
-    <w:next w:val="Normal"/>
-    <w:link w:val="SubtitleChar"/>
+    <w:basedOn w:val="a1"/>
+    <w:next w:val="a1"/>
+    <w:link w:val="Char0"/>
     <w:uiPriority w:val="3"/>
     <w:unhideWhenUsed/>
     <w:qFormat/>
@@ -14202,36 +15291,36 @@
   </w:style>
   <w:style w:type="paragraph" w:customStyle="1" w:styleId="Graphic">
     <w:name w:val="Graphic"/>
-    <w:basedOn w:val="Normal"/>
+    <w:basedOn w:val="a1"/>
     <w:uiPriority w:val="99"/>
     <w:pPr>
       <w:spacing w:after="80" w:line="240" w:lineRule="auto"/>
       <w:jc w:val="center"/>
     </w:pPr>
   </w:style>
-  <w:style w:type="paragraph" w:styleId="Header">
+  <w:style w:type="paragraph" w:styleId="a7">
     <w:name w:val="header"/>
-    <w:basedOn w:val="Normal"/>
-    <w:link w:val="HeaderChar"/>
+    <w:basedOn w:val="a1"/>
+    <w:link w:val="Char1"/>
     <w:uiPriority w:val="99"/>
     <w:qFormat/>
     <w:pPr>
       <w:spacing w:after="380" w:line="240" w:lineRule="auto"/>
     </w:pPr>
   </w:style>
-  <w:style w:type="character" w:customStyle="1" w:styleId="HeaderChar">
-    <w:name w:val="Header Char"/>
-    <w:basedOn w:val="DefaultParagraphFont"/>
-    <w:link w:val="Header"/>
+  <w:style w:type="character" w:customStyle="1" w:styleId="Char1">
+    <w:name w:val="رأس الصفحة Char"/>
+    <w:basedOn w:val="a2"/>
+    <w:link w:val="a7"/>
     <w:uiPriority w:val="99"/>
     <w:rPr>
       <w:color w:val="404040" w:themeColor="text1" w:themeTint="BF"/>
       <w:sz w:val="20"/>
     </w:rPr>
   </w:style>
-  <w:style w:type="table" w:styleId="TableGrid">
+  <w:style w:type="table" w:styleId="a8">
     <w:name w:val="Table Grid"/>
-    <w:basedOn w:val="TableNormal"/>
+    <w:basedOn w:val="a3"/>
     <w:uiPriority w:val="59"/>
     <w:pPr>
       <w:spacing w:before="120" w:after="120" w:line="240" w:lineRule="auto"/>
@@ -14288,7 +15377,7 @@
   </w:style>
   <w:style w:type="paragraph" w:customStyle="1" w:styleId="InfoHeading">
     <w:name w:val="Info Heading"/>
-    <w:basedOn w:val="Normal"/>
+    <w:basedOn w:val="a1"/>
     <w:uiPriority w:val="2"/>
     <w:qFormat/>
     <w:pPr>
@@ -14305,8 +15394,8 @@
   </w:style>
   <w:style w:type="paragraph" w:customStyle="1" w:styleId="Page">
     <w:name w:val="Page"/>
-    <w:basedOn w:val="Normal"/>
-    <w:next w:val="Normal"/>
+    <w:basedOn w:val="a1"/>
+    <w:next w:val="a1"/>
     <w:uiPriority w:val="99"/>
     <w:unhideWhenUsed/>
     <w:qFormat/>
@@ -14319,11 +15408,11 @@
       <w:sz w:val="36"/>
     </w:rPr>
   </w:style>
-  <w:style w:type="paragraph" w:styleId="Title">
+  <w:style w:type="paragraph" w:styleId="a9">
     <w:name w:val="Title"/>
-    <w:basedOn w:val="Normal"/>
-    <w:next w:val="Normal"/>
-    <w:link w:val="TitleChar"/>
+    <w:basedOn w:val="a1"/>
+    <w:next w:val="a1"/>
+    <w:link w:val="Char2"/>
     <w:uiPriority w:val="2"/>
     <w:qFormat/>
     <w:pPr>
@@ -14337,10 +15426,10 @@
       <w:sz w:val="200"/>
     </w:rPr>
   </w:style>
-  <w:style w:type="character" w:customStyle="1" w:styleId="TitleChar">
-    <w:name w:val="Title Char"/>
-    <w:basedOn w:val="DefaultParagraphFont"/>
-    <w:link w:val="Title"/>
+  <w:style w:type="character" w:customStyle="1" w:styleId="Char2">
+    <w:name w:val="العنوان Char"/>
+    <w:basedOn w:val="a2"/>
+    <w:link w:val="a9"/>
     <w:uiPriority w:val="2"/>
     <w:rPr>
       <w:rFonts w:asciiTheme="majorHAnsi" w:eastAsiaTheme="majorEastAsia" w:hAnsiTheme="majorHAnsi" w:cstheme="majorBidi"/>
@@ -14350,19 +15439,19 @@
       <w:sz w:val="200"/>
     </w:rPr>
   </w:style>
-  <w:style w:type="character" w:styleId="PlaceholderText">
+  <w:style w:type="character" w:styleId="aa">
     <w:name w:val="Placeholder Text"/>
-    <w:basedOn w:val="DefaultParagraphFont"/>
+    <w:basedOn w:val="a2"/>
     <w:uiPriority w:val="99"/>
     <w:semiHidden/>
     <w:rPr>
       <w:color w:val="808080"/>
     </w:rPr>
   </w:style>
-  <w:style w:type="paragraph" w:styleId="BalloonText">
+  <w:style w:type="paragraph" w:styleId="ab">
     <w:name w:val="Balloon Text"/>
-    <w:basedOn w:val="Normal"/>
-    <w:link w:val="BalloonTextChar"/>
+    <w:basedOn w:val="a1"/>
+    <w:link w:val="Char3"/>
     <w:uiPriority w:val="99"/>
     <w:semiHidden/>
     <w:unhideWhenUsed/>
@@ -14374,10 +15463,10 @@
       <w:sz w:val="16"/>
     </w:rPr>
   </w:style>
-  <w:style w:type="character" w:customStyle="1" w:styleId="BalloonTextChar">
-    <w:name w:val="Balloon Text Char"/>
-    <w:basedOn w:val="DefaultParagraphFont"/>
-    <w:link w:val="BalloonText"/>
+  <w:style w:type="character" w:customStyle="1" w:styleId="Char3">
+    <w:name w:val="نص في بالون Char"/>
+    <w:basedOn w:val="a2"/>
+    <w:link w:val="ab"/>
     <w:uiPriority w:val="99"/>
     <w:semiHidden/>
     <w:rPr>
@@ -14385,20 +15474,20 @@
       <w:sz w:val="16"/>
     </w:rPr>
   </w:style>
-  <w:style w:type="character" w:styleId="Strong">
+  <w:style w:type="character" w:styleId="ac">
     <w:name w:val="Strong"/>
-    <w:basedOn w:val="DefaultParagraphFont"/>
-    <w:uiPriority w:val="10"/>
+    <w:basedOn w:val="a2"/>
+    <w:uiPriority w:val="22"/>
     <w:qFormat/>
     <w:rPr>
       <w:b/>
       <w:bCs/>
     </w:rPr>
   </w:style>
-  <w:style w:type="character" w:customStyle="1" w:styleId="SubtitleChar">
-    <w:name w:val="Subtitle Char"/>
-    <w:basedOn w:val="DefaultParagraphFont"/>
-    <w:link w:val="Subtitle"/>
+  <w:style w:type="character" w:customStyle="1" w:styleId="Char0">
+    <w:name w:val="عنوان فرعي Char"/>
+    <w:basedOn w:val="a2"/>
+    <w:link w:val="a6"/>
     <w:uiPriority w:val="3"/>
     <w:rPr>
       <w:rFonts w:asciiTheme="majorHAnsi" w:eastAsiaTheme="majorEastAsia" w:hAnsiTheme="majorHAnsi" w:cstheme="majorBidi"/>
@@ -14412,7 +15501,7 @@
   </w:style>
   <w:style w:type="paragraph" w:customStyle="1" w:styleId="Abstract">
     <w:name w:val="Abstract"/>
-    <w:basedOn w:val="Normal"/>
+    <w:basedOn w:val="a1"/>
     <w:uiPriority w:val="3"/>
     <w:qFormat/>
     <w:pPr>
@@ -14426,9 +15515,9 @@
       <w:sz w:val="28"/>
     </w:rPr>
   </w:style>
-  <w:style w:type="paragraph" w:styleId="NoSpacing">
+  <w:style w:type="paragraph" w:styleId="ad">
     <w:name w:val="No Spacing"/>
-    <w:link w:val="NoSpacingChar"/>
+    <w:link w:val="Char4"/>
     <w:uiPriority w:val="1"/>
     <w:unhideWhenUsed/>
     <w:qFormat/>
@@ -14438,7 +15527,7 @@
   </w:style>
   <w:style w:type="character" w:styleId="Hyperlink">
     <w:name w:val="Hyperlink"/>
-    <w:basedOn w:val="DefaultParagraphFont"/>
+    <w:basedOn w:val="a2"/>
     <w:uiPriority w:val="99"/>
     <w:unhideWhenUsed/>
     <w:rPr>
@@ -14446,10 +15535,10 @@
       <w:u w:val="single"/>
     </w:rPr>
   </w:style>
-  <w:style w:type="paragraph" w:styleId="TOC1">
+  <w:style w:type="paragraph" w:styleId="10">
     <w:name w:val="toc 1"/>
-    <w:basedOn w:val="Normal"/>
-    <w:next w:val="Normal"/>
+    <w:basedOn w:val="a1"/>
+    <w:next w:val="a1"/>
     <w:autoRedefine/>
     <w:uiPriority w:val="39"/>
     <w:unhideWhenUsed/>
@@ -14464,10 +15553,10 @@
       <w:kern w:val="20"/>
     </w:rPr>
   </w:style>
-  <w:style w:type="character" w:customStyle="1" w:styleId="Heading1Char">
-    <w:name w:val="Heading 1 Char"/>
-    <w:basedOn w:val="DefaultParagraphFont"/>
-    <w:link w:val="Heading1"/>
+  <w:style w:type="character" w:customStyle="1" w:styleId="1Char">
+    <w:name w:val="العنوان 1 Char"/>
+    <w:basedOn w:val="a2"/>
+    <w:link w:val="1"/>
     <w:uiPriority w:val="1"/>
     <w:rPr>
       <w:rFonts w:asciiTheme="majorHAnsi" w:eastAsiaTheme="majorEastAsia" w:hAnsiTheme="majorHAnsi" w:cstheme="majorBidi"/>
@@ -14477,10 +15566,10 @@
       <w:sz w:val="40"/>
     </w:rPr>
   </w:style>
-  <w:style w:type="paragraph" w:styleId="TOCHeading">
+  <w:style w:type="paragraph" w:styleId="ae">
     <w:name w:val="TOC Heading"/>
-    <w:basedOn w:val="Heading1"/>
-    <w:next w:val="Normal"/>
+    <w:basedOn w:val="1"/>
+    <w:next w:val="a1"/>
     <w:uiPriority w:val="39"/>
     <w:unhideWhenUsed/>
     <w:qFormat/>
@@ -14497,10 +15586,10 @@
       <w:sz w:val="44"/>
     </w:rPr>
   </w:style>
-  <w:style w:type="character" w:customStyle="1" w:styleId="Heading2Char">
-    <w:name w:val="Heading 2 Char"/>
-    <w:basedOn w:val="DefaultParagraphFont"/>
-    <w:link w:val="Heading2"/>
+  <w:style w:type="character" w:customStyle="1" w:styleId="2Char">
+    <w:name w:val="عنوان 2 Char"/>
+    <w:basedOn w:val="a2"/>
+    <w:link w:val="20"/>
     <w:uiPriority w:val="1"/>
     <w:rPr>
       <w:rFonts w:asciiTheme="majorHAnsi" w:eastAsiaTheme="majorEastAsia" w:hAnsiTheme="majorHAnsi" w:cstheme="majorBidi"/>
@@ -14510,11 +15599,11 @@
       <w:sz w:val="28"/>
     </w:rPr>
   </w:style>
-  <w:style w:type="paragraph" w:styleId="Quote">
+  <w:style w:type="paragraph" w:styleId="af">
     <w:name w:val="Quote"/>
-    <w:basedOn w:val="Normal"/>
-    <w:next w:val="Normal"/>
-    <w:link w:val="QuoteChar"/>
+    <w:basedOn w:val="a1"/>
+    <w:next w:val="a1"/>
+    <w:link w:val="Char5"/>
     <w:uiPriority w:val="1"/>
     <w:unhideWhenUsed/>
     <w:qFormat/>
@@ -14529,10 +15618,10 @@
       <w:sz w:val="24"/>
     </w:rPr>
   </w:style>
-  <w:style w:type="character" w:customStyle="1" w:styleId="QuoteChar">
-    <w:name w:val="Quote Char"/>
-    <w:basedOn w:val="DefaultParagraphFont"/>
-    <w:link w:val="Quote"/>
+  <w:style w:type="character" w:customStyle="1" w:styleId="Char5">
+    <w:name w:val="اقتباس Char"/>
+    <w:basedOn w:val="a2"/>
+    <w:link w:val="af"/>
     <w:uiPriority w:val="1"/>
     <w:rPr>
       <w:i/>
@@ -14542,10 +15631,10 @@
       <w:sz w:val="24"/>
     </w:rPr>
   </w:style>
-  <w:style w:type="paragraph" w:styleId="Signature">
+  <w:style w:type="paragraph" w:styleId="af0">
     <w:name w:val="Signature"/>
-    <w:basedOn w:val="Normal"/>
-    <w:link w:val="SignatureChar"/>
+    <w:basedOn w:val="a1"/>
+    <w:link w:val="Char6"/>
     <w:uiPriority w:val="9"/>
     <w:unhideWhenUsed/>
     <w:qFormat/>
@@ -14558,25 +15647,25 @@
       <w:kern w:val="20"/>
     </w:rPr>
   </w:style>
-  <w:style w:type="character" w:customStyle="1" w:styleId="SignatureChar">
-    <w:name w:val="Signature Char"/>
-    <w:basedOn w:val="DefaultParagraphFont"/>
-    <w:link w:val="Signature"/>
+  <w:style w:type="character" w:customStyle="1" w:styleId="Char6">
+    <w:name w:val="توقيع Char"/>
+    <w:basedOn w:val="a2"/>
+    <w:link w:val="af0"/>
     <w:uiPriority w:val="9"/>
     <w:rPr>
       <w:color w:val="595959" w:themeColor="text1" w:themeTint="A6"/>
       <w:kern w:val="20"/>
     </w:rPr>
   </w:style>
-  <w:style w:type="character" w:customStyle="1" w:styleId="NoSpacingChar">
-    <w:name w:val="No Spacing Char"/>
-    <w:basedOn w:val="DefaultParagraphFont"/>
-    <w:link w:val="NoSpacing"/>
+  <w:style w:type="character" w:customStyle="1" w:styleId="Char4">
+    <w:name w:val="بلا تباعد Char"/>
+    <w:basedOn w:val="a2"/>
+    <w:link w:val="ad"/>
     <w:uiPriority w:val="1"/>
   </w:style>
-  <w:style w:type="paragraph" w:styleId="ListBullet">
+  <w:style w:type="paragraph" w:styleId="a">
     <w:name w:val="List Bullet"/>
-    <w:basedOn w:val="Normal"/>
+    <w:basedOn w:val="a1"/>
     <w:uiPriority w:val="1"/>
     <w:unhideWhenUsed/>
     <w:qFormat/>
@@ -14591,9 +15680,9 @@
       <w:kern w:val="20"/>
     </w:rPr>
   </w:style>
-  <w:style w:type="paragraph" w:styleId="ListNumber">
+  <w:style w:type="paragraph" w:styleId="a0">
     <w:name w:val="List Number"/>
-    <w:basedOn w:val="Normal"/>
+    <w:basedOn w:val="a1"/>
     <w:uiPriority w:val="1"/>
     <w:unhideWhenUsed/>
     <w:qFormat/>
@@ -14609,9 +15698,9 @@
       <w:kern w:val="20"/>
     </w:rPr>
   </w:style>
-  <w:style w:type="paragraph" w:styleId="ListNumber2">
+  <w:style w:type="paragraph" w:styleId="2">
     <w:name w:val="List Number 2"/>
-    <w:basedOn w:val="Normal"/>
+    <w:basedOn w:val="a1"/>
     <w:uiPriority w:val="1"/>
     <w:unhideWhenUsed/>
     <w:qFormat/>
@@ -14628,9 +15717,9 @@
       <w:kern w:val="20"/>
     </w:rPr>
   </w:style>
-  <w:style w:type="paragraph" w:styleId="ListNumber3">
+  <w:style w:type="paragraph" w:styleId="3">
     <w:name w:val="List Number 3"/>
-    <w:basedOn w:val="Normal"/>
+    <w:basedOn w:val="a1"/>
     <w:uiPriority w:val="18"/>
     <w:unhideWhenUsed/>
     <w:pPr>
@@ -14646,9 +15735,9 @@
       <w:kern w:val="20"/>
     </w:rPr>
   </w:style>
-  <w:style w:type="paragraph" w:styleId="ListNumber4">
+  <w:style w:type="paragraph" w:styleId="4">
     <w:name w:val="List Number 4"/>
-    <w:basedOn w:val="Normal"/>
+    <w:basedOn w:val="a1"/>
     <w:uiPriority w:val="18"/>
     <w:unhideWhenUsed/>
     <w:pPr>
@@ -14664,9 +15753,9 @@
       <w:kern w:val="20"/>
     </w:rPr>
   </w:style>
-  <w:style w:type="paragraph" w:styleId="ListNumber5">
+  <w:style w:type="paragraph" w:styleId="5">
     <w:name w:val="List Number 5"/>
-    <w:basedOn w:val="Normal"/>
+    <w:basedOn w:val="a1"/>
     <w:uiPriority w:val="18"/>
     <w:unhideWhenUsed/>
     <w:pPr>
@@ -14684,7 +15773,7 @@
   </w:style>
   <w:style w:type="table" w:customStyle="1" w:styleId="FinancialTable">
     <w:name w:val="Financial Table"/>
-    <w:basedOn w:val="TableNormal"/>
+    <w:basedOn w:val="a3"/>
     <w:uiPriority w:val="99"/>
     <w:pPr>
       <w:spacing w:before="60" w:after="60" w:line="240" w:lineRule="auto"/>
@@ -14726,9 +15815,9 @@
       </w:rPr>
     </w:tblStylePr>
   </w:style>
-  <w:style w:type="character" w:styleId="CommentReference">
+  <w:style w:type="character" w:styleId="af1">
     <w:name w:val="annotation reference"/>
-    <w:basedOn w:val="DefaultParagraphFont"/>
+    <w:basedOn w:val="a2"/>
     <w:uiPriority w:val="99"/>
     <w:semiHidden/>
     <w:unhideWhenUsed/>
@@ -14736,10 +15825,10 @@
       <w:sz w:val="16"/>
     </w:rPr>
   </w:style>
-  <w:style w:type="paragraph" w:styleId="CommentText">
+  <w:style w:type="paragraph" w:styleId="af2">
     <w:name w:val="annotation text"/>
-    <w:basedOn w:val="Normal"/>
-    <w:link w:val="CommentTextChar"/>
+    <w:basedOn w:val="a1"/>
+    <w:link w:val="Char7"/>
     <w:uiPriority w:val="99"/>
     <w:semiHidden/>
     <w:unhideWhenUsed/>
@@ -14747,18 +15836,18 @@
       <w:spacing w:line="240" w:lineRule="auto"/>
     </w:pPr>
   </w:style>
-  <w:style w:type="character" w:customStyle="1" w:styleId="CommentTextChar">
-    <w:name w:val="Comment Text Char"/>
-    <w:basedOn w:val="DefaultParagraphFont"/>
-    <w:link w:val="CommentText"/>
+  <w:style w:type="character" w:customStyle="1" w:styleId="Char7">
+    <w:name w:val="نص تعليق Char"/>
+    <w:basedOn w:val="a2"/>
+    <w:link w:val="af2"/>
     <w:uiPriority w:val="99"/>
     <w:semiHidden/>
   </w:style>
-  <w:style w:type="paragraph" w:styleId="CommentSubject">
+  <w:style w:type="paragraph" w:styleId="af3">
     <w:name w:val="annotation subject"/>
-    <w:basedOn w:val="CommentText"/>
-    <w:next w:val="CommentText"/>
-    <w:link w:val="CommentSubjectChar"/>
+    <w:basedOn w:val="af2"/>
+    <w:next w:val="af2"/>
+    <w:link w:val="Char8"/>
     <w:uiPriority w:val="99"/>
     <w:semiHidden/>
     <w:unhideWhenUsed/>
@@ -14767,10 +15856,10 @@
       <w:bCs/>
     </w:rPr>
   </w:style>
-  <w:style w:type="character" w:customStyle="1" w:styleId="CommentSubjectChar">
-    <w:name w:val="Comment Subject Char"/>
-    <w:basedOn w:val="CommentTextChar"/>
-    <w:link w:val="CommentSubject"/>
+  <w:style w:type="character" w:customStyle="1" w:styleId="Char8">
+    <w:name w:val="موضوع تعليق Char"/>
+    <w:basedOn w:val="Char7"/>
+    <w:link w:val="af3"/>
     <w:uiPriority w:val="99"/>
     <w:semiHidden/>
     <w:rPr>
@@ -14778,9 +15867,9 @@
       <w:bCs/>
     </w:rPr>
   </w:style>
-  <w:style w:type="table" w:styleId="LightShading">
+  <w:style w:type="table" w:styleId="af4">
     <w:name w:val="Light Shading"/>
-    <w:basedOn w:val="TableNormal"/>
+    <w:basedOn w:val="a3"/>
     <w:uiPriority w:val="60"/>
     <w:pPr>
       <w:spacing w:after="0" w:line="240" w:lineRule="auto"/>
@@ -14875,7 +15964,7 @@
   </w:style>
   <w:style w:type="paragraph" w:customStyle="1" w:styleId="TableTextDecimal">
     <w:name w:val="Table Text Decimal"/>
-    <w:basedOn w:val="Normal"/>
+    <w:basedOn w:val="a1"/>
     <w:uiPriority w:val="1"/>
     <w:qFormat/>
     <w:pPr>
@@ -14887,7 +15976,7 @@
   </w:style>
   <w:style w:type="paragraph" w:customStyle="1" w:styleId="TableText">
     <w:name w:val="Table Text"/>
-    <w:basedOn w:val="Normal"/>
+    <w:basedOn w:val="a1"/>
     <w:uiPriority w:val="1"/>
     <w:qFormat/>
     <w:pPr>
@@ -14896,7 +15985,7 @@
   </w:style>
   <w:style w:type="paragraph" w:customStyle="1" w:styleId="Organization">
     <w:name w:val="Organization"/>
-    <w:basedOn w:val="Normal"/>
+    <w:basedOn w:val="a1"/>
     <w:uiPriority w:val="2"/>
     <w:qFormat/>
     <w:pPr>
@@ -14910,9 +15999,9 @@
       <w:sz w:val="36"/>
     </w:rPr>
   </w:style>
-  <w:style w:type="paragraph" w:styleId="ListParagraph">
+  <w:style w:type="paragraph" w:styleId="af5">
     <w:name w:val="List Paragraph"/>
-    <w:basedOn w:val="Normal"/>
+    <w:basedOn w:val="a1"/>
     <w:qFormat/>
     <w:rsid w:val="001B698D"/>
     <w:pPr>
@@ -14920,9 +16009,9 @@
       <w:contextualSpacing/>
     </w:pPr>
   </w:style>
-  <w:style w:type="table" w:styleId="PlainTable1">
+  <w:style w:type="table" w:styleId="11">
     <w:name w:val="Plain Table 1"/>
-    <w:basedOn w:val="TableNormal"/>
+    <w:basedOn w:val="a3"/>
     <w:uiPriority w:val="40"/>
     <w:rsid w:val="00E36555"/>
     <w:pPr>
@@ -14983,9 +16072,9 @@
       </w:tcPr>
     </w:tblStylePr>
   </w:style>
-  <w:style w:type="paragraph" w:styleId="NormalWeb">
+  <w:style w:type="paragraph" w:styleId="af6">
     <w:name w:val="Normal (Web)"/>
-    <w:basedOn w:val="Normal"/>
+    <w:basedOn w:val="a1"/>
     <w:uiPriority w:val="99"/>
     <w:unhideWhenUsed/>
     <w:rsid w:val="00EA3B18"/>
@@ -15000,10 +16089,10 @@
       <w:lang w:eastAsia="en-US"/>
     </w:rPr>
   </w:style>
-  <w:style w:type="character" w:customStyle="1" w:styleId="Heading3Char">
-    <w:name w:val="Heading 3 Char"/>
-    <w:basedOn w:val="DefaultParagraphFont"/>
-    <w:link w:val="Heading3"/>
+  <w:style w:type="character" w:customStyle="1" w:styleId="3Char">
+    <w:name w:val="عنوان 3 Char"/>
+    <w:basedOn w:val="a2"/>
+    <w:link w:val="30"/>
     <w:uiPriority w:val="1"/>
     <w:semiHidden/>
     <w:rsid w:val="00906A26"/>
@@ -15014,10 +16103,10 @@
       <w:szCs w:val="24"/>
     </w:rPr>
   </w:style>
-  <w:style w:type="character" w:customStyle="1" w:styleId="Heading4Char">
-    <w:name w:val="Heading 4 Char"/>
-    <w:basedOn w:val="DefaultParagraphFont"/>
-    <w:link w:val="Heading4"/>
+  <w:style w:type="character" w:customStyle="1" w:styleId="4Char">
+    <w:name w:val="عنوان 4 Char"/>
+    <w:basedOn w:val="a2"/>
+    <w:link w:val="40"/>
     <w:uiPriority w:val="9"/>
     <w:semiHidden/>
     <w:rsid w:val="00E766A3"/>
@@ -15028,11 +16117,68 @@
       <w:color w:val="BF2B0E" w:themeColor="accent1" w:themeShade="BF"/>
     </w:rPr>
   </w:style>
+  <w:style w:type="character" w:styleId="af7">
+    <w:name w:val="FollowedHyperlink"/>
+    <w:basedOn w:val="a2"/>
+    <w:uiPriority w:val="99"/>
+    <w:semiHidden/>
+    <w:unhideWhenUsed/>
+    <w:rsid w:val="00983649"/>
+    <w:rPr>
+      <w:color w:val="919191" w:themeColor="followedHyperlink"/>
+      <w:u w:val="single"/>
+    </w:rPr>
+  </w:style>
+  <w:style w:type="character" w:styleId="af8">
+    <w:name w:val="Unresolved Mention"/>
+    <w:basedOn w:val="a2"/>
+    <w:uiPriority w:val="99"/>
+    <w:semiHidden/>
+    <w:unhideWhenUsed/>
+    <w:rsid w:val="00F16F6A"/>
+    <w:rPr>
+      <w:color w:val="605E5C"/>
+      <w:shd w:val="clear" w:color="auto" w:fill="E1DFDD"/>
+    </w:rPr>
+  </w:style>
+  <w:style w:type="paragraph" w:customStyle="1" w:styleId="pdq2pgselectionanchorcontainer">
+    <w:name w:val="pdq2pg_selectionanchorcontainer"/>
+    <w:basedOn w:val="a1"/>
+    <w:rsid w:val="00DF2E4E"/>
+    <w:pPr>
+      <w:spacing w:before="100" w:beforeAutospacing="1" w:after="100" w:afterAutospacing="1" w:line="240" w:lineRule="auto"/>
+    </w:pPr>
+    <w:rPr>
+      <w:rFonts w:ascii="Times New Roman" w:eastAsia="Times New Roman" w:hAnsi="Times New Roman" w:cs="Times New Roman"/>
+      <w:color w:val="auto"/>
+      <w:sz w:val="24"/>
+      <w:szCs w:val="24"/>
+      <w:lang w:eastAsia="en-US"/>
+    </w:rPr>
+  </w:style>
+  <w:style w:type="character" w:customStyle="1" w:styleId="apple-converted-space">
+    <w:name w:val="apple-converted-space"/>
+    <w:basedOn w:val="a2"/>
+    <w:rsid w:val="00DF2E4E"/>
+  </w:style>
+  <w:style w:type="character" w:styleId="HTMLCode">
+    <w:name w:val="HTML Code"/>
+    <w:basedOn w:val="a2"/>
+    <w:uiPriority w:val="99"/>
+    <w:semiHidden/>
+    <w:unhideWhenUsed/>
+    <w:rsid w:val="00075E0B"/>
+    <w:rPr>
+      <w:rFonts w:ascii="Courier New" w:eastAsia="Times New Roman" w:hAnsi="Courier New" w:cs="Courier New"/>
+      <w:sz w:val="20"/>
+      <w:szCs w:val="20"/>
+    </w:rPr>
+  </w:style>
 </w:styles>
 </file>
 
 <file path=word/glossary/document.xml><?xml version="1.0" encoding="utf-8"?>
-<w:glossaryDocument xmlns:wpc="http://schemas.microsoft.com/office/word/2010/wordprocessingCanvas" xmlns:cx="http://schemas.microsoft.com/office/drawing/2014/chartex" xmlns:mc="http://schemas.openxmlformats.org/markup-compatibility/2006" xmlns:o="urn:schemas-microsoft-com:office:office" xmlns:r="http://schemas.openxmlformats.org/officeDocument/2006/relationships" xmlns:m="http://schemas.openxmlformats.org/officeDocument/2006/math" xmlns:v="urn:schemas-microsoft-com:vml" xmlns:wp14="http://schemas.microsoft.com/office/word/2010/wordprocessingDrawing" xmlns:wp="http://schemas.openxmlformats.org/drawingml/2006/wordprocessingDrawing" xmlns:w10="urn:schemas-microsoft-com:office:word" xmlns:w="http://schemas.openxmlformats.org/wordprocessingml/2006/main" xmlns:w14="http://schemas.microsoft.com/office/word/2010/wordml" xmlns:w15="http://schemas.microsoft.com/office/word/2012/wordml" xmlns:w16se="http://schemas.microsoft.com/office/word/2015/wordml/symex" xmlns:wpg="http://schemas.microsoft.com/office/word/2010/wordprocessingGroup" xmlns:wpi="http://schemas.microsoft.com/office/word/2010/wordprocessingInk" xmlns:wne="http://schemas.microsoft.com/office/word/2006/wordml" xmlns:wps="http://schemas.microsoft.com/office/word/2010/wordprocessingShape" mc:Ignorable="w14 w15 w16se wp14">
+<w:glossaryDocument xmlns:wpc="http://schemas.microsoft.com/office/word/2010/wordprocessingCanvas" xmlns:cx="http://schemas.microsoft.com/office/drawing/2014/chartex" xmlns:cx1="http://schemas.microsoft.com/office/drawing/2015/9/8/chartex" xmlns:cx2="http://schemas.microsoft.com/office/drawing/2015/10/21/chartex" xmlns:cx3="http://schemas.microsoft.com/office/drawing/2016/5/9/chartex" xmlns:cx4="http://schemas.microsoft.com/office/drawing/2016/5/10/chartex" xmlns:cx5="http://schemas.microsoft.com/office/drawing/2016/5/11/chartex" xmlns:cx6="http://schemas.microsoft.com/office/drawing/2016/5/12/chartex" xmlns:cx7="http://schemas.microsoft.com/office/drawing/2016/5/13/chartex" xmlns:cx8="http://schemas.microsoft.com/office/drawing/2016/5/14/chartex" xmlns:mc="http://schemas.openxmlformats.org/markup-compatibility/2006" xmlns:m="http://schemas.openxmlformats.org/officeDocument/2006/math" xmlns:aink="http://schemas.microsoft.com/office/drawing/2016/ink" xmlns:am3d="http://schemas.microsoft.com/office/drawing/2017/model3d" xmlns:oel="http://schemas.microsoft.com/office/2019/extlst" xmlns:r="http://schemas.openxmlformats.org/officeDocument/2006/relationships" xmlns:wp14="http://schemas.microsoft.com/office/word/2010/wordprocessingDrawing" xmlns:wp="http://schemas.openxmlformats.org/drawingml/2006/wordprocessingDrawing" xmlns:wpg="http://schemas.microsoft.com/office/word/2010/wordprocessingGroup" xmlns:wpi="http://schemas.microsoft.com/office/word/2010/wordprocessingInk" xmlns:wps="http://schemas.microsoft.com/office/word/2010/wordprocessingShape" xmlns:o="urn:schemas-microsoft-com:office:office" xmlns:v="urn:schemas-microsoft-com:vml" xmlns:w10="urn:schemas-microsoft-com:office:word" xmlns:w="http://schemas.openxmlformats.org/wordprocessingml/2006/main" xmlns:w14="http://schemas.microsoft.com/office/word/2010/wordml" xmlns:w15="http://schemas.microsoft.com/office/word/2012/wordml" xmlns:w16cei="http://schemas.microsoft.com/office/word/2026/wordml/cei" xmlns:w16cex="http://schemas.microsoft.com/office/word/2018/wordml/cex" xmlns:w16cid="http://schemas.microsoft.com/office/word/2016/wordml/cid" xmlns:w16="http://schemas.microsoft.com/office/word/2018/wordml" xmlns:w16sdtdh="http://schemas.microsoft.com/office/word/2020/wordml/sdtdatahash" xmlns:w16sdtfl="http://schemas.microsoft.com/office/word/2024/wordml/sdtformatlock" xmlns:w16se="http://schemas.microsoft.com/office/word/2015/wordml/symex" xmlns:w16du="http://schemas.microsoft.com/office/word/2023/wordml/word16du" xmlns:wne="http://schemas.microsoft.com/office/word/2006/wordml" mc:Ignorable="w14 w15 w16se w16cid w16 w16cex w16sdtdh w16sdtfl w16du wp14">
   <w:docParts>
     <w:docPart>
       <w:docPartPr>
@@ -15117,7 +16263,7 @@
 </file>
 
 <file path=word/glossary/fontTable.xml><?xml version="1.0" encoding="utf-8"?>
-<w:fonts xmlns:mc="http://schemas.openxmlformats.org/markup-compatibility/2006" xmlns:r="http://schemas.openxmlformats.org/officeDocument/2006/relationships" xmlns:w="http://schemas.openxmlformats.org/wordprocessingml/2006/main" xmlns:w14="http://schemas.microsoft.com/office/word/2010/wordml" xmlns:w15="http://schemas.microsoft.com/office/word/2012/wordml" xmlns:w16se="http://schemas.microsoft.com/office/word/2015/wordml/symex" mc:Ignorable="w14 w15 w16se">
+<w:fonts xmlns:mc="http://schemas.openxmlformats.org/markup-compatibility/2006" xmlns:r="http://schemas.openxmlformats.org/officeDocument/2006/relationships" xmlns:w="http://schemas.openxmlformats.org/wordprocessingml/2006/main" xmlns:w14="http://schemas.microsoft.com/office/word/2010/wordml" xmlns:w15="http://schemas.microsoft.com/office/word/2012/wordml" xmlns:w16cex="http://schemas.microsoft.com/office/word/2018/wordml/cex" xmlns:w16cid="http://schemas.microsoft.com/office/word/2016/wordml/cid" xmlns:w16="http://schemas.microsoft.com/office/word/2018/wordml" xmlns:w16sdtdh="http://schemas.microsoft.com/office/word/2020/wordml/sdtdatahash" xmlns:w16sdtfl="http://schemas.microsoft.com/office/word/2024/wordml/sdtformatlock" xmlns:w16se="http://schemas.microsoft.com/office/word/2015/wordml/symex" xmlns:w16du="http://schemas.microsoft.com/office/word/2023/wordml/word16du" mc:Ignorable="w14 w15 w16se w16cid w16 w16cex w16sdtdh w16sdtfl w16du">
   <w:font w:name="Cambria">
     <w:panose1 w:val="02040503050406030204"/>
     <w:charset w:val="00"/>
@@ -15135,7 +16281,7 @@
   <w:font w:name="Symbol">
     <w:panose1 w:val="05050102010706020507"/>
     <w:charset w:val="02"/>
-    <w:family w:val="roman"/>
+    <w:family w:val="decorative"/>
     <w:pitch w:val="variable"/>
     <w:sig w:usb0="00000000" w:usb1="10000000" w:usb2="00000000" w:usb3="00000000" w:csb0="80000000" w:csb1="00000000"/>
   </w:font>
@@ -15148,13 +16294,13 @@
   </w:font>
   <w:font w:name="Wingdings">
     <w:panose1 w:val="05000000000000000000"/>
-    <w:charset w:val="02"/>
-    <w:family w:val="auto"/>
+    <w:charset w:val="00"/>
+    <w:family w:val="decorative"/>
     <w:pitch w:val="variable"/>
-    <w:sig w:usb0="00000000" w:usb1="10000000" w:usb2="00000000" w:usb3="00000000" w:csb0="80000000" w:csb1="00000000"/>
+    <w:sig w:usb0="00000003" w:usb1="00000000" w:usb2="00000000" w:usb3="00000000" w:csb0="80000001" w:csb1="00000000"/>
   </w:font>
   <w:font w:name="Times">
-    <w:panose1 w:val="02020603050405020304"/>
+    <w:panose1 w:val="020B0604020202020204"/>
     <w:charset w:val="00"/>
     <w:family w:val="roman"/>
     <w:pitch w:val="variable"/>
@@ -15182,7 +16328,7 @@
     <w:sig w:usb0="E1002EFF" w:usb1="C000605B" w:usb2="00000029" w:usb3="00000000" w:csb0="000101FF" w:csb1="00000000"/>
   </w:font>
   <w:font w:name="Aptos">
-    <w:altName w:val="Arial"/>
+    <w:panose1 w:val="020B0004020202020204"/>
     <w:charset w:val="00"/>
     <w:family w:val="swiss"/>
     <w:pitch w:val="variable"/>
@@ -15195,14 +16341,8 @@
     <w:pitch w:val="variable"/>
     <w:sig w:usb0="00000003" w:usb1="02000000" w:usb2="08000000" w:usb3="00000000" w:csb0="00000001" w:csb1="00000000"/>
   </w:font>
-  <w:font w:name="Calibri">
-    <w:panose1 w:val="020F0502020204030204"/>
-    <w:charset w:val="00"/>
-    <w:family w:val="swiss"/>
-    <w:pitch w:val="variable"/>
-    <w:sig w:usb0="E4002EFF" w:usb1="C200247B" w:usb2="00000009" w:usb3="00000000" w:csb0="000001FF" w:csb1="00000000"/>
-  </w:font>
   <w:font w:name="Yu Mincho">
+    <w:panose1 w:val="02020400000000000000"/>
     <w:charset w:val="80"/>
     <w:family w:val="roman"/>
     <w:pitch w:val="variable"/>
@@ -15215,18 +16355,18 @@
     <w:pitch w:val="variable"/>
     <w:sig w:usb0="E00002FF" w:usb1="2AC7FDFF" w:usb2="00000016" w:usb3="00000000" w:csb0="0002009F" w:csb1="00000000"/>
   </w:font>
-  <w:font w:name="Calibri Light">
-    <w:panose1 w:val="020F0302020204030204"/>
+  <w:font w:name="Aptos Display">
+    <w:panose1 w:val="020B0004020202020204"/>
     <w:charset w:val="00"/>
     <w:family w:val="swiss"/>
     <w:pitch w:val="variable"/>
-    <w:sig w:usb0="E4002EFF" w:usb1="C200247B" w:usb2="00000009" w:usb3="00000000" w:csb0="000001FF" w:csb1="00000000"/>
+    <w:sig w:usb0="20000287" w:usb1="00000003" w:usb2="00000000" w:usb3="00000000" w:csb0="0000019F" w:csb1="00000000"/>
   </w:font>
 </w:fonts>
 </file>
 
 <file path=word/glossary/numbering.xml><?xml version="1.0" encoding="utf-8"?>
-<w:numbering xmlns:wpc="http://schemas.microsoft.com/office/word/2010/wordprocessingCanvas" xmlns:cx="http://schemas.microsoft.com/office/drawing/2014/chartex" xmlns:mc="http://schemas.openxmlformats.org/markup-compatibility/2006" xmlns:o="urn:schemas-microsoft-com:office:office" xmlns:r="http://schemas.openxmlformats.org/officeDocument/2006/relationships" xmlns:m="http://schemas.openxmlformats.org/officeDocument/2006/math" xmlns:v="urn:schemas-microsoft-com:vml" xmlns:wp14="http://schemas.microsoft.com/office/word/2010/wordprocessingDrawing" xmlns:wp="http://schemas.openxmlformats.org/drawingml/2006/wordprocessingDrawing" xmlns:w10="urn:schemas-microsoft-com:office:word" xmlns:w="http://schemas.openxmlformats.org/wordprocessingml/2006/main" xmlns:w14="http://schemas.microsoft.com/office/word/2010/wordml" xmlns:w15="http://schemas.microsoft.com/office/word/2012/wordml" xmlns:w16se="http://schemas.microsoft.com/office/word/2015/wordml/symex" xmlns:wpg="http://schemas.microsoft.com/office/word/2010/wordprocessingGroup" xmlns:wpi="http://schemas.microsoft.com/office/word/2010/wordprocessingInk" xmlns:wne="http://schemas.microsoft.com/office/word/2006/wordml" xmlns:wps="http://schemas.microsoft.com/office/word/2010/wordprocessingShape" mc:Ignorable="w14 w15 w16se wp14">
+<w:numbering xmlns:wpc="http://schemas.microsoft.com/office/word/2010/wordprocessingCanvas" xmlns:cx="http://schemas.microsoft.com/office/drawing/2014/chartex" xmlns:cx1="http://schemas.microsoft.com/office/drawing/2015/9/8/chartex" xmlns:cx2="http://schemas.microsoft.com/office/drawing/2015/10/21/chartex" xmlns:cx3="http://schemas.microsoft.com/office/drawing/2016/5/9/chartex" xmlns:cx4="http://schemas.microsoft.com/office/drawing/2016/5/10/chartex" xmlns:cx5="http://schemas.microsoft.com/office/drawing/2016/5/11/chartex" xmlns:cx6="http://schemas.microsoft.com/office/drawing/2016/5/12/chartex" xmlns:cx7="http://schemas.microsoft.com/office/drawing/2016/5/13/chartex" xmlns:cx8="http://schemas.microsoft.com/office/drawing/2016/5/14/chartex" xmlns:mc="http://schemas.openxmlformats.org/markup-compatibility/2006" xmlns:m="http://schemas.openxmlformats.org/officeDocument/2006/math" xmlns:aink="http://schemas.microsoft.com/office/drawing/2016/ink" xmlns:am3d="http://schemas.microsoft.com/office/drawing/2017/model3d" xmlns:oel="http://schemas.microsoft.com/office/2019/extlst" xmlns:r="http://schemas.openxmlformats.org/officeDocument/2006/relationships" xmlns:wp14="http://schemas.microsoft.com/office/word/2010/wordprocessingDrawing" xmlns:wp="http://schemas.openxmlformats.org/drawingml/2006/wordprocessingDrawing" xmlns:wpg="http://schemas.microsoft.com/office/word/2010/wordprocessingGroup" xmlns:wpi="http://schemas.microsoft.com/office/word/2010/wordprocessingInk" xmlns:wps="http://schemas.microsoft.com/office/word/2010/wordprocessingShape" xmlns:o="urn:schemas-microsoft-com:office:office" xmlns:v="urn:schemas-microsoft-com:vml" xmlns:w10="urn:schemas-microsoft-com:office:word" xmlns:w="http://schemas.openxmlformats.org/wordprocessingml/2006/main" xmlns:w14="http://schemas.microsoft.com/office/word/2010/wordml" xmlns:w15="http://schemas.microsoft.com/office/word/2012/wordml" xmlns:w16cei="http://schemas.microsoft.com/office/word/2026/wordml/cei" xmlns:w16cex="http://schemas.microsoft.com/office/word/2018/wordml/cex" xmlns:w16cid="http://schemas.microsoft.com/office/word/2016/wordml/cid" xmlns:w16="http://schemas.microsoft.com/office/word/2018/wordml" xmlns:w16sdtdh="http://schemas.microsoft.com/office/word/2020/wordml/sdtdatahash" xmlns:w16sdtfl="http://schemas.microsoft.com/office/word/2024/wordml/sdtformatlock" xmlns:w16se="http://schemas.microsoft.com/office/word/2015/wordml/symex" xmlns:w16du="http://schemas.microsoft.com/office/word/2023/wordml/word16du" xmlns:wne="http://schemas.microsoft.com/office/word/2006/wordml" mc:Ignorable="w14 w15 w16se w16cid w16 w16cex w16sdtdh w16sdtfl w16du wp14">
   <w:abstractNum w:abstractNumId="0" w15:restartNumberingAfterBreak="0">
     <w:nsid w:val="FFFFFF89"/>
     <w:multiLevelType w:val="singleLevel"/>
@@ -15234,7 +16374,7 @@
     <w:lvl w:ilvl="0">
       <w:start w:val="1"/>
       <w:numFmt w:val="bullet"/>
-      <w:pStyle w:val="ListBullet"/>
+      <w:pStyle w:val="a"/>
       <w:lvlText w:val="•"/>
       <w:lvlJc w:val="left"/>
       <w:pPr>
@@ -15242,18 +16382,18 @@
       </w:pPr>
       <w:rPr>
         <w:rFonts w:ascii="Cambria" w:hAnsi="Cambria" w:hint="default"/>
-        <w:color w:val="5B9BD5" w:themeColor="accent1"/>
+        <w:color w:val="156082" w:themeColor="accent1"/>
       </w:rPr>
     </w:lvl>
   </w:abstractNum>
-  <w:num w:numId="1">
+  <w:num w:numId="1" w16cid:durableId="2009820190">
     <w:abstractNumId w:val="0"/>
   </w:num>
 </w:numbering>
 </file>
 
 <file path=word/glossary/settings.xml><?xml version="1.0" encoding="utf-8"?>
-<w:settings xmlns:mc="http://schemas.openxmlformats.org/markup-compatibility/2006" xmlns:o="urn:schemas-microsoft-com:office:office" xmlns:r="http://schemas.openxmlformats.org/officeDocument/2006/relationships" xmlns:m="http://schemas.openxmlformats.org/officeDocument/2006/math" xmlns:v="urn:schemas-microsoft-com:vml" xmlns:w10="urn:schemas-microsoft-com:office:word" xmlns:w="http://schemas.openxmlformats.org/wordprocessingml/2006/main" xmlns:w14="http://schemas.microsoft.com/office/word/2010/wordml" xmlns:w15="http://schemas.microsoft.com/office/word/2012/wordml" xmlns:w16se="http://schemas.microsoft.com/office/word/2015/wordml/symex" xmlns:sl="http://schemas.openxmlformats.org/schemaLibrary/2006/main" mc:Ignorable="w14 w15 w16se">
+<w:settings xmlns:mc="http://schemas.openxmlformats.org/markup-compatibility/2006" xmlns:m="http://schemas.openxmlformats.org/officeDocument/2006/math" xmlns:r="http://schemas.openxmlformats.org/officeDocument/2006/relationships" xmlns:sl="http://schemas.openxmlformats.org/schemaLibrary/2006/main" xmlns:o="urn:schemas-microsoft-com:office:office" xmlns:v="urn:schemas-microsoft-com:vml" xmlns:w10="urn:schemas-microsoft-com:office:word" xmlns:w="http://schemas.openxmlformats.org/wordprocessingml/2006/main" xmlns:w14="http://schemas.microsoft.com/office/word/2010/wordml" xmlns:w15="http://schemas.microsoft.com/office/word/2012/wordml" xmlns:w16cex="http://schemas.microsoft.com/office/word/2018/wordml/cex" xmlns:w16cid="http://schemas.microsoft.com/office/word/2016/wordml/cid" xmlns:w16="http://schemas.microsoft.com/office/word/2018/wordml" xmlns:w16sdtdh="http://schemas.microsoft.com/office/word/2020/wordml/sdtdatahash" xmlns:w16sdtfl="http://schemas.microsoft.com/office/word/2024/wordml/sdtformatlock" xmlns:w16se="http://schemas.microsoft.com/office/word/2015/wordml/symex" xmlns:w16du="http://schemas.microsoft.com/office/word/2023/wordml/word16du" mc:Ignorable="w14 w15 w16se w16cid w16 w16cex w16sdtdh w16sdtfl w16du">
   <w:view w:val="normal"/>
   <w:defaultTabStop w:val="720"/>
   <w:characterSpacingControl w:val="doNotCompress"/>
@@ -15264,39 +16404,55 @@
     <w:compatSetting w:name="enableOpenTypeFeatures" w:uri="http://schemas.microsoft.com/office/word" w:val="1"/>
     <w:compatSetting w:name="doNotFlipMirrorIndents" w:uri="http://schemas.microsoft.com/office/word" w:val="1"/>
     <w:compatSetting w:name="differentiateMultirowTableHeaders" w:uri="http://schemas.microsoft.com/office/word" w:val="1"/>
+    <w:compatSetting w:name="useWord2013TrackBottomHyphenation" w:uri="http://schemas.microsoft.com/office/word" w:val="1"/>
   </w:compat>
   <w:rsids>
     <w:rsidRoot w:val="00324ACF"/>
     <w:rsid w:val="00011414"/>
     <w:rsid w:val="00051231"/>
+    <w:rsid w:val="00060ACD"/>
     <w:rsid w:val="00097AD6"/>
+    <w:rsid w:val="00150159"/>
     <w:rsid w:val="001A632E"/>
+    <w:rsid w:val="001E6342"/>
     <w:rsid w:val="00224EE0"/>
     <w:rsid w:val="002D5DBB"/>
     <w:rsid w:val="00324ACF"/>
     <w:rsid w:val="0035276B"/>
+    <w:rsid w:val="00352D1D"/>
+    <w:rsid w:val="003F2A98"/>
     <w:rsid w:val="00404CC1"/>
     <w:rsid w:val="00496C97"/>
     <w:rsid w:val="004A7EE6"/>
+    <w:rsid w:val="00511C67"/>
     <w:rsid w:val="00534BC1"/>
     <w:rsid w:val="005C6A66"/>
+    <w:rsid w:val="005D70FE"/>
     <w:rsid w:val="005E024E"/>
+    <w:rsid w:val="005E545A"/>
     <w:rsid w:val="00660EF5"/>
     <w:rsid w:val="00695677"/>
     <w:rsid w:val="006A6313"/>
+    <w:rsid w:val="007D40DE"/>
     <w:rsid w:val="00827796"/>
     <w:rsid w:val="008A4AE7"/>
+    <w:rsid w:val="008E0866"/>
     <w:rsid w:val="00902777"/>
     <w:rsid w:val="0092262D"/>
     <w:rsid w:val="00977680"/>
+    <w:rsid w:val="009A1B74"/>
+    <w:rsid w:val="009D7B64"/>
     <w:rsid w:val="00A53609"/>
     <w:rsid w:val="00B4602D"/>
     <w:rsid w:val="00C40158"/>
+    <w:rsid w:val="00C44AF1"/>
+    <w:rsid w:val="00C564A1"/>
     <w:rsid w:val="00C77297"/>
+    <w:rsid w:val="00C808C7"/>
     <w:rsid w:val="00CC6F9F"/>
     <w:rsid w:val="00D248BA"/>
     <w:rsid w:val="00D56FB7"/>
-    <w:rsid w:val="00DA63CA"/>
+    <w:rsid w:val="00E07CAF"/>
     <w:rsid w:val="00E552F8"/>
     <w:rsid w:val="00F83458"/>
   </w:rsids>
@@ -15315,14 +16471,14 @@
   </m:mathPr>
   <w:themeFontLang w:val="en-GB" w:eastAsia="ja-JP" w:bidi="ar-SA"/>
   <w:clrSchemeMapping w:bg1="light1" w:t1="dark1" w:bg2="light2" w:t2="dark2" w:accent1="accent1" w:accent2="accent2" w:accent3="accent3" w:accent4="accent4" w:accent5="accent5" w:accent6="accent6" w:hyperlink="hyperlink" w:followedHyperlink="followedHyperlink"/>
-  <w:decimalSymbol w:val="."/>
-  <w:listSeparator w:val=","/>
+  <w:decimalSymbol w:val="٫"/>
+  <w:listSeparator w:val=";"/>
   <w15:chartTrackingRefBased/>
 </w:settings>
 </file>
 
 <file path=word/glossary/styles.xml><?xml version="1.0" encoding="utf-8"?>
-<w:styles xmlns:mc="http://schemas.openxmlformats.org/markup-compatibility/2006" xmlns:r="http://schemas.openxmlformats.org/officeDocument/2006/relationships" xmlns:w="http://schemas.openxmlformats.org/wordprocessingml/2006/main" xmlns:w14="http://schemas.microsoft.com/office/word/2010/wordml" xmlns:w15="http://schemas.microsoft.com/office/word/2012/wordml" xmlns:w16se="http://schemas.microsoft.com/office/word/2015/wordml/symex" mc:Ignorable="w14 w15 w16se">
+<w:styles xmlns:mc="http://schemas.openxmlformats.org/markup-compatibility/2006" xmlns:r="http://schemas.openxmlformats.org/officeDocument/2006/relationships" xmlns:w="http://schemas.openxmlformats.org/wordprocessingml/2006/main" xmlns:w14="http://schemas.microsoft.com/office/word/2010/wordml" xmlns:w15="http://schemas.microsoft.com/office/word/2012/wordml" xmlns:w16cex="http://schemas.microsoft.com/office/word/2018/wordml/cex" xmlns:w16cid="http://schemas.microsoft.com/office/word/2016/wordml/cid" xmlns:w16="http://schemas.microsoft.com/office/word/2018/wordml" xmlns:w16sdtdh="http://schemas.microsoft.com/office/word/2020/wordml/sdtdatahash" xmlns:w16sdtfl="http://schemas.microsoft.com/office/word/2024/wordml/sdtformatlock" xmlns:w16se="http://schemas.microsoft.com/office/word/2015/wordml/symex" xmlns:w16du="http://schemas.microsoft.com/office/word/2023/wordml/word16du" mc:Ignorable="w14 w15 w16se w16cid w16 w16cex w16sdtdh w16sdtfl w16du">
   <w:docDefaults>
     <w:rPrDefault>
       <w:rPr>
@@ -15338,7 +16494,7 @@
       </w:pPr>
     </w:pPrDefault>
   </w:docDefaults>
-  <w:latentStyles w:defLockedState="0" w:defUIPriority="99" w:defSemiHidden="0" w:defUnhideWhenUsed="0" w:defQFormat="0" w:count="371">
+  <w:latentStyles w:defLockedState="0" w:defUIPriority="99" w:defSemiHidden="0" w:defUnhideWhenUsed="0" w:defQFormat="0" w:count="376">
     <w:lsdException w:name="Normal" w:uiPriority="0" w:qFormat="1"/>
     <w:lsdException w:name="heading 1" w:uiPriority="9" w:qFormat="1"/>
     <w:lsdException w:name="heading 2" w:semiHidden="1" w:uiPriority="9" w:unhideWhenUsed="1" w:qFormat="1"/>
@@ -15710,18 +16866,23 @@
     <w:lsdException w:name="List Table 5 Dark Accent 6" w:uiPriority="50"/>
     <w:lsdException w:name="List Table 6 Colorful Accent 6" w:uiPriority="51"/>
     <w:lsdException w:name="List Table 7 Colorful Accent 6" w:uiPriority="52"/>
+    <w:lsdException w:name="Mention" w:semiHidden="1" w:unhideWhenUsed="1"/>
+    <w:lsdException w:name="Smart Hyperlink" w:semiHidden="1" w:unhideWhenUsed="1"/>
+    <w:lsdException w:name="Hashtag" w:semiHidden="1" w:unhideWhenUsed="1"/>
+    <w:lsdException w:name="Unresolved Mention" w:semiHidden="1" w:unhideWhenUsed="1"/>
+    <w:lsdException w:name="Smart Link" w:semiHidden="1" w:unhideWhenUsed="1"/>
   </w:latentStyles>
-  <w:style w:type="paragraph" w:default="1" w:styleId="Normal">
+  <w:style w:type="paragraph" w:default="1" w:styleId="a0">
     <w:name w:val="Normal"/>
     <w:qFormat/>
   </w:style>
-  <w:style w:type="character" w:default="1" w:styleId="DefaultParagraphFont">
+  <w:style w:type="character" w:default="1" w:styleId="a1">
     <w:name w:val="Default Paragraph Font"/>
     <w:uiPriority w:val="1"/>
     <w:semiHidden/>
     <w:unhideWhenUsed/>
   </w:style>
-  <w:style w:type="table" w:default="1" w:styleId="TableNormal">
+  <w:style w:type="table" w:default="1" w:styleId="a2">
     <w:name w:val="Normal Table"/>
     <w:uiPriority w:val="99"/>
     <w:semiHidden/>
@@ -15736,15 +16897,15 @@
       </w:tblCellMar>
     </w:tblPr>
   </w:style>
-  <w:style w:type="numbering" w:default="1" w:styleId="NoList">
+  <w:style w:type="numbering" w:default="1" w:styleId="a3">
     <w:name w:val="No List"/>
     <w:uiPriority w:val="99"/>
     <w:semiHidden/>
     <w:unhideWhenUsed/>
   </w:style>
-  <w:style w:type="paragraph" w:styleId="ListBullet">
+  <w:style w:type="paragraph" w:styleId="a">
     <w:name w:val="List Bullet"/>
-    <w:basedOn w:val="Normal"/>
+    <w:basedOn w:val="a0"/>
     <w:uiPriority w:val="1"/>
     <w:unhideWhenUsed/>
     <w:qFormat/>
@@ -15761,9 +16922,9 @@
       <w:lang w:val="en-US" w:eastAsia="en-US"/>
     </w:rPr>
   </w:style>
-  <w:style w:type="character" w:styleId="Strong">
+  <w:style w:type="character" w:styleId="a4">
     <w:name w:val="Strong"/>
-    <w:basedOn w:val="DefaultParagraphFont"/>
+    <w:basedOn w:val="a1"/>
     <w:uiPriority w:val="10"/>
     <w:qFormat/>
     <w:rPr>
@@ -15784,7 +16945,7 @@
 </file>
 
 <file path=word/glossary/webSettings.xml><?xml version="1.0" encoding="utf-8"?>
-<w:webSettings xmlns:mc="http://schemas.openxmlformats.org/markup-compatibility/2006" xmlns:r="http://schemas.openxmlformats.org/officeDocument/2006/relationships" xmlns:w="http://schemas.openxmlformats.org/wordprocessingml/2006/main" xmlns:w14="http://schemas.microsoft.com/office/word/2010/wordml" xmlns:w15="http://schemas.microsoft.com/office/word/2012/wordml" xmlns:w16se="http://schemas.microsoft.com/office/word/2015/wordml/symex" mc:Ignorable="w14 w15 w16se">
+<w:webSettings xmlns:mc="http://schemas.openxmlformats.org/markup-compatibility/2006" xmlns:r="http://schemas.openxmlformats.org/officeDocument/2006/relationships" xmlns:w="http://schemas.openxmlformats.org/wordprocessingml/2006/main" xmlns:w14="http://schemas.microsoft.com/office/word/2010/wordml" xmlns:w15="http://schemas.microsoft.com/office/word/2012/wordml" xmlns:w16cex="http://schemas.microsoft.com/office/word/2018/wordml/cex" xmlns:w16cid="http://schemas.microsoft.com/office/word/2016/wordml/cid" xmlns:w16="http://schemas.microsoft.com/office/word/2018/wordml" xmlns:w16sdtdh="http://schemas.microsoft.com/office/word/2020/wordml/sdtdatahash" xmlns:w16sdtfl="http://schemas.microsoft.com/office/word/2024/wordml/sdtformatlock" xmlns:w16se="http://schemas.microsoft.com/office/word/2015/wordml/symex" xmlns:w16du="http://schemas.microsoft.com/office/word/2023/wordml/word16du" mc:Ignorable="w14 w15 w16se w16cid w16 w16cex w16sdtdh w16sdtfl w16du">
   <w:optimizeForBrowser/>
   <w:allowPNG/>
 </w:webSettings>
@@ -16147,7 +17308,7 @@
 </file>
 
 <file path=customXml/itemProps3.xml><?xml version="1.0" encoding="utf-8"?>
-<ds:datastoreItem xmlns:ds="http://schemas.openxmlformats.org/officeDocument/2006/customXml" ds:itemID="{74F2D135-655F-4592-869C-DA7D09E865AB}">
+<ds:datastoreItem xmlns:ds="http://schemas.openxmlformats.org/officeDocument/2006/customXml" ds:itemID="{77EE09DE-3934-471E-BEFB-C4F600476902}">
   <ds:schemaRefs>
     <ds:schemaRef ds:uri="http://schemas.openxmlformats.org/officeDocument/2006/bibliography"/>
   </ds:schemaRefs>
